--- a/deliverables/2026_한이음_개발보고서_장준혁_담당분_초안.docx
+++ b/deliverables/2026_한이음_개발보고서_장준혁_담당분_초안.docx
@@ -3823,6 +3823,9 @@
         <w:gridCol w:w="1815"/>
       </w:tblGrid>
       <w:tr>
+        <w:trPr>
+          <w:tblHeader/>
+        </w:trPr>
         <w:tc>
           <w:tcPr>
             <w:tcW w:w="910" w:type="dxa"/>
@@ -3961,10 +3964,12 @@
         </w:tc>
       </w:tr>
       <w:tr>
+        <w:trPr>
+          <w:cantSplit/>
+        </w:trPr>
         <w:tc>
           <w:tcPr>
             <w:tcW w:w="910" w:type="dxa"/>
-            <w:vMerge w:val="restart"/>
             <w:tcBorders>
               <w:top w:val="single" w:sz="3" w:space="0" w:color="000000"/>
               <w:left w:val="single" w:sz="3" w:space="0" w:color="000000"/>
@@ -3973,23 +3978,18 @@
             </w:tcBorders>
             <w:vAlign w:val="center"/>
             <w:shd w:fill="F4EEE2"/>
-          </w:tcPr>
-          <w:p>
-            <w:pPr>
-              <w:spacing w:before="0" w:after="0" w:line="252" w:lineRule="auto"/>
-              <w:jc w:val="center"/>
-              <w:rPr>
-                <w:rFonts w:asciiTheme="majorHAnsi" w:eastAsiaTheme="majorHAnsi" w:hAnsiTheme="majorHAnsi"/>
-                <w:b/>
-                <w:bCs/>
-                <w:szCs w:val="20"/>
-              </w:rPr>
-            </w:pPr>
-            <w:r>
-              <w:rPr>
-                <w:rFonts w:ascii="Malgun Gothic" w:hAnsi="Malgun Gothic" w:eastAsia="Malgun Gothic"/>
-                <w:b/>
-                <w:color w:val="1A1714"/>
+            <w:vMerge w:val="restart"/>
+          </w:tcPr>
+          <w:p>
+            <w:pPr>
+              <w:spacing w:before="0" w:after="0"/>
+              <w:jc w:val="center"/>
+            </w:pPr>
+            <w:r/>
+            <w:r>
+              <w:rPr>
+                <w:rFonts w:ascii="맑은 고딕" w:hAnsi="맑은 고딕" w:eastAsia="맑은 고딕"/>
+                <w:b/>
                 <w:sz w:val="17"/>
               </w:rPr>
               <w:t>S/W</w:t>
@@ -4043,23 +4043,17 @@
           </w:tcPr>
           <w:p>
             <w:pPr>
-              <w:spacing w:before="0" w:after="0" w:line="252" w:lineRule="auto"/>
+              <w:spacing w:before="0" w:after="0" w:line="240" w:lineRule="auto"/>
               <w:jc w:val="left"/>
-              <w:rPr>
-                <w:rFonts w:asciiTheme="majorHAnsi" w:eastAsiaTheme="majorHAnsi" w:hAnsiTheme="majorHAnsi"/>
-                <w:b/>
-                <w:bCs/>
-                <w:szCs w:val="20"/>
-              </w:rPr>
-            </w:pPr>
-            <w:r>
-              <w:rPr>
-                <w:rFonts w:ascii="Malgun Gothic" w:hAnsi="Malgun Gothic" w:eastAsia="Malgun Gothic"/>
+            </w:pPr>
+            <w:r/>
+            <w:r>
+              <w:rPr>
+                <w:rFonts w:ascii="맑은 고딕" w:hAnsi="맑은 고딕" w:eastAsia="맑은 고딕"/>
                 <w:b w:val="0"/>
-                <w:color w:val="1A1714"/>
                 <w:sz w:val="16"/>
               </w:rPr>
-              <w:t>대화형 인터뷰로 목표·가용 시간·선호를 수집하고, 집중·유지·보류 분류와 마일스톤 확인으로 연결한다.</w:t>
+              <w:t>대화형 인터뷰로 목표·가용 시간·선호를 수집하고 집중·유지·보류 분류와 마일스톤 확인으로 연결한다. 화면·API 연동은 완료했으며 예외 처리와 통합 테스트를 보완 중이다. 완성 가능시점: 10/30</w:t>
             </w:r>
           </w:p>
         </w:tc>
@@ -4077,51 +4071,50 @@
           </w:tcPr>
           <w:p>
             <w:pPr>
-              <w:spacing w:before="0" w:after="0" w:line="252" w:lineRule="auto"/>
-              <w:jc w:val="center"/>
-              <w:rPr>
-                <w:rFonts w:asciiTheme="majorHAnsi" w:eastAsiaTheme="majorHAnsi" w:hAnsiTheme="majorHAnsi"/>
-                <w:b/>
-                <w:bCs/>
-                <w:szCs w:val="20"/>
-              </w:rPr>
-            </w:pPr>
-            <w:r>
-              <w:rPr>
-                <w:rFonts w:ascii="Malgun Gothic" w:hAnsi="Malgun Gothic" w:eastAsia="Malgun Gothic"/>
-                <w:b/>
-                <w:color w:val="9E472F"/>
-                <w:sz w:val="15"/>
-              </w:rPr>
-              <w:t>팀 확인 필요</w:t>
-              <w:br/>
-              <w:t>(기준일·%)</w:t>
+              <w:spacing w:before="0" w:after="0" w:line="240" w:lineRule="auto"/>
+              <w:jc w:val="center"/>
+            </w:pPr>
+            <w:r/>
+            <w:r>
+              <w:rPr>
+                <w:rFonts w:ascii="맑은 고딕" w:hAnsi="맑은 고딕" w:eastAsia="맑은 고딕"/>
+                <w:b/>
+                <w:sz w:val="18"/>
+              </w:rPr>
+              <w:t>95%</w:t>
             </w:r>
           </w:p>
         </w:tc>
       </w:tr>
       <w:tr>
+        <w:trPr>
+          <w:cantSplit/>
+        </w:trPr>
         <w:tc>
           <w:tcPr>
             <w:tcW w:w="910" w:type="dxa"/>
-            <w:vMerge w:val="continue"/>
             <w:tcBorders>
               <w:top w:val="single" w:sz="3" w:space="0" w:color="000000"/>
               <w:left w:val="single" w:sz="3" w:space="0" w:color="000000"/>
               <w:bottom w:val="single" w:sz="3" w:space="0" w:color="000000"/>
               <w:right w:val="single" w:sz="3" w:space="0" w:color="000000"/>
             </w:tcBorders>
-          </w:tcPr>
-          <w:p>
-            <w:pPr>
-              <w:jc w:val="center"/>
-              <w:rPr>
-                <w:rFonts w:asciiTheme="majorHAnsi" w:eastAsiaTheme="majorHAnsi" w:hAnsiTheme="majorHAnsi"/>
-                <w:b/>
-                <w:bCs/>
-                <w:szCs w:val="20"/>
-              </w:rPr>
-            </w:pPr>
+            <w:vAlign w:val="center"/>
+            <w:vMerge/>
+          </w:tcPr>
+          <w:p>
+            <w:pPr>
+              <w:spacing w:before="0" w:after="0"/>
+              <w:jc w:val="center"/>
+            </w:pPr>
+            <w:r/>
+            <w:r>
+              <w:rPr>
+                <w:rFonts w:ascii="맑은 고딕" w:hAnsi="맑은 고딕" w:eastAsia="맑은 고딕"/>
+                <w:b/>
+                <w:sz w:val="17"/>
+              </w:rPr>
+            </w:r>
           </w:p>
         </w:tc>
         <w:tc>
@@ -4171,23 +4164,17 @@
           </w:tcPr>
           <w:p>
             <w:pPr>
-              <w:spacing w:before="0" w:after="0" w:line="252" w:lineRule="auto"/>
+              <w:spacing w:before="0" w:after="0" w:line="240" w:lineRule="auto"/>
               <w:jc w:val="left"/>
-              <w:rPr>
-                <w:rFonts w:asciiTheme="majorHAnsi" w:eastAsiaTheme="majorHAnsi" w:hAnsiTheme="majorHAnsi"/>
-                <w:b/>
-                <w:bCs/>
-                <w:szCs w:val="20"/>
-              </w:rPr>
-            </w:pPr>
-            <w:r>
-              <w:rPr>
-                <w:rFonts w:ascii="Malgun Gothic" w:hAnsi="Malgun Gothic" w:eastAsia="Malgun Gothic"/>
+            </w:pPr>
+            <w:r/>
+            <w:r>
+              <w:rPr>
+                <w:rFonts w:ascii="맑은 고딕" w:hAnsi="맑은 고딕" w:eastAsia="맑은 고딕"/>
                 <w:b w:val="0"/>
-                <w:color w:val="1A1714"/>
                 <w:sz w:val="16"/>
               </w:rPr>
-              <w:t>고정 일정과 계획 밀도를 반영한 7일 계획 초안을 생성하고, 블록 이동·편집 후 사용자가 승인한다.</w:t>
+              <w:t>고정 일정과 계획 밀도를 반영한 7일 계획 초안을 생성하고 블록 이동·편집 후 사용자가 승인한다. 주간 블록 생성·삭제의 서버 저장 폴백을 보완 중이다. 완성 가능시점: 10/30</w:t>
             </w:r>
           </w:p>
         </w:tc>
@@ -4205,34 +4192,28 @@
           </w:tcPr>
           <w:p>
             <w:pPr>
-              <w:spacing w:before="0" w:after="0" w:line="252" w:lineRule="auto"/>
-              <w:jc w:val="center"/>
-              <w:rPr>
-                <w:rFonts w:asciiTheme="majorHAnsi" w:eastAsiaTheme="majorHAnsi" w:hAnsiTheme="majorHAnsi"/>
-                <w:b/>
-                <w:bCs/>
-                <w:szCs w:val="20"/>
-              </w:rPr>
-            </w:pPr>
-            <w:r>
-              <w:rPr>
-                <w:rFonts w:ascii="Malgun Gothic" w:hAnsi="Malgun Gothic" w:eastAsia="Malgun Gothic"/>
-                <w:b/>
-                <w:color w:val="9E472F"/>
-                <w:sz w:val="15"/>
-              </w:rPr>
-              <w:t>팀 확인 필요</w:t>
-              <w:br/>
-              <w:t>(기준일·%)</w:t>
+              <w:spacing w:before="0" w:after="0" w:line="240" w:lineRule="auto"/>
+              <w:jc w:val="center"/>
+            </w:pPr>
+            <w:r/>
+            <w:r>
+              <w:rPr>
+                <w:rFonts w:ascii="맑은 고딕" w:hAnsi="맑은 고딕" w:eastAsia="맑은 고딕"/>
+                <w:b/>
+                <w:sz w:val="18"/>
+              </w:rPr>
+              <w:t>90%</w:t>
             </w:r>
           </w:p>
         </w:tc>
       </w:tr>
       <w:tr>
+        <w:trPr>
+          <w:cantSplit/>
+        </w:trPr>
         <w:tc>
           <w:tcPr>
             <w:tcW w:w="910" w:type="dxa"/>
-            <w:vMerge w:val="restart"/>
             <w:tcBorders>
               <w:top w:val="single" w:sz="3" w:space="0" w:color="000000"/>
               <w:left w:val="single" w:sz="3" w:space="0" w:color="000000"/>
@@ -4241,26 +4222,20 @@
             </w:tcBorders>
             <w:vAlign w:val="center"/>
             <w:shd w:fill="F4EEE2"/>
-          </w:tcPr>
-          <w:p>
-            <w:pPr>
-              <w:spacing w:before="0" w:after="0" w:line="252" w:lineRule="auto"/>
-              <w:jc w:val="center"/>
-              <w:rPr>
-                <w:rFonts w:asciiTheme="majorHAnsi" w:eastAsiaTheme="majorHAnsi" w:hAnsiTheme="majorHAnsi"/>
-                <w:b/>
-                <w:bCs/>
-                <w:szCs w:val="20"/>
-              </w:rPr>
-            </w:pPr>
-            <w:r>
-              <w:rPr>
-                <w:rFonts w:ascii="Malgun Gothic" w:hAnsi="Malgun Gothic" w:eastAsia="Malgun Gothic"/>
-                <w:b/>
-                <w:color w:val="1A1714"/>
+            <w:vMerge/>
+          </w:tcPr>
+          <w:p>
+            <w:pPr>
+              <w:spacing w:before="0" w:after="0"/>
+              <w:jc w:val="center"/>
+            </w:pPr>
+            <w:r/>
+            <w:r>
+              <w:rPr>
+                <w:rFonts w:ascii="맑은 고딕" w:hAnsi="맑은 고딕" w:eastAsia="맑은 고딕"/>
+                <w:b/>
                 <w:sz w:val="17"/>
               </w:rPr>
-              <w:t>S/W</w:t>
             </w:r>
           </w:p>
         </w:tc>
@@ -4311,23 +4286,17 @@
           </w:tcPr>
           <w:p>
             <w:pPr>
-              <w:spacing w:before="0" w:after="0" w:line="252" w:lineRule="auto"/>
+              <w:spacing w:before="0" w:after="0" w:line="240" w:lineRule="auto"/>
               <w:jc w:val="left"/>
-              <w:rPr>
-                <w:rFonts w:asciiTheme="majorHAnsi" w:eastAsiaTheme="majorHAnsi" w:hAnsiTheme="majorHAnsi"/>
-                <w:b/>
-                <w:bCs/>
-                <w:szCs w:val="20"/>
-              </w:rPr>
-            </w:pPr>
-            <w:r>
-              <w:rPr>
-                <w:rFonts w:ascii="Malgun Gothic" w:hAnsi="Malgun Gothic" w:eastAsia="Malgun Gothic"/>
+            </w:pPr>
+            <w:r/>
+            <w:r>
+              <w:rPr>
+                <w:rFonts w:ascii="맑은 고딕" w:hAnsi="맑은 고딕" w:eastAsia="맑은 고딕"/>
                 <w:b w:val="0"/>
-                <w:color w:val="1A1714"/>
                 <w:sz w:val="16"/>
               </w:rPr>
-              <w:t>오늘의 우선 행동과 고정 일정을 보여 주고 시작·일시정지·재개·완료·부분 완료·실패를 기록한다.</w:t>
+              <w:t>오늘의 우선 행동과 고정 일정을 보여 주고 시작·집중·완료·부분 완료·실패를 기록한다. 집중 일시정지·재개 기록의 서버 연동을 보완 중이다. 완성 가능시점: 10/30</w:t>
             </w:r>
           </w:p>
         </w:tc>
@@ -4345,25 +4314,17 @@
           </w:tcPr>
           <w:p>
             <w:pPr>
-              <w:spacing w:before="0" w:after="0" w:line="252" w:lineRule="auto"/>
-              <w:jc w:val="center"/>
-              <w:rPr>
-                <w:rFonts w:asciiTheme="majorHAnsi" w:eastAsiaTheme="majorHAnsi" w:hAnsiTheme="majorHAnsi"/>
-                <w:b/>
-                <w:bCs/>
-                <w:szCs w:val="20"/>
-              </w:rPr>
-            </w:pPr>
-            <w:r>
-              <w:rPr>
-                <w:rFonts w:ascii="Malgun Gothic" w:hAnsi="Malgun Gothic" w:eastAsia="Malgun Gothic"/>
-                <w:b/>
-                <w:color w:val="9E472F"/>
-                <w:sz w:val="15"/>
-              </w:rPr>
-              <w:t>팀 확인 필요</w:t>
-              <w:br/>
-              <w:t>(기준일·%)</w:t>
+              <w:spacing w:before="0" w:after="0" w:line="240" w:lineRule="auto"/>
+              <w:jc w:val="center"/>
+            </w:pPr>
+            <w:r/>
+            <w:r>
+              <w:rPr>
+                <w:rFonts w:ascii="맑은 고딕" w:hAnsi="맑은 고딕" w:eastAsia="맑은 고딕"/>
+                <w:b/>
+                <w:sz w:val="18"/>
+              </w:rPr>
+              <w:t>90%</w:t>
             </w:r>
           </w:p>
         </w:tc>
@@ -4371,28 +4332,33 @@
       <w:tr>
         <w:trPr>
           <w:trHeight w:val="20" w:hRule="atLeast"/>
+          <w:cantSplit/>
         </w:trPr>
         <w:tc>
           <w:tcPr>
             <w:tcW w:w="910" w:type="dxa"/>
-            <w:vMerge w:val="continue"/>
             <w:tcBorders>
               <w:top w:val="single" w:sz="3" w:space="0" w:color="000000"/>
               <w:left w:val="single" w:sz="3" w:space="0" w:color="000000"/>
               <w:bottom w:val="single" w:sz="3" w:space="0" w:color="000000"/>
               <w:right w:val="single" w:sz="3" w:space="0" w:color="000000"/>
             </w:tcBorders>
-          </w:tcPr>
-          <w:p>
-            <w:pPr>
-              <w:jc w:val="center"/>
-              <w:rPr>
-                <w:rFonts w:asciiTheme="majorHAnsi" w:eastAsiaTheme="majorHAnsi" w:hAnsiTheme="majorHAnsi"/>
-                <w:b/>
-                <w:bCs/>
-                <w:szCs w:val="20"/>
-              </w:rPr>
-            </w:pPr>
+            <w:vAlign w:val="center"/>
+            <w:vMerge/>
+          </w:tcPr>
+          <w:p>
+            <w:pPr>
+              <w:spacing w:before="0" w:after="0"/>
+              <w:jc w:val="center"/>
+            </w:pPr>
+            <w:r/>
+            <w:r>
+              <w:rPr>
+                <w:rFonts w:ascii="맑은 고딕" w:hAnsi="맑은 고딕" w:eastAsia="맑은 고딕"/>
+                <w:b/>
+                <w:sz w:val="17"/>
+              </w:rPr>
+            </w:r>
           </w:p>
         </w:tc>
         <w:tc>
@@ -4442,23 +4408,17 @@
           </w:tcPr>
           <w:p>
             <w:pPr>
-              <w:spacing w:before="0" w:after="0" w:line="252" w:lineRule="auto"/>
+              <w:spacing w:before="0" w:after="0" w:line="240" w:lineRule="auto"/>
               <w:jc w:val="left"/>
-              <w:rPr>
-                <w:rFonts w:asciiTheme="majorHAnsi" w:eastAsiaTheme="majorHAnsi" w:hAnsiTheme="majorHAnsi"/>
-                <w:b/>
-                <w:bCs/>
-                <w:szCs w:val="20"/>
-              </w:rPr>
-            </w:pPr>
-            <w:r>
-              <w:rPr>
-                <w:rFonts w:ascii="Malgun Gothic" w:hAnsi="Malgun Gothic" w:eastAsia="Malgun Gothic"/>
+            </w:pPr>
+            <w:r/>
+            <w:r>
+              <w:rPr>
+                <w:rFonts w:ascii="맑은 고딕" w:hAnsi="맑은 고딕" w:eastAsia="맑은 고딕"/>
                 <w:b w:val="0"/>
-                <w:color w:val="1A1714"/>
                 <w:sz w:val="16"/>
               </w:rPr>
-              <w:t>실패 사유를 데이터로 남기고 회복안을 선택한 뒤 변경 전·후 계획과 주간 리뷰로 다음 실행을 연결한다.</w:t>
+              <w:t>실패 사유를 데이터로 남기고 회복안을 선택한 뒤 변경 전·후 계획과 주간 리뷰로 다음 실행을 연결한다. 핵심 흐름은 구현했으며 주간 집계와 일부 예외 경로를 보완 중이다. 완성 가능시점: 10/30</w:t>
             </w:r>
           </w:p>
         </w:tc>
@@ -4476,25 +4436,376 @@
           </w:tcPr>
           <w:p>
             <w:pPr>
-              <w:spacing w:before="0" w:after="0" w:line="252" w:lineRule="auto"/>
-              <w:jc w:val="center"/>
-              <w:rPr>
-                <w:rFonts w:asciiTheme="majorHAnsi" w:eastAsiaTheme="majorHAnsi" w:hAnsiTheme="majorHAnsi"/>
-                <w:b/>
-                <w:bCs/>
-                <w:szCs w:val="20"/>
-              </w:rPr>
-            </w:pPr>
-            <w:r>
-              <w:rPr>
-                <w:rFonts w:ascii="Malgun Gothic" w:hAnsi="Malgun Gothic" w:eastAsia="Malgun Gothic"/>
-                <w:b/>
-                <w:color w:val="9E472F"/>
+              <w:spacing w:before="0" w:after="0" w:line="240" w:lineRule="auto"/>
+              <w:jc w:val="center"/>
+            </w:pPr>
+            <w:r/>
+            <w:r>
+              <w:rPr>
+                <w:rFonts w:ascii="맑은 고딕" w:hAnsi="맑은 고딕" w:eastAsia="맑은 고딕"/>
+                <w:b/>
+                <w:sz w:val="18"/>
+              </w:rPr>
+              <w:t>95%</w:t>
+            </w:r>
+          </w:p>
+        </w:tc>
+      </w:tr>
+      <w:tr>
+        <w:trPr>
+          <w:trHeight w:val="20" w:hRule="atLeast"/>
+          <w:cantSplit/>
+        </w:trPr>
+        <w:tc>
+          <w:tcPr>
+            <w:tcW w:w="910" w:type="dxa"/>
+            <w:tcBorders>
+              <w:top w:val="single" w:sz="3" w:space="0" w:color="000000"/>
+              <w:left w:val="single" w:sz="3" w:space="0" w:color="000000"/>
+              <w:bottom w:val="single" w:sz="3" w:space="0" w:color="000000"/>
+              <w:right w:val="single" w:sz="3" w:space="0" w:color="000000"/>
+            </w:tcBorders>
+            <w:vAlign w:val="center"/>
+            <w:vMerge w:val="restart"/>
+          </w:tcPr>
+          <w:p>
+            <w:pPr>
+              <w:spacing w:before="0" w:after="0"/>
+              <w:jc w:val="center"/>
+            </w:pPr>
+            <w:r>
+              <w:rPr>
+                <w:sz w:val="13"/>
+              </w:rPr>
+            </w:r>
+            <w:r>
+              <w:rPr>
+                <w:rFonts w:ascii="맑은 고딕" w:hAnsi="맑은 고딕" w:eastAsia="맑은 고딕"/>
+                <w:b/>
+                <w:sz w:val="13"/>
+              </w:rPr>
+              <w:t>구매S/W</w:t>
+            </w:r>
+          </w:p>
+        </w:tc>
+        <w:tc>
+          <w:tcPr>
+            <w:tcW w:w="2947" w:type="dxa"/>
+            <w:tcBorders>
+              <w:top w:val="single" w:sz="3" w:space="0" w:color="000000"/>
+              <w:left w:val="single" w:sz="3" w:space="0" w:color="000000"/>
+              <w:bottom w:val="single" w:sz="3" w:space="0" w:color="000000"/>
+              <w:right w:val="single" w:sz="3" w:space="0" w:color="000000"/>
+            </w:tcBorders>
+            <w:vAlign w:val="center"/>
+            <w:shd w:fill="FAF6EE"/>
+          </w:tcPr>
+          <w:p>
+            <w:pPr>
+              <w:spacing w:before="0" w:after="0" w:line="240" w:lineRule="auto"/>
+              <w:jc w:val="left"/>
+            </w:pPr>
+            <w:r/>
+            <w:r>
+              <w:rPr>
+                <w:rFonts w:ascii="맑은 고딕" w:hAnsi="맑은 고딕" w:eastAsia="맑은 고딕"/>
+                <w:b/>
+                <w:sz w:val="16"/>
+              </w:rPr>
+              <w:t>Google Gemini API</w:t>
+            </w:r>
+          </w:p>
+        </w:tc>
+        <w:tc>
+          <w:tcPr>
+            <w:tcW w:w="3909" w:type="dxa"/>
+            <w:tcBorders>
+              <w:top w:val="single" w:sz="3" w:space="0" w:color="000000"/>
+              <w:left w:val="single" w:sz="3" w:space="0" w:color="000000"/>
+              <w:bottom w:val="single" w:sz="3" w:space="0" w:color="000000"/>
+              <w:right w:val="single" w:sz="3" w:space="0" w:color="000000"/>
+            </w:tcBorders>
+            <w:vAlign w:val="center"/>
+          </w:tcPr>
+          <w:p>
+            <w:pPr>
+              <w:spacing w:before="0" w:after="0" w:line="240" w:lineRule="auto"/>
+              <w:jc w:val="left"/>
+            </w:pPr>
+            <w:r/>
+            <w:r>
+              <w:rPr>
+                <w:rFonts w:ascii="맑은 고딕" w:hAnsi="맑은 고딕" w:eastAsia="맑은 고딕"/>
+                <w:b w:val="0"/>
                 <w:sz w:val="15"/>
               </w:rPr>
-              <w:t>팀 확인 필요</w:t>
+              <w:t>목표 인터뷰·분류, 계획 및 회복안 생성에 사용하는 생성형 AI API. 팀이 직접 결제하여 사용 중이다.</w:t>
+            </w:r>
+          </w:p>
+        </w:tc>
+        <w:tc>
+          <w:tcPr>
+            <w:tcW w:w="1815" w:type="dxa"/>
+            <w:tcBorders>
+              <w:top w:val="single" w:sz="3" w:space="0" w:color="000000"/>
+              <w:left w:val="single" w:sz="3" w:space="0" w:color="000000"/>
+              <w:bottom w:val="single" w:sz="3" w:space="0" w:color="000000"/>
+              <w:right w:val="single" w:sz="3" w:space="0" w:color="000000"/>
+            </w:tcBorders>
+            <w:vAlign w:val="center"/>
+            <w:shd w:fill="FBEEDA"/>
+          </w:tcPr>
+          <w:p>
+            <w:pPr>
+              <w:spacing w:before="0" w:after="0" w:line="240" w:lineRule="auto"/>
+              <w:jc w:val="center"/>
+            </w:pPr>
+            <w:r/>
+            <w:r>
+              <w:rPr>
+                <w:rFonts w:ascii="맑은 고딕" w:hAnsi="맑은 고딕" w:eastAsia="맑은 고딕"/>
+                <w:b/>
+                <w:sz w:val="16"/>
+              </w:rPr>
+              <w:t>100%</w:t>
               <w:br/>
-              <w:t>(기준일·%)</w:t>
+              <w:t>(구매·사용 중)</w:t>
+            </w:r>
+          </w:p>
+        </w:tc>
+      </w:tr>
+      <w:tr>
+        <w:trPr>
+          <w:trHeight w:val="20" w:hRule="atLeast"/>
+          <w:cantSplit/>
+        </w:trPr>
+        <w:tc>
+          <w:tcPr>
+            <w:tcW w:w="910" w:type="dxa"/>
+            <w:tcBorders>
+              <w:top w:val="single" w:sz="3" w:space="0" w:color="000000"/>
+              <w:left w:val="single" w:sz="3" w:space="0" w:color="000000"/>
+              <w:bottom w:val="single" w:sz="3" w:space="0" w:color="000000"/>
+              <w:right w:val="single" w:sz="3" w:space="0" w:color="000000"/>
+            </w:tcBorders>
+            <w:vAlign w:val="center"/>
+            <w:vMerge/>
+          </w:tcPr>
+          <w:p>
+            <w:pPr>
+              <w:spacing w:before="0" w:after="0"/>
+              <w:jc w:val="center"/>
+            </w:pPr>
+            <w:r/>
+            <w:r>
+              <w:rPr>
+                <w:rFonts w:ascii="맑은 고딕" w:hAnsi="맑은 고딕" w:eastAsia="맑은 고딕"/>
+                <w:b/>
+                <w:sz w:val="17"/>
+              </w:rPr>
+            </w:r>
+          </w:p>
+        </w:tc>
+        <w:tc>
+          <w:tcPr>
+            <w:tcW w:w="2947" w:type="dxa"/>
+            <w:tcBorders>
+              <w:top w:val="single" w:sz="3" w:space="0" w:color="000000"/>
+              <w:left w:val="single" w:sz="3" w:space="0" w:color="000000"/>
+              <w:bottom w:val="single" w:sz="3" w:space="0" w:color="000000"/>
+              <w:right w:val="single" w:sz="3" w:space="0" w:color="000000"/>
+            </w:tcBorders>
+            <w:vAlign w:val="center"/>
+            <w:shd w:fill="FAF6EE"/>
+          </w:tcPr>
+          <w:p>
+            <w:pPr>
+              <w:spacing w:before="0" w:after="0" w:line="240" w:lineRule="auto"/>
+              <w:jc w:val="left"/>
+            </w:pPr>
+            <w:r/>
+            <w:r>
+              <w:rPr>
+                <w:rFonts w:ascii="맑은 고딕" w:hAnsi="맑은 고딕" w:eastAsia="맑은 고딕"/>
+                <w:b/>
+                <w:sz w:val="16"/>
+              </w:rPr>
+              <w:t>Claude Max</w:t>
+            </w:r>
+          </w:p>
+        </w:tc>
+        <w:tc>
+          <w:tcPr>
+            <w:tcW w:w="3909" w:type="dxa"/>
+            <w:tcBorders>
+              <w:top w:val="single" w:sz="3" w:space="0" w:color="000000"/>
+              <w:left w:val="single" w:sz="3" w:space="0" w:color="000000"/>
+              <w:bottom w:val="single" w:sz="3" w:space="0" w:color="000000"/>
+              <w:right w:val="single" w:sz="3" w:space="0" w:color="000000"/>
+            </w:tcBorders>
+            <w:vAlign w:val="center"/>
+          </w:tcPr>
+          <w:p>
+            <w:pPr>
+              <w:spacing w:before="0" w:after="0" w:line="240" w:lineRule="auto"/>
+              <w:jc w:val="left"/>
+            </w:pPr>
+            <w:r/>
+            <w:r>
+              <w:rPr>
+                <w:rFonts w:ascii="맑은 고딕" w:hAnsi="맑은 고딕" w:eastAsia="맑은 고딕"/>
+                <w:b w:val="0"/>
+                <w:sz w:val="15"/>
+              </w:rPr>
+              <w:t>프론트엔드 개발, 코드 검토와 보고서·발표자료 문서화 보조에 사용하는 상용 AI 구독. 팀이 직접 결제하여 사용 중이다.</w:t>
+            </w:r>
+          </w:p>
+        </w:tc>
+        <w:tc>
+          <w:tcPr>
+            <w:tcW w:w="1815" w:type="dxa"/>
+            <w:tcBorders>
+              <w:top w:val="single" w:sz="3" w:space="0" w:color="000000"/>
+              <w:left w:val="single" w:sz="3" w:space="0" w:color="000000"/>
+              <w:bottom w:val="single" w:sz="3" w:space="0" w:color="000000"/>
+              <w:right w:val="single" w:sz="3" w:space="0" w:color="000000"/>
+            </w:tcBorders>
+            <w:vAlign w:val="center"/>
+            <w:shd w:fill="FBEEDA"/>
+          </w:tcPr>
+          <w:p>
+            <w:pPr>
+              <w:spacing w:before="0" w:after="0" w:line="240" w:lineRule="auto"/>
+              <w:jc w:val="center"/>
+            </w:pPr>
+            <w:r/>
+            <w:r>
+              <w:rPr>
+                <w:rFonts w:ascii="맑은 고딕" w:hAnsi="맑은 고딕" w:eastAsia="맑은 고딕"/>
+                <w:b/>
+                <w:sz w:val="16"/>
+              </w:rPr>
+              <w:t>100%</w:t>
+              <w:br/>
+              <w:t>(구매·사용 중)</w:t>
+            </w:r>
+          </w:p>
+        </w:tc>
+      </w:tr>
+      <w:tr>
+        <w:trPr>
+          <w:trHeight w:val="20" w:hRule="atLeast"/>
+          <w:cantSplit/>
+        </w:trPr>
+        <w:tc>
+          <w:tcPr>
+            <w:tcW w:w="910" w:type="dxa"/>
+            <w:tcBorders>
+              <w:top w:val="single" w:sz="3" w:space="0" w:color="000000"/>
+              <w:left w:val="single" w:sz="3" w:space="0" w:color="000000"/>
+              <w:bottom w:val="single" w:sz="3" w:space="0" w:color="000000"/>
+              <w:right w:val="single" w:sz="3" w:space="0" w:color="000000"/>
+            </w:tcBorders>
+            <w:vAlign w:val="center"/>
+            <w:vMerge/>
+          </w:tcPr>
+          <w:p>
+            <w:pPr>
+              <w:spacing w:before="0" w:after="0"/>
+              <w:jc w:val="center"/>
+            </w:pPr>
+            <w:r/>
+            <w:r>
+              <w:rPr>
+                <w:rFonts w:ascii="맑은 고딕" w:hAnsi="맑은 고딕" w:eastAsia="맑은 고딕"/>
+                <w:b/>
+                <w:sz w:val="17"/>
+              </w:rPr>
+            </w:r>
+          </w:p>
+        </w:tc>
+        <w:tc>
+          <w:tcPr>
+            <w:tcW w:w="2947" w:type="dxa"/>
+            <w:tcBorders>
+              <w:top w:val="single" w:sz="3" w:space="0" w:color="000000"/>
+              <w:left w:val="single" w:sz="3" w:space="0" w:color="000000"/>
+              <w:bottom w:val="single" w:sz="3" w:space="0" w:color="000000"/>
+              <w:right w:val="single" w:sz="3" w:space="0" w:color="000000"/>
+            </w:tcBorders>
+            <w:vAlign w:val="center"/>
+            <w:shd w:fill="FAF6EE"/>
+          </w:tcPr>
+          <w:p>
+            <w:pPr>
+              <w:spacing w:before="0" w:after="0" w:line="240" w:lineRule="auto"/>
+              <w:jc w:val="left"/>
+            </w:pPr>
+            <w:r/>
+            <w:r>
+              <w:rPr>
+                <w:rFonts w:ascii="맑은 고딕" w:hAnsi="맑은 고딕" w:eastAsia="맑은 고딕"/>
+                <w:b/>
+                <w:sz w:val="16"/>
+              </w:rPr>
+              <w:t>AWS 클라우드 서비스</w:t>
+            </w:r>
+          </w:p>
+        </w:tc>
+        <w:tc>
+          <w:tcPr>
+            <w:tcW w:w="3909" w:type="dxa"/>
+            <w:tcBorders>
+              <w:top w:val="single" w:sz="3" w:space="0" w:color="000000"/>
+              <w:left w:val="single" w:sz="3" w:space="0" w:color="000000"/>
+              <w:bottom w:val="single" w:sz="3" w:space="0" w:color="000000"/>
+              <w:right w:val="single" w:sz="3" w:space="0" w:color="000000"/>
+            </w:tcBorders>
+            <w:vAlign w:val="center"/>
+          </w:tcPr>
+          <w:p>
+            <w:pPr>
+              <w:spacing w:before="0" w:after="0" w:line="240" w:lineRule="auto"/>
+              <w:jc w:val="left"/>
+            </w:pPr>
+            <w:r/>
+            <w:r>
+              <w:rPr>
+                <w:rFonts w:ascii="맑은 고딕" w:hAnsi="맑은 고딕" w:eastAsia="맑은 고딕"/>
+                <w:b w:val="0"/>
+                <w:sz w:val="15"/>
+              </w:rPr>
+              <w:t>백엔드 운영·배포 및 서비스 연동 환경에 사용하는 클라우드 인프라. 팀이 직접 결제하여 사용 중이다.</w:t>
+            </w:r>
+          </w:p>
+        </w:tc>
+        <w:tc>
+          <w:tcPr>
+            <w:tcW w:w="1815" w:type="dxa"/>
+            <w:tcBorders>
+              <w:top w:val="single" w:sz="3" w:space="0" w:color="000000"/>
+              <w:left w:val="single" w:sz="3" w:space="0" w:color="000000"/>
+              <w:bottom w:val="single" w:sz="3" w:space="0" w:color="000000"/>
+              <w:right w:val="single" w:sz="3" w:space="0" w:color="000000"/>
+            </w:tcBorders>
+            <w:vAlign w:val="center"/>
+            <w:shd w:fill="FBEEDA"/>
+          </w:tcPr>
+          <w:p>
+            <w:pPr>
+              <w:spacing w:before="0" w:after="0" w:line="240" w:lineRule="auto"/>
+              <w:jc w:val="center"/>
+            </w:pPr>
+            <w:r/>
+            <w:r>
+              <w:rPr>
+                <w:rFonts w:ascii="맑은 고딕" w:hAnsi="맑은 고딕" w:eastAsia="맑은 고딕"/>
+                <w:b/>
+                <w:sz w:val="16"/>
+              </w:rPr>
+              <w:t>100%</w:t>
+              <w:br/>
+              <w:t>(구매·사용 중)</w:t>
             </w:r>
           </w:p>
         </w:tc>
@@ -4743,6 +5054,7 @@
           <w:gridAfter w:val="1"/>
           <w:wAfter w:w="111" w:type="dxa"/>
           <w:trHeight w:val="426" w:hRule="atLeast"/>
+          <w:tblHeader/>
         </w:trPr>
         <w:tc>
           <w:tcPr>
@@ -4853,6 +5165,7 @@
           <w:gridAfter w:val="1"/>
           <w:wAfter w:w="111" w:type="dxa"/>
           <w:trHeight w:val="18" w:hRule="atLeast"/>
+          <w:cantSplit/>
         </w:trPr>
         <w:tc>
           <w:tcPr>
@@ -4937,27 +5250,65 @@
           </w:tcPr>
           <w:p>
             <w:pPr>
-              <w:spacing w:before="0" w:after="0" w:line="252" w:lineRule="auto"/>
-              <w:jc w:val="center"/>
-              <w:rPr>
-                <w:rFonts w:asciiTheme="majorHAnsi" w:eastAsiaTheme="majorHAnsi" w:hAnsiTheme="majorHAnsi"/>
-                <w:b/>
-                <w:bCs/>
-                <w:szCs w:val="20"/>
-              </w:rPr>
-            </w:pPr>
-            <w:r>
-              <w:rPr>
-                <w:rFonts w:ascii="Malgun Gothic" w:hAnsi="Malgun Gothic" w:eastAsia="Malgun Gothic"/>
-                <w:b/>
-                <w:color w:val="9E472F"/>
-                <w:sz w:val="14"/>
-              </w:rPr>
-              <w:t>목표 인터뷰 /</w:t>
+              <w:spacing w:before="20" w:after="20" w:line="252" w:lineRule="auto"/>
+              <w:jc w:val="center"/>
+              <w:rPr>
+                <w:rFonts w:asciiTheme="majorHAnsi" w:eastAsiaTheme="majorHAnsi" w:hAnsiTheme="majorHAnsi"/>
+                <w:b/>
+                <w:bCs/>
+                <w:szCs w:val="20"/>
+              </w:rPr>
+            </w:pPr>
+            <w:r/>
+            <w:r>
+              <w:drawing>
+                <wp:inline xmlns:a="http://schemas.openxmlformats.org/drawingml/2006/main" xmlns:pic="http://schemas.openxmlformats.org/drawingml/2006/picture">
+                  <wp:extent cx="1828800" cy="3957711"/>
+                  <wp:docPr id="1029" name="Picture 1029" descr="목표 인터뷰"/>
+                  <wp:cNvGraphicFramePr>
+                    <a:graphicFrameLocks noChangeAspect="1"/>
+                  </wp:cNvGraphicFramePr>
+                  <a:graphic>
+                    <a:graphicData uri="http://schemas.openxmlformats.org/drawingml/2006/picture">
+                      <pic:pic>
+                        <pic:nvPicPr>
+                          <pic:cNvPr id="0" name="01_goal_interview_deployed_ui_stub.png"/>
+                          <pic:cNvPicPr/>
+                        </pic:nvPicPr>
+                        <pic:blipFill>
+                          <a:blip r:embed="rId9"/>
+                          <a:stretch>
+                            <a:fillRect/>
+                          </a:stretch>
+                        </pic:blipFill>
+                        <pic:spPr>
+                          <a:xfrm>
+                            <a:off x="0" y="0"/>
+                            <a:ext cx="1828800" cy="3957711"/>
+                          </a:xfrm>
+                          <a:prstGeom prst="rect"/>
+                        </pic:spPr>
+                      </pic:pic>
+                    </a:graphicData>
+                  </a:graphic>
+                </wp:inline>
+              </w:drawing>
+            </w:r>
+          </w:p>
+          <w:p>
+            <w:pPr>
+              <w:spacing w:before="20" w:after="20" w:line="240" w:lineRule="auto"/>
+              <w:jc w:val="center"/>
+            </w:pPr>
+            <w:r>
+              <w:rPr>
+                <w:rFonts w:ascii="맑은 고딕" w:hAnsi="맑은 고딕" w:eastAsia="맑은 고딕"/>
+                <w:b w:val="0"/>
+                <w:sz w:val="13"/>
+              </w:rPr>
+              <w:t>목표 인터뷰</w:t>
               <w:br/>
-              <w:t>마일스톤 화면</w:t>
-              <w:br/>
-              <w:t>캡처 필요</w:t>
+              <w:t>(실제 배포 UI · 보고서용 stub 데이터)</w:t>
             </w:r>
           </w:p>
         </w:tc>
@@ -4975,27 +5326,65 @@
           </w:tcPr>
           <w:p>
             <w:pPr>
-              <w:spacing w:before="0" w:after="0" w:line="252" w:lineRule="auto"/>
-              <w:jc w:val="center"/>
-              <w:rPr>
-                <w:rFonts w:asciiTheme="majorHAnsi" w:eastAsiaTheme="majorHAnsi" w:hAnsiTheme="majorHAnsi"/>
-                <w:b/>
-                <w:bCs/>
-                <w:szCs w:val="20"/>
-              </w:rPr>
-            </w:pPr>
-            <w:r>
-              <w:rPr>
-                <w:rFonts w:ascii="Malgun Gothic" w:hAnsi="Malgun Gothic" w:eastAsia="Malgun Gothic"/>
-                <w:b/>
-                <w:color w:val="9E472F"/>
-                <w:sz w:val="14"/>
-              </w:rPr>
-              <w:t>7일 계획 생성·</w:t>
+              <w:spacing w:before="20" w:after="20" w:line="252" w:lineRule="auto"/>
+              <w:jc w:val="center"/>
+              <w:rPr>
+                <w:rFonts w:asciiTheme="majorHAnsi" w:eastAsiaTheme="majorHAnsi" w:hAnsiTheme="majorHAnsi"/>
+                <w:b/>
+                <w:bCs/>
+                <w:szCs w:val="20"/>
+              </w:rPr>
+            </w:pPr>
+            <w:r/>
+            <w:r>
+              <w:drawing>
+                <wp:inline xmlns:a="http://schemas.openxmlformats.org/drawingml/2006/main" xmlns:pic="http://schemas.openxmlformats.org/drawingml/2006/picture">
+                  <wp:extent cx="1572768" cy="3403631"/>
+                  <wp:docPr id="1030" name="Picture 1030" descr="AI 주간 계획"/>
+                  <wp:cNvGraphicFramePr>
+                    <a:graphicFrameLocks noChangeAspect="1"/>
+                  </wp:cNvGraphicFramePr>
+                  <a:graphic>
+                    <a:graphicData uri="http://schemas.openxmlformats.org/drawingml/2006/picture">
+                      <pic:pic>
+                        <pic:nvPicPr>
+                          <pic:cNvPr id="0" name="02_weekly_plan_deployed_ui_stub.png"/>
+                          <pic:cNvPicPr/>
+                        </pic:nvPicPr>
+                        <pic:blipFill>
+                          <a:blip r:embed="rId10"/>
+                          <a:stretch>
+                            <a:fillRect/>
+                          </a:stretch>
+                        </pic:blipFill>
+                        <pic:spPr>
+                          <a:xfrm>
+                            <a:off x="0" y="0"/>
+                            <a:ext cx="1572768" cy="3403631"/>
+                          </a:xfrm>
+                          <a:prstGeom prst="rect"/>
+                        </pic:spPr>
+                      </pic:pic>
+                    </a:graphicData>
+                  </a:graphic>
+                </wp:inline>
+              </w:drawing>
+            </w:r>
+          </w:p>
+          <w:p>
+            <w:pPr>
+              <w:spacing w:before="20" w:after="20" w:line="240" w:lineRule="auto"/>
+              <w:jc w:val="center"/>
+            </w:pPr>
+            <w:r>
+              <w:rPr>
+                <w:rFonts w:ascii="맑은 고딕" w:hAnsi="맑은 고딕" w:eastAsia="맑은 고딕"/>
+                <w:b w:val="0"/>
+                <w:sz w:val="13"/>
+              </w:rPr>
+              <w:t>AI 주간 계획</w:t>
               <w:br/>
-              <w:t>승인 화면</w:t>
-              <w:br/>
-              <w:t>캡처 필요</w:t>
+              <w:t>(실제 배포 UI · 보고서용 stub 데이터)</w:t>
             </w:r>
           </w:p>
         </w:tc>
@@ -5005,6 +5394,7 @@
           <w:gridAfter w:val="1"/>
           <w:wAfter w:w="111" w:type="dxa"/>
           <w:trHeight w:val="18" w:hRule="atLeast"/>
+          <w:cantSplit/>
         </w:trPr>
         <w:tc>
           <w:tcPr>
@@ -5089,27 +5479,65 @@
           </w:tcPr>
           <w:p>
             <w:pPr>
-              <w:spacing w:before="0" w:after="0" w:line="252" w:lineRule="auto"/>
-              <w:jc w:val="center"/>
-              <w:rPr>
-                <w:rFonts w:asciiTheme="majorHAnsi" w:eastAsiaTheme="majorHAnsi" w:hAnsiTheme="majorHAnsi"/>
-                <w:b/>
-                <w:bCs/>
-                <w:szCs w:val="20"/>
-              </w:rPr>
-            </w:pPr>
-            <w:r>
-              <w:rPr>
-                <w:rFonts w:ascii="Malgun Gothic" w:hAnsi="Malgun Gothic" w:eastAsia="Malgun Gothic"/>
-                <w:b/>
-                <w:color w:val="9E472F"/>
-                <w:sz w:val="14"/>
-              </w:rPr>
-              <w:t>Today / Focus</w:t>
+              <w:spacing w:before="20" w:after="20" w:line="252" w:lineRule="auto"/>
+              <w:jc w:val="center"/>
+              <w:rPr>
+                <w:rFonts w:asciiTheme="majorHAnsi" w:eastAsiaTheme="majorHAnsi" w:hAnsiTheme="majorHAnsi"/>
+                <w:b/>
+                <w:bCs/>
+                <w:szCs w:val="20"/>
+              </w:rPr>
+            </w:pPr>
+            <w:r/>
+            <w:r>
+              <w:drawing>
+                <wp:inline xmlns:a="http://schemas.openxmlformats.org/drawingml/2006/main" xmlns:pic="http://schemas.openxmlformats.org/drawingml/2006/picture">
+                  <wp:extent cx="1828800" cy="3957711"/>
+                  <wp:docPr id="1031" name="Picture 1031" descr="Today 실행"/>
+                  <wp:cNvGraphicFramePr>
+                    <a:graphicFrameLocks noChangeAspect="1"/>
+                  </wp:cNvGraphicFramePr>
+                  <a:graphic>
+                    <a:graphicData uri="http://schemas.openxmlformats.org/drawingml/2006/picture">
+                      <pic:pic>
+                        <pic:nvPicPr>
+                          <pic:cNvPr id="0" name="03_today_deployed_ui_stub.png"/>
+                          <pic:cNvPicPr/>
+                        </pic:nvPicPr>
+                        <pic:blipFill>
+                          <a:blip r:embed="rId11"/>
+                          <a:stretch>
+                            <a:fillRect/>
+                          </a:stretch>
+                        </pic:blipFill>
+                        <pic:spPr>
+                          <a:xfrm>
+                            <a:off x="0" y="0"/>
+                            <a:ext cx="1828800" cy="3957711"/>
+                          </a:xfrm>
+                          <a:prstGeom prst="rect"/>
+                        </pic:spPr>
+                      </pic:pic>
+                    </a:graphicData>
+                  </a:graphic>
+                </wp:inline>
+              </w:drawing>
+            </w:r>
+          </w:p>
+          <w:p>
+            <w:pPr>
+              <w:spacing w:before="20" w:after="20" w:line="240" w:lineRule="auto"/>
+              <w:jc w:val="center"/>
+            </w:pPr>
+            <w:r>
+              <w:rPr>
+                <w:rFonts w:ascii="맑은 고딕" w:hAnsi="맑은 고딕" w:eastAsia="맑은 고딕"/>
+                <w:b w:val="0"/>
+                <w:sz w:val="13"/>
+              </w:rPr>
+              <w:t>Today 실행</w:t>
               <w:br/>
-              <w:t>화면</w:t>
-              <w:br/>
-              <w:t>캡처 필요</w:t>
+              <w:t>(실제 배포 UI · 보고서용 stub 데이터)</w:t>
             </w:r>
           </w:p>
         </w:tc>
@@ -5127,27 +5555,65 @@
           </w:tcPr>
           <w:p>
             <w:pPr>
-              <w:spacing w:before="0" w:after="0" w:line="252" w:lineRule="auto"/>
-              <w:jc w:val="center"/>
-              <w:rPr>
-                <w:rFonts w:asciiTheme="majorHAnsi" w:eastAsiaTheme="majorHAnsi" w:hAnsiTheme="majorHAnsi"/>
-                <w:b/>
-                <w:bCs/>
-                <w:szCs w:val="20"/>
-              </w:rPr>
-            </w:pPr>
-            <w:r>
-              <w:rPr>
-                <w:rFonts w:ascii="Malgun Gothic" w:hAnsi="Malgun Gothic" w:eastAsia="Malgun Gothic"/>
-                <w:b/>
-                <w:color w:val="9E472F"/>
-                <w:sz w:val="14"/>
-              </w:rPr>
-              <w:t>부분 완료·</w:t>
+              <w:spacing w:before="20" w:after="20" w:line="252" w:lineRule="auto"/>
+              <w:jc w:val="center"/>
+              <w:rPr>
+                <w:rFonts w:asciiTheme="majorHAnsi" w:eastAsiaTheme="majorHAnsi" w:hAnsiTheme="majorHAnsi"/>
+                <w:b/>
+                <w:bCs/>
+                <w:szCs w:val="20"/>
+              </w:rPr>
+            </w:pPr>
+            <w:r/>
+            <w:r>
+              <w:drawing>
+                <wp:inline xmlns:a="http://schemas.openxmlformats.org/drawingml/2006/main" xmlns:pic="http://schemas.openxmlformats.org/drawingml/2006/picture">
+                  <wp:extent cx="1572768" cy="3403631"/>
+                  <wp:docPr id="1032" name="Picture 1032" descr="실패 사유 기록"/>
+                  <wp:cNvGraphicFramePr>
+                    <a:graphicFrameLocks noChangeAspect="1"/>
+                  </wp:cNvGraphicFramePr>
+                  <a:graphic>
+                    <a:graphicData uri="http://schemas.openxmlformats.org/drawingml/2006/picture">
+                      <pic:pic>
+                        <pic:nvPicPr>
+                          <pic:cNvPr id="0" name="04_failure_tags_deployed_ui_stub.png"/>
+                          <pic:cNvPicPr/>
+                        </pic:nvPicPr>
+                        <pic:blipFill>
+                          <a:blip r:embed="rId12"/>
+                          <a:stretch>
+                            <a:fillRect/>
+                          </a:stretch>
+                        </pic:blipFill>
+                        <pic:spPr>
+                          <a:xfrm>
+                            <a:off x="0" y="0"/>
+                            <a:ext cx="1572768" cy="3403631"/>
+                          </a:xfrm>
+                          <a:prstGeom prst="rect"/>
+                        </pic:spPr>
+                      </pic:pic>
+                    </a:graphicData>
+                  </a:graphic>
+                </wp:inline>
+              </w:drawing>
+            </w:r>
+          </w:p>
+          <w:p>
+            <w:pPr>
+              <w:spacing w:before="20" w:after="20" w:line="240" w:lineRule="auto"/>
+              <w:jc w:val="center"/>
+            </w:pPr>
+            <w:r>
+              <w:rPr>
+                <w:rFonts w:ascii="맑은 고딕" w:hAnsi="맑은 고딕" w:eastAsia="맑은 고딕"/>
+                <w:b w:val="0"/>
+                <w:sz w:val="13"/>
+              </w:rPr>
+              <w:t>실패 사유 기록</w:t>
               <w:br/>
-              <w:t>실패 태그 화면</w:t>
-              <w:br/>
-              <w:t>캡처 필요</w:t>
+              <w:t>(실제 배포 UI · 보고서용 stub 데이터)</w:t>
             </w:r>
           </w:p>
         </w:tc>
@@ -5157,6 +5623,7 @@
           <w:gridAfter w:val="1"/>
           <w:wAfter w:w="111" w:type="dxa"/>
           <w:trHeight w:val="18" w:hRule="atLeast"/>
+          <w:cantSplit/>
         </w:trPr>
         <w:tc>
           <w:tcPr>
@@ -5241,27 +5708,65 @@
           </w:tcPr>
           <w:p>
             <w:pPr>
-              <w:spacing w:before="0" w:after="0" w:line="252" w:lineRule="auto"/>
-              <w:jc w:val="center"/>
-              <w:rPr>
-                <w:rFonts w:asciiTheme="majorHAnsi" w:eastAsiaTheme="majorHAnsi" w:hAnsiTheme="majorHAnsi"/>
-                <w:b/>
-                <w:bCs/>
-                <w:szCs w:val="20"/>
-              </w:rPr>
-            </w:pPr>
-            <w:r>
-              <w:rPr>
-                <w:rFonts w:ascii="Malgun Gothic" w:hAnsi="Malgun Gothic" w:eastAsia="Malgun Gothic"/>
-                <w:b/>
-                <w:color w:val="9E472F"/>
-                <w:sz w:val="14"/>
+              <w:spacing w:before="20" w:after="20" w:line="252" w:lineRule="auto"/>
+              <w:jc w:val="center"/>
+              <w:rPr>
+                <w:rFonts w:asciiTheme="majorHAnsi" w:eastAsiaTheme="majorHAnsi" w:hAnsiTheme="majorHAnsi"/>
+                <w:b/>
+                <w:bCs/>
+                <w:szCs w:val="20"/>
+              </w:rPr>
+            </w:pPr>
+            <w:r/>
+            <w:r>
+              <w:drawing>
+                <wp:inline xmlns:a="http://schemas.openxmlformats.org/drawingml/2006/main" xmlns:pic="http://schemas.openxmlformats.org/drawingml/2006/picture">
+                  <wp:extent cx="1828800" cy="3957711"/>
+                  <wp:docPr id="1033" name="Picture 1033" descr="회복안 선택"/>
+                  <wp:cNvGraphicFramePr>
+                    <a:graphicFrameLocks noChangeAspect="1"/>
+                  </wp:cNvGraphicFramePr>
+                  <a:graphic>
+                    <a:graphicData uri="http://schemas.openxmlformats.org/drawingml/2006/picture">
+                      <pic:pic>
+                        <pic:nvPicPr>
+                          <pic:cNvPr id="0" name="05_recovery_options_deployed_ui_stub.png"/>
+                          <pic:cNvPicPr/>
+                        </pic:nvPicPr>
+                        <pic:blipFill>
+                          <a:blip r:embed="rId13"/>
+                          <a:stretch>
+                            <a:fillRect/>
+                          </a:stretch>
+                        </pic:blipFill>
+                        <pic:spPr>
+                          <a:xfrm>
+                            <a:off x="0" y="0"/>
+                            <a:ext cx="1828800" cy="3957711"/>
+                          </a:xfrm>
+                          <a:prstGeom prst="rect"/>
+                        </pic:spPr>
+                      </pic:pic>
+                    </a:graphicData>
+                  </a:graphic>
+                </wp:inline>
+              </w:drawing>
+            </w:r>
+          </w:p>
+          <w:p>
+            <w:pPr>
+              <w:spacing w:before="20" w:after="20" w:line="240" w:lineRule="auto"/>
+              <w:jc w:val="center"/>
+            </w:pPr>
+            <w:r>
+              <w:rPr>
+                <w:rFonts w:ascii="맑은 고딕" w:hAnsi="맑은 고딕" w:eastAsia="맑은 고딕"/>
+                <w:b w:val="0"/>
+                <w:sz w:val="13"/>
               </w:rPr>
               <w:t>회복안 선택</w:t>
               <w:br/>
-              <w:t>화면</w:t>
-              <w:br/>
-              <w:t>캡처 필요</w:t>
+              <w:t>(실제 배포 UI · 보고서용 stub 데이터)</w:t>
             </w:r>
           </w:p>
         </w:tc>
@@ -5279,27 +5784,65 @@
           </w:tcPr>
           <w:p>
             <w:pPr>
-              <w:spacing w:before="0" w:after="0" w:line="252" w:lineRule="auto"/>
-              <w:jc w:val="center"/>
-              <w:rPr>
-                <w:rFonts w:asciiTheme="majorHAnsi" w:eastAsiaTheme="majorHAnsi" w:hAnsiTheme="majorHAnsi"/>
-                <w:b/>
-                <w:bCs/>
-                <w:szCs w:val="20"/>
-              </w:rPr>
-            </w:pPr>
-            <w:r>
-              <w:rPr>
-                <w:rFonts w:ascii="Malgun Gothic" w:hAnsi="Malgun Gothic" w:eastAsia="Malgun Gothic"/>
-                <w:b/>
-                <w:color w:val="9E472F"/>
-                <w:sz w:val="14"/>
-              </w:rPr>
-              <w:t>before/after·</w:t>
+              <w:spacing w:before="20" w:after="20" w:line="252" w:lineRule="auto"/>
+              <w:jc w:val="center"/>
+              <w:rPr>
+                <w:rFonts w:asciiTheme="majorHAnsi" w:eastAsiaTheme="majorHAnsi" w:hAnsiTheme="majorHAnsi"/>
+                <w:b/>
+                <w:bCs/>
+                <w:szCs w:val="20"/>
+              </w:rPr>
+            </w:pPr>
+            <w:r/>
+            <w:r>
+              <w:drawing>
+                <wp:inline xmlns:a="http://schemas.openxmlformats.org/drawingml/2006/main" xmlns:pic="http://schemas.openxmlformats.org/drawingml/2006/picture">
+                  <wp:extent cx="1572768" cy="3403631"/>
+                  <wp:docPr id="1034" name="Picture 1034" descr="재계획 전·후"/>
+                  <wp:cNvGraphicFramePr>
+                    <a:graphicFrameLocks noChangeAspect="1"/>
+                  </wp:cNvGraphicFramePr>
+                  <a:graphic>
+                    <a:graphicData uri="http://schemas.openxmlformats.org/drawingml/2006/picture">
+                      <pic:pic>
+                        <pic:nvPicPr>
+                          <pic:cNvPr id="0" name="06_replan_before_after_deployed_ui_stub.png"/>
+                          <pic:cNvPicPr/>
+                        </pic:nvPicPr>
+                        <pic:blipFill>
+                          <a:blip r:embed="rId14"/>
+                          <a:stretch>
+                            <a:fillRect/>
+                          </a:stretch>
+                        </pic:blipFill>
+                        <pic:spPr>
+                          <a:xfrm>
+                            <a:off x="0" y="0"/>
+                            <a:ext cx="1572768" cy="3403631"/>
+                          </a:xfrm>
+                          <a:prstGeom prst="rect"/>
+                        </pic:spPr>
+                      </pic:pic>
+                    </a:graphicData>
+                  </a:graphic>
+                </wp:inline>
+              </w:drawing>
+            </w:r>
+          </w:p>
+          <w:p>
+            <w:pPr>
+              <w:spacing w:before="20" w:after="20" w:line="240" w:lineRule="auto"/>
+              <w:jc w:val="center"/>
+            </w:pPr>
+            <w:r>
+              <w:rPr>
+                <w:rFonts w:ascii="맑은 고딕" w:hAnsi="맑은 고딕" w:eastAsia="맑은 고딕"/>
+                <w:b w:val="0"/>
+                <w:sz w:val="13"/>
+              </w:rPr>
+              <w:t>재계획 전·후</w:t>
               <w:br/>
-              <w:t>주간 리뷰 화면</w:t>
-              <w:br/>
-              <w:t>캡처 필요</w:t>
+              <w:t>(실제 배포 UI · 보고서용 stub 데이터)</w:t>
             </w:r>
           </w:p>
         </w:tc>
@@ -10010,115 +10553,9 @@
           <w:color w:val="9E472F"/>
           <w:sz w:val="18"/>
         </w:rPr>
-        <w:t>장준혁 — 프론트엔드 기능·데이터 연동 문제 해결</w:t>
-      </w:r>
-      <w:r>
-        <w:rPr>
-          <w:rFonts w:ascii="Malgun Gothic" w:hAnsi="Malgun Gothic" w:eastAsia="Malgun Gothic"/>
-          <w:b w:val="0"/>
-          <w:color w:val="1A1714"/>
-          <w:sz w:val="18"/>
-        </w:rPr>
+        <w:t>② 회복 선택값의 서버 계약 불일치</w:t>
         <w:br/>
-      </w:r>
-      <w:r>
-        <w:rPr>
-          <w:rFonts w:ascii="Malgun Gothic" w:hAnsi="Malgun Gothic" w:eastAsia="Malgun Gothic"/>
-          <w:b/>
-          <w:color w:val="1A1714"/>
-          <w:sz w:val="18"/>
-        </w:rPr>
-        <w:t>① 반응형 화면의 API 중복 호출</w:t>
-      </w:r>
-      <w:r>
-        <w:rPr>
-          <w:rFonts w:ascii="Malgun Gothic" w:hAnsi="Malgun Gothic" w:eastAsia="Malgun Gothic"/>
-          <w:b w:val="0"/>
-          <w:color w:val="1A1714"/>
-          <w:sz w:val="18"/>
-        </w:rPr>
-        <w:br/>
-      </w:r>
-      <w:r>
-        <w:rPr>
-          <w:rFonts w:ascii="Malgun Gothic" w:hAnsi="Malgun Gothic" w:eastAsia="Malgun Gothic"/>
-          <w:b w:val="0"/>
-          <w:color w:val="1A1714"/>
-          <w:sz w:val="18"/>
-        </w:rPr>
-        <w:t>모바일과 데스크톱 레이아웃을 동시에 마운트하고 한쪽만 CSS로 숨겨, 보이지 않는 컴포넌트도 데이터 조회를 실행했다. 1024px matchMedia 기준으로 현재 뷰포트의 트리 하나만 조건부 마운트하도록 바꾸어 중복 요청과 중복 접근성 요소를 제거했다.</w:t>
-      </w:r>
-      <w:r>
-        <w:rPr>
-          <w:rFonts w:ascii="Malgun Gothic" w:hAnsi="Malgun Gothic" w:eastAsia="Malgun Gothic"/>
-          <w:b w:val="0"/>
-          <w:color w:val="1A1714"/>
-          <w:sz w:val="18"/>
-        </w:rPr>
-        <w:br/>
-      </w:r>
-      <w:r>
-        <w:rPr>
-          <w:rFonts w:ascii="Malgun Gothic" w:hAnsi="Malgun Gothic" w:eastAsia="Malgun Gothic"/>
-          <w:b/>
-          <w:color w:val="1A1714"/>
-          <w:sz w:val="18"/>
-        </w:rPr>
-        <w:t>② 로그인 직후 빈 화면·잘못된 화면 진입</w:t>
-      </w:r>
-      <w:r>
-        <w:rPr>
-          <w:rFonts w:ascii="Malgun Gothic" w:hAnsi="Malgun Gothic" w:eastAsia="Malgun Gothic"/>
-          <w:b w:val="0"/>
-          <w:color w:val="1A1714"/>
-          <w:sz w:val="18"/>
-        </w:rPr>
-        <w:br/>
-      </w:r>
-      <w:r>
-        <w:rPr>
-          <w:rFonts w:ascii="Malgun Gothic" w:hAnsi="Malgun Gothic" w:eastAsia="Malgun Gothic"/>
-          <w:b w:val="0"/>
-          <w:color w:val="1A1714"/>
-          <w:sz w:val="18"/>
-        </w:rPr>
-        <w:t>로그인 토큰을 받은 직후 계정 정보와 온보딩 상태를 불러오기 전에 첫 화면을 결정해 빈 화면이나 잘못된 화면이 나타나는 문제가 있었다. 계정 정보 로딩이 끝난 뒤 onboarding_state를 기준으로 진입 화면을 선택하도록 순서를 바꾸고, 직렬 조회 단계를 줄여 로그인 후 데이터 표시 시간도 1,397ms에서 886ms로 단축했다.</w:t>
-      </w:r>
-      <w:r>
-        <w:rPr>
-          <w:rFonts w:ascii="Malgun Gothic" w:hAnsi="Malgun Gothic" w:eastAsia="Malgun Gothic"/>
-          <w:b w:val="0"/>
-          <w:color w:val="1A1714"/>
-          <w:sz w:val="18"/>
-        </w:rPr>
-        <w:br/>
-      </w:r>
-      <w:r>
-        <w:rPr>
-          <w:rFonts w:ascii="Malgun Gothic" w:hAnsi="Malgun Gothic" w:eastAsia="Malgun Gothic"/>
-          <w:b/>
-          <w:color w:val="1A1714"/>
-          <w:sz w:val="18"/>
-        </w:rPr>
-        <w:t>③ 서버 저장 실패 후 화면과 실제 데이터 불일치</w:t>
-      </w:r>
-      <w:r>
-        <w:rPr>
-          <w:rFonts w:ascii="Malgun Gothic" w:hAnsi="Malgun Gothic" w:eastAsia="Malgun Gothic"/>
-          <w:b w:val="0"/>
-          <w:color w:val="1A1714"/>
-          <w:sz w:val="18"/>
-        </w:rPr>
-        <w:br/>
-      </w:r>
-      <w:r>
-        <w:rPr>
-          <w:rFonts w:ascii="Malgun Gothic" w:hAnsi="Malgun Gothic" w:eastAsia="Malgun Gothic"/>
-          <w:b w:val="0"/>
-          <w:color w:val="1A1714"/>
-          <w:sz w:val="18"/>
-        </w:rPr>
-        <w:t>습관 체크·삭제와 고정 일정 삭제에서 화면을 먼저 바꾼 뒤 서버 저장이 실패해도 변경된 화면이 남는 문제가 있었다. 요청 전 값을 보관했다가 실패하면 화면을 원래대로 되돌리고 오류를 안내하며, 서버 저장에 성공한 경우에만 최종 상태를 유지하도록 수정했다.</w:t>
+        <w:t>회복안을 수락하거나 나중에 처리할 때 프론트엔드가 서버 계약에 없는 accept/reject 값을 전송해 모든 저장 요청이 422 오류로 거절되었다. 오류를 무시하는 처리 때문에 화면은 다음 단계로 이동했지만 회복 행동과 재계획 데이터는 저장되지 않았다. 요청값을 accepted·edited·skipped로 제한하는 타입을 추가하고, 저장 실패 시 다음 화면으로 이동하지 않고 오류를 안내하도록 수정했다. 또한 재계획 승인 키를 실행 단위로 고정해 같은 요청을 다시 보내도 중복 적용되지 않게 했다.</w:t>
       </w:r>
     </w:p>
     <w:tbl>

--- a/deliverables/2026_한이음_개발보고서_장준혁_담당분_초안.docx
+++ b/deliverables/2026_한이음_개발보고서_장준혁_담당분_초안.docx
@@ -1,6 +1,6 @@
 
 <file path=word/document.xml><?xml version="1.0" encoding="utf-8"?>
-<w:document xmlns:wpc="http://schemas.microsoft.com/office/word/2010/wordprocessingCanvas" xmlns:mc="http://schemas.openxmlformats.org/markup-compatibility/2006" xmlns:o="urn:schemas-microsoft-com:office:office" xmlns:r="http://schemas.openxmlformats.org/officeDocument/2006/relationships" xmlns:m="http://schemas.openxmlformats.org/officeDocument/2006/math" xmlns:v="urn:schemas-microsoft-com:vml" xmlns:wp14="http://schemas.microsoft.com/office/word/2010/wordprocessingDrawing" xmlns:wp="http://schemas.openxmlformats.org/drawingml/2006/wordprocessingDrawing" xmlns:w10="urn:schemas-microsoft-com:office:word" xmlns:w="http://schemas.openxmlformats.org/wordprocessingml/2006/main" xmlns:w14="http://schemas.microsoft.com/office/word/2010/wordml" xmlns:w15="http://schemas.microsoft.com/office/word/2012/wordml" xmlns:wpg="http://schemas.microsoft.com/office/word/2010/wordprocessingGroup" xmlns:wpi="http://schemas.microsoft.com/office/word/2010/wordprocessingInk" xmlns:wne="http://schemas.microsoft.com/office/word/2006/wordml" xmlns:wps="http://schemas.microsoft.com/office/word/2010/wordprocessingShape">
+<w:document xmlns:wpc="http://schemas.microsoft.com/office/word/2010/wordprocessingCanvas" xmlns:cx="http://schemas.microsoft.com/office/drawing/2014/chartex" xmlns:cx1="http://schemas.microsoft.com/office/drawing/2015/9/8/chartex" xmlns:cx2="http://schemas.microsoft.com/office/drawing/2015/10/21/chartex" xmlns:cx3="http://schemas.microsoft.com/office/drawing/2016/5/9/chartex" xmlns:cx4="http://schemas.microsoft.com/office/drawing/2016/5/10/chartex" xmlns:cx5="http://schemas.microsoft.com/office/drawing/2016/5/11/chartex" xmlns:cx6="http://schemas.microsoft.com/office/drawing/2016/5/12/chartex" xmlns:cx7="http://schemas.microsoft.com/office/drawing/2016/5/13/chartex" xmlns:cx8="http://schemas.microsoft.com/office/drawing/2016/5/14/chartex" xmlns:mc="http://schemas.openxmlformats.org/markup-compatibility/2006" xmlns:aink="http://schemas.microsoft.com/office/drawing/2016/ink" xmlns:am3d="http://schemas.microsoft.com/office/drawing/2017/model3d" xmlns:o="urn:schemas-microsoft-com:office:office" xmlns:oel="http://schemas.microsoft.com/office/2019/extlst" xmlns:r="http://schemas.openxmlformats.org/officeDocument/2006/relationships" xmlns:m="http://schemas.openxmlformats.org/officeDocument/2006/math" xmlns:v="urn:schemas-microsoft-com:vml" xmlns:wp14="http://schemas.microsoft.com/office/word/2010/wordprocessingDrawing" xmlns:wp="http://schemas.openxmlformats.org/drawingml/2006/wordprocessingDrawing" xmlns:w10="urn:schemas-microsoft-com:office:word" xmlns:w="http://schemas.openxmlformats.org/wordprocessingml/2006/main" xmlns:w14="http://schemas.microsoft.com/office/word/2010/wordml" xmlns:w15="http://schemas.microsoft.com/office/word/2012/wordml" xmlns:w16cei="http://schemas.microsoft.com/office/word/2026/wordml/cei" xmlns:w16cex="http://schemas.microsoft.com/office/word/2018/wordml/cex" xmlns:w16cid="http://schemas.microsoft.com/office/word/2016/wordml/cid" xmlns:w16="http://schemas.microsoft.com/office/word/2018/wordml" xmlns:w16du="http://schemas.microsoft.com/office/word/2023/wordml/word16du" xmlns:w16sdtdh="http://schemas.microsoft.com/office/word/2020/wordml/sdtdatahash" xmlns:w16sdtfl="http://schemas.microsoft.com/office/word/2024/wordml/sdtformatlock" xmlns:w16se="http://schemas.microsoft.com/office/word/2015/wordml/symex" xmlns:wpg="http://schemas.microsoft.com/office/word/2010/wordprocessingGroup" xmlns:wpi="http://schemas.microsoft.com/office/word/2010/wordprocessingInk" xmlns:wne="http://schemas.microsoft.com/office/word/2006/wordml" xmlns:wps="http://schemas.microsoft.com/office/word/2010/wordprocessingShape" mc:Ignorable="w14 w15 w16se w16cid w16 w16cex w16sdtdh w16sdtfl w16du wp14">
   <w:body>
     <w:tbl>
       <w:tblPr>
@@ -13,7 +13,6 @@
           <w:bottom w:val="single" w:sz="3" w:space="0" w:color="000000"/>
           <w:right w:val="single" w:sz="3" w:space="0" w:color="000000"/>
         </w:tblBorders>
-        <w:tblLook w:val="04A0" w:firstRow="1" w:lastRow="0" w:firstColumn="1" w:lastColumn="0" w:noHBand="0" w:noVBand="1"/>
         <w:tblLayout w:type="fixed"/>
         <w:tblCellMar>
           <w:top w:w="28" w:type="dxa"/>
@@ -21,13 +20,14 @@
           <w:bottom w:w="28" w:type="dxa"/>
           <w:right w:w="28" w:type="dxa"/>
         </w:tblCellMar>
+        <w:tblLook w:val="04A0" w:firstRow="1" w:lastRow="0" w:firstColumn="1" w:lastColumn="0" w:noHBand="0" w:noVBand="1"/>
       </w:tblPr>
       <w:tblGrid>
         <w:gridCol w:w="3461"/>
       </w:tblGrid>
       <w:tr>
         <w:trPr>
-          <w:trHeight w:val="605" w:hRule="atLeast"/>
+          <w:trHeight w:val="605"/>
         </w:trPr>
         <w:tc>
           <w:tcPr>
@@ -44,11 +44,11 @@
             <w:pPr>
               <w:pStyle w:val="a3"/>
               <w:wordWrap/>
-              <w:jc w:val="center"/>
               <w:spacing w:line="420" w:lineRule="auto"/>
-            </w:pPr>
-            <w:bookmarkStart w:id="1" w:name="_top"/>
-            <w:bookmarkEnd w:id="1"/>
+              <w:jc w:val="center"/>
+            </w:pPr>
+            <w:bookmarkStart w:id="0" w:name="_top"/>
+            <w:bookmarkEnd w:id="0"/>
             <w:r>
               <w:rPr>
                 <w:rFonts w:eastAsia="HY헤드라인M"/>
@@ -72,9 +72,9 @@
         <w:pStyle w:val="a3"/>
         <w:wordWrap/>
         <w:rPr>
+          <w:spacing w:val="-6"/>
           <w:sz w:val="30"/>
           <w:shd w:val="clear" w:color="000000" w:fill="auto"/>
-          <w:spacing w:val="-6"/>
         </w:rPr>
       </w:pPr>
     </w:p>
@@ -83,12 +83,12 @@
         <w:tblStyle w:val="af3"/>
         <w:tblW w:w="0" w:type="auto"/>
         <w:tblBorders>
-          <w:top w:val="none"/>
-          <w:left w:val="none"/>
-          <w:bottom w:val="none"/>
-          <w:right w:val="none"/>
-          <w:insideH w:val="none"/>
-          <w:insideV w:val="none"/>
+          <w:top w:val="none" w:sz="0" w:space="0" w:color="auto"/>
+          <w:left w:val="none" w:sz="0" w:space="0" w:color="auto"/>
+          <w:bottom w:val="none" w:sz="0" w:space="0" w:color="auto"/>
+          <w:right w:val="none" w:sz="0" w:space="0" w:color="auto"/>
+          <w:insideH w:val="none" w:sz="0" w:space="0" w:color="auto"/>
+          <w:insideV w:val="none" w:sz="0" w:space="0" w:color="auto"/>
         </w:tblBorders>
         <w:tblLook w:val="04A0" w:firstRow="1" w:lastRow="0" w:firstColumn="1" w:lastColumn="0" w:noHBand="0" w:noVBand="1"/>
       </w:tblPr>
@@ -111,19 +111,19 @@
           <w:p>
             <w:pPr>
               <w:pStyle w:val="a3"/>
+              <w:pBdr>
+                <w:top w:val="none" w:sz="0" w:space="0" w:color="auto"/>
+                <w:left w:val="none" w:sz="0" w:space="0" w:color="auto"/>
+                <w:bottom w:val="none" w:sz="0" w:space="0" w:color="auto"/>
+                <w:right w:val="none" w:sz="0" w:space="0" w:color="auto"/>
+              </w:pBdr>
               <w:wordWrap/>
               <w:jc w:val="center"/>
-              <w:pBdr>
-                <w:top w:val="none"/>
-                <w:left w:val="none"/>
-                <w:bottom w:val="none"/>
-                <w:right w:val="none"/>
-              </w:pBdr>
-              <w:rPr>
+              <w:rPr>
+                <w:spacing w:val="-6"/>
                 <w:sz w:val="8"/>
                 <w:szCs w:val="8"/>
                 <w:shd w:val="clear" w:color="000000" w:fill="auto"/>
-                <w:spacing w:val="-6"/>
               </w:rPr>
             </w:pPr>
           </w:p>
@@ -142,87 +142,77 @@
           <w:p>
             <w:pPr>
               <w:pStyle w:val="a3"/>
+              <w:pBdr>
+                <w:top w:val="none" w:sz="0" w:space="0" w:color="auto"/>
+                <w:left w:val="none" w:sz="0" w:space="0" w:color="auto"/>
+                <w:bottom w:val="none" w:sz="0" w:space="0" w:color="auto"/>
+                <w:right w:val="none" w:sz="0" w:space="0" w:color="auto"/>
+              </w:pBdr>
               <w:wordWrap/>
               <w:jc w:val="center"/>
+              <w:rPr>
+                <w:rFonts w:ascii="HY헤드라인M" w:eastAsia="HY헤드라인M"/>
+                <w:spacing w:val="-6"/>
+                <w:szCs w:val="20"/>
+                <w:shd w:val="clear" w:color="000000" w:fill="auto"/>
+              </w:rPr>
+            </w:pPr>
+          </w:p>
+          <w:p>
+            <w:pPr>
+              <w:pStyle w:val="a3"/>
               <w:pBdr>
-                <w:top w:val="none"/>
-                <w:left w:val="none"/>
-                <w:bottom w:val="none"/>
-                <w:right w:val="none"/>
+                <w:top w:val="none" w:sz="0" w:space="0" w:color="auto"/>
+                <w:left w:val="none" w:sz="0" w:space="0" w:color="auto"/>
+                <w:bottom w:val="none" w:sz="0" w:space="0" w:color="auto"/>
+                <w:right w:val="none" w:sz="0" w:space="0" w:color="auto"/>
               </w:pBdr>
+              <w:wordWrap/>
+              <w:jc w:val="center"/>
               <w:rPr>
                 <w:rFonts w:ascii="HY헤드라인M" w:eastAsia="HY헤드라인M"/>
-                <w:szCs w:val="20"/>
-                <w:shd w:val="clear" w:color="000000" w:fill="auto"/>
                 <w:spacing w:val="-6"/>
-              </w:rPr>
-            </w:pPr>
-          </w:p>
-          <w:p>
-            <w:pPr>
-              <w:pStyle w:val="a3"/>
-              <w:wordWrap/>
-              <w:jc w:val="center"/>
-              <w:pBdr>
-                <w:top w:val="none"/>
-                <w:left w:val="none"/>
-                <w:bottom w:val="none"/>
-                <w:right w:val="none"/>
-              </w:pBdr>
-              <w:rPr>
-                <w:rFonts w:ascii="HY헤드라인M" w:eastAsia="HY헤드라인M"/>
                 <w:sz w:val="48"/>
                 <w:szCs w:val="48"/>
                 <w:shd w:val="clear" w:color="000000" w:fill="auto"/>
+              </w:rPr>
+            </w:pPr>
+            <w:r>
+              <w:rPr>
+                <w:rFonts w:ascii="HY헤드라인M" w:eastAsia="HY헤드라인M" w:hint="eastAsia"/>
                 <w:spacing w:val="-6"/>
-              </w:rPr>
-            </w:pPr>
-            <w:r>
-              <w:rPr>
-                <w:rFonts w:ascii="HY헤드라인M" w:eastAsia="HY헤드라인M" w:hint="eastAsia"/>
                 <w:sz w:val="48"/>
                 <w:szCs w:val="48"/>
                 <w:shd w:val="clear" w:color="000000" w:fill="auto"/>
+              </w:rPr>
+              <w:t>2026년 한이음 드림업</w:t>
+            </w:r>
+          </w:p>
+          <w:p>
+            <w:pPr>
+              <w:pStyle w:val="a3"/>
+              <w:pBdr>
+                <w:top w:val="none" w:sz="0" w:space="0" w:color="auto"/>
+                <w:left w:val="none" w:sz="0" w:space="0" w:color="auto"/>
+                <w:bottom w:val="none" w:sz="0" w:space="0" w:color="auto"/>
+                <w:right w:val="none" w:sz="0" w:space="0" w:color="auto"/>
+              </w:pBdr>
+              <w:wordWrap/>
+              <w:jc w:val="center"/>
+              <w:rPr>
                 <w:spacing w:val="-6"/>
-              </w:rPr>
-              <w:t xml:space="preserve">2026년 한이음 </w:t>
-            </w:r>
-            <w:r>
-              <w:rPr>
-                <w:rFonts w:ascii="HY헤드라인M" w:eastAsia="HY헤드라인M" w:hint="eastAsia"/>
-                <w:sz w:val="48"/>
-                <w:szCs w:val="48"/>
-                <w:shd w:val="clear" w:color="000000" w:fill="auto"/>
-                <w:spacing w:val="-6"/>
-              </w:rPr>
-              <w:t>드림업</w:t>
-            </w:r>
-          </w:p>
-          <w:p>
-            <w:pPr>
-              <w:pStyle w:val="a3"/>
-              <w:wordWrap/>
-              <w:jc w:val="center"/>
-              <w:pBdr>
-                <w:top w:val="none"/>
-                <w:left w:val="none"/>
-                <w:bottom w:val="none"/>
-                <w:right w:val="none"/>
-              </w:pBdr>
-              <w:rPr>
                 <w:sz w:val="76"/>
                 <w:szCs w:val="76"/>
                 <w:shd w:val="clear" w:color="000000" w:fill="auto"/>
+              </w:rPr>
+            </w:pPr>
+            <w:r>
+              <w:rPr>
+                <w:rFonts w:ascii="HY헤드라인M" w:eastAsia="HY헤드라인M" w:hint="eastAsia"/>
                 <w:spacing w:val="-6"/>
-              </w:rPr>
-            </w:pPr>
-            <w:r>
-              <w:rPr>
-                <w:rFonts w:ascii="HY헤드라인M" w:eastAsia="HY헤드라인M" w:hint="eastAsia"/>
                 <w:sz w:val="76"/>
                 <w:szCs w:val="76"/>
                 <w:shd w:val="clear" w:color="000000" w:fill="auto"/>
-                <w:spacing w:val="-6"/>
               </w:rPr>
               <w:t>개 발 보 고 서</w:t>
             </w:r>
@@ -245,19 +235,19 @@
           <w:p>
             <w:pPr>
               <w:pStyle w:val="a3"/>
+              <w:pBdr>
+                <w:top w:val="none" w:sz="0" w:space="0" w:color="auto"/>
+                <w:left w:val="none" w:sz="0" w:space="0" w:color="auto"/>
+                <w:bottom w:val="none" w:sz="0" w:space="0" w:color="auto"/>
+                <w:right w:val="none" w:sz="0" w:space="0" w:color="auto"/>
+              </w:pBdr>
               <w:wordWrap/>
               <w:jc w:val="center"/>
-              <w:pBdr>
-                <w:top w:val="none"/>
-                <w:left w:val="none"/>
-                <w:bottom w:val="none"/>
-                <w:right w:val="none"/>
-              </w:pBdr>
-              <w:rPr>
+              <w:rPr>
+                <w:spacing w:val="-6"/>
                 <w:sz w:val="8"/>
                 <w:szCs w:val="8"/>
                 <w:shd w:val="clear" w:color="000000" w:fill="auto"/>
-                <w:spacing w:val="-6"/>
               </w:rPr>
             </w:pPr>
           </w:p>
@@ -272,10 +262,10 @@
         <w:rPr>
           <w:rFonts w:ascii="HCI Poppy"/>
           <w:b/>
+          <w:spacing w:val="-5"/>
           <w:w w:val="98"/>
           <w:sz w:val="50"/>
           <w:shd w:val="clear" w:color="000000" w:fill="auto"/>
-          <w:spacing w:val="-5"/>
         </w:rPr>
       </w:pPr>
     </w:p>
@@ -286,19 +276,19 @@
         <w:jc w:val="center"/>
         <w:rPr>
           <w:rFonts w:ascii="HY헤드라인M" w:eastAsia="HY헤드라인M"/>
+          <w:spacing w:val="-6"/>
           <w:sz w:val="30"/>
           <w:shd w:val="clear" w:color="000000" w:fill="auto"/>
-          <w:spacing w:val="-6"/>
         </w:rPr>
       </w:pPr>
       <w:r>
         <w:rPr>
           <w:rFonts w:ascii="HY헤드라인M" w:eastAsia="HY헤드라인M" w:hint="eastAsia"/>
           <w:b/>
+          <w:spacing w:val="-5"/>
           <w:w w:val="98"/>
           <w:sz w:val="50"/>
           <w:shd w:val="clear" w:color="000000" w:fill="auto"/>
-          <w:spacing w:val="-5"/>
         </w:rPr>
         <w:t>2026. 8.</w:t>
       </w:r>
@@ -309,9 +299,9 @@
         <w:wordWrap/>
         <w:jc w:val="center"/>
         <w:rPr>
+          <w:spacing w:val="-6"/>
           <w:sz w:val="30"/>
           <w:shd w:val="clear" w:color="000000" w:fill="auto"/>
-          <w:spacing w:val="-6"/>
         </w:rPr>
       </w:pPr>
     </w:p>
@@ -321,9 +311,9 @@
         <w:wordWrap/>
         <w:jc w:val="center"/>
         <w:rPr>
+          <w:spacing w:val="-6"/>
           <w:sz w:val="30"/>
           <w:shd w:val="clear" w:color="000000" w:fill="auto"/>
-          <w:spacing w:val="-6"/>
         </w:rPr>
       </w:pPr>
     </w:p>
@@ -338,7 +328,6 @@
           <w:bottom w:val="single" w:sz="3" w:space="0" w:color="000000"/>
           <w:right w:val="single" w:sz="3" w:space="0" w:color="000000"/>
         </w:tblBorders>
-        <w:tblLook w:val="04A0" w:firstRow="1" w:lastRow="0" w:firstColumn="1" w:lastColumn="0" w:noHBand="0" w:noVBand="1"/>
         <w:tblLayout w:type="fixed"/>
         <w:tblCellMar>
           <w:top w:w="57" w:type="dxa"/>
@@ -346,6 +335,7 @@
           <w:bottom w:w="57" w:type="dxa"/>
           <w:right w:w="85" w:type="dxa"/>
         </w:tblCellMar>
+        <w:tblLook w:val="04A0" w:firstRow="1" w:lastRow="0" w:firstColumn="1" w:lastColumn="0" w:noHBand="0" w:noVBand="1"/>
       </w:tblPr>
       <w:tblGrid>
         <w:gridCol w:w="1624"/>
@@ -353,7 +343,7 @@
       </w:tblGrid>
       <w:tr>
         <w:trPr>
-          <w:trHeight w:val="1126" w:hRule="atLeast"/>
+          <w:trHeight w:val="1126"/>
         </w:trPr>
         <w:tc>
           <w:tcPr>
@@ -413,17 +403,18 @@
                 <w:bCs/>
                 <w:color w:val="0000FF"/>
               </w:rPr>
-              <w:t xml:space="preserve"># 한이음 </w:t>
-            </w:r>
-            <w:r>
+              <w:t># 한이음 드림업 사이트에 개설된 프로젝트명과 동일하게 기재</w:t>
+            </w:r>
+          </w:p>
+          <w:p>
+            <w:pPr>
               <w:rPr>
                 <w:rFonts w:asciiTheme="majorHAnsi" w:eastAsiaTheme="majorHAnsi" w:hAnsiTheme="majorHAnsi"/>
                 <w:b/>
                 <w:bCs/>
                 <w:color w:val="0000FF"/>
               </w:rPr>
-              <w:t>드림업</w:t>
-            </w:r>
+            </w:pPr>
             <w:r>
               <w:rPr>
                 <w:rFonts w:asciiTheme="majorHAnsi" w:eastAsiaTheme="majorHAnsi" w:hAnsiTheme="majorHAnsi"/>
@@ -431,44 +422,7 @@
                 <w:bCs/>
                 <w:color w:val="0000FF"/>
               </w:rPr>
-              <w:t xml:space="preserve"> 사이트에 개설된 프로젝트명과 동일하게 기재</w:t>
-            </w:r>
-          </w:p>
-          <w:p>
-            <w:pPr>
-              <w:rPr>
-                <w:rFonts w:asciiTheme="majorHAnsi" w:eastAsiaTheme="majorHAnsi" w:hAnsiTheme="majorHAnsi"/>
-                <w:b/>
-                <w:bCs/>
-                <w:color w:val="0000FF"/>
-              </w:rPr>
-            </w:pPr>
-            <w:r>
-              <w:rPr>
-                <w:rFonts w:asciiTheme="majorHAnsi" w:eastAsiaTheme="majorHAnsi" w:hAnsiTheme="majorHAnsi"/>
-                <w:b/>
-                <w:bCs/>
-                <w:color w:val="0000FF"/>
-              </w:rPr>
-              <w:t xml:space="preserve"> - 수행계획 </w:t>
-            </w:r>
-            <w:r>
-              <w:rPr>
-                <w:rFonts w:asciiTheme="majorHAnsi" w:eastAsiaTheme="majorHAnsi" w:hAnsiTheme="majorHAnsi"/>
-                <w:b/>
-                <w:bCs/>
-                <w:color w:val="0000FF"/>
-              </w:rPr>
-              <w:t>변경시</w:t>
-            </w:r>
-            <w:r>
-              <w:rPr>
-                <w:rFonts w:asciiTheme="majorHAnsi" w:eastAsiaTheme="majorHAnsi" w:hAnsiTheme="majorHAnsi"/>
-                <w:b/>
-                <w:bCs/>
-                <w:color w:val="0000FF"/>
-              </w:rPr>
-              <w:t>, 승인 확인 이후 작성</w:t>
+              <w:t xml:space="preserve"> - 수행계획 변경시, 승인 확인 이후 작성</w:t>
             </w:r>
           </w:p>
         </w:tc>
@@ -499,7 +453,7 @@
           <w:noProof/>
         </w:rPr>
         <w:drawing>
-          <wp:inline distT="0" distB="0" distL="0" distR="0">
+          <wp:inline distT="0" distB="0" distL="0" distR="0" wp14:anchorId="4D8B396A" wp14:editId="5D6CEB10">
             <wp:extent cx="3962400" cy="754380"/>
             <wp:effectExtent l="0" t="0" r="0" b="0"/>
             <wp:docPr id="1025" name="그림 %d 1"/>
@@ -510,11 +464,11 @@
                   <pic:nvPicPr>
                     <pic:cNvPr id="1025" name="그림 %d 1"/>
                     <pic:cNvPicPr>
-                      <a:picLocks noUngrp="1"/>
+                      <a:picLocks/>
                     </pic:cNvPicPr>
                   </pic:nvPicPr>
                   <pic:blipFill>
-                    <a:blip r:embed="rId1">
+                    <a:blip r:embed="rId7" cstate="print">
                       <a:extLst>
                         <a:ext uri="{28A0092B-C50C-407E-A947-70E740481C1C}">
                           <a14:useLocalDpi xmlns:a14="http://schemas.microsoft.com/office/drawing/2010/main" val="0"/>
@@ -566,7 +520,6 @@
           <w:bottom w:val="single" w:sz="3" w:space="0" w:color="000000"/>
           <w:right w:val="single" w:sz="3" w:space="0" w:color="000000"/>
         </w:tblBorders>
-        <w:tblLook w:val="04A0" w:firstRow="1" w:lastRow="0" w:firstColumn="1" w:lastColumn="0" w:noHBand="0" w:noVBand="1"/>
         <w:tblLayout w:type="fixed"/>
         <w:tblCellMar>
           <w:top w:w="28" w:type="dxa"/>
@@ -574,13 +527,14 @@
           <w:bottom w:w="28" w:type="dxa"/>
           <w:right w:w="102" w:type="dxa"/>
         </w:tblCellMar>
+        <w:tblLook w:val="04A0" w:firstRow="1" w:lastRow="0" w:firstColumn="1" w:lastColumn="0" w:noHBand="0" w:noVBand="1"/>
       </w:tblPr>
       <w:tblGrid>
         <w:gridCol w:w="9638"/>
       </w:tblGrid>
       <w:tr>
         <w:trPr>
-          <w:trHeight w:val="966" w:hRule="atLeast"/>
+          <w:trHeight w:val="966"/>
         </w:trPr>
         <w:tc>
           <w:tcPr>
@@ -597,8 +551,8 @@
             <w:pPr>
               <w:pStyle w:val="a3"/>
               <w:wordWrap/>
-              <w:jc w:val="center"/>
               <w:spacing w:line="252" w:lineRule="auto"/>
+              <w:jc w:val="center"/>
             </w:pPr>
             <w:r>
               <w:rPr>
@@ -607,6 +561,7 @@
                 <w:sz w:val="40"/>
                 <w:shd w:val="clear" w:color="000000" w:fill="auto"/>
               </w:rPr>
+              <w:lastRenderedPageBreak/>
               <w:t>요 약 본</w:t>
             </w:r>
           </w:p>
@@ -614,8 +569,8 @@
             <w:pPr>
               <w:pStyle w:val="a3"/>
               <w:wordWrap/>
-              <w:jc w:val="center"/>
               <w:spacing w:line="252" w:lineRule="auto"/>
+              <w:jc w:val="center"/>
             </w:pPr>
             <w:r>
               <w:rPr>
@@ -632,55 +587,7 @@
                 <w:color w:val="0000FF"/>
                 <w:shd w:val="clear" w:color="000000" w:fill="auto"/>
               </w:rPr>
-              <w:t xml:space="preserve"># 필히 1장으로 작성, 글꼴 </w:t>
-            </w:r>
-            <w:r>
-              <w:rPr>
-                <w:rFonts w:ascii="맑은 고딕" w:eastAsia="맑은 고딕"/>
-                <w:color w:val="0000FF"/>
-                <w:shd w:val="clear" w:color="000000" w:fill="auto"/>
-              </w:rPr>
-              <w:t>맑은고딕</w:t>
-            </w:r>
-            <w:r>
-              <w:rPr>
-                <w:rFonts w:ascii="맑은 고딕" w:eastAsia="맑은 고딕"/>
-                <w:color w:val="0000FF"/>
-                <w:shd w:val="clear" w:color="000000" w:fill="auto"/>
-              </w:rPr>
-              <w:t xml:space="preserve">, 사이즈 10, </w:t>
-            </w:r>
-            <w:r>
-              <w:rPr>
-                <w:rFonts w:ascii="맑은 고딕" w:eastAsia="맑은 고딕"/>
-                <w:color w:val="0000FF"/>
-                <w:shd w:val="clear" w:color="000000" w:fill="auto"/>
-              </w:rPr>
-              <w:t>글자색</w:t>
-            </w:r>
-            <w:r>
-              <w:rPr>
-                <w:rFonts w:ascii="맑은 고딕" w:eastAsia="맑은 고딕"/>
-                <w:color w:val="0000FF"/>
-                <w:shd w:val="clear" w:color="000000" w:fill="auto"/>
-              </w:rPr>
-              <w:t xml:space="preserve"> 검정, </w:t>
-            </w:r>
-            <w:r>
-              <w:rPr>
-                <w:rFonts w:ascii="맑은 고딕" w:eastAsia="맑은 고딕"/>
-                <w:color w:val="0000FF"/>
-                <w:shd w:val="clear" w:color="000000" w:fill="auto"/>
-              </w:rPr>
-              <w:t>줄간격</w:t>
-            </w:r>
-            <w:r>
-              <w:rPr>
-                <w:rFonts w:ascii="맑은 고딕" w:eastAsia="맑은 고딕"/>
-                <w:color w:val="0000FF"/>
-                <w:shd w:val="clear" w:color="000000" w:fill="auto"/>
-              </w:rPr>
-              <w:t xml:space="preserve"> 160, 판넬/책자 등 활용 예정</w:t>
+              <w:t># 필히 1장으로 작성, 글꼴 맑은고딕, 사이즈 10, 글자색 검정, 줄간격 160, 판넬/책자 등 활용 예정</w:t>
             </w:r>
           </w:p>
         </w:tc>
@@ -690,8 +597,8 @@
       <w:pPr>
         <w:pStyle w:val="a3"/>
         <w:wordWrap/>
+        <w:spacing w:line="348" w:lineRule="auto"/>
         <w:jc w:val="center"/>
-        <w:spacing w:line="348" w:lineRule="auto"/>
       </w:pPr>
     </w:p>
     <w:tbl>
@@ -705,7 +612,6 @@
           <w:bottom w:val="single" w:sz="3" w:space="0" w:color="000000"/>
           <w:right w:val="single" w:sz="3" w:space="0" w:color="000000"/>
         </w:tblBorders>
-        <w:tblLook w:val="04A0" w:firstRow="1" w:lastRow="0" w:firstColumn="1" w:lastColumn="0" w:noHBand="0" w:noVBand="1"/>
         <w:tblLayout w:type="fixed"/>
         <w:tblCellMar>
           <w:top w:w="28" w:type="dxa"/>
@@ -713,6 +619,7 @@
           <w:bottom w:w="28" w:type="dxa"/>
           <w:right w:w="102" w:type="dxa"/>
         </w:tblCellMar>
+        <w:tblLook w:val="04A0" w:firstRow="1" w:lastRow="0" w:firstColumn="1" w:lastColumn="0" w:noHBand="0" w:noVBand="1"/>
       </w:tblPr>
       <w:tblGrid>
         <w:gridCol w:w="1542"/>
@@ -724,7 +631,7 @@
       <w:tr>
         <w:trPr>
           <w:cantSplit/>
-          <w:trHeight w:val="465" w:hRule="atLeast"/>
+          <w:trHeight w:val="465"/>
         </w:trPr>
         <w:tc>
           <w:tcPr>
@@ -762,7 +669,7 @@
       <w:tr>
         <w:trPr>
           <w:cantSplit/>
-          <w:trHeight w:val="573" w:hRule="atLeast"/>
+          <w:trHeight w:val="573"/>
         </w:trPr>
         <w:tc>
           <w:tcPr>
@@ -818,19 +725,7 @@
               <w:rPr>
                 <w:rFonts w:asciiTheme="majorHAnsi" w:eastAsiaTheme="majorHAnsi" w:hAnsiTheme="majorHAnsi"/>
               </w:rPr>
-              <w:t xml:space="preserve"># 한이음 </w:t>
-            </w:r>
-            <w:r>
-              <w:rPr>
-                <w:rFonts w:asciiTheme="majorHAnsi" w:eastAsiaTheme="majorHAnsi" w:hAnsiTheme="majorHAnsi"/>
-              </w:rPr>
-              <w:t>드림업</w:t>
-            </w:r>
-            <w:r>
-              <w:rPr>
-                <w:rFonts w:asciiTheme="majorHAnsi" w:eastAsiaTheme="majorHAnsi" w:hAnsiTheme="majorHAnsi"/>
-              </w:rPr>
-              <w:t xml:space="preserve"> 사이트에 개설된 프로젝트명과 동일하게 기재</w:t>
+              <w:t># 한이음 드림업 사이트에 개설된 프로젝트명과 동일하게 기재</w:t>
             </w:r>
           </w:p>
           <w:p>
@@ -844,19 +739,7 @@
               <w:rPr>
                 <w:rFonts w:asciiTheme="majorHAnsi" w:eastAsiaTheme="majorHAnsi" w:hAnsiTheme="majorHAnsi"/>
               </w:rPr>
-              <w:t xml:space="preserve">- 수행계획 </w:t>
-            </w:r>
-            <w:r>
-              <w:rPr>
-                <w:rFonts w:asciiTheme="majorHAnsi" w:eastAsiaTheme="majorHAnsi" w:hAnsiTheme="majorHAnsi"/>
-              </w:rPr>
-              <w:t>변경시</w:t>
-            </w:r>
-            <w:r>
-              <w:rPr>
-                <w:rFonts w:asciiTheme="majorHAnsi" w:eastAsiaTheme="majorHAnsi" w:hAnsiTheme="majorHAnsi"/>
-              </w:rPr>
-              <w:t>, 승인 확인 이후 작성</w:t>
+              <w:t>- 수행계획 변경시, 승인 확인 이후 작성</w:t>
             </w:r>
           </w:p>
         </w:tc>
@@ -864,7 +747,7 @@
       <w:tr>
         <w:trPr>
           <w:cantSplit/>
-          <w:trHeight w:val="426" w:hRule="atLeast"/>
+          <w:trHeight w:val="426"/>
         </w:trPr>
         <w:tc>
           <w:tcPr>
@@ -998,13 +881,7 @@
               <w:rPr>
                 <w:rFonts w:asciiTheme="majorHAnsi" w:eastAsiaTheme="majorHAnsi" w:hAnsiTheme="majorHAnsi"/>
               </w:rPr>
-              <w:t>□ 금융/</w:t>
-            </w:r>
-            <w:r>
-              <w:rPr>
-                <w:rFonts w:asciiTheme="majorHAnsi" w:eastAsiaTheme="majorHAnsi" w:hAnsiTheme="majorHAnsi"/>
-              </w:rPr>
-              <w:t>핀테크</w:t>
+              <w:t>□ 금융/핀테크</w:t>
             </w:r>
           </w:p>
         </w:tc>
@@ -1012,12 +889,12 @@
       <w:tr>
         <w:trPr>
           <w:cantSplit/>
-          <w:trHeight w:val="426" w:hRule="atLeast"/>
+          <w:trHeight w:val="426"/>
         </w:trPr>
         <w:tc>
           <w:tcPr>
             <w:tcW w:w="1542" w:type="dxa"/>
-            <w:vMerge w:val="continue"/>
+            <w:vMerge/>
             <w:tcBorders>
               <w:top w:val="single" w:sz="2" w:space="0" w:color="000000"/>
               <w:left w:val="single" w:sz="2" w:space="0" w:color="000000"/>
@@ -1144,7 +1021,7 @@
       <w:tr>
         <w:trPr>
           <w:cantSplit/>
-          <w:trHeight w:val="20" w:hRule="atLeast"/>
+          <w:trHeight w:val="20"/>
         </w:trPr>
         <w:tc>
           <w:tcPr>
@@ -1286,12 +1163,12 @@
       <w:tr>
         <w:trPr>
           <w:cantSplit/>
-          <w:trHeight w:val="20" w:hRule="atLeast"/>
+          <w:trHeight w:val="20"/>
         </w:trPr>
         <w:tc>
           <w:tcPr>
             <w:tcW w:w="1542" w:type="dxa"/>
-            <w:vMerge w:val="continue"/>
+            <w:vMerge/>
             <w:tcBorders>
               <w:top w:val="single" w:sz="3" w:space="0" w:color="000000"/>
               <w:left w:val="single" w:sz="3" w:space="0" w:color="000000"/>
@@ -1412,7 +1289,7 @@
       <w:tr>
         <w:trPr>
           <w:cantSplit/>
-          <w:trHeight w:val="820" w:hRule="atLeast"/>
+          <w:trHeight w:val="820"/>
         </w:trPr>
         <w:tc>
           <w:tcPr>
@@ -1468,61 +1345,7 @@
               <w:rPr>
                 <w:rFonts w:asciiTheme="majorHAnsi" w:eastAsiaTheme="majorHAnsi" w:hAnsiTheme="majorHAnsi"/>
               </w:rPr>
-              <w:t xml:space="preserve">□ 논문게재 및 포스터 </w:t>
-            </w:r>
-            <w:r>
-              <w:rPr>
-                <w:rFonts w:asciiTheme="majorHAnsi" w:eastAsiaTheme="majorHAnsi" w:hAnsiTheme="majorHAnsi"/>
-              </w:rPr>
-              <w:t>발표  □</w:t>
-            </w:r>
-            <w:r>
-              <w:rPr>
-                <w:rFonts w:asciiTheme="majorHAnsi" w:eastAsiaTheme="majorHAnsi" w:hAnsiTheme="majorHAnsi"/>
-              </w:rPr>
-              <w:t xml:space="preserve"> </w:t>
-            </w:r>
-            <w:r>
-              <w:rPr>
-                <w:rFonts w:asciiTheme="majorHAnsi" w:eastAsiaTheme="majorHAnsi" w:hAnsiTheme="majorHAnsi"/>
-              </w:rPr>
-              <w:t>앱등록</w:t>
-            </w:r>
-            <w:r>
-              <w:rPr>
-                <w:rFonts w:asciiTheme="majorHAnsi" w:eastAsiaTheme="majorHAnsi" w:hAnsiTheme="majorHAnsi"/>
-              </w:rPr>
-              <w:t xml:space="preserve">  □</w:t>
-            </w:r>
-            <w:r>
-              <w:rPr>
-                <w:rFonts w:asciiTheme="majorHAnsi" w:eastAsiaTheme="majorHAnsi" w:hAnsiTheme="majorHAnsi"/>
-              </w:rPr>
-              <w:t xml:space="preserve"> </w:t>
-            </w:r>
-            <w:r>
-              <w:rPr>
-                <w:rFonts w:asciiTheme="majorHAnsi" w:eastAsiaTheme="majorHAnsi" w:hAnsiTheme="majorHAnsi"/>
-              </w:rPr>
-              <w:t>프로그램등록  □</w:t>
-            </w:r>
-            <w:r>
-              <w:rPr>
-                <w:rFonts w:asciiTheme="majorHAnsi" w:eastAsiaTheme="majorHAnsi" w:hAnsiTheme="majorHAnsi"/>
-              </w:rPr>
-              <w:t xml:space="preserve"> </w:t>
-            </w:r>
-            <w:r>
-              <w:rPr>
-                <w:rFonts w:asciiTheme="majorHAnsi" w:eastAsiaTheme="majorHAnsi" w:hAnsiTheme="majorHAnsi"/>
-              </w:rPr>
-              <w:t>특허  □</w:t>
-            </w:r>
-            <w:r>
-              <w:rPr>
-                <w:rFonts w:asciiTheme="majorHAnsi" w:eastAsiaTheme="majorHAnsi" w:hAnsiTheme="majorHAnsi"/>
-              </w:rPr>
-              <w:t xml:space="preserve"> 기술이전</w:t>
+              <w:t>□ 논문게재 및 포스터 발표  □ 앱등록  □ 프로그램등록  □ 특허  □ 기술이전</w:t>
             </w:r>
           </w:p>
           <w:p>
@@ -1536,67 +1359,7 @@
               <w:rPr>
                 <w:rFonts w:asciiTheme="majorHAnsi" w:eastAsiaTheme="majorHAnsi" w:hAnsiTheme="majorHAnsi"/>
               </w:rPr>
-              <w:t xml:space="preserve">□ </w:t>
-            </w:r>
-            <w:r>
-              <w:rPr>
-                <w:rFonts w:asciiTheme="majorHAnsi" w:eastAsiaTheme="majorHAnsi" w:hAnsiTheme="majorHAnsi"/>
-              </w:rPr>
-              <w:t>실용화  □</w:t>
-            </w:r>
-            <w:r>
-              <w:rPr>
-                <w:rFonts w:asciiTheme="majorHAnsi" w:eastAsiaTheme="majorHAnsi" w:hAnsiTheme="majorHAnsi"/>
-              </w:rPr>
-              <w:t xml:space="preserve"> 공모전(공모전명</w:t>
-            </w:r>
-            <w:r>
-              <w:rPr>
-                <w:rFonts w:asciiTheme="majorHAnsi" w:eastAsiaTheme="majorHAnsi" w:hAnsiTheme="majorHAnsi"/>
-              </w:rPr>
-              <w:t xml:space="preserve">     </w:t>
-            </w:r>
-            <w:r>
-              <w:rPr>
-                <w:rFonts w:asciiTheme="majorHAnsi" w:eastAsiaTheme="majorHAnsi" w:hAnsiTheme="majorHAnsi"/>
-              </w:rPr>
-              <w:t xml:space="preserve">  </w:t>
-            </w:r>
-            <w:r>
-              <w:rPr>
-                <w:rFonts w:asciiTheme="majorHAnsi" w:eastAsiaTheme="majorHAnsi" w:hAnsiTheme="majorHAnsi"/>
-              </w:rPr>
-              <w:t>)</w:t>
-            </w:r>
-            <w:r>
-              <w:rPr>
-                <w:rFonts w:asciiTheme="majorHAnsi" w:eastAsiaTheme="majorHAnsi" w:hAnsiTheme="majorHAnsi"/>
-              </w:rPr>
-              <w:t xml:space="preserve">  </w:t>
-            </w:r>
-            <w:r>
-              <w:rPr>
-                <w:rFonts w:asciiTheme="majorHAnsi" w:eastAsiaTheme="majorHAnsi" w:hAnsiTheme="majorHAnsi"/>
-              </w:rPr>
-              <w:t xml:space="preserve"> </w:t>
-            </w:r>
-            <w:r>
-              <w:rPr>
-                <w:rFonts w:asciiTheme="majorHAnsi" w:eastAsiaTheme="majorHAnsi" w:hAnsiTheme="majorHAnsi"/>
-              </w:rPr>
-              <w:t xml:space="preserve">□ </w:t>
-            </w:r>
-            <w:r>
-              <w:rPr>
-                <w:rFonts w:asciiTheme="majorHAnsi" w:eastAsiaTheme="majorHAnsi" w:hAnsiTheme="majorHAnsi"/>
-              </w:rPr>
-              <w:t xml:space="preserve">기타(  </w:t>
-            </w:r>
-            <w:r>
-              <w:rPr>
-                <w:rFonts w:asciiTheme="majorHAnsi" w:eastAsiaTheme="majorHAnsi" w:hAnsiTheme="majorHAnsi"/>
-              </w:rPr>
-              <w:t xml:space="preserve">        )</w:t>
+              <w:t>□ 실용화  □ 공모전(공모전명       )   □ 기타(          )</w:t>
             </w:r>
           </w:p>
         </w:tc>
@@ -1604,7 +1367,7 @@
       <w:tr>
         <w:trPr>
           <w:cantSplit/>
-          <w:trHeight w:val="1012" w:hRule="atLeast"/>
+          <w:trHeight w:val="1012"/>
         </w:trPr>
         <w:tc>
           <w:tcPr>
@@ -1670,7 +1433,7 @@
       <w:tr>
         <w:trPr>
           <w:cantSplit/>
-          <w:trHeight w:val="1012" w:hRule="atLeast"/>
+          <w:trHeight w:val="1012"/>
         </w:trPr>
         <w:tc>
           <w:tcPr>
@@ -1754,7 +1517,7 @@
       <w:tr>
         <w:trPr>
           <w:cantSplit/>
-          <w:trHeight w:val="1012" w:hRule="atLeast"/>
+          <w:trHeight w:val="1012"/>
         </w:trPr>
         <w:tc>
           <w:tcPr>
@@ -1783,23 +1546,7 @@
                 <w:b/>
                 <w:bCs/>
               </w:rPr>
-              <w:t xml:space="preserve">프로젝트 </w:t>
-            </w:r>
-            <w:r>
-              <w:rPr>
-                <w:rFonts w:asciiTheme="majorHAnsi" w:eastAsiaTheme="majorHAnsi" w:hAnsiTheme="majorHAnsi"/>
-                <w:b/>
-                <w:bCs/>
-              </w:rPr>
-              <w:t>특</w:t>
-            </w:r>
-            <w:r>
-              <w:rPr>
-                <w:rFonts w:asciiTheme="majorHAnsi" w:eastAsiaTheme="majorHAnsi" w:hAnsiTheme="majorHAnsi"/>
-                <w:b/>
-                <w:bCs/>
-              </w:rPr>
-              <w:t>·장점</w:t>
+              <w:t>프로젝트 특·장점</w:t>
             </w:r>
           </w:p>
         </w:tc>
@@ -1836,7 +1583,7 @@
       <w:tr>
         <w:trPr>
           <w:cantSplit/>
-          <w:trHeight w:val="1012" w:hRule="atLeast"/>
+          <w:trHeight w:val="1012"/>
         </w:trPr>
         <w:tc>
           <w:tcPr>
@@ -1902,7 +1649,7 @@
       <w:tr>
         <w:trPr>
           <w:cantSplit/>
-          <w:trHeight w:val="1012" w:hRule="atLeast"/>
+          <w:trHeight w:val="1012"/>
         </w:trPr>
         <w:tc>
           <w:tcPr>
@@ -1988,18 +1735,16 @@
       <w:pPr>
         <w:pStyle w:val="a3"/>
         <w:wordWrap/>
+        <w:spacing w:line="348" w:lineRule="auto"/>
         <w:jc w:val="center"/>
-        <w:spacing w:line="348" w:lineRule="auto"/>
-      </w:pPr>
-    </w:p>
-    <w:p>
-      <w:pPr>
-        <w:rPr>
-          <w:lang/>
+      </w:pPr>
+    </w:p>
+    <w:p>
+      <w:pPr>
+        <w:rPr>
           <w:rFonts w:ascii="함초롬바탕" w:eastAsia="함초롬바탕"/>
           <w:kern w:val="2"/>
           <w:shd w:val="clear" w:color="999999" w:fill="auto"/>
-          <w:rtl w:val="off"/>
         </w:rPr>
       </w:pPr>
       <w:r>
@@ -2009,79 +1754,67 @@
     <w:p>
       <w:pPr>
         <w:rPr>
-          <w:lang w:eastAsia="ko-KR"/>
-          <w:rFonts w:ascii="함초롬바탕" w:eastAsia="함초롬바탕" w:hint="eastAsia"/>
-          <w:kern w:val="2"/>
-          <w:shd w:val="clear" w:color="999999" w:fill="auto"/>
-          <w:rtl w:val="off"/>
-        </w:rPr>
-      </w:pPr>
-      <w:r>
-        <w:rPr>
-          <w:lang w:eastAsia="ko-KR"/>
           <w:rFonts w:ascii="함초롬바탕" w:eastAsia="함초롬바탕"/>
           <w:kern w:val="2"/>
           <w:shd w:val="clear" w:color="999999" w:fill="auto"/>
-          <w:rtl w:val="off"/>
-        </w:rPr>
-        <w:t xml:space="preserve">큰그림 . -&gt; 심사위원에게 우리 아이템이 어떤 것이다 한문장으로 머리에 넣고자합니다. </w:t>
-      </w:r>
-    </w:p>
-    <w:p>
-      <w:pPr>
-        <w:rPr>
-          <w:lang w:eastAsia="ko-KR"/>
-          <w:rFonts w:ascii="함초롬바탕" w:eastAsia="함초롬바탕" w:hint="eastAsia"/>
-          <w:kern w:val="2"/>
-          <w:shd w:val="clear" w:color="999999" w:fill="auto"/>
-          <w:rtl w:val="off"/>
         </w:rPr>
       </w:pPr>
       <w:r>
         <w:rPr>
-          <w:lang w:eastAsia="ko-KR"/>
           <w:rFonts w:ascii="함초롬바탕" w:eastAsia="함초롬바탕"/>
           <w:kern w:val="2"/>
           <w:shd w:val="clear" w:color="999999" w:fill="auto"/>
-          <w:rtl w:val="off"/>
-        </w:rPr>
-        <w:t>- Reaction은 계획이 무너진 후 다시 시작하는 것을 돕는 AI 실행 코치입니다.</w:t>
+        </w:rPr>
+        <w:lastRenderedPageBreak/>
+        <w:t xml:space="preserve">큰그림 . -&gt; 심사위원에게 우리 아이템이 어떤 것이다 한문장으로 머리에 넣고자합니다. </w:t>
       </w:r>
     </w:p>
     <w:p>
       <w:pPr>
         <w:rPr>
-          <w:lang w:eastAsia="ko-KR"/>
-          <w:rFonts w:ascii="함초롬바탕" w:eastAsia="함초롬바탕" w:hint="eastAsia"/>
-          <w:kern w:val="2"/>
-          <w:shd w:val="clear" w:color="999999" w:fill="auto"/>
-          <w:rtl w:val="off"/>
-        </w:rPr>
-      </w:pPr>
-    </w:p>
-    <w:p>
-      <w:pPr>
-        <w:rPr>
-          <w:lang/>
           <w:rFonts w:ascii="함초롬바탕" w:eastAsia="함초롬바탕"/>
           <w:kern w:val="2"/>
           <w:shd w:val="clear" w:color="999999" w:fill="auto"/>
-          <w:rtl w:val="off"/>
         </w:rPr>
       </w:pPr>
       <w:r>
         <w:rPr>
-          <w:lang/>
           <w:rFonts w:ascii="함초롬바탕" w:eastAsia="함초롬바탕"/>
           <w:kern w:val="2"/>
           <w:shd w:val="clear" w:color="999999" w:fill="auto"/>
-          <w:rtl w:val="off"/>
+        </w:rPr>
+        <w:t>- Reaction은 계획이 무너진 후 다시 시작하는 것을 돕는 AI 실행 코치입니다.</w:t>
+      </w:r>
+    </w:p>
+    <w:p>
+      <w:pPr>
+        <w:rPr>
+          <w:rFonts w:ascii="함초롬바탕" w:eastAsia="함초롬바탕"/>
+          <w:kern w:val="2"/>
+          <w:shd w:val="clear" w:color="999999" w:fill="auto"/>
+        </w:rPr>
+      </w:pPr>
+    </w:p>
+    <w:p>
+      <w:pPr>
+        <w:rPr>
+          <w:rFonts w:ascii="함초롬바탕" w:eastAsia="함초롬바탕"/>
+          <w:kern w:val="2"/>
+          <w:shd w:val="clear" w:color="999999" w:fill="auto"/>
+        </w:rPr>
+      </w:pPr>
+      <w:r>
+        <w:rPr>
+          <w:rFonts w:ascii="함초롬바탕" w:eastAsia="함초롬바탕"/>
+          <w:noProof/>
+          <w:kern w:val="2"/>
+          <w:shd w:val="clear" w:color="999999" w:fill="auto"/>
         </w:rPr>
         <w:drawing>
-          <wp:inline distT="0" distB="0" distL="180" distR="180">
+          <wp:inline distT="0" distB="0" distL="180" distR="180" wp14:anchorId="6DA5D4AC" wp14:editId="0DDCA96C">
             <wp:extent cx="5873185" cy="7150230"/>
             <wp:effectExtent l="0" t="0" r="0" b="0"/>
-            <wp:docPr id="1028" name=""/>
+            <wp:docPr id="1028" name="그림 1028"/>
             <wp:cNvGraphicFramePr>
               <a:graphicFrameLocks xmlns:a="http://schemas.openxmlformats.org/drawingml/2006/main" noChangeAspect="1"/>
             </wp:cNvGraphicFramePr>
@@ -2091,11 +1824,11 @@
                   <pic:nvPicPr>
                     <pic:cNvPr id="1028" name=""/>
                     <pic:cNvPicPr>
-                      <a:picLocks noChangeAspect="1" noUngrp="1"/>
+                      <a:picLocks noChangeAspect="1"/>
                     </pic:cNvPicPr>
                   </pic:nvPicPr>
                   <pic:blipFill>
-                    <a:blip r:embed="rId2">
+                    <a:blip r:embed="rId8">
                       <a:extLst>
                         <a:ext uri="{28A0092B-C50C-407E-A947-70E740481C1C}">
                           <a14:useLocalDpi xmlns:a14="http://schemas.microsoft.com/office/drawing/2010/main" val="0"/>
@@ -2125,426 +1858,404 @@
     <w:p>
       <w:pPr>
         <w:rPr>
-          <w:lang/>
           <w:rFonts w:ascii="함초롬바탕" w:eastAsia="함초롬바탕"/>
           <w:kern w:val="2"/>
           <w:shd w:val="clear" w:color="999999" w:fill="auto"/>
-          <w:rtl w:val="off"/>
-        </w:rPr>
-      </w:pPr>
-    </w:p>
-    <w:p>
-      <w:pPr>
-        <w:rPr>
-          <w:lang/>
+        </w:rPr>
+      </w:pPr>
+    </w:p>
+    <w:p>
+      <w:pPr>
+        <w:rPr>
           <w:rFonts w:ascii="함초롬바탕" w:eastAsia="함초롬바탕"/>
           <w:kern w:val="2"/>
           <w:shd w:val="clear" w:color="999999" w:fill="auto"/>
-          <w:rtl w:val="off"/>
-        </w:rPr>
-      </w:pPr>
-    </w:p>
-    <w:p>
-      <w:pPr>
-        <w:rPr>
-          <w:lang/>
+        </w:rPr>
+      </w:pPr>
+    </w:p>
+    <w:p>
+      <w:pPr>
+        <w:rPr>
           <w:rFonts w:ascii="함초롬바탕" w:eastAsia="함초롬바탕"/>
           <w:kern w:val="2"/>
           <w:shd w:val="clear" w:color="999999" w:fill="auto"/>
-          <w:rtl w:val="off"/>
-        </w:rPr>
-      </w:pPr>
-    </w:p>
-    <w:p>
-      <w:pPr>
-        <w:rPr>
-          <w:lang/>
+        </w:rPr>
+      </w:pPr>
+    </w:p>
+    <w:p>
+      <w:pPr>
+        <w:rPr>
           <w:rFonts w:ascii="함초롬바탕" w:eastAsia="함초롬바탕"/>
           <w:kern w:val="2"/>
           <w:shd w:val="clear" w:color="999999" w:fill="auto"/>
-          <w:rtl w:val="off"/>
         </w:rPr>
       </w:pPr>
       <w:r>
         <w:rPr>
-          <w:lang/>
           <w:rFonts w:ascii="함초롬바탕" w:eastAsia="함초롬바탕"/>
           <w:kern w:val="2"/>
           <w:shd w:val="clear" w:color="999999" w:fill="auto"/>
-          <w:rtl w:val="off"/>
         </w:rPr>
         <w:t>제출물</w:t>
       </w:r>
       <w:r>
         <w:rPr>
-          <w:lang/>
           <w:rFonts w:ascii="함초롬바탕" w:eastAsia="함초롬바탕"/>
           <w:kern w:val="2"/>
           <w:shd w:val="clear" w:color="999999" w:fill="auto"/>
-          <w:rtl w:val="off"/>
+        </w:rPr>
+        <w:tab/>
+        <w:t>루프와의 관계</w:t>
+      </w:r>
+      <w:r>
+        <w:rPr>
+          <w:rFonts w:ascii="함초롬바탕" w:eastAsia="함초롬바탕"/>
+          <w:kern w:val="2"/>
+          <w:shd w:val="clear" w:color="999999" w:fill="auto"/>
+        </w:rPr>
+        <w:tab/>
+        <w:t>장(章)별 한 줄 서사</w:t>
+      </w:r>
+    </w:p>
+    <w:p>
+      <w:pPr>
+        <w:rPr>
+          <w:rFonts w:ascii="함초롬바탕" w:eastAsia="함초롬바탕"/>
+          <w:kern w:val="2"/>
+          <w:shd w:val="clear" w:color="999999" w:fill="auto"/>
+        </w:rPr>
+      </w:pPr>
+      <w:r>
+        <w:rPr>
+          <w:rFonts w:ascii="함초롬바탕" w:eastAsia="함초롬바탕"/>
+          <w:kern w:val="2"/>
+          <w:shd w:val="clear" w:color="999999" w:fill="auto"/>
+        </w:rPr>
+        <w:t>개발보고서</w:t>
+      </w:r>
+      <w:r>
+        <w:rPr>
+          <w:rFonts w:ascii="함초롬바탕" w:eastAsia="함초롬바탕"/>
+          <w:kern w:val="2"/>
+          <w:shd w:val="clear" w:color="999999" w:fill="auto"/>
+        </w:rPr>
+        <w:tab/>
+        <w:t>루프의 이야기</w:t>
+      </w:r>
+      <w:r>
+        <w:rPr>
+          <w:rFonts w:ascii="함초롬바탕" w:eastAsia="함초롬바탕"/>
+          <w:kern w:val="2"/>
+          <w:shd w:val="clear" w:color="999999" w:fill="auto"/>
         </w:rPr>
         <w:tab/>
       </w:r>
       <w:r>
         <w:rPr>
-          <w:lang/>
           <w:rFonts w:ascii="함초롬바탕" w:eastAsia="함초롬바탕"/>
           <w:kern w:val="2"/>
           <w:shd w:val="clear" w:color="999999" w:fill="auto"/>
-          <w:rtl w:val="off"/>
-        </w:rPr>
-        <w:t>루프와의 관계</w:t>
+        </w:rPr>
+        <w:t>Ⅰ</w:t>
       </w:r>
       <w:r>
         <w:rPr>
-          <w:lang/>
           <w:rFonts w:ascii="함초롬바탕" w:eastAsia="함초롬바탕"/>
           <w:kern w:val="2"/>
           <w:shd w:val="clear" w:color="999999" w:fill="auto"/>
-          <w:rtl w:val="off"/>
-        </w:rPr>
-        <w:tab/>
+        </w:rPr>
+        <w:t xml:space="preserve"> "세상은 P1(계획)에만 투자해왔다 </w:t>
       </w:r>
       <w:r>
         <w:rPr>
-          <w:lang/>
           <w:rFonts w:ascii="함초롬바탕" w:eastAsia="함초롬바탕"/>
           <w:kern w:val="2"/>
           <w:shd w:val="clear" w:color="999999" w:fill="auto"/>
-          <w:rtl w:val="off"/>
-        </w:rPr>
-        <w:t>장(章)별 한 줄 서사</w:t>
+        </w:rPr>
+        <w:t>—</w:t>
       </w:r>
-    </w:p>
-    <w:p>
-      <w:pPr>
-        <w:rPr>
-          <w:lang/>
+      <w:r>
+        <w:rPr>
           <w:rFonts w:ascii="함초롬바탕" w:eastAsia="함초롬바탕"/>
           <w:kern w:val="2"/>
           <w:shd w:val="clear" w:color="999999" w:fill="auto"/>
-          <w:rtl w:val="off"/>
-        </w:rPr>
-      </w:pPr>
+        </w:rPr>
+        <w:t xml:space="preserve"> P3</w:t>
+      </w:r>
       <w:r>
         <w:rPr>
-          <w:lang/>
           <w:rFonts w:ascii="함초롬바탕" w:eastAsia="함초롬바탕"/>
           <w:kern w:val="2"/>
           <w:shd w:val="clear" w:color="999999" w:fill="auto"/>
-          <w:rtl w:val="off"/>
-        </w:rPr>
-        <w:t>개발보고서</w:t>
+        </w:rPr>
+        <w:t>·</w:t>
       </w:r>
       <w:r>
         <w:rPr>
-          <w:lang/>
           <w:rFonts w:ascii="함초롬바탕" w:eastAsia="함초롬바탕"/>
           <w:kern w:val="2"/>
           <w:shd w:val="clear" w:color="999999" w:fill="auto"/>
-          <w:rtl w:val="off"/>
-        </w:rPr>
-        <w:tab/>
+        </w:rPr>
+        <w:t xml:space="preserve">P4가 비어 있다" </w:t>
       </w:r>
       <w:r>
         <w:rPr>
-          <w:lang/>
           <w:rFonts w:ascii="함초롬바탕" w:eastAsia="함초롬바탕"/>
           <w:kern w:val="2"/>
           <w:shd w:val="clear" w:color="999999" w:fill="auto"/>
-          <w:rtl w:val="off"/>
-        </w:rPr>
-        <w:t>루프의 이야기</w:t>
+        </w:rPr>
+        <w:t>→</w:t>
       </w:r>
       <w:r>
         <w:rPr>
-          <w:lang/>
           <w:rFonts w:ascii="함초롬바탕" w:eastAsia="함초롬바탕"/>
           <w:kern w:val="2"/>
           <w:shd w:val="clear" w:color="999999" w:fill="auto"/>
-          <w:rtl w:val="off"/>
-        </w:rPr>
-        <w:tab/>
+        </w:rPr>
+        <w:t xml:space="preserve"> </w:t>
       </w:r>
       <w:r>
         <w:rPr>
-          <w:lang/>
           <w:rFonts w:ascii="함초롬바탕" w:eastAsia="함초롬바탕"/>
           <w:kern w:val="2"/>
           <w:shd w:val="clear" w:color="999999" w:fill="auto"/>
-          <w:rtl w:val="off"/>
-        </w:rPr>
-        <w:t xml:space="preserve">Ⅰ "세상은 P1(계획)에만 투자해왔다 — P3·P4가 비어 있다" → Ⅱ "우리는 루프 전체를 구현했다" → 루프가 </w:t>
+        </w:rPr>
+        <w:t>Ⅱ</w:t>
       </w:r>
       <w:r>
         <w:rPr>
-          <w:lang w:eastAsia="ko-KR"/>
           <w:rFonts w:ascii="함초롬바탕" w:eastAsia="함초롬바탕"/>
           <w:kern w:val="2"/>
           <w:shd w:val="clear" w:color="999999" w:fill="auto"/>
-          <w:rtl w:val="off"/>
-        </w:rPr>
-        <w:t>시작되면</w:t>
+        </w:rPr>
+        <w:t xml:space="preserve"> "우리는 루프 전체를 구현했다" </w:t>
       </w:r>
       <w:r>
         <w:rPr>
-          <w:lang/>
           <w:rFonts w:ascii="함초롬바탕" w:eastAsia="함초롬바탕"/>
           <w:kern w:val="2"/>
           <w:shd w:val="clear" w:color="999999" w:fill="auto"/>
-          <w:rtl w:val="off"/>
-        </w:rPr>
-        <w:t xml:space="preserve"> </w:t>
+        </w:rPr>
+        <w:t>→</w:t>
       </w:r>
       <w:r>
         <w:rPr>
-          <w:lang w:eastAsia="ko-KR"/>
           <w:rFonts w:ascii="함초롬바탕" w:eastAsia="함초롬바탕"/>
           <w:kern w:val="2"/>
           <w:shd w:val="clear" w:color="999999" w:fill="auto"/>
-          <w:rtl w:val="off"/>
-        </w:rPr>
-        <w:t>실패</w:t>
+        </w:rPr>
+        <w:t xml:space="preserve"> 루프가 시작되면 실패가 데이터가 되고, 데이터가 성장이 된다"</w:t>
       </w:r>
-      <w:r>
-        <w:rPr>
-          <w:lang/>
+    </w:p>
+    <w:p>
+      <w:pPr>
+        <w:rPr>
           <w:rFonts w:ascii="함초롬바탕" w:eastAsia="함초롬바탕"/>
           <w:kern w:val="2"/>
           <w:shd w:val="clear" w:color="999999" w:fill="auto"/>
-          <w:rtl w:val="off"/>
-        </w:rPr>
-        <w:t>가 데이터가 되고, 데이터가 성장이 된다"</w:t>
-      </w:r>
-    </w:p>
-    <w:p>
-      <w:pPr>
-        <w:rPr>
-          <w:lang/>
+        </w:rPr>
+      </w:pPr>
+      <w:r>
+        <w:rPr>
           <w:rFonts w:ascii="함초롬바탕" w:eastAsia="함초롬바탕"/>
           <w:kern w:val="2"/>
           <w:shd w:val="clear" w:color="999999" w:fill="auto"/>
-          <w:rtl w:val="off"/>
-        </w:rPr>
-      </w:pPr>
+        </w:rPr>
+        <w:t>제작설계서</w:t>
+      </w:r>
       <w:r>
         <w:rPr>
-          <w:lang/>
           <w:rFonts w:ascii="함초롬바탕" w:eastAsia="함초롬바탕"/>
           <w:kern w:val="2"/>
           <w:shd w:val="clear" w:color="999999" w:fill="auto"/>
-          <w:rtl w:val="off"/>
-        </w:rPr>
-        <w:t>제작설계서</w:t>
+        </w:rPr>
+        <w:tab/>
+        <w:t>루프의 설계도면</w:t>
       </w:r>
       <w:r>
         <w:rPr>
-          <w:lang/>
           <w:rFonts w:ascii="함초롬바탕" w:eastAsia="함초롬바탕"/>
           <w:kern w:val="2"/>
           <w:shd w:val="clear" w:color="999999" w:fill="auto"/>
-          <w:rtl w:val="off"/>
         </w:rPr>
         <w:tab/>
+        <w:t>'한눈에 보기' 슬라이드에 루프 다이어그램을 놓고, 이후 모든 산출물을 "루프의 어느 부분을 공학적으로 그린 도면인가"로 소개. 위 매핑 표의 오른쪽 열이 그 배치다</w:t>
       </w:r>
-      <w:r>
-        <w:rPr>
-          <w:lang/>
+    </w:p>
+    <w:p>
+      <w:pPr>
+        <w:rPr>
           <w:rFonts w:ascii="함초롬바탕" w:eastAsia="함초롬바탕"/>
           <w:kern w:val="2"/>
           <w:shd w:val="clear" w:color="999999" w:fill="auto"/>
-          <w:rtl w:val="off"/>
-        </w:rPr>
-        <w:t>루프의 설계도면</w:t>
-      </w:r>
+        </w:rPr>
+      </w:pPr>
       <w:r>
         <w:rPr>
-          <w:lang/>
           <w:rFonts w:ascii="함초롬바탕" w:eastAsia="함초롬바탕"/>
           <w:kern w:val="2"/>
           <w:shd w:val="clear" w:color="999999" w:fill="auto"/>
-          <w:rtl w:val="off"/>
-        </w:rPr>
-        <w:tab/>
+        </w:rPr>
+        <w:t>시연 동영상</w:t>
       </w:r>
       <w:r>
         <w:rPr>
-          <w:lang/>
           <w:rFonts w:ascii="함초롬바탕" w:eastAsia="함초롬바탕"/>
           <w:kern w:val="2"/>
           <w:shd w:val="clear" w:color="999999" w:fill="auto"/>
-          <w:rtl w:val="off"/>
-        </w:rPr>
-        <w:t>'</w:t>
+        </w:rPr>
+        <w:tab/>
+        <w:t>루프의 실연</w:t>
       </w:r>
       <w:r>
         <w:rPr>
-          <w:lang/>
           <w:rFonts w:ascii="함초롬바탕" w:eastAsia="함초롬바탕"/>
           <w:kern w:val="2"/>
           <w:shd w:val="clear" w:color="999999" w:fill="auto"/>
-          <w:rtl w:val="off"/>
-        </w:rPr>
-        <w:t>한눈에 보기' 슬라이드에 루프 다이어그램을 놓고, 이후 모든 산출물을 "루프의 어느 부분을 공학적으로 그린 도면인가"로 소개. 위 매핑 표의 오른쪽 열이 그 배치다</w:t>
+        </w:rPr>
+        <w:tab/>
+        <w:t xml:space="preserve">시연 3컷이 곧 P1(계획 생성) </w:t>
       </w:r>
-    </w:p>
-    <w:p>
-      <w:pPr>
-        <w:rPr>
-          <w:lang/>
+      <w:r>
+        <w:rPr>
           <w:rFonts w:ascii="함초롬바탕" w:eastAsia="함초롬바탕"/>
           <w:kern w:val="2"/>
           <w:shd w:val="clear" w:color="999999" w:fill="auto"/>
-          <w:rtl w:val="off"/>
-        </w:rPr>
-      </w:pPr>
+        </w:rPr>
+        <w:t>→</w:t>
+      </w:r>
       <w:r>
         <w:rPr>
-          <w:lang/>
           <w:rFonts w:ascii="함초롬바탕" w:eastAsia="함초롬바탕"/>
           <w:kern w:val="2"/>
           <w:shd w:val="clear" w:color="999999" w:fill="auto"/>
-          <w:rtl w:val="off"/>
-        </w:rPr>
-        <w:t>시연 동영상</w:t>
+        </w:rPr>
+        <w:t xml:space="preserve"> P3(실패 태깅) </w:t>
       </w:r>
       <w:r>
         <w:rPr>
-          <w:lang/>
           <w:rFonts w:ascii="함초롬바탕" w:eastAsia="함초롬바탕"/>
           <w:kern w:val="2"/>
           <w:shd w:val="clear" w:color="999999" w:fill="auto"/>
-          <w:rtl w:val="off"/>
-        </w:rPr>
-        <w:tab/>
+        </w:rPr>
+        <w:t>→</w:t>
       </w:r>
       <w:r>
         <w:rPr>
-          <w:lang/>
           <w:rFonts w:ascii="함초롬바탕" w:eastAsia="함초롬바탕"/>
           <w:kern w:val="2"/>
           <w:shd w:val="clear" w:color="999999" w:fill="auto"/>
-          <w:rtl w:val="off"/>
-        </w:rPr>
-        <w:t>루프의 실연</w:t>
+        </w:rPr>
+        <w:t xml:space="preserve"> P4(회복</w:t>
       </w:r>
       <w:r>
         <w:rPr>
-          <w:lang/>
           <w:rFonts w:ascii="함초롬바탕" w:eastAsia="함초롬바탕"/>
           <w:kern w:val="2"/>
           <w:shd w:val="clear" w:color="999999" w:fill="auto"/>
-          <w:rtl w:val="off"/>
-        </w:rPr>
-        <w:tab/>
+        </w:rPr>
+        <w:t>·</w:t>
       </w:r>
       <w:r>
         <w:rPr>
-          <w:lang/>
           <w:rFonts w:ascii="함초롬바탕" w:eastAsia="함초롬바탕"/>
           <w:kern w:val="2"/>
           <w:shd w:val="clear" w:color="999999" w:fill="auto"/>
-          <w:rtl w:val="off"/>
-        </w:rPr>
-        <w:t>시연 3컷이 곧 P1(계획 생성) → P3(실패 태깅) → P4(회복·재계획). 오프닝·클로징에 루프 다이어그램 한 컷</w:t>
+        </w:rPr>
+        <w:t>재계획). 오프닝</w:t>
       </w:r>
-    </w:p>
-    <w:p>
-      <w:pPr>
-        <w:rPr>
-          <w:lang/>
+      <w:r>
+        <w:rPr>
           <w:rFonts w:ascii="함초롬바탕" w:eastAsia="함초롬바탕"/>
           <w:kern w:val="2"/>
           <w:shd w:val="clear" w:color="999999" w:fill="auto"/>
-          <w:rtl w:val="off"/>
-        </w:rPr>
-      </w:pPr>
-    </w:p>
-    <w:p>
-      <w:pPr>
-        <w:rPr>
-          <w:lang w:eastAsia="ko-KR"/>
-          <w:rFonts w:ascii="함초롬바탕" w:eastAsia="함초롬바탕" w:hint="eastAsia"/>
-          <w:kern w:val="2"/>
-          <w:shd w:val="clear" w:color="999999" w:fill="auto"/>
-          <w:rtl w:val="off"/>
-        </w:rPr>
-      </w:pPr>
+        </w:rPr>
+        <w:t>·</w:t>
+      </w:r>
       <w:r>
         <w:rPr>
-          <w:lang w:eastAsia="ko-KR"/>
           <w:rFonts w:ascii="함초롬바탕" w:eastAsia="함초롬바탕"/>
           <w:kern w:val="2"/>
           <w:shd w:val="clear" w:color="999999" w:fill="auto"/>
-          <w:rtl w:val="off"/>
-        </w:rPr>
-        <w:t>우리 아이템의 핵심은 결국 실패 이후를 어떻게 해결하는지가 주요합니다.</w:t>
+        </w:rPr>
+        <w:t>클로징에 루프 다이어그램 한 컷</w:t>
       </w:r>
     </w:p>
     <w:p>
       <w:pPr>
         <w:rPr>
-          <w:lang w:eastAsia="ko-KR"/>
-          <w:rFonts w:ascii="함초롬바탕" w:eastAsia="함초롬바탕" w:hint="eastAsia"/>
-          <w:kern w:val="2"/>
-          <w:shd w:val="clear" w:color="999999" w:fill="auto"/>
-          <w:rtl w:val="off"/>
-        </w:rPr>
-      </w:pPr>
-      <w:r>
-        <w:rPr>
-          <w:lang w:eastAsia="ko-KR"/>
           <w:rFonts w:ascii="함초롬바탕" w:eastAsia="함초롬바탕"/>
           <w:kern w:val="2"/>
           <w:shd w:val="clear" w:color="999999" w:fill="auto"/>
-          <w:rtl w:val="off"/>
-        </w:rPr>
-        <w:t>이를 어떻게 기술로 해결했는지에 대해서 써야합니다. 결국 기술도 중요하지만 어떻게 이러한 pain point를 해결하기위해 어떤 기술을 왜 도입했고 어떤 결과를 만들었는지가 중요하다고 생각합니다.</w:t>
-      </w:r>
-    </w:p>
-    <w:p>
-      <w:pPr>
-        <w:rPr>
-          <w:lang/>
+        </w:rPr>
+      </w:pPr>
+    </w:p>
+    <w:p>
+      <w:pPr>
+        <w:rPr>
           <w:rFonts w:ascii="함초롬바탕" w:eastAsia="함초롬바탕"/>
           <w:kern w:val="2"/>
           <w:shd w:val="clear" w:color="999999" w:fill="auto"/>
-          <w:rtl w:val="off"/>
         </w:rPr>
       </w:pPr>
       <w:r>
         <w:rPr>
-          <w:lang w:eastAsia="ko-KR"/>
           <w:rFonts w:ascii="함초롬바탕" w:eastAsia="함초롬바탕"/>
           <w:kern w:val="2"/>
           <w:shd w:val="clear" w:color="999999" w:fill="auto"/>
-          <w:rtl w:val="off"/>
-        </w:rPr>
-        <w:t>특히 AI에서는 evalutation이 중요합니다.</w:t>
+        </w:rPr>
+        <w:t>우리 아이템의 핵심은 결국 실패 이후를 어떻게 해결하는지가 주요합니다.</w:t>
       </w:r>
     </w:p>
     <w:p>
       <w:pPr>
         <w:rPr>
-          <w:lang w:eastAsia="ko-KR"/>
-          <w:rFonts w:ascii="함초롬바탕" w:eastAsia="함초롬바탕" w:hint="eastAsia"/>
-          <w:kern w:val="2"/>
-          <w:shd w:val="clear" w:color="999999" w:fill="auto"/>
-          <w:rtl w:val="off"/>
-        </w:rPr>
-      </w:pPr>
-    </w:p>
-    <w:p>
-      <w:pPr>
-        <w:rPr/>
-      </w:pPr>
-      <w:r>
-        <w:rPr>
-          <w:lang w:eastAsia="ko-KR"/>
           <w:rFonts w:ascii="함초롬바탕" w:eastAsia="함초롬바탕"/>
           <w:kern w:val="2"/>
           <w:shd w:val="clear" w:color="999999" w:fill="auto"/>
-          <w:rtl w:val="off"/>
+        </w:rPr>
+      </w:pPr>
+      <w:r>
+        <w:rPr>
+          <w:rFonts w:ascii="함초롬바탕" w:eastAsia="함초롬바탕"/>
+          <w:kern w:val="2"/>
+          <w:shd w:val="clear" w:color="999999" w:fill="auto"/>
+        </w:rPr>
+        <w:t>이를 어떻게 기술로 해결했는지에 대해서 써야합니다. 결국 기술도 중요하지만 어떻게 이러한 pain point를 해결하기위해 어떤 기술을 왜 도입했고 어떤 결과를 만들었는지가 중요하다고 생각합니다.</w:t>
+      </w:r>
+    </w:p>
+    <w:p>
+      <w:pPr>
+        <w:rPr>
+          <w:rFonts w:ascii="함초롬바탕" w:eastAsia="함초롬바탕"/>
+          <w:kern w:val="2"/>
+          <w:shd w:val="clear" w:color="999999" w:fill="auto"/>
+        </w:rPr>
+      </w:pPr>
+      <w:r>
+        <w:rPr>
+          <w:rFonts w:ascii="함초롬바탕" w:eastAsia="함초롬바탕"/>
+          <w:kern w:val="2"/>
+          <w:shd w:val="clear" w:color="999999" w:fill="auto"/>
+        </w:rPr>
+        <w:t>특히 AI에서는 evalutation이 중요합니다.</w:t>
+      </w:r>
+    </w:p>
+    <w:p>
+      <w:pPr>
+        <w:rPr>
+          <w:rFonts w:ascii="함초롬바탕" w:eastAsia="함초롬바탕"/>
+          <w:kern w:val="2"/>
+          <w:shd w:val="clear" w:color="999999" w:fill="auto"/>
+        </w:rPr>
+      </w:pPr>
+    </w:p>
+    <w:p>
+      <w:r>
+        <w:rPr>
+          <w:rFonts w:ascii="함초롬바탕" w:eastAsia="함초롬바탕"/>
+          <w:kern w:val="2"/>
+          <w:shd w:val="clear" w:color="999999" w:fill="auto"/>
         </w:rPr>
         <w:t>아래는 보고서에 대해서 파트별로 분배한 내용입니다. 참고해주세요</w:t>
       </w:r>
@@ -2555,20 +2266,16 @@
     <w:p>
       <w:pPr>
         <w:rPr>
-          <w:lang/>
           <w:rFonts w:ascii="함초롬바탕" w:eastAsia="함초롬바탕"/>
           <w:kern w:val="2"/>
           <w:shd w:val="clear" w:color="999999" w:fill="auto"/>
-          <w:rtl w:val="off"/>
         </w:rPr>
       </w:pPr>
       <w:r>
         <w:rPr>
-          <w:lang w:eastAsia="ko-KR"/>
           <w:rFonts w:ascii="함초롬바탕" w:eastAsia="함초롬바탕"/>
           <w:kern w:val="2"/>
           <w:shd w:val="clear" w:color="999999" w:fill="auto"/>
-          <w:rtl w:val="off"/>
         </w:rPr>
         <w:t>참고로 시각자료 담당은 준혁이형이 담당해주셔서 format이나 디자인을 정해주시면 그걸 따르는 형태로하는게 어떤가 싶습니다.</w:t>
       </w:r>
@@ -2576,231 +2283,189 @@
     <w:p>
       <w:pPr>
         <w:rPr>
-          <w:lang/>
           <w:rFonts w:ascii="함초롬바탕" w:eastAsia="함초롬바탕"/>
           <w:kern w:val="2"/>
           <w:shd w:val="clear" w:color="999999" w:fill="auto"/>
-          <w:rtl w:val="off"/>
-        </w:rPr>
-      </w:pPr>
-    </w:p>
-    <w:p>
-      <w:pPr>
-        <w:rPr>
-          <w:lang/>
+        </w:rPr>
+      </w:pPr>
+    </w:p>
+    <w:p>
+      <w:pPr>
+        <w:rPr>
           <w:rFonts w:ascii="함초롬바탕" w:eastAsia="함초롬바탕"/>
           <w:kern w:val="2"/>
           <w:shd w:val="clear" w:color="999999" w:fill="auto"/>
-          <w:rtl w:val="off"/>
-        </w:rPr>
-      </w:pPr>
-    </w:p>
-    <w:p>
-      <w:pPr>
-        <w:rPr>
-          <w:lang/>
+        </w:rPr>
+      </w:pPr>
+    </w:p>
+    <w:p>
+      <w:pPr>
+        <w:rPr>
           <w:rFonts w:ascii="함초롬바탕" w:eastAsia="함초롬바탕"/>
           <w:kern w:val="2"/>
           <w:shd w:val="clear" w:color="999999" w:fill="auto"/>
-          <w:rtl w:val="off"/>
-        </w:rPr>
-      </w:pPr>
-    </w:p>
-    <w:p>
-      <w:pPr>
-        <w:rPr>
-          <w:lang/>
+        </w:rPr>
+      </w:pPr>
+    </w:p>
+    <w:p>
+      <w:pPr>
+        <w:rPr>
           <w:rFonts w:ascii="함초롬바탕" w:eastAsia="함초롬바탕"/>
           <w:kern w:val="2"/>
           <w:shd w:val="clear" w:color="999999" w:fill="auto"/>
-          <w:rtl w:val="off"/>
-        </w:rPr>
-      </w:pPr>
-    </w:p>
-    <w:p>
-      <w:pPr>
-        <w:rPr>
-          <w:lang/>
+        </w:rPr>
+      </w:pPr>
+    </w:p>
+    <w:p>
+      <w:pPr>
+        <w:rPr>
           <w:rFonts w:ascii="함초롬바탕" w:eastAsia="함초롬바탕"/>
           <w:kern w:val="2"/>
           <w:shd w:val="clear" w:color="999999" w:fill="auto"/>
-          <w:rtl w:val="off"/>
-        </w:rPr>
-      </w:pPr>
-    </w:p>
-    <w:p>
-      <w:pPr>
-        <w:rPr>
-          <w:lang/>
+        </w:rPr>
+      </w:pPr>
+    </w:p>
+    <w:p>
+      <w:pPr>
+        <w:rPr>
           <w:rFonts w:ascii="함초롬바탕" w:eastAsia="함초롬바탕"/>
           <w:kern w:val="2"/>
           <w:shd w:val="clear" w:color="999999" w:fill="auto"/>
-          <w:rtl w:val="off"/>
-        </w:rPr>
-      </w:pPr>
-    </w:p>
-    <w:p>
-      <w:pPr>
-        <w:rPr>
-          <w:lang/>
+        </w:rPr>
+      </w:pPr>
+    </w:p>
+    <w:p>
+      <w:pPr>
+        <w:rPr>
           <w:rFonts w:ascii="함초롬바탕" w:eastAsia="함초롬바탕"/>
           <w:kern w:val="2"/>
           <w:shd w:val="clear" w:color="999999" w:fill="auto"/>
-          <w:rtl w:val="off"/>
-        </w:rPr>
-      </w:pPr>
-    </w:p>
-    <w:p>
-      <w:pPr>
-        <w:rPr>
-          <w:lang/>
+        </w:rPr>
+      </w:pPr>
+    </w:p>
+    <w:p>
+      <w:pPr>
+        <w:rPr>
           <w:rFonts w:ascii="함초롬바탕" w:eastAsia="함초롬바탕"/>
           <w:kern w:val="2"/>
           <w:shd w:val="clear" w:color="999999" w:fill="auto"/>
-          <w:rtl w:val="off"/>
-        </w:rPr>
-      </w:pPr>
-    </w:p>
-    <w:p>
-      <w:pPr>
-        <w:rPr>
-          <w:lang/>
+        </w:rPr>
+      </w:pPr>
+    </w:p>
+    <w:p>
+      <w:pPr>
+        <w:rPr>
           <w:rFonts w:ascii="함초롬바탕" w:eastAsia="함초롬바탕"/>
           <w:kern w:val="2"/>
           <w:shd w:val="clear" w:color="999999" w:fill="auto"/>
-          <w:rtl w:val="off"/>
-        </w:rPr>
-      </w:pPr>
-    </w:p>
-    <w:p>
-      <w:pPr>
-        <w:rPr>
-          <w:lang/>
+        </w:rPr>
+      </w:pPr>
+    </w:p>
+    <w:p>
+      <w:pPr>
+        <w:rPr>
           <w:rFonts w:ascii="함초롬바탕" w:eastAsia="함초롬바탕"/>
           <w:kern w:val="2"/>
           <w:shd w:val="clear" w:color="999999" w:fill="auto"/>
-          <w:rtl w:val="off"/>
-        </w:rPr>
-      </w:pPr>
-    </w:p>
-    <w:p>
-      <w:pPr>
-        <w:rPr>
-          <w:lang/>
+        </w:rPr>
+      </w:pPr>
+    </w:p>
+    <w:p>
+      <w:pPr>
+        <w:rPr>
           <w:rFonts w:ascii="함초롬바탕" w:eastAsia="함초롬바탕"/>
           <w:kern w:val="2"/>
           <w:shd w:val="clear" w:color="999999" w:fill="auto"/>
-          <w:rtl w:val="off"/>
-        </w:rPr>
-      </w:pPr>
-    </w:p>
-    <w:p>
-      <w:pPr>
-        <w:rPr>
-          <w:lang/>
+        </w:rPr>
+      </w:pPr>
+    </w:p>
+    <w:p>
+      <w:pPr>
+        <w:rPr>
           <w:rFonts w:ascii="함초롬바탕" w:eastAsia="함초롬바탕"/>
           <w:kern w:val="2"/>
           <w:shd w:val="clear" w:color="999999" w:fill="auto"/>
-          <w:rtl w:val="off"/>
-        </w:rPr>
-      </w:pPr>
-    </w:p>
-    <w:p>
-      <w:pPr>
-        <w:rPr>
-          <w:lang/>
+        </w:rPr>
+      </w:pPr>
+    </w:p>
+    <w:p>
+      <w:pPr>
+        <w:rPr>
           <w:rFonts w:ascii="함초롬바탕" w:eastAsia="함초롬바탕"/>
           <w:kern w:val="2"/>
           <w:shd w:val="clear" w:color="999999" w:fill="auto"/>
-          <w:rtl w:val="off"/>
-        </w:rPr>
-      </w:pPr>
-    </w:p>
-    <w:p>
-      <w:pPr>
-        <w:rPr>
-          <w:lang/>
+        </w:rPr>
+      </w:pPr>
+    </w:p>
+    <w:p>
+      <w:pPr>
+        <w:rPr>
           <w:rFonts w:ascii="함초롬바탕" w:eastAsia="함초롬바탕"/>
           <w:kern w:val="2"/>
           <w:shd w:val="clear" w:color="999999" w:fill="auto"/>
-          <w:rtl w:val="off"/>
-        </w:rPr>
-      </w:pPr>
-    </w:p>
-    <w:p>
-      <w:pPr>
-        <w:rPr>
-          <w:lang/>
+        </w:rPr>
+      </w:pPr>
+    </w:p>
+    <w:p>
+      <w:pPr>
+        <w:rPr>
           <w:rFonts w:ascii="함초롬바탕" w:eastAsia="함초롬바탕"/>
           <w:kern w:val="2"/>
           <w:shd w:val="clear" w:color="999999" w:fill="auto"/>
-          <w:rtl w:val="off"/>
-        </w:rPr>
-      </w:pPr>
-    </w:p>
-    <w:p>
-      <w:pPr>
-        <w:rPr>
-          <w:lang/>
+        </w:rPr>
+      </w:pPr>
+    </w:p>
+    <w:p>
+      <w:pPr>
+        <w:rPr>
           <w:rFonts w:ascii="함초롬바탕" w:eastAsia="함초롬바탕"/>
           <w:kern w:val="2"/>
           <w:shd w:val="clear" w:color="999999" w:fill="auto"/>
-          <w:rtl w:val="off"/>
-        </w:rPr>
-      </w:pPr>
-    </w:p>
-    <w:p>
-      <w:pPr>
-        <w:rPr>
-          <w:lang/>
+        </w:rPr>
+      </w:pPr>
+    </w:p>
+    <w:p>
+      <w:pPr>
+        <w:rPr>
           <w:rFonts w:ascii="함초롬바탕" w:eastAsia="함초롬바탕"/>
           <w:kern w:val="2"/>
           <w:shd w:val="clear" w:color="999999" w:fill="auto"/>
-          <w:rtl w:val="off"/>
-        </w:rPr>
-      </w:pPr>
-    </w:p>
-    <w:p>
-      <w:pPr>
-        <w:rPr>
-          <w:lang/>
+        </w:rPr>
+      </w:pPr>
+    </w:p>
+    <w:p>
+      <w:pPr>
+        <w:rPr>
           <w:rFonts w:ascii="함초롬바탕" w:eastAsia="함초롬바탕"/>
           <w:kern w:val="2"/>
           <w:shd w:val="clear" w:color="999999" w:fill="auto"/>
-          <w:rtl w:val="off"/>
-        </w:rPr>
-      </w:pPr>
-    </w:p>
-    <w:p>
-      <w:pPr>
-        <w:rPr>
-          <w:lang/>
+        </w:rPr>
+      </w:pPr>
+    </w:p>
+    <w:p>
+      <w:pPr>
+        <w:rPr>
           <w:rFonts w:ascii="함초롬바탕" w:eastAsia="함초롬바탕"/>
           <w:kern w:val="2"/>
           <w:shd w:val="clear" w:color="999999" w:fill="auto"/>
-          <w:rtl w:val="off"/>
-        </w:rPr>
-      </w:pPr>
-    </w:p>
-    <w:p>
-      <w:pPr>
-        <w:rPr>
-          <w:lang/>
+        </w:rPr>
+      </w:pPr>
+    </w:p>
+    <w:p>
+      <w:pPr>
+        <w:rPr>
           <w:rFonts w:ascii="함초롬바탕" w:eastAsia="함초롬바탕"/>
           <w:kern w:val="2"/>
           <w:shd w:val="clear" w:color="999999" w:fill="auto"/>
-          <w:rtl w:val="off"/>
-        </w:rPr>
-      </w:pPr>
-    </w:p>
-    <w:p>
-      <w:pPr>
-        <w:rPr>
-          <w:lang/>
+        </w:rPr>
+      </w:pPr>
+    </w:p>
+    <w:p>
+      <w:pPr>
+        <w:rPr>
           <w:rFonts w:ascii="함초롬바탕" w:eastAsia="함초롬바탕"/>
           <w:kern w:val="2"/>
           <w:shd w:val="clear" w:color="999999" w:fill="auto"/>
-          <w:rtl w:val="off"/>
         </w:rPr>
       </w:pPr>
     </w:p>
@@ -2824,7 +2489,6 @@
           <w:bottom w:val="single" w:sz="3" w:space="0" w:color="000000"/>
           <w:right w:val="single" w:sz="3" w:space="0" w:color="000000"/>
         </w:tblBorders>
-        <w:tblLook w:val="04A0" w:firstRow="1" w:lastRow="0" w:firstColumn="1" w:lastColumn="0" w:noHBand="0" w:noVBand="1"/>
         <w:tblLayout w:type="fixed"/>
         <w:tblCellMar>
           <w:top w:w="28" w:type="dxa"/>
@@ -2832,13 +2496,14 @@
           <w:bottom w:w="28" w:type="dxa"/>
           <w:right w:w="102" w:type="dxa"/>
         </w:tblCellMar>
+        <w:tblLook w:val="04A0" w:firstRow="1" w:lastRow="0" w:firstColumn="1" w:lastColumn="0" w:noHBand="0" w:noVBand="1"/>
       </w:tblPr>
       <w:tblGrid>
         <w:gridCol w:w="9581"/>
       </w:tblGrid>
       <w:tr>
         <w:trPr>
-          <w:trHeight w:val="739" w:hRule="atLeast"/>
+          <w:trHeight w:val="739"/>
         </w:trPr>
         <w:tc>
           <w:tcPr>
@@ -2855,8 +2520,8 @@
             <w:pPr>
               <w:pStyle w:val="a3"/>
               <w:wordWrap/>
-              <w:jc w:val="center"/>
               <w:spacing w:line="276" w:lineRule="auto"/>
+              <w:jc w:val="center"/>
             </w:pPr>
             <w:r>
               <w:rPr>
@@ -2872,8 +2537,8 @@
             <w:pPr>
               <w:pStyle w:val="a3"/>
               <w:wordWrap/>
-              <w:jc w:val="center"/>
               <w:spacing w:line="276" w:lineRule="auto"/>
+              <w:jc w:val="center"/>
             </w:pPr>
             <w:r>
               <w:rPr>
@@ -2917,17 +2582,7 @@
           <w:color w:val="0000FF"/>
           <w:sz w:val="20"/>
         </w:rPr>
-        <w:t># 프로젝트개요는 2장 이내로 작성</w:t>
-      </w:r>
-      <w:r>
-        <w:rPr>
-          <w:lang w:eastAsia="ko-KR"/>
-          <w:rFonts w:ascii="맑은 고딕" w:eastAsia="맑은 고딕"/>
-          <w:color w:val="0000FF"/>
-          <w:sz w:val="20"/>
-          <w:rtl w:val="off"/>
-        </w:rPr>
-        <w:t xml:space="preserve"> (김종민)</w:t>
+        <w:t># 프로젝트개요는 2장 이내로 작성 (김종민)</w:t>
       </w:r>
     </w:p>
     <w:tbl>
@@ -2941,7 +2596,6 @@
           <w:bottom w:val="single" w:sz="3" w:space="0" w:color="000000"/>
           <w:right w:val="single" w:sz="3" w:space="0" w:color="000000"/>
         </w:tblBorders>
-        <w:tblLook w:val="04A0" w:firstRow="1" w:lastRow="0" w:firstColumn="1" w:lastColumn="0" w:noHBand="0" w:noVBand="1"/>
         <w:tblLayout w:type="fixed"/>
         <w:tblCellMar>
           <w:top w:w="28" w:type="dxa"/>
@@ -2949,13 +2603,14 @@
           <w:bottom w:w="28" w:type="dxa"/>
           <w:right w:w="85" w:type="dxa"/>
         </w:tblCellMar>
+        <w:tblLook w:val="04A0" w:firstRow="1" w:lastRow="0" w:firstColumn="1" w:lastColumn="0" w:noHBand="0" w:noVBand="1"/>
       </w:tblPr>
       <w:tblGrid>
         <w:gridCol w:w="9580"/>
       </w:tblGrid>
       <w:tr>
         <w:trPr>
-          <w:trHeight w:val="579" w:hRule="atLeast"/>
+          <w:trHeight w:val="579"/>
         </w:trPr>
         <w:tc>
           <w:tcPr>
@@ -2986,27 +2641,7 @@
                 <w:sz w:val="24"/>
                 <w:szCs w:val="32"/>
               </w:rPr>
-              <w:t xml:space="preserve">※ </w:t>
-            </w:r>
-            <w:r>
-              <w:rPr>
-                <w:rFonts w:asciiTheme="majorHAnsi" w:eastAsiaTheme="majorHAnsi" w:hAnsiTheme="majorHAnsi"/>
-                <w:b/>
-                <w:bCs/>
-                <w:sz w:val="24"/>
-                <w:szCs w:val="32"/>
-              </w:rPr>
-              <w:t>평가항목 :</w:t>
-            </w:r>
-            <w:r>
-              <w:rPr>
-                <w:rFonts w:asciiTheme="majorHAnsi" w:eastAsiaTheme="majorHAnsi" w:hAnsiTheme="majorHAnsi"/>
-                <w:b/>
-                <w:bCs/>
-                <w:sz w:val="24"/>
-                <w:szCs w:val="32"/>
-              </w:rPr>
-              <w:t xml:space="preserve"> 기획력 (필요성, 차별성)</w:t>
+              <w:t>※ 평가항목 : 기획력 (필요성, 차별성)</w:t>
             </w:r>
           </w:p>
         </w:tc>
@@ -3015,11 +2650,11 @@
     <w:p>
       <w:pPr>
         <w:pStyle w:val="af1"/>
-        <w:ind w:left="0"/>
         <w:wordWrap/>
         <w:snapToGrid w:val="0"/>
+        <w:spacing w:line="384" w:lineRule="auto"/>
+        <w:ind w:left="0"/>
         <w:jc w:val="left"/>
-        <w:spacing w:line="384" w:lineRule="auto"/>
         <w:rPr>
           <w:rFonts w:eastAsiaTheme="minorEastAsia"/>
           <w:sz w:val="12"/>
@@ -3030,11 +2665,11 @@
     <w:p>
       <w:pPr>
         <w:pStyle w:val="af1"/>
-        <w:ind w:left="0"/>
         <w:wordWrap/>
         <w:snapToGrid w:val="0"/>
+        <w:spacing w:line="384" w:lineRule="auto"/>
+        <w:ind w:left="0"/>
         <w:jc w:val="left"/>
-        <w:spacing w:line="384" w:lineRule="auto"/>
       </w:pPr>
       <w:r>
         <w:rPr>
@@ -3084,7 +2719,6 @@
           <w:bottom w:val="single" w:sz="3" w:space="0" w:color="000000"/>
           <w:right w:val="single" w:sz="3" w:space="0" w:color="000000"/>
         </w:tblBorders>
-        <w:tblLook w:val="04A0" w:firstRow="1" w:lastRow="0" w:firstColumn="1" w:lastColumn="0" w:noHBand="0" w:noVBand="1"/>
         <w:tblLayout w:type="fixed"/>
         <w:tblCellMar>
           <w:top w:w="28" w:type="dxa"/>
@@ -3092,13 +2726,14 @@
           <w:bottom w:w="28" w:type="dxa"/>
           <w:right w:w="113" w:type="dxa"/>
         </w:tblCellMar>
+        <w:tblLook w:val="04A0" w:firstRow="1" w:lastRow="0" w:firstColumn="1" w:lastColumn="0" w:noHBand="0" w:noVBand="1"/>
       </w:tblPr>
       <w:tblGrid>
         <w:gridCol w:w="9580"/>
       </w:tblGrid>
       <w:tr>
         <w:trPr>
-          <w:trHeight w:val="383" w:hRule="atLeast"/>
+          <w:trHeight w:val="383"/>
         </w:trPr>
         <w:tc>
           <w:tcPr>
@@ -3156,11 +2791,11 @@
     <w:p>
       <w:pPr>
         <w:pStyle w:val="af1"/>
-        <w:ind w:left="0"/>
         <w:wordWrap/>
         <w:snapToGrid w:val="0"/>
+        <w:spacing w:line="384" w:lineRule="auto"/>
+        <w:ind w:left="0"/>
         <w:jc w:val="left"/>
-        <w:spacing w:line="384" w:lineRule="auto"/>
       </w:pPr>
       <w:r>
         <w:rPr>
@@ -3210,7 +2845,6 @@
           <w:bottom w:val="single" w:sz="3" w:space="0" w:color="000000"/>
           <w:right w:val="single" w:sz="3" w:space="0" w:color="000000"/>
         </w:tblBorders>
-        <w:tblLook w:val="04A0" w:firstRow="1" w:lastRow="0" w:firstColumn="1" w:lastColumn="0" w:noHBand="0" w:noVBand="1"/>
         <w:tblLayout w:type="fixed"/>
         <w:tblCellMar>
           <w:top w:w="28" w:type="dxa"/>
@@ -3218,13 +2852,14 @@
           <w:bottom w:w="28" w:type="dxa"/>
           <w:right w:w="113" w:type="dxa"/>
         </w:tblCellMar>
+        <w:tblLook w:val="04A0" w:firstRow="1" w:lastRow="0" w:firstColumn="1" w:lastColumn="0" w:noHBand="0" w:noVBand="1"/>
       </w:tblPr>
       <w:tblGrid>
         <w:gridCol w:w="9580"/>
       </w:tblGrid>
       <w:tr>
         <w:trPr>
-          <w:trHeight w:val="659" w:hRule="atLeast"/>
+          <w:trHeight w:val="659"/>
         </w:trPr>
         <w:tc>
           <w:tcPr>
@@ -3248,6 +2883,7 @@
                 <w:color w:val="0000FF"/>
                 <w:shd w:val="clear" w:color="000000" w:fill="auto"/>
               </w:rPr>
+              <w:lastRenderedPageBreak/>
               <w:t># 프로젝트 제작 동기 및 목적 작성</w:t>
             </w:r>
           </w:p>
@@ -3277,23 +2913,17 @@
     <w:p>
       <w:pPr>
         <w:pStyle w:val="af1"/>
-        <w:ind w:left="0"/>
         <w:wordWrap/>
         <w:snapToGrid w:val="0"/>
+        <w:spacing w:line="384" w:lineRule="auto"/>
+        <w:ind w:left="0"/>
         <w:jc w:val="left"/>
-        <w:spacing w:line="384" w:lineRule="auto"/>
       </w:pPr>
       <w:r>
         <w:rPr>
           <w:sz w:val="28"/>
         </w:rPr>
-        <w:t xml:space="preserve"> 3. 프로젝트 </w:t>
-      </w:r>
-      <w:r>
-        <w:rPr>
-          <w:sz w:val="28"/>
-        </w:rPr>
-        <w:t>특</w:t>
+        <w:t xml:space="preserve"> 3. 프로젝트 특</w:t>
       </w:r>
       <w:r>
         <w:rPr>
@@ -3349,7 +2979,6 @@
           <w:bottom w:val="single" w:sz="3" w:space="0" w:color="000000"/>
           <w:right w:val="single" w:sz="3" w:space="0" w:color="000000"/>
         </w:tblBorders>
-        <w:tblLook w:val="04A0" w:firstRow="1" w:lastRow="0" w:firstColumn="1" w:lastColumn="0" w:noHBand="0" w:noVBand="1"/>
         <w:tblLayout w:type="fixed"/>
         <w:tblCellMar>
           <w:top w:w="28" w:type="dxa"/>
@@ -3357,13 +2986,14 @@
           <w:bottom w:w="28" w:type="dxa"/>
           <w:right w:w="113" w:type="dxa"/>
         </w:tblCellMar>
+        <w:tblLook w:val="04A0" w:firstRow="1" w:lastRow="0" w:firstColumn="1" w:lastColumn="0" w:noHBand="0" w:noVBand="1"/>
       </w:tblPr>
       <w:tblGrid>
         <w:gridCol w:w="9580"/>
       </w:tblGrid>
       <w:tr>
         <w:trPr>
-          <w:trHeight w:val="1530" w:hRule="atLeast"/>
+          <w:trHeight w:val="1530"/>
         </w:trPr>
         <w:tc>
           <w:tcPr>
@@ -3418,8 +3048,8 @@
               <w:rPr>
                 <w:rFonts w:ascii="맑은 고딕" w:eastAsia="맑은 고딕"/>
                 <w:color w:val="0000FF"/>
+                <w:spacing w:val="-10"/>
                 <w:shd w:val="clear" w:color="000000" w:fill="auto"/>
-                <w:spacing w:val="-10"/>
               </w:rPr>
               <w:t>유사 프로젝트가 있는 경우 그 내용 및 유사 프로젝트와 비교하여 본 프로젝트의 특이점 및 차별성 작성</w:t>
             </w:r>
@@ -3472,7 +3102,6 @@
           <w:bottom w:val="single" w:sz="3" w:space="0" w:color="000000"/>
           <w:right w:val="single" w:sz="3" w:space="0" w:color="000000"/>
         </w:tblBorders>
-        <w:tblLook w:val="04A0" w:firstRow="1" w:lastRow="0" w:firstColumn="1" w:lastColumn="0" w:noHBand="0" w:noVBand="1"/>
         <w:tblLayout w:type="fixed"/>
         <w:tblCellMar>
           <w:top w:w="28" w:type="dxa"/>
@@ -3480,13 +3109,14 @@
           <w:bottom w:w="28" w:type="dxa"/>
           <w:right w:w="85" w:type="dxa"/>
         </w:tblCellMar>
+        <w:tblLook w:val="04A0" w:firstRow="1" w:lastRow="0" w:firstColumn="1" w:lastColumn="0" w:noHBand="0" w:noVBand="1"/>
       </w:tblPr>
       <w:tblGrid>
         <w:gridCol w:w="9580"/>
       </w:tblGrid>
       <w:tr>
         <w:trPr>
-          <w:trHeight w:val="579" w:hRule="atLeast"/>
+          <w:trHeight w:val="579"/>
         </w:trPr>
         <w:tc>
           <w:tcPr>
@@ -3512,47 +3142,7 @@
                 <w:sz w:val="24"/>
                 <w:szCs w:val="32"/>
               </w:rPr>
-              <w:t xml:space="preserve">※ </w:t>
-            </w:r>
-            <w:r>
-              <w:rPr>
-                <w:rFonts w:asciiTheme="majorHAnsi" w:eastAsiaTheme="majorHAnsi" w:hAnsiTheme="majorHAnsi"/>
-                <w:b/>
-                <w:bCs/>
-                <w:sz w:val="24"/>
-                <w:szCs w:val="32"/>
-              </w:rPr>
-              <w:t>평가항목 :</w:t>
-            </w:r>
-            <w:r>
-              <w:rPr>
-                <w:rFonts w:asciiTheme="majorHAnsi" w:eastAsiaTheme="majorHAnsi" w:hAnsiTheme="majorHAnsi"/>
-                <w:b/>
-                <w:bCs/>
-                <w:sz w:val="24"/>
-                <w:szCs w:val="32"/>
-              </w:rPr>
-              <w:t xml:space="preserve"> 기술력 (</w:t>
-            </w:r>
-            <w:r>
-              <w:rPr>
-                <w:rFonts w:asciiTheme="majorHAnsi" w:eastAsiaTheme="majorHAnsi" w:hAnsiTheme="majorHAnsi"/>
-                <w:b/>
-                <w:bCs/>
-                <w:sz w:val="24"/>
-                <w:szCs w:val="32"/>
-              </w:rPr>
-              <w:t>기능구체성</w:t>
-            </w:r>
-            <w:r>
-              <w:rPr>
-                <w:rFonts w:asciiTheme="majorHAnsi" w:eastAsiaTheme="majorHAnsi" w:hAnsiTheme="majorHAnsi"/>
-                <w:b/>
-                <w:bCs/>
-                <w:sz w:val="24"/>
-                <w:szCs w:val="32"/>
-              </w:rPr>
-              <w:t>, 난이도, 완성도)</w:t>
+              <w:t>※ 평가항목 : 기술력 (기능구체성, 난이도, 완성도)</w:t>
             </w:r>
           </w:p>
         </w:tc>
@@ -3572,25 +3162,17 @@
     <w:p>
       <w:pPr>
         <w:pStyle w:val="af1"/>
-        <w:ind w:left="0"/>
         <w:wordWrap/>
         <w:snapToGrid w:val="0"/>
+        <w:spacing w:line="384" w:lineRule="auto"/>
+        <w:ind w:left="0"/>
         <w:jc w:val="left"/>
-        <w:spacing w:line="384" w:lineRule="auto"/>
       </w:pPr>
       <w:r>
         <w:rPr>
           <w:sz w:val="28"/>
         </w:rPr>
-        <w:t xml:space="preserve"> 1. 프로젝트 구성도 </w:t>
-      </w:r>
-      <w:r>
-        <w:rPr>
-          <w:lang w:eastAsia="ko-KR"/>
-          <w:sz w:val="28"/>
-          <w:rtl w:val="off"/>
-        </w:rPr>
-        <w:t>(임형준)</w:t>
+        <w:t xml:space="preserve"> 1. 프로젝트 구성도 (임형준)</w:t>
       </w:r>
     </w:p>
     <w:p>
@@ -3634,7 +3216,6 @@
           <w:bottom w:val="single" w:sz="3" w:space="0" w:color="000000"/>
           <w:right w:val="single" w:sz="3" w:space="0" w:color="000000"/>
         </w:tblBorders>
-        <w:tblLook w:val="04A0" w:firstRow="1" w:lastRow="0" w:firstColumn="1" w:lastColumn="0" w:noHBand="0" w:noVBand="1"/>
         <w:tblLayout w:type="fixed"/>
         <w:tblCellMar>
           <w:top w:w="28" w:type="dxa"/>
@@ -3642,13 +3223,14 @@
           <w:bottom w:w="28" w:type="dxa"/>
           <w:right w:w="113" w:type="dxa"/>
         </w:tblCellMar>
+        <w:tblLook w:val="04A0" w:firstRow="1" w:lastRow="0" w:firstColumn="1" w:lastColumn="0" w:noHBand="0" w:noVBand="1"/>
       </w:tblPr>
       <w:tblGrid>
         <w:gridCol w:w="9580"/>
       </w:tblGrid>
       <w:tr>
         <w:trPr>
-          <w:trHeight w:val="659" w:hRule="atLeast"/>
+          <w:trHeight w:val="659"/>
         </w:trPr>
         <w:tc>
           <w:tcPr>
@@ -3689,9 +3271,9 @@
               <w:rPr>
                 <w:rFonts w:ascii="맑은 고딕" w:eastAsia="맑은 고딕"/>
                 <w:color w:val="0000FF"/>
+                <w:spacing w:val="63"/>
                 <w:w w:val="97"/>
                 <w:shd w:val="clear" w:color="000000" w:fill="auto"/>
-                <w:spacing w:val="63"/>
               </w:rPr>
               <w:t>)</w:t>
             </w:r>
@@ -3748,25 +3330,17 @@
     <w:p>
       <w:pPr>
         <w:pStyle w:val="af1"/>
-        <w:ind w:left="0"/>
         <w:wordWrap/>
         <w:snapToGrid w:val="0"/>
+        <w:spacing w:line="384" w:lineRule="auto"/>
+        <w:ind w:left="0"/>
         <w:jc w:val="left"/>
-        <w:spacing w:line="384" w:lineRule="auto"/>
       </w:pPr>
       <w:r>
         <w:rPr>
           <w:sz w:val="28"/>
         </w:rPr>
-        <w:t xml:space="preserve"> 2. 프로젝트 기능 </w:t>
-      </w:r>
-      <w:r>
-        <w:rPr>
-          <w:lang w:eastAsia="ko-KR"/>
-          <w:sz w:val="28"/>
-          <w:rtl w:val="off"/>
-        </w:rPr>
-        <w:t>(장준혁)</w:t>
+        <w:t xml:space="preserve"> 2. 프로젝트 기능 (장준혁)</w:t>
       </w:r>
     </w:p>
     <w:p>
@@ -3807,7 +3381,6 @@
           <w:bottom w:val="single" w:sz="3" w:space="0" w:color="000000"/>
           <w:right w:val="single" w:sz="3" w:space="0" w:color="000000"/>
         </w:tblBorders>
-        <w:tblLook w:val="04A0" w:firstRow="1" w:lastRow="0" w:firstColumn="1" w:lastColumn="0" w:noHBand="0" w:noVBand="1"/>
         <w:tblLayout w:type="fixed"/>
         <w:tblCellMar>
           <w:top w:w="28" w:type="dxa"/>
@@ -3815,6 +3388,7 @@
           <w:bottom w:w="28" w:type="dxa"/>
           <w:right w:w="102" w:type="dxa"/>
         </w:tblCellMar>
+        <w:tblLook w:val="04A0" w:firstRow="1" w:lastRow="0" w:firstColumn="1" w:lastColumn="0" w:noHBand="0" w:noVBand="1"/>
       </w:tblPr>
       <w:tblGrid>
         <w:gridCol w:w="910"/>
@@ -3840,18 +3414,18 @@
           </w:tcPr>
           <w:p>
             <w:pPr>
-              <w:spacing w:before="0" w:after="0" w:line="252" w:lineRule="auto"/>
-              <w:jc w:val="center"/>
-              <w:rPr>
-                <w:rFonts w:asciiTheme="majorHAnsi" w:eastAsiaTheme="majorHAnsi" w:hAnsiTheme="majorHAnsi"/>
-                <w:b/>
-                <w:bCs/>
-                <w:szCs w:val="20"/>
-              </w:rPr>
-            </w:pPr>
-            <w:r>
-              <w:rPr>
-                <w:rFonts w:ascii="Malgun Gothic" w:hAnsi="Malgun Gothic" w:eastAsia="Malgun Gothic"/>
+              <w:spacing w:after="0" w:line="252" w:lineRule="auto"/>
+              <w:jc w:val="center"/>
+              <w:rPr>
+                <w:rFonts w:asciiTheme="majorHAnsi" w:eastAsiaTheme="majorHAnsi" w:hAnsiTheme="majorHAnsi"/>
+                <w:b/>
+                <w:bCs/>
+                <w:szCs w:val="20"/>
+              </w:rPr>
+            </w:pPr>
+            <w:r>
+              <w:rPr>
+                <w:rFonts w:ascii="맑은 고딕" w:eastAsia="맑은 고딕" w:hAnsi="맑은 고딕"/>
                 <w:b/>
                 <w:color w:val="FFFFFF"/>
                 <w:sz w:val="17"/>
@@ -3874,18 +3448,18 @@
           </w:tcPr>
           <w:p>
             <w:pPr>
-              <w:spacing w:before="0" w:after="0" w:line="252" w:lineRule="auto"/>
-              <w:jc w:val="center"/>
-              <w:rPr>
-                <w:rFonts w:asciiTheme="majorHAnsi" w:eastAsiaTheme="majorHAnsi" w:hAnsiTheme="majorHAnsi"/>
-                <w:b/>
-                <w:bCs/>
-                <w:szCs w:val="20"/>
-              </w:rPr>
-            </w:pPr>
-            <w:r>
-              <w:rPr>
-                <w:rFonts w:ascii="Malgun Gothic" w:hAnsi="Malgun Gothic" w:eastAsia="Malgun Gothic"/>
+              <w:spacing w:after="0" w:line="252" w:lineRule="auto"/>
+              <w:jc w:val="center"/>
+              <w:rPr>
+                <w:rFonts w:asciiTheme="majorHAnsi" w:eastAsiaTheme="majorHAnsi" w:hAnsiTheme="majorHAnsi"/>
+                <w:b/>
+                <w:bCs/>
+                <w:szCs w:val="20"/>
+              </w:rPr>
+            </w:pPr>
+            <w:r>
+              <w:rPr>
+                <w:rFonts w:ascii="맑은 고딕" w:eastAsia="맑은 고딕" w:hAnsi="맑은 고딕"/>
                 <w:b/>
                 <w:color w:val="FFFFFF"/>
                 <w:sz w:val="17"/>
@@ -3908,18 +3482,18 @@
           </w:tcPr>
           <w:p>
             <w:pPr>
-              <w:spacing w:before="0" w:after="0" w:line="252" w:lineRule="auto"/>
-              <w:jc w:val="center"/>
-              <w:rPr>
-                <w:rFonts w:asciiTheme="majorHAnsi" w:eastAsiaTheme="majorHAnsi" w:hAnsiTheme="majorHAnsi"/>
-                <w:b/>
-                <w:bCs/>
-                <w:szCs w:val="20"/>
-              </w:rPr>
-            </w:pPr>
-            <w:r>
-              <w:rPr>
-                <w:rFonts w:ascii="Malgun Gothic" w:hAnsi="Malgun Gothic" w:eastAsia="Malgun Gothic"/>
+              <w:spacing w:after="0" w:line="252" w:lineRule="auto"/>
+              <w:jc w:val="center"/>
+              <w:rPr>
+                <w:rFonts w:asciiTheme="majorHAnsi" w:eastAsiaTheme="majorHAnsi" w:hAnsiTheme="majorHAnsi"/>
+                <w:b/>
+                <w:bCs/>
+                <w:szCs w:val="20"/>
+              </w:rPr>
+            </w:pPr>
+            <w:r>
+              <w:rPr>
+                <w:rFonts w:ascii="맑은 고딕" w:eastAsia="맑은 고딕" w:hAnsi="맑은 고딕"/>
                 <w:b/>
                 <w:color w:val="FFFFFF"/>
                 <w:sz w:val="17"/>
@@ -3942,18 +3516,18 @@
           </w:tcPr>
           <w:p>
             <w:pPr>
-              <w:spacing w:before="0" w:after="0" w:line="252" w:lineRule="auto"/>
-              <w:jc w:val="center"/>
-              <w:rPr>
-                <w:rFonts w:asciiTheme="majorHAnsi" w:eastAsiaTheme="majorHAnsi" w:hAnsiTheme="majorHAnsi"/>
-                <w:b/>
-                <w:bCs/>
-                <w:szCs w:val="20"/>
-              </w:rPr>
-            </w:pPr>
-            <w:r>
-              <w:rPr>
-                <w:rFonts w:ascii="Malgun Gothic" w:hAnsi="Malgun Gothic" w:eastAsia="Malgun Gothic"/>
+              <w:spacing w:after="0" w:line="252" w:lineRule="auto"/>
+              <w:jc w:val="center"/>
+              <w:rPr>
+                <w:rFonts w:asciiTheme="majorHAnsi" w:eastAsiaTheme="majorHAnsi" w:hAnsiTheme="majorHAnsi"/>
+                <w:b/>
+                <w:bCs/>
+                <w:szCs w:val="20"/>
+              </w:rPr>
+            </w:pPr>
+            <w:r>
+              <w:rPr>
+                <w:rFonts w:ascii="맑은 고딕" w:eastAsia="맑은 고딕" w:hAnsi="맑은 고딕"/>
                 <w:b/>
                 <w:color w:val="FFFFFF"/>
                 <w:sz w:val="17"/>
@@ -3970,25 +3544,24 @@
         <w:tc>
           <w:tcPr>
             <w:tcW w:w="910" w:type="dxa"/>
+            <w:vMerge w:val="restart"/>
             <w:tcBorders>
               <w:top w:val="single" w:sz="3" w:space="0" w:color="000000"/>
               <w:left w:val="single" w:sz="3" w:space="0" w:color="000000"/>
               <w:bottom w:val="single" w:sz="3" w:space="0" w:color="000000"/>
               <w:right w:val="single" w:sz="3" w:space="0" w:color="000000"/>
             </w:tcBorders>
-            <w:vAlign w:val="center"/>
-            <w:shd w:fill="F4EEE2"/>
-            <w:vMerge w:val="restart"/>
-          </w:tcPr>
-          <w:p>
-            <w:pPr>
-              <w:spacing w:before="0" w:after="0"/>
-              <w:jc w:val="center"/>
-            </w:pPr>
-            <w:r/>
-            <w:r>
-              <w:rPr>
-                <w:rFonts w:ascii="맑은 고딕" w:hAnsi="맑은 고딕" w:eastAsia="맑은 고딕"/>
+            <w:shd w:val="clear" w:color="auto" w:fill="F4EEE2"/>
+            <w:vAlign w:val="center"/>
+          </w:tcPr>
+          <w:p>
+            <w:pPr>
+              <w:spacing w:after="0"/>
+              <w:jc w:val="center"/>
+            </w:pPr>
+            <w:r>
+              <w:rPr>
+                <w:rFonts w:ascii="맑은 고딕" w:eastAsia="맑은 고딕" w:hAnsi="맑은 고딕"/>
                 <w:b/>
                 <w:sz w:val="17"/>
               </w:rPr>
@@ -4005,28 +3578,27 @@
               <w:bottom w:val="single" w:sz="3" w:space="0" w:color="000000"/>
               <w:right w:val="single" w:sz="3" w:space="0" w:color="000000"/>
             </w:tcBorders>
-            <w:vAlign w:val="center"/>
-            <w:shd w:fill="FAF6EE"/>
-          </w:tcPr>
-          <w:p>
-            <w:pPr>
-              <w:spacing w:before="0" w:after="0" w:line="252" w:lineRule="auto"/>
-              <w:jc w:val="left"/>
-              <w:rPr>
-                <w:rFonts w:asciiTheme="majorHAnsi" w:eastAsiaTheme="majorHAnsi" w:hAnsiTheme="majorHAnsi"/>
-                <w:b/>
-                <w:bCs/>
-                <w:szCs w:val="20"/>
-              </w:rPr>
-            </w:pPr>
-            <w:r>
-              <w:rPr>
-                <w:rFonts w:ascii="Malgun Gothic" w:hAnsi="Malgun Gothic" w:eastAsia="Malgun Gothic"/>
+            <w:shd w:val="clear" w:color="auto" w:fill="FAF6EE"/>
+            <w:vAlign w:val="center"/>
+          </w:tcPr>
+          <w:p>
+            <w:pPr>
+              <w:spacing w:after="0" w:line="252" w:lineRule="auto"/>
+              <w:rPr>
+                <w:rFonts w:asciiTheme="majorHAnsi" w:eastAsiaTheme="majorHAnsi" w:hAnsiTheme="majorHAnsi"/>
+                <w:b/>
+                <w:bCs/>
+                <w:szCs w:val="20"/>
+              </w:rPr>
+            </w:pPr>
+            <w:r>
+              <w:rPr>
+                <w:rFonts w:ascii="맑은 고딕" w:eastAsia="맑은 고딕" w:hAnsi="맑은 고딕"/>
                 <w:b/>
                 <w:color w:val="1A1714"/>
                 <w:sz w:val="17"/>
               </w:rPr>
-              <w:t>목표 명료화·분류</w:t>
+              <w:t>목표 정리·분류</w:t>
             </w:r>
           </w:p>
         </w:tc>
@@ -4043,17 +3615,14 @@
           </w:tcPr>
           <w:p>
             <w:pPr>
-              <w:spacing w:before="0" w:after="0" w:line="240" w:lineRule="auto"/>
-              <w:jc w:val="left"/>
-            </w:pPr>
-            <w:r/>
-            <w:r>
-              <w:rPr>
-                <w:rFonts w:ascii="맑은 고딕" w:hAnsi="맑은 고딕" w:eastAsia="맑은 고딕"/>
-                <w:b w:val="0"/>
+              <w:spacing w:after="0"/>
+            </w:pPr>
+            <w:r>
+              <w:rPr>
+                <w:rFonts w:ascii="맑은 고딕" w:eastAsia="맑은 고딕" w:hAnsi="맑은 고딕"/>
                 <w:sz w:val="16"/>
               </w:rPr>
-              <w:t>대화형 인터뷰로 목표·가용 시간·선호를 수집하고 집중·유지·보류 분류와 마일스톤 확인으로 연결한다. 화면·API 연동은 완료했으며 예외 처리와 통합 테스트를 보완 중이다. 완성 가능시점: 10/30</w:t>
+              <w:t>사용자가 목표를 입력하면 AI가 필요한 질문을 한 번에 하나씩 보여 주고, 답변에서 목표와 사용 가능한 시간, 선호 방식을 정리한 뒤 집중·유지·보류 중 하나로 나눈다, 이후 사용자가 분류 결과와 중간 목표를 직접 고치거나 승인할 수 있도록 연결했다, 주요 화면과 화면·서버 연결은 끝났고 잘못된 응답이나 통신 실패 상황을 점검 중이며 완성 가능시점은 10/30이다</w:t>
             </w:r>
           </w:p>
         </w:tc>
@@ -4066,18 +3635,17 @@
               <w:bottom w:val="single" w:sz="3" w:space="0" w:color="000000"/>
               <w:right w:val="single" w:sz="3" w:space="0" w:color="000000"/>
             </w:tcBorders>
-            <w:vAlign w:val="center"/>
-            <w:shd w:fill="FBEEDA"/>
-          </w:tcPr>
-          <w:p>
-            <w:pPr>
-              <w:spacing w:before="0" w:after="0" w:line="240" w:lineRule="auto"/>
-              <w:jc w:val="center"/>
-            </w:pPr>
-            <w:r/>
-            <w:r>
-              <w:rPr>
-                <w:rFonts w:ascii="맑은 고딕" w:hAnsi="맑은 고딕" w:eastAsia="맑은 고딕"/>
+            <w:shd w:val="clear" w:color="auto" w:fill="FBEEDA"/>
+            <w:vAlign w:val="center"/>
+          </w:tcPr>
+          <w:p>
+            <w:pPr>
+              <w:spacing w:after="0"/>
+              <w:jc w:val="center"/>
+            </w:pPr>
+            <w:r>
+              <w:rPr>
+                <w:rFonts w:ascii="맑은 고딕" w:eastAsia="맑은 고딕" w:hAnsi="맑은 고딕"/>
                 <w:b/>
                 <w:sz w:val="18"/>
               </w:rPr>
@@ -4093,6 +3661,7 @@
         <w:tc>
           <w:tcPr>
             <w:tcW w:w="910" w:type="dxa"/>
+            <w:vMerge/>
             <w:tcBorders>
               <w:top w:val="single" w:sz="3" w:space="0" w:color="000000"/>
               <w:left w:val="single" w:sz="3" w:space="0" w:color="000000"/>
@@ -4100,21 +3669,12 @@
               <w:right w:val="single" w:sz="3" w:space="0" w:color="000000"/>
             </w:tcBorders>
             <w:vAlign w:val="center"/>
-            <w:vMerge/>
-          </w:tcPr>
-          <w:p>
-            <w:pPr>
-              <w:spacing w:before="0" w:after="0"/>
-              <w:jc w:val="center"/>
-            </w:pPr>
-            <w:r/>
-            <w:r>
-              <w:rPr>
-                <w:rFonts w:ascii="맑은 고딕" w:hAnsi="맑은 고딕" w:eastAsia="맑은 고딕"/>
-                <w:b/>
-                <w:sz w:val="17"/>
-              </w:rPr>
-            </w:r>
+          </w:tcPr>
+          <w:p>
+            <w:pPr>
+              <w:spacing w:after="0"/>
+              <w:jc w:val="center"/>
+            </w:pPr>
           </w:p>
         </w:tc>
         <w:tc>
@@ -4126,28 +3686,29 @@
               <w:bottom w:val="single" w:sz="3" w:space="0" w:color="000000"/>
               <w:right w:val="single" w:sz="3" w:space="0" w:color="000000"/>
             </w:tcBorders>
-            <w:vAlign w:val="center"/>
-            <w:shd w:fill="FAF6EE"/>
-          </w:tcPr>
-          <w:p>
-            <w:pPr>
-              <w:spacing w:before="0" w:after="0" w:line="252" w:lineRule="auto"/>
-              <w:jc w:val="left"/>
-              <w:rPr>
-                <w:rFonts w:asciiTheme="majorHAnsi" w:eastAsiaTheme="majorHAnsi" w:hAnsiTheme="majorHAnsi"/>
-                <w:b/>
-                <w:bCs/>
-                <w:szCs w:val="20"/>
-              </w:rPr>
-            </w:pPr>
-            <w:r>
-              <w:rPr>
-                <w:rFonts w:ascii="Malgun Gothic" w:hAnsi="Malgun Gothic" w:eastAsia="Malgun Gothic"/>
+            <w:shd w:val="clear" w:color="auto" w:fill="FAF6EE"/>
+            <w:vAlign w:val="center"/>
+          </w:tcPr>
+          <w:p>
+            <w:pPr>
+              <w:spacing w:after="0" w:line="252" w:lineRule="auto"/>
+              <w:rPr>
+                <w:rFonts w:asciiTheme="majorHAnsi" w:eastAsiaTheme="majorHAnsi" w:hAnsiTheme="majorHAnsi"/>
+                <w:b/>
+                <w:bCs/>
+                <w:szCs w:val="20"/>
+              </w:rPr>
+            </w:pPr>
+            <w:r>
+              <w:rPr>
+                <w:rFonts w:ascii="맑은 고딕" w:eastAsia="맑은 고딕" w:hAnsi="맑은 고딕"/>
                 <w:b/>
                 <w:color w:val="1A1714"/>
                 <w:sz w:val="17"/>
               </w:rPr>
-              <w:t>첫 계획·주간 편집</w:t>
+              <w:t>첫 계획 만들기·</w:t>
+              <w:br/>
+              <w:t>주간 편집</w:t>
             </w:r>
           </w:p>
         </w:tc>
@@ -4164,17 +3725,14 @@
           </w:tcPr>
           <w:p>
             <w:pPr>
-              <w:spacing w:before="0" w:after="0" w:line="240" w:lineRule="auto"/>
-              <w:jc w:val="left"/>
-            </w:pPr>
-            <w:r/>
-            <w:r>
-              <w:rPr>
-                <w:rFonts w:ascii="맑은 고딕" w:hAnsi="맑은 고딕" w:eastAsia="맑은 고딕"/>
-                <w:b w:val="0"/>
+              <w:spacing w:after="0"/>
+            </w:pPr>
+            <w:r>
+              <w:rPr>
+                <w:rFonts w:ascii="맑은 고딕" w:eastAsia="맑은 고딕" w:hAnsi="맑은 고딕"/>
                 <w:sz w:val="16"/>
               </w:rPr>
-              <w:t>고정 일정과 계획 밀도를 반영한 7일 계획 초안을 생성하고 블록 이동·편집 후 사용자가 승인한다. 주간 블록 생성·삭제의 서버 저장 폴백을 보완 중이다. 완성 가능시점: 10/30</w:t>
+              <w:t>먼저 고정 일정을 제외해 실제로 사용할 수 있는 시간을 계산하고, 사용자가 고른 계획 밀도에 맞춰 한 주 분량을 조절한 뒤 7일 계획을 만든다, 만들어진 일정은 15분 단위로 옮기거나 시간을 바꾼 뒤 승인할 수 있다, 새 일정의 추가·삭제 내용이 서버에 정확히 남도록 보완 중이며 완성 가능시점은 10/30이다</w:t>
             </w:r>
           </w:p>
         </w:tc>
@@ -4187,18 +3745,17 @@
               <w:bottom w:val="single" w:sz="3" w:space="0" w:color="000000"/>
               <w:right w:val="single" w:sz="3" w:space="0" w:color="000000"/>
             </w:tcBorders>
-            <w:vAlign w:val="center"/>
-            <w:shd w:fill="FBEEDA"/>
-          </w:tcPr>
-          <w:p>
-            <w:pPr>
-              <w:spacing w:before="0" w:after="0" w:line="240" w:lineRule="auto"/>
-              <w:jc w:val="center"/>
-            </w:pPr>
-            <w:r/>
-            <w:r>
-              <w:rPr>
-                <w:rFonts w:ascii="맑은 고딕" w:hAnsi="맑은 고딕" w:eastAsia="맑은 고딕"/>
+            <w:shd w:val="clear" w:color="auto" w:fill="FBEEDA"/>
+            <w:vAlign w:val="center"/>
+          </w:tcPr>
+          <w:p>
+            <w:pPr>
+              <w:spacing w:after="0"/>
+              <w:jc w:val="center"/>
+            </w:pPr>
+            <w:r>
+              <w:rPr>
+                <w:rFonts w:ascii="맑은 고딕" w:eastAsia="맑은 고딕" w:hAnsi="맑은 고딕"/>
                 <w:b/>
                 <w:sz w:val="18"/>
               </w:rPr>
@@ -4214,29 +3771,21 @@
         <w:tc>
           <w:tcPr>
             <w:tcW w:w="910" w:type="dxa"/>
+            <w:vMerge/>
             <w:tcBorders>
               <w:top w:val="single" w:sz="3" w:space="0" w:color="000000"/>
               <w:left w:val="single" w:sz="3" w:space="0" w:color="000000"/>
               <w:bottom w:val="single" w:sz="3" w:space="0" w:color="000000"/>
               <w:right w:val="single" w:sz="3" w:space="0" w:color="000000"/>
             </w:tcBorders>
-            <w:vAlign w:val="center"/>
-            <w:shd w:fill="F4EEE2"/>
-            <w:vMerge/>
-          </w:tcPr>
-          <w:p>
-            <w:pPr>
-              <w:spacing w:before="0" w:after="0"/>
-              <w:jc w:val="center"/>
-            </w:pPr>
-            <w:r/>
-            <w:r>
-              <w:rPr>
-                <w:rFonts w:ascii="맑은 고딕" w:hAnsi="맑은 고딕" w:eastAsia="맑은 고딕"/>
-                <w:b/>
-                <w:sz w:val="17"/>
-              </w:rPr>
-            </w:r>
+            <w:shd w:val="clear" w:color="auto" w:fill="F4EEE2"/>
+            <w:vAlign w:val="center"/>
+          </w:tcPr>
+          <w:p>
+            <w:pPr>
+              <w:spacing w:after="0"/>
+              <w:jc w:val="center"/>
+            </w:pPr>
           </w:p>
         </w:tc>
         <w:tc>
@@ -4248,28 +3797,29 @@
               <w:bottom w:val="single" w:sz="3" w:space="0" w:color="000000"/>
               <w:right w:val="single" w:sz="3" w:space="0" w:color="000000"/>
             </w:tcBorders>
-            <w:vAlign w:val="center"/>
-            <w:shd w:fill="FAF6EE"/>
-          </w:tcPr>
-          <w:p>
-            <w:pPr>
-              <w:spacing w:before="0" w:after="0" w:line="252" w:lineRule="auto"/>
-              <w:jc w:val="left"/>
-              <w:rPr>
-                <w:rFonts w:asciiTheme="majorHAnsi" w:eastAsiaTheme="majorHAnsi" w:hAnsiTheme="majorHAnsi"/>
-                <w:b/>
-                <w:bCs/>
-                <w:szCs w:val="20"/>
-              </w:rPr>
-            </w:pPr>
-            <w:r>
-              <w:rPr>
-                <w:rFonts w:ascii="Malgun Gothic" w:hAnsi="Malgun Gothic" w:eastAsia="Malgun Gothic"/>
+            <w:shd w:val="clear" w:color="auto" w:fill="FAF6EE"/>
+            <w:vAlign w:val="center"/>
+          </w:tcPr>
+          <w:p>
+            <w:pPr>
+              <w:spacing w:after="0" w:line="252" w:lineRule="auto"/>
+              <w:rPr>
+                <w:rFonts w:asciiTheme="majorHAnsi" w:eastAsiaTheme="majorHAnsi" w:hAnsiTheme="majorHAnsi"/>
+                <w:b/>
+                <w:bCs/>
+                <w:szCs w:val="20"/>
+              </w:rPr>
+            </w:pPr>
+            <w:r>
+              <w:rPr>
+                <w:rFonts w:ascii="맑은 고딕" w:eastAsia="맑은 고딕" w:hAnsi="맑은 고딕"/>
                 <w:b/>
                 <w:color w:val="1A1714"/>
                 <w:sz w:val="17"/>
               </w:rPr>
-              <w:t>오늘 실행·집중</w:t>
+              <w:t>오늘 할 일 실행·</w:t>
+              <w:br/>
+              <w:t>집중</w:t>
             </w:r>
           </w:p>
         </w:tc>
@@ -4286,17 +3836,14 @@
           </w:tcPr>
           <w:p>
             <w:pPr>
-              <w:spacing w:before="0" w:after="0" w:line="240" w:lineRule="auto"/>
-              <w:jc w:val="left"/>
-            </w:pPr>
-            <w:r/>
-            <w:r>
-              <w:rPr>
-                <w:rFonts w:ascii="맑은 고딕" w:hAnsi="맑은 고딕" w:eastAsia="맑은 고딕"/>
-                <w:b w:val="0"/>
+              <w:spacing w:after="0"/>
+            </w:pPr>
+            <w:r>
+              <w:rPr>
+                <w:rFonts w:ascii="맑은 고딕" w:eastAsia="맑은 고딕" w:hAnsi="맑은 고딕"/>
                 <w:sz w:val="16"/>
               </w:rPr>
-              <w:t>오늘의 우선 행동과 고정 일정을 보여 주고 시작·집중·완료·부분 완료·실패를 기록한다. 집중 일시정지·재개 기록의 서버 연동을 보완 중이다. 완성 가능시점: 10/30</w:t>
+              <w:t>오늘 할 일 중 우선순위가 높은 한 가지와 바로 시작할 첫 행동을 보여 주고, 시작 시각을 기준으로 집중 시간을 계산한다, 사용자는 결과를 완료·일부 완료·잘 안됨으로 나눠 기록하며, 일부 완료 비율과 실패 이유, 메모도 함께 남길 수 있다, 집중 중 멈춤·재개 기록이 서버에 이어서 저장되도록 보완 중이며 완성 가능시점은 10/30이다</w:t>
             </w:r>
           </w:p>
         </w:tc>
@@ -4309,18 +3856,17 @@
               <w:bottom w:val="single" w:sz="3" w:space="0" w:color="000000"/>
               <w:right w:val="single" w:sz="3" w:space="0" w:color="000000"/>
             </w:tcBorders>
-            <w:vAlign w:val="center"/>
-            <w:shd w:fill="FBEEDA"/>
-          </w:tcPr>
-          <w:p>
-            <w:pPr>
-              <w:spacing w:before="0" w:after="0" w:line="240" w:lineRule="auto"/>
-              <w:jc w:val="center"/>
-            </w:pPr>
-            <w:r/>
-            <w:r>
-              <w:rPr>
-                <w:rFonts w:ascii="맑은 고딕" w:hAnsi="맑은 고딕" w:eastAsia="맑은 고딕"/>
+            <w:shd w:val="clear" w:color="auto" w:fill="FBEEDA"/>
+            <w:vAlign w:val="center"/>
+          </w:tcPr>
+          <w:p>
+            <w:pPr>
+              <w:spacing w:after="0"/>
+              <w:jc w:val="center"/>
+            </w:pPr>
+            <w:r>
+              <w:rPr>
+                <w:rFonts w:ascii="맑은 고딕" w:eastAsia="맑은 고딕" w:hAnsi="맑은 고딕"/>
                 <w:b/>
                 <w:sz w:val="18"/>
               </w:rPr>
@@ -4331,12 +3877,13 @@
       </w:tr>
       <w:tr>
         <w:trPr>
-          <w:trHeight w:val="20" w:hRule="atLeast"/>
           <w:cantSplit/>
+          <w:trHeight w:val="20"/>
         </w:trPr>
         <w:tc>
           <w:tcPr>
             <w:tcW w:w="910" w:type="dxa"/>
+            <w:vMerge/>
             <w:tcBorders>
               <w:top w:val="single" w:sz="3" w:space="0" w:color="000000"/>
               <w:left w:val="single" w:sz="3" w:space="0" w:color="000000"/>
@@ -4344,21 +3891,12 @@
               <w:right w:val="single" w:sz="3" w:space="0" w:color="000000"/>
             </w:tcBorders>
             <w:vAlign w:val="center"/>
-            <w:vMerge/>
-          </w:tcPr>
-          <w:p>
-            <w:pPr>
-              <w:spacing w:before="0" w:after="0"/>
-              <w:jc w:val="center"/>
-            </w:pPr>
-            <w:r/>
-            <w:r>
-              <w:rPr>
-                <w:rFonts w:ascii="맑은 고딕" w:hAnsi="맑은 고딕" w:eastAsia="맑은 고딕"/>
-                <w:b/>
-                <w:sz w:val="17"/>
-              </w:rPr>
-            </w:r>
+          </w:tcPr>
+          <w:p>
+            <w:pPr>
+              <w:spacing w:after="0"/>
+              <w:jc w:val="center"/>
+            </w:pPr>
           </w:p>
         </w:tc>
         <w:tc>
@@ -4370,28 +3908,29 @@
               <w:bottom w:val="single" w:sz="3" w:space="0" w:color="000000"/>
               <w:right w:val="single" w:sz="3" w:space="0" w:color="000000"/>
             </w:tcBorders>
-            <w:vAlign w:val="center"/>
-            <w:shd w:fill="FAF6EE"/>
-          </w:tcPr>
-          <w:p>
-            <w:pPr>
-              <w:spacing w:before="0" w:after="0" w:line="252" w:lineRule="auto"/>
-              <w:jc w:val="left"/>
-              <w:rPr>
-                <w:rFonts w:asciiTheme="majorHAnsi" w:eastAsiaTheme="majorHAnsi" w:hAnsiTheme="majorHAnsi"/>
-                <w:b/>
-                <w:bCs/>
-                <w:szCs w:val="20"/>
-              </w:rPr>
-            </w:pPr>
-            <w:r>
-              <w:rPr>
-                <w:rFonts w:ascii="Malgun Gothic" w:hAnsi="Malgun Gothic" w:eastAsia="Malgun Gothic"/>
+            <w:shd w:val="clear" w:color="auto" w:fill="FAF6EE"/>
+            <w:vAlign w:val="center"/>
+          </w:tcPr>
+          <w:p>
+            <w:pPr>
+              <w:spacing w:after="0" w:line="252" w:lineRule="auto"/>
+              <w:rPr>
+                <w:rFonts w:asciiTheme="majorHAnsi" w:eastAsiaTheme="majorHAnsi" w:hAnsiTheme="majorHAnsi"/>
+                <w:b/>
+                <w:bCs/>
+                <w:szCs w:val="20"/>
+              </w:rPr>
+            </w:pPr>
+            <w:r>
+              <w:rPr>
+                <w:rFonts w:ascii="맑은 고딕" w:eastAsia="맑은 고딕" w:hAnsi="맑은 고딕"/>
                 <w:b/>
                 <w:color w:val="1A1714"/>
                 <w:sz w:val="17"/>
               </w:rPr>
-              <w:t>회고·회복·재계획</w:t>
+              <w:t>실패 기록·회복·</w:t>
+              <w:br/>
+              <w:t>계획 다시 만들기</w:t>
             </w:r>
           </w:p>
         </w:tc>
@@ -4408,17 +3947,14 @@
           </w:tcPr>
           <w:p>
             <w:pPr>
-              <w:spacing w:before="0" w:after="0" w:line="240" w:lineRule="auto"/>
-              <w:jc w:val="left"/>
-            </w:pPr>
-            <w:r/>
-            <w:r>
-              <w:rPr>
-                <w:rFonts w:ascii="맑은 고딕" w:hAnsi="맑은 고딕" w:eastAsia="맑은 고딕"/>
-                <w:b w:val="0"/>
+              <w:spacing w:after="0"/>
+            </w:pPr>
+            <w:r>
+              <w:rPr>
+                <w:rFonts w:ascii="맑은 고딕" w:eastAsia="맑은 고딕" w:hAnsi="맑은 고딕"/>
                 <w:sz w:val="16"/>
               </w:rPr>
-              <w:t>실패 사유를 데이터로 남기고 회복안을 선택한 뒤 변경 전·후 계획과 주간 리뷰로 다음 실행을 연결한다. 핵심 흐름은 구현했으며 주간 집계와 일부 예외 경로를 보완 중이다. 완성 가능시점: 10/30</w:t>
+              <w:t>완료하지 못한 실행에서 사용자가 고른 실패 이유와 메모를 저장하고, 범위 줄이기·시간 옮기기·다음 계획으로 넘기기·보류하기 중 상황에 맞는 회복안을 제안한다, 사용자가 하나를 고르면 바뀌기 전과 후의 계획을 비교해 보여 주고, 한 주 결과를 다음 계획에 반영한다, 핵심 흐름은 구현했으며 한 주 결과 계산과 일부 오류 상황을 보완 중이고 완성 가능시점은 10/30이다</w:t>
             </w:r>
           </w:p>
         </w:tc>
@@ -4431,18 +3967,17 @@
               <w:bottom w:val="single" w:sz="3" w:space="0" w:color="000000"/>
               <w:right w:val="single" w:sz="3" w:space="0" w:color="000000"/>
             </w:tcBorders>
-            <w:vAlign w:val="center"/>
-            <w:shd w:fill="FBEEDA"/>
-          </w:tcPr>
-          <w:p>
-            <w:pPr>
-              <w:spacing w:before="0" w:after="0" w:line="240" w:lineRule="auto"/>
-              <w:jc w:val="center"/>
-            </w:pPr>
-            <w:r/>
-            <w:r>
-              <w:rPr>
-                <w:rFonts w:ascii="맑은 고딕" w:hAnsi="맑은 고딕" w:eastAsia="맑은 고딕"/>
+            <w:shd w:val="clear" w:color="auto" w:fill="FBEEDA"/>
+            <w:vAlign w:val="center"/>
+          </w:tcPr>
+          <w:p>
+            <w:pPr>
+              <w:spacing w:after="0"/>
+              <w:jc w:val="center"/>
+            </w:pPr>
+            <w:r>
+              <w:rPr>
+                <w:rFonts w:ascii="맑은 고딕" w:eastAsia="맑은 고딕" w:hAnsi="맑은 고딕"/>
                 <w:b/>
                 <w:sz w:val="18"/>
               </w:rPr>
@@ -4453,12 +3988,13 @@
       </w:tr>
       <w:tr>
         <w:trPr>
-          <w:trHeight w:val="20" w:hRule="atLeast"/>
           <w:cantSplit/>
+          <w:trHeight w:val="20"/>
         </w:trPr>
         <w:tc>
           <w:tcPr>
             <w:tcW w:w="910" w:type="dxa"/>
+            <w:vMerge w:val="restart"/>
             <w:tcBorders>
               <w:top w:val="single" w:sz="3" w:space="0" w:color="000000"/>
               <w:left w:val="single" w:sz="3" w:space="0" w:color="000000"/>
@@ -4466,21 +4002,15 @@
               <w:right w:val="single" w:sz="3" w:space="0" w:color="000000"/>
             </w:tcBorders>
             <w:vAlign w:val="center"/>
-            <w:vMerge w:val="restart"/>
-          </w:tcPr>
-          <w:p>
-            <w:pPr>
-              <w:spacing w:before="0" w:after="0"/>
-              <w:jc w:val="center"/>
-            </w:pPr>
-            <w:r>
-              <w:rPr>
-                <w:sz w:val="13"/>
-              </w:rPr>
-            </w:r>
-            <w:r>
-              <w:rPr>
-                <w:rFonts w:ascii="맑은 고딕" w:hAnsi="맑은 고딕" w:eastAsia="맑은 고딕"/>
+          </w:tcPr>
+          <w:p>
+            <w:pPr>
+              <w:spacing w:after="0"/>
+              <w:jc w:val="center"/>
+            </w:pPr>
+            <w:r>
+              <w:rPr>
+                <w:rFonts w:ascii="맑은 고딕" w:eastAsia="맑은 고딕" w:hAnsi="맑은 고딕"/>
                 <w:b/>
                 <w:sz w:val="13"/>
               </w:rPr>
@@ -4497,18 +4027,16 @@
               <w:bottom w:val="single" w:sz="3" w:space="0" w:color="000000"/>
               <w:right w:val="single" w:sz="3" w:space="0" w:color="000000"/>
             </w:tcBorders>
-            <w:vAlign w:val="center"/>
-            <w:shd w:fill="FAF6EE"/>
-          </w:tcPr>
-          <w:p>
-            <w:pPr>
-              <w:spacing w:before="0" w:after="0" w:line="240" w:lineRule="auto"/>
-              <w:jc w:val="left"/>
-            </w:pPr>
-            <w:r/>
-            <w:r>
-              <w:rPr>
-                <w:rFonts w:ascii="맑은 고딕" w:hAnsi="맑은 고딕" w:eastAsia="맑은 고딕"/>
+            <w:shd w:val="clear" w:color="auto" w:fill="FAF6EE"/>
+            <w:vAlign w:val="center"/>
+          </w:tcPr>
+          <w:p>
+            <w:pPr>
+              <w:spacing w:after="0"/>
+            </w:pPr>
+            <w:r>
+              <w:rPr>
+                <w:rFonts w:ascii="맑은 고딕" w:eastAsia="맑은 고딕" w:hAnsi="맑은 고딕"/>
                 <w:b/>
                 <w:sz w:val="16"/>
               </w:rPr>
@@ -4529,17 +4057,14 @@
           </w:tcPr>
           <w:p>
             <w:pPr>
-              <w:spacing w:before="0" w:after="0" w:line="240" w:lineRule="auto"/>
-              <w:jc w:val="left"/>
-            </w:pPr>
-            <w:r/>
-            <w:r>
-              <w:rPr>
-                <w:rFonts w:ascii="맑은 고딕" w:hAnsi="맑은 고딕" w:eastAsia="맑은 고딕"/>
-                <w:b w:val="0"/>
+              <w:spacing w:after="0"/>
+            </w:pPr>
+            <w:r>
+              <w:rPr>
+                <w:rFonts w:ascii="맑은 고딕" w:eastAsia="맑은 고딕" w:hAnsi="맑은 고딕"/>
                 <w:sz w:val="15"/>
               </w:rPr>
-              <w:t>목표 인터뷰·분류, 계획 및 회복안 생성에 사용하는 생성형 AI API. 팀이 직접 결제하여 사용 중이다.</w:t>
+              <w:t>사용자가 입력한 목표와 조건을 정리하고, 목표 분류·주간 계획·회복안의 초안을 만드는 데 사용한다, AI가 만든 결과는 사용자가 직접 확인하고 고칠 수 있도록 구성했으며 팀이 직접 결제해 사용 중이다</w:t>
             </w:r>
           </w:p>
         </w:tc>
@@ -4552,22 +4077,28 @@
               <w:bottom w:val="single" w:sz="3" w:space="0" w:color="000000"/>
               <w:right w:val="single" w:sz="3" w:space="0" w:color="000000"/>
             </w:tcBorders>
-            <w:vAlign w:val="center"/>
-            <w:shd w:fill="FBEEDA"/>
-          </w:tcPr>
-          <w:p>
-            <w:pPr>
-              <w:spacing w:before="0" w:after="0" w:line="240" w:lineRule="auto"/>
-              <w:jc w:val="center"/>
-            </w:pPr>
-            <w:r/>
-            <w:r>
-              <w:rPr>
-                <w:rFonts w:ascii="맑은 고딕" w:hAnsi="맑은 고딕" w:eastAsia="맑은 고딕"/>
+            <w:shd w:val="clear" w:color="auto" w:fill="FBEEDA"/>
+            <w:vAlign w:val="center"/>
+          </w:tcPr>
+          <w:p>
+            <w:pPr>
+              <w:spacing w:after="0"/>
+              <w:jc w:val="center"/>
+            </w:pPr>
+            <w:r>
+              <w:rPr>
+                <w:rFonts w:ascii="맑은 고딕" w:eastAsia="맑은 고딕" w:hAnsi="맑은 고딕"/>
                 <w:b/>
                 <w:sz w:val="16"/>
               </w:rPr>
               <w:t>100%</w:t>
+            </w:r>
+            <w:r>
+              <w:rPr>
+                <w:rFonts w:ascii="맑은 고딕" w:eastAsia="맑은 고딕" w:hAnsi="맑은 고딕"/>
+                <w:b/>
+                <w:sz w:val="16"/>
+              </w:rPr>
               <w:br/>
               <w:t>(구매·사용 중)</w:t>
             </w:r>
@@ -4576,12 +4107,13 @@
       </w:tr>
       <w:tr>
         <w:trPr>
-          <w:trHeight w:val="20" w:hRule="atLeast"/>
           <w:cantSplit/>
+          <w:trHeight w:val="20"/>
         </w:trPr>
         <w:tc>
           <w:tcPr>
             <w:tcW w:w="910" w:type="dxa"/>
+            <w:vMerge/>
             <w:tcBorders>
               <w:top w:val="single" w:sz="3" w:space="0" w:color="000000"/>
               <w:left w:val="single" w:sz="3" w:space="0" w:color="000000"/>
@@ -4589,21 +4121,12 @@
               <w:right w:val="single" w:sz="3" w:space="0" w:color="000000"/>
             </w:tcBorders>
             <w:vAlign w:val="center"/>
-            <w:vMerge/>
-          </w:tcPr>
-          <w:p>
-            <w:pPr>
-              <w:spacing w:before="0" w:after="0"/>
-              <w:jc w:val="center"/>
-            </w:pPr>
-            <w:r/>
-            <w:r>
-              <w:rPr>
-                <w:rFonts w:ascii="맑은 고딕" w:hAnsi="맑은 고딕" w:eastAsia="맑은 고딕"/>
-                <w:b/>
-                <w:sz w:val="17"/>
-              </w:rPr>
-            </w:r>
+          </w:tcPr>
+          <w:p>
+            <w:pPr>
+              <w:spacing w:after="0"/>
+              <w:jc w:val="center"/>
+            </w:pPr>
           </w:p>
         </w:tc>
         <w:tc>
@@ -4615,18 +4138,16 @@
               <w:bottom w:val="single" w:sz="3" w:space="0" w:color="000000"/>
               <w:right w:val="single" w:sz="3" w:space="0" w:color="000000"/>
             </w:tcBorders>
-            <w:vAlign w:val="center"/>
-            <w:shd w:fill="FAF6EE"/>
-          </w:tcPr>
-          <w:p>
-            <w:pPr>
-              <w:spacing w:before="0" w:after="0" w:line="240" w:lineRule="auto"/>
-              <w:jc w:val="left"/>
-            </w:pPr>
-            <w:r/>
-            <w:r>
-              <w:rPr>
-                <w:rFonts w:ascii="맑은 고딕" w:hAnsi="맑은 고딕" w:eastAsia="맑은 고딕"/>
+            <w:shd w:val="clear" w:color="auto" w:fill="FAF6EE"/>
+            <w:vAlign w:val="center"/>
+          </w:tcPr>
+          <w:p>
+            <w:pPr>
+              <w:spacing w:after="0"/>
+            </w:pPr>
+            <w:r>
+              <w:rPr>
+                <w:rFonts w:ascii="맑은 고딕" w:eastAsia="맑은 고딕" w:hAnsi="맑은 고딕"/>
                 <w:b/>
                 <w:sz w:val="16"/>
               </w:rPr>
@@ -4647,17 +4168,14 @@
           </w:tcPr>
           <w:p>
             <w:pPr>
-              <w:spacing w:before="0" w:after="0" w:line="240" w:lineRule="auto"/>
-              <w:jc w:val="left"/>
-            </w:pPr>
-            <w:r/>
-            <w:r>
-              <w:rPr>
-                <w:rFonts w:ascii="맑은 고딕" w:hAnsi="맑은 고딕" w:eastAsia="맑은 고딕"/>
-                <w:b w:val="0"/>
+              <w:spacing w:after="0"/>
+            </w:pPr>
+            <w:r>
+              <w:rPr>
+                <w:rFonts w:ascii="맑은 고딕" w:eastAsia="맑은 고딕" w:hAnsi="맑은 고딕"/>
                 <w:sz w:val="15"/>
               </w:rPr>
-              <w:t>프론트엔드 개발, 코드 검토와 보고서·발표자료 문서화 보조에 사용하는 상용 AI 구독. 팀이 직접 결제하여 사용 중이다.</w:t>
+              <w:t>화면 코드를 작성할 때 반복 작업을 줄이고, 오류 원인을 찾거나 수정 내용을 검토하며, 보고서와 발표자료 초안을 정리하는 데 사용한다, 결과는 실제 코드와 문서 내용을 다시 확인한 뒤 반영하며 팀이 직접 결제해 사용 중이다</w:t>
             </w:r>
           </w:p>
         </w:tc>
@@ -4670,22 +4188,28 @@
               <w:bottom w:val="single" w:sz="3" w:space="0" w:color="000000"/>
               <w:right w:val="single" w:sz="3" w:space="0" w:color="000000"/>
             </w:tcBorders>
-            <w:vAlign w:val="center"/>
-            <w:shd w:fill="FBEEDA"/>
-          </w:tcPr>
-          <w:p>
-            <w:pPr>
-              <w:spacing w:before="0" w:after="0" w:line="240" w:lineRule="auto"/>
-              <w:jc w:val="center"/>
-            </w:pPr>
-            <w:r/>
-            <w:r>
-              <w:rPr>
-                <w:rFonts w:ascii="맑은 고딕" w:hAnsi="맑은 고딕" w:eastAsia="맑은 고딕"/>
+            <w:shd w:val="clear" w:color="auto" w:fill="FBEEDA"/>
+            <w:vAlign w:val="center"/>
+          </w:tcPr>
+          <w:p>
+            <w:pPr>
+              <w:spacing w:after="0"/>
+              <w:jc w:val="center"/>
+            </w:pPr>
+            <w:r>
+              <w:rPr>
+                <w:rFonts w:ascii="맑은 고딕" w:eastAsia="맑은 고딕" w:hAnsi="맑은 고딕"/>
                 <w:b/>
                 <w:sz w:val="16"/>
               </w:rPr>
               <w:t>100%</w:t>
+            </w:r>
+            <w:r>
+              <w:rPr>
+                <w:rFonts w:ascii="맑은 고딕" w:eastAsia="맑은 고딕" w:hAnsi="맑은 고딕"/>
+                <w:b/>
+                <w:sz w:val="16"/>
+              </w:rPr>
               <w:br/>
               <w:t>(구매·사용 중)</w:t>
             </w:r>
@@ -4694,12 +4218,13 @@
       </w:tr>
       <w:tr>
         <w:trPr>
-          <w:trHeight w:val="20" w:hRule="atLeast"/>
           <w:cantSplit/>
+          <w:trHeight w:val="20"/>
         </w:trPr>
         <w:tc>
           <w:tcPr>
             <w:tcW w:w="910" w:type="dxa"/>
+            <w:vMerge/>
             <w:tcBorders>
               <w:top w:val="single" w:sz="3" w:space="0" w:color="000000"/>
               <w:left w:val="single" w:sz="3" w:space="0" w:color="000000"/>
@@ -4707,21 +4232,12 @@
               <w:right w:val="single" w:sz="3" w:space="0" w:color="000000"/>
             </w:tcBorders>
             <w:vAlign w:val="center"/>
-            <w:vMerge/>
-          </w:tcPr>
-          <w:p>
-            <w:pPr>
-              <w:spacing w:before="0" w:after="0"/>
-              <w:jc w:val="center"/>
-            </w:pPr>
-            <w:r/>
-            <w:r>
-              <w:rPr>
-                <w:rFonts w:ascii="맑은 고딕" w:hAnsi="맑은 고딕" w:eastAsia="맑은 고딕"/>
-                <w:b/>
-                <w:sz w:val="17"/>
-              </w:rPr>
-            </w:r>
+          </w:tcPr>
+          <w:p>
+            <w:pPr>
+              <w:spacing w:after="0"/>
+              <w:jc w:val="center"/>
+            </w:pPr>
           </w:p>
         </w:tc>
         <w:tc>
@@ -4733,18 +4249,16 @@
               <w:bottom w:val="single" w:sz="3" w:space="0" w:color="000000"/>
               <w:right w:val="single" w:sz="3" w:space="0" w:color="000000"/>
             </w:tcBorders>
-            <w:vAlign w:val="center"/>
-            <w:shd w:fill="FAF6EE"/>
-          </w:tcPr>
-          <w:p>
-            <w:pPr>
-              <w:spacing w:before="0" w:after="0" w:line="240" w:lineRule="auto"/>
-              <w:jc w:val="left"/>
-            </w:pPr>
-            <w:r/>
-            <w:r>
-              <w:rPr>
-                <w:rFonts w:ascii="맑은 고딕" w:hAnsi="맑은 고딕" w:eastAsia="맑은 고딕"/>
+            <w:shd w:val="clear" w:color="auto" w:fill="FAF6EE"/>
+            <w:vAlign w:val="center"/>
+          </w:tcPr>
+          <w:p>
+            <w:pPr>
+              <w:spacing w:after="0"/>
+            </w:pPr>
+            <w:r>
+              <w:rPr>
+                <w:rFonts w:ascii="맑은 고딕" w:eastAsia="맑은 고딕" w:hAnsi="맑은 고딕"/>
                 <w:b/>
                 <w:sz w:val="16"/>
               </w:rPr>
@@ -4765,17 +4279,14 @@
           </w:tcPr>
           <w:p>
             <w:pPr>
-              <w:spacing w:before="0" w:after="0" w:line="240" w:lineRule="auto"/>
-              <w:jc w:val="left"/>
-            </w:pPr>
-            <w:r/>
-            <w:r>
-              <w:rPr>
-                <w:rFonts w:ascii="맑은 고딕" w:hAnsi="맑은 고딕" w:eastAsia="맑은 고딕"/>
-                <w:b w:val="0"/>
+              <w:spacing w:after="0"/>
+            </w:pPr>
+            <w:r>
+              <w:rPr>
+                <w:rFonts w:ascii="맑은 고딕" w:eastAsia="맑은 고딕" w:hAnsi="맑은 고딕"/>
                 <w:sz w:val="15"/>
               </w:rPr>
-              <w:t>백엔드 운영·배포 및 서비스 연동 환경에 사용하는 클라우드 인프라. 팀이 직접 결제하여 사용 중이다.</w:t>
+              <w:t>백엔드를 배포하고 실행하며, 프론트엔드가 API를 통해 데이터를 주고받을 수 있도록 운영 환경을 구성하는 데 사용한다, 팀이 직접 결제해 사용 중이다</w:t>
             </w:r>
           </w:p>
         </w:tc>
@@ -4788,22 +4299,28 @@
               <w:bottom w:val="single" w:sz="3" w:space="0" w:color="000000"/>
               <w:right w:val="single" w:sz="3" w:space="0" w:color="000000"/>
             </w:tcBorders>
-            <w:vAlign w:val="center"/>
-            <w:shd w:fill="FBEEDA"/>
-          </w:tcPr>
-          <w:p>
-            <w:pPr>
-              <w:spacing w:before="0" w:after="0" w:line="240" w:lineRule="auto"/>
-              <w:jc w:val="center"/>
-            </w:pPr>
-            <w:r/>
-            <w:r>
-              <w:rPr>
-                <w:rFonts w:ascii="맑은 고딕" w:hAnsi="맑은 고딕" w:eastAsia="맑은 고딕"/>
+            <w:shd w:val="clear" w:color="auto" w:fill="FBEEDA"/>
+            <w:vAlign w:val="center"/>
+          </w:tcPr>
+          <w:p>
+            <w:pPr>
+              <w:spacing w:after="0"/>
+              <w:jc w:val="center"/>
+            </w:pPr>
+            <w:r>
+              <w:rPr>
+                <w:rFonts w:ascii="맑은 고딕" w:eastAsia="맑은 고딕" w:hAnsi="맑은 고딕"/>
                 <w:b/>
                 <w:sz w:val="16"/>
               </w:rPr>
               <w:t>100%</w:t>
+            </w:r>
+            <w:r>
+              <w:rPr>
+                <w:rFonts w:ascii="맑은 고딕" w:eastAsia="맑은 고딕" w:hAnsi="맑은 고딕"/>
+                <w:b/>
+                <w:sz w:val="16"/>
+              </w:rPr>
               <w:br/>
               <w:t>(구매·사용 중)</w:t>
             </w:r>
@@ -4818,7 +4335,7 @@
           </w:tblCellMar>
         </w:tblPrEx>
         <w:trPr>
-          <w:trHeight w:val="1240" w:hRule="atLeast"/>
+          <w:trHeight w:val="1240"/>
         </w:trPr>
         <w:tc>
           <w:tcPr>
@@ -4835,8 +4352,8 @@
           <w:p>
             <w:pPr>
               <w:pStyle w:val="a3"/>
+              <w:spacing w:line="240" w:lineRule="auto"/>
               <w:ind w:left="225" w:hanging="225"/>
-              <w:spacing w:line="240" w:lineRule="auto"/>
             </w:pPr>
             <w:r>
               <w:rPr>
@@ -4850,50 +4367,23 @@
               <w:rPr>
                 <w:rFonts w:ascii="맑은 고딕" w:eastAsia="맑은 고딕"/>
                 <w:color w:val="0000FF"/>
+                <w:spacing w:val="-4"/>
                 <w:shd w:val="clear" w:color="000000" w:fill="auto"/>
-                <w:spacing w:val="-4"/>
-              </w:rPr>
-              <w:t>정도를 기재하며, H/W 또는 S/W를 구매한 경우 “구매H/W”, “구매S/W</w:t>
-            </w:r>
+              </w:rPr>
+              <w:t>정도를 기재하며, H/W 또는 S/W를 구매한 경우 “구매H/W”, “구매S/W”,라고 표시 (필요 시 줄 추가)</w:t>
+            </w:r>
+          </w:p>
+          <w:p>
+            <w:pPr>
+              <w:pStyle w:val="a3"/>
+              <w:spacing w:line="240" w:lineRule="auto"/>
+              <w:ind w:left="225" w:hanging="225"/>
+            </w:pPr>
             <w:r>
               <w:rPr>
                 <w:rFonts w:ascii="맑은 고딕" w:eastAsia="맑은 고딕"/>
                 <w:color w:val="0000FF"/>
                 <w:shd w:val="clear" w:color="000000" w:fill="auto"/>
-                <w:spacing w:val="-4"/>
-              </w:rPr>
-              <w:t>”,</w:t>
-            </w:r>
-            <w:r>
-              <w:rPr>
-                <w:rFonts w:ascii="맑은 고딕" w:eastAsia="맑은 고딕"/>
-                <w:color w:val="0000FF"/>
-                <w:shd w:val="clear" w:color="000000" w:fill="auto"/>
-                <w:spacing w:val="-4"/>
-              </w:rPr>
-              <w:t>라고</w:t>
-            </w:r>
-            <w:r>
-              <w:rPr>
-                <w:rFonts w:ascii="맑은 고딕" w:eastAsia="맑은 고딕"/>
-                <w:color w:val="0000FF"/>
-                <w:shd w:val="clear" w:color="000000" w:fill="auto"/>
-                <w:spacing w:val="-4"/>
-              </w:rPr>
-              <w:t xml:space="preserve"> 표시 (필요 시 줄 추가)</w:t>
-            </w:r>
-          </w:p>
-          <w:p>
-            <w:pPr>
-              <w:pStyle w:val="a3"/>
-              <w:ind w:left="225" w:hanging="225"/>
-              <w:spacing w:line="240" w:lineRule="auto"/>
-            </w:pPr>
-            <w:r>
-              <w:rPr>
-                <w:rFonts w:ascii="맑은 고딕" w:eastAsia="맑은 고딕"/>
-                <w:color w:val="0000FF"/>
-                <w:shd w:val="clear" w:color="000000" w:fill="auto"/>
               </w:rPr>
               <w:t># 현재 진척도(%)가 100이 아닌 경우 ‘설명’란에 완성 가능시점(월/일)을 작성</w:t>
             </w:r>
@@ -4992,6 +4482,7 @@
     <w:p>
       <w:pPr>
         <w:pStyle w:val="ae"/>
+        <w:keepNext/>
         <w:wordWrap/>
         <w:jc w:val="left"/>
       </w:pPr>
@@ -5001,25 +4492,7 @@
           <w:sz w:val="26"/>
           <w:shd w:val="clear" w:color="000000" w:fill="auto"/>
         </w:rPr>
-        <w:t>2) S/W 주요 기능</w:t>
-      </w:r>
-      <w:r>
-        <w:rPr>
-          <w:lang w:eastAsia="ko-KR"/>
-          <w:rFonts w:ascii="휴먼명조" w:eastAsia="휴먼명조"/>
-          <w:sz w:val="26"/>
-          <w:shd w:val="clear" w:color="000000" w:fill="auto"/>
-          <w:rtl w:val="off"/>
-        </w:rPr>
-        <w:t xml:space="preserve"> (장준혁)</w:t>
-      </w:r>
-      <w:r>
-        <w:rPr>
-          <w:rFonts w:ascii="휴먼명조" w:eastAsia="휴먼명조"/>
-          <w:sz w:val="26"/>
-          <w:shd w:val="clear" w:color="000000" w:fill="auto"/>
-        </w:rPr>
-        <w:t xml:space="preserve"> </w:t>
+        <w:t xml:space="preserve">2) S/W 주요 기능 (장준혁) </w:t>
       </w:r>
     </w:p>
     <w:tbl>
@@ -5033,7 +4506,6 @@
           <w:bottom w:val="single" w:sz="3" w:space="0" w:color="000000"/>
           <w:right w:val="single" w:sz="3" w:space="0" w:color="000000"/>
         </w:tblBorders>
-        <w:tblLook w:val="04A0" w:firstRow="1" w:lastRow="0" w:firstColumn="1" w:lastColumn="0" w:noHBand="0" w:noVBand="1"/>
         <w:tblLayout w:type="fixed"/>
         <w:tblCellMar>
           <w:top w:w="28" w:type="dxa"/>
@@ -5041,6 +4513,7 @@
           <w:bottom w:w="28" w:type="dxa"/>
           <w:right w:w="102" w:type="dxa"/>
         </w:tblCellMar>
+        <w:tblLook w:val="04A0" w:firstRow="1" w:lastRow="0" w:firstColumn="1" w:lastColumn="0" w:noHBand="0" w:noVBand="1"/>
       </w:tblPr>
       <w:tblGrid>
         <w:gridCol w:w="1221"/>
@@ -5053,7 +4526,7 @@
         <w:trPr>
           <w:gridAfter w:val="1"/>
           <w:wAfter w:w="111" w:type="dxa"/>
-          <w:trHeight w:val="426" w:hRule="atLeast"/>
+          <w:trHeight w:val="426"/>
           <w:tblHeader/>
         </w:trPr>
         <w:tc>
@@ -5070,18 +4543,19 @@
           </w:tcPr>
           <w:p>
             <w:pPr>
-              <w:spacing w:before="0" w:after="0" w:line="252" w:lineRule="auto"/>
-              <w:jc w:val="center"/>
-              <w:rPr>
-                <w:rFonts w:asciiTheme="majorHAnsi" w:eastAsiaTheme="majorHAnsi" w:hAnsiTheme="majorHAnsi"/>
-                <w:b/>
-                <w:bCs/>
-                <w:szCs w:val="20"/>
-              </w:rPr>
-            </w:pPr>
-            <w:r>
-              <w:rPr>
-                <w:rFonts w:ascii="Malgun Gothic" w:hAnsi="Malgun Gothic" w:eastAsia="Malgun Gothic"/>
+              <w:keepNext/>
+              <w:spacing w:after="0" w:line="252" w:lineRule="auto"/>
+              <w:jc w:val="center"/>
+              <w:rPr>
+                <w:rFonts w:asciiTheme="majorHAnsi" w:eastAsiaTheme="majorHAnsi" w:hAnsiTheme="majorHAnsi"/>
+                <w:b/>
+                <w:bCs/>
+                <w:szCs w:val="20"/>
+              </w:rPr>
+            </w:pPr>
+            <w:r>
+              <w:rPr>
+                <w:rFonts w:ascii="맑은 고딕" w:eastAsia="맑은 고딕" w:hAnsi="맑은 고딕"/>
                 <w:b/>
                 <w:color w:val="FFFFFF"/>
                 <w:sz w:val="17"/>
@@ -5104,18 +4578,19 @@
           </w:tcPr>
           <w:p>
             <w:pPr>
-              <w:spacing w:before="0" w:after="0" w:line="252" w:lineRule="auto"/>
-              <w:jc w:val="center"/>
-              <w:rPr>
-                <w:rFonts w:asciiTheme="majorHAnsi" w:eastAsiaTheme="majorHAnsi" w:hAnsiTheme="majorHAnsi"/>
-                <w:b/>
-                <w:bCs/>
-                <w:szCs w:val="20"/>
-              </w:rPr>
-            </w:pPr>
-            <w:r>
-              <w:rPr>
-                <w:rFonts w:ascii="Malgun Gothic" w:hAnsi="Malgun Gothic" w:eastAsia="Malgun Gothic"/>
+              <w:keepNext/>
+              <w:spacing w:after="0" w:line="252" w:lineRule="auto"/>
+              <w:jc w:val="center"/>
+              <w:rPr>
+                <w:rFonts w:asciiTheme="majorHAnsi" w:eastAsiaTheme="majorHAnsi" w:hAnsiTheme="majorHAnsi"/>
+                <w:b/>
+                <w:bCs/>
+                <w:szCs w:val="20"/>
+              </w:rPr>
+            </w:pPr>
+            <w:r>
+              <w:rPr>
+                <w:rFonts w:ascii="맑은 고딕" w:eastAsia="맑은 고딕" w:hAnsi="맑은 고딕"/>
                 <w:b/>
                 <w:color w:val="FFFFFF"/>
                 <w:sz w:val="17"/>
@@ -5139,18 +4614,19 @@
           </w:tcPr>
           <w:p>
             <w:pPr>
-              <w:spacing w:before="0" w:after="0" w:line="252" w:lineRule="auto"/>
-              <w:jc w:val="center"/>
-              <w:rPr>
-                <w:rFonts w:asciiTheme="majorHAnsi" w:eastAsiaTheme="majorHAnsi" w:hAnsiTheme="majorHAnsi"/>
-                <w:b/>
-                <w:bCs/>
-                <w:szCs w:val="20"/>
-              </w:rPr>
-            </w:pPr>
-            <w:r>
-              <w:rPr>
-                <w:rFonts w:ascii="Malgun Gothic" w:hAnsi="Malgun Gothic" w:eastAsia="Malgun Gothic"/>
+              <w:keepNext/>
+              <w:spacing w:after="0" w:line="252" w:lineRule="auto"/>
+              <w:jc w:val="center"/>
+              <w:rPr>
+                <w:rFonts w:asciiTheme="majorHAnsi" w:eastAsiaTheme="majorHAnsi" w:hAnsiTheme="majorHAnsi"/>
+                <w:b/>
+                <w:bCs/>
+                <w:szCs w:val="20"/>
+              </w:rPr>
+            </w:pPr>
+            <w:r>
+              <w:rPr>
+                <w:rFonts w:ascii="맑은 고딕" w:eastAsia="맑은 고딕" w:hAnsi="맑은 고딕"/>
                 <w:b/>
                 <w:color w:val="FFFFFF"/>
                 <w:sz w:val="17"/>
@@ -5164,8 +4640,8 @@
         <w:trPr>
           <w:gridAfter w:val="1"/>
           <w:wAfter w:w="111" w:type="dxa"/>
-          <w:trHeight w:val="18" w:hRule="atLeast"/>
           <w:cantSplit/>
+          <w:trHeight w:val="18"/>
         </w:trPr>
         <w:tc>
           <w:tcPr>
@@ -5176,30 +4652,38 @@
               <w:bottom w:val="single" w:sz="3" w:space="0" w:color="000000"/>
               <w:right w:val="single" w:sz="3" w:space="0" w:color="000000"/>
             </w:tcBorders>
-            <w:vAlign w:val="center"/>
-            <w:shd w:fill="FAF6EE"/>
-          </w:tcPr>
-          <w:p>
-            <w:pPr>
-              <w:spacing w:before="0" w:after="0" w:line="252" w:lineRule="auto"/>
-              <w:jc w:val="center"/>
-              <w:rPr>
-                <w:rFonts w:asciiTheme="majorHAnsi" w:eastAsiaTheme="majorHAnsi" w:hAnsiTheme="majorHAnsi"/>
-                <w:b/>
-                <w:bCs/>
-                <w:szCs w:val="20"/>
-              </w:rPr>
-            </w:pPr>
-            <w:r>
-              <w:rPr>
-                <w:rFonts w:ascii="Malgun Gothic" w:hAnsi="Malgun Gothic" w:eastAsia="Malgun Gothic"/>
+            <w:shd w:val="clear" w:color="auto" w:fill="FAF6EE"/>
+            <w:vAlign w:val="center"/>
+          </w:tcPr>
+          <w:p>
+            <w:pPr>
+              <w:spacing w:after="0" w:line="252" w:lineRule="auto"/>
+              <w:jc w:val="center"/>
+              <w:rPr>
+                <w:rFonts w:asciiTheme="majorHAnsi" w:eastAsiaTheme="majorHAnsi" w:hAnsiTheme="majorHAnsi"/>
+                <w:b/>
+                <w:bCs/>
+                <w:szCs w:val="20"/>
+              </w:rPr>
+            </w:pPr>
+            <w:r>
+              <w:rPr>
+                <w:rFonts w:ascii="맑은 고딕" w:eastAsia="맑은 고딕" w:hAnsi="맑은 고딕"/>
                 <w:b/>
                 <w:color w:val="1A1714"/>
                 <w:sz w:val="16"/>
               </w:rPr>
-              <w:t>목표 구조화와</w:t>
+              <w:t>목표 정리와</w:t>
               <w:br/>
               <w:t>주간 계획</w:t>
+            </w:r>
+            <w:r>
+              <w:rPr>
+                <w:rFonts w:ascii="맑은 고딕" w:eastAsia="맑은 고딕" w:hAnsi="맑은 고딕"/>
+                <w:b/>
+                <w:color w:val="1A1714"/>
+                <w:sz w:val="16"/>
+              </w:rPr>
             </w:r>
           </w:p>
         </w:tc>
@@ -5216,23 +4700,21 @@
           </w:tcPr>
           <w:p>
             <w:pPr>
-              <w:spacing w:before="0" w:after="0" w:line="252" w:lineRule="auto"/>
-              <w:jc w:val="left"/>
-              <w:rPr>
-                <w:rFonts w:asciiTheme="majorHAnsi" w:eastAsiaTheme="majorHAnsi" w:hAnsiTheme="majorHAnsi"/>
-                <w:b/>
-                <w:bCs/>
-                <w:szCs w:val="20"/>
-              </w:rPr>
-            </w:pPr>
-            <w:r>
-              <w:rPr>
-                <w:rFonts w:ascii="Malgun Gothic" w:hAnsi="Malgun Gothic" w:eastAsia="Malgun Gothic"/>
-                <w:b w:val="0"/>
+              <w:spacing w:after="0" w:line="252" w:lineRule="auto"/>
+              <w:rPr>
+                <w:rFonts w:asciiTheme="majorHAnsi" w:eastAsiaTheme="majorHAnsi" w:hAnsiTheme="majorHAnsi"/>
+                <w:b/>
+                <w:bCs/>
+                <w:szCs w:val="20"/>
+              </w:rPr>
+            </w:pPr>
+            <w:r>
+              <w:rPr>
+                <w:rFonts w:ascii="맑은 고딕" w:eastAsia="맑은 고딕" w:hAnsi="맑은 고딕"/>
                 <w:color w:val="1A1714"/>
                 <w:sz w:val="15"/>
               </w:rPr>
-              <w:t>인터뷰 결과를 목표 분류·마일스톤으로 연결하고, 고정 일정과 계획 밀도를 반영한 7일 계획 초안을 생성한다. 사용자는 블록을 수정한 뒤 승인한다.</w:t>
+              <w:t>사용자가 목표를 입력하면 AI가 질문을 이어 가며 목표, 가능한 시간, 선호 방식을 정리하고, 집중·유지·보류로 나눈 초안을 보여 준다, 사용자가 이를 고치거나 승인하면 고정 일정을 제외한 시간에 할 일을 배치해 7일 계획을 만들고, 일정 블록을 직접 옮기거나 시간을 바꾼 뒤 최종 승인할 수 있다</w:t>
             </w:r>
           </w:p>
         </w:tc>
@@ -5245,8 +4727,8 @@
               <w:bottom w:val="single" w:sz="3" w:space="0" w:color="000000"/>
               <w:right w:val="single" w:sz="3" w:space="0" w:color="000000"/>
             </w:tcBorders>
-            <w:vAlign w:val="center"/>
-            <w:shd w:fill="FDF2EC"/>
+            <w:shd w:val="clear" w:color="auto" w:fill="FDF2EC"/>
+            <w:vAlign w:val="center"/>
           </w:tcPr>
           <w:p>
             <w:pPr>
@@ -5259,18 +4741,21 @@
                 <w:szCs w:val="20"/>
               </w:rPr>
             </w:pPr>
-            <w:r/>
-            <w:r>
+            <w:r>
+              <w:rPr>
+                <w:noProof/>
+              </w:rPr>
               <w:drawing>
-                <wp:inline xmlns:a="http://schemas.openxmlformats.org/drawingml/2006/main" xmlns:pic="http://schemas.openxmlformats.org/drawingml/2006/picture">
+                <wp:inline distT="0" distB="0" distL="0" distR="0" wp14:anchorId="655C4D1A" wp14:editId="2106D97B">
                   <wp:extent cx="1828800" cy="3957711"/>
+                  <wp:effectExtent l="0" t="0" r="0" b="0"/>
                   <wp:docPr id="1029" name="Picture 1029" descr="목표 인터뷰"/>
                   <wp:cNvGraphicFramePr>
-                    <a:graphicFrameLocks noChangeAspect="1"/>
+                    <a:graphicFrameLocks xmlns:a="http://schemas.openxmlformats.org/drawingml/2006/main" noChangeAspect="1"/>
                   </wp:cNvGraphicFramePr>
-                  <a:graphic>
+                  <a:graphic xmlns:a="http://schemas.openxmlformats.org/drawingml/2006/main">
                     <a:graphicData uri="http://schemas.openxmlformats.org/drawingml/2006/picture">
-                      <pic:pic>
+                      <pic:pic xmlns:pic="http://schemas.openxmlformats.org/drawingml/2006/picture">
                         <pic:nvPicPr>
                           <pic:cNvPr id="0" name="01_goal_interview_deployed_ui_stub.png"/>
                           <pic:cNvPicPr/>
@@ -5286,7 +4771,9 @@
                             <a:off x="0" y="0"/>
                             <a:ext cx="1828800" cy="3957711"/>
                           </a:xfrm>
-                          <a:prstGeom prst="rect"/>
+                          <a:prstGeom prst="rect">
+                            <a:avLst/>
+                          </a:prstGeom>
                         </pic:spPr>
                       </pic:pic>
                     </a:graphicData>
@@ -5297,18 +4784,23 @@
           </w:p>
           <w:p>
             <w:pPr>
-              <w:spacing w:before="20" w:after="20" w:line="240" w:lineRule="auto"/>
-              <w:jc w:val="center"/>
-            </w:pPr>
-            <w:r>
-              <w:rPr>
-                <w:rFonts w:ascii="맑은 고딕" w:hAnsi="맑은 고딕" w:eastAsia="맑은 고딕"/>
-                <w:b w:val="0"/>
+              <w:spacing w:before="20" w:after="20"/>
+              <w:jc w:val="center"/>
+            </w:pPr>
+            <w:r>
+              <w:rPr>
+                <w:rFonts w:ascii="맑은 고딕" w:eastAsia="맑은 고딕" w:hAnsi="맑은 고딕"/>
                 <w:sz w:val="13"/>
               </w:rPr>
               <w:t>목표 인터뷰</w:t>
               <w:br/>
-              <w:t>(실제 배포 UI · 보고서용 stub 데이터)</w:t>
+              <w:t>(실제 배포 화면 · 보고서용 예시 데이터)</w:t>
+            </w:r>
+            <w:r>
+              <w:rPr>
+                <w:rFonts w:ascii="맑은 고딕" w:eastAsia="맑은 고딕" w:hAnsi="맑은 고딕"/>
+                <w:sz w:val="13"/>
+              </w:rPr>
             </w:r>
           </w:p>
         </w:tc>
@@ -5321,8 +4813,8 @@
               <w:bottom w:val="single" w:sz="3" w:space="0" w:color="000000"/>
               <w:right w:val="single" w:sz="3" w:space="0" w:color="000000"/>
             </w:tcBorders>
-            <w:vAlign w:val="center"/>
-            <w:shd w:fill="FDF2EC"/>
+            <w:shd w:val="clear" w:color="auto" w:fill="FDF2EC"/>
+            <w:vAlign w:val="center"/>
           </w:tcPr>
           <w:p>
             <w:pPr>
@@ -5335,18 +4827,21 @@
                 <w:szCs w:val="20"/>
               </w:rPr>
             </w:pPr>
-            <w:r/>
-            <w:r>
+            <w:r>
+              <w:rPr>
+                <w:noProof/>
+              </w:rPr>
               <w:drawing>
-                <wp:inline xmlns:a="http://schemas.openxmlformats.org/drawingml/2006/main" xmlns:pic="http://schemas.openxmlformats.org/drawingml/2006/picture">
+                <wp:inline distT="0" distB="0" distL="0" distR="0" wp14:anchorId="1ED200E7" wp14:editId="797960C0">
                   <wp:extent cx="1572768" cy="3403631"/>
+                  <wp:effectExtent l="0" t="0" r="0" b="0"/>
                   <wp:docPr id="1030" name="Picture 1030" descr="AI 주간 계획"/>
                   <wp:cNvGraphicFramePr>
-                    <a:graphicFrameLocks noChangeAspect="1"/>
+                    <a:graphicFrameLocks xmlns:a="http://schemas.openxmlformats.org/drawingml/2006/main" noChangeAspect="1"/>
                   </wp:cNvGraphicFramePr>
-                  <a:graphic>
+                  <a:graphic xmlns:a="http://schemas.openxmlformats.org/drawingml/2006/main">
                     <a:graphicData uri="http://schemas.openxmlformats.org/drawingml/2006/picture">
-                      <pic:pic>
+                      <pic:pic xmlns:pic="http://schemas.openxmlformats.org/drawingml/2006/picture">
                         <pic:nvPicPr>
                           <pic:cNvPr id="0" name="02_weekly_plan_deployed_ui_stub.png"/>
                           <pic:cNvPicPr/>
@@ -5362,7 +4857,9 @@
                             <a:off x="0" y="0"/>
                             <a:ext cx="1572768" cy="3403631"/>
                           </a:xfrm>
-                          <a:prstGeom prst="rect"/>
+                          <a:prstGeom prst="rect">
+                            <a:avLst/>
+                          </a:prstGeom>
                         </pic:spPr>
                       </pic:pic>
                     </a:graphicData>
@@ -5373,18 +4870,23 @@
           </w:p>
           <w:p>
             <w:pPr>
-              <w:spacing w:before="20" w:after="20" w:line="240" w:lineRule="auto"/>
-              <w:jc w:val="center"/>
-            </w:pPr>
-            <w:r>
-              <w:rPr>
-                <w:rFonts w:ascii="맑은 고딕" w:hAnsi="맑은 고딕" w:eastAsia="맑은 고딕"/>
-                <w:b w:val="0"/>
+              <w:spacing w:before="20" w:after="20"/>
+              <w:jc w:val="center"/>
+            </w:pPr>
+            <w:r>
+              <w:rPr>
+                <w:rFonts w:ascii="맑은 고딕" w:eastAsia="맑은 고딕" w:hAnsi="맑은 고딕"/>
                 <w:sz w:val="13"/>
               </w:rPr>
-              <w:t>AI 주간 계획</w:t>
+              <w:t>AI가 만든 주간 계획</w:t>
               <w:br/>
-              <w:t>(실제 배포 UI · 보고서용 stub 데이터)</w:t>
+              <w:t>(실제 배포 화면 · 보고서용 예시 데이터)</w:t>
+            </w:r>
+            <w:r>
+              <w:rPr>
+                <w:rFonts w:ascii="맑은 고딕" w:eastAsia="맑은 고딕" w:hAnsi="맑은 고딕"/>
+                <w:sz w:val="13"/>
+              </w:rPr>
             </w:r>
           </w:p>
         </w:tc>
@@ -5393,8 +4895,8 @@
         <w:trPr>
           <w:gridAfter w:val="1"/>
           <w:wAfter w:w="111" w:type="dxa"/>
-          <w:trHeight w:val="18" w:hRule="atLeast"/>
           <w:cantSplit/>
+          <w:trHeight w:val="18"/>
         </w:trPr>
         <w:tc>
           <w:tcPr>
@@ -5405,30 +4907,38 @@
               <w:bottom w:val="single" w:sz="3" w:space="0" w:color="000000"/>
               <w:right w:val="single" w:sz="3" w:space="0" w:color="000000"/>
             </w:tcBorders>
-            <w:vAlign w:val="center"/>
-            <w:shd w:fill="FAF6EE"/>
-          </w:tcPr>
-          <w:p>
-            <w:pPr>
-              <w:spacing w:before="0" w:after="0" w:line="252" w:lineRule="auto"/>
-              <w:jc w:val="center"/>
-              <w:rPr>
-                <w:rFonts w:asciiTheme="majorHAnsi" w:eastAsiaTheme="majorHAnsi" w:hAnsiTheme="majorHAnsi"/>
-                <w:b/>
-                <w:bCs/>
-                <w:szCs w:val="20"/>
-              </w:rPr>
-            </w:pPr>
-            <w:r>
-              <w:rPr>
-                <w:rFonts w:ascii="Malgun Gothic" w:hAnsi="Malgun Gothic" w:eastAsia="Malgun Gothic"/>
+            <w:shd w:val="clear" w:color="auto" w:fill="FAF6EE"/>
+            <w:vAlign w:val="center"/>
+          </w:tcPr>
+          <w:p>
+            <w:pPr>
+              <w:spacing w:after="0" w:line="252" w:lineRule="auto"/>
+              <w:jc w:val="center"/>
+              <w:rPr>
+                <w:rFonts w:asciiTheme="majorHAnsi" w:eastAsiaTheme="majorHAnsi" w:hAnsiTheme="majorHAnsi"/>
+                <w:b/>
+                <w:bCs/>
+                <w:szCs w:val="20"/>
+              </w:rPr>
+            </w:pPr>
+            <w:r>
+              <w:rPr>
+                <w:rFonts w:ascii="맑은 고딕" w:eastAsia="맑은 고딕" w:hAnsi="맑은 고딕"/>
                 <w:b/>
                 <w:color w:val="1A1714"/>
                 <w:sz w:val="16"/>
               </w:rPr>
-              <w:t>오늘 실행과</w:t>
+              <w:t>오늘 할 일 실행과</w:t>
               <w:br/>
-              <w:t>실패 기록</w:t>
+              <w:t>실패 이유 기록</w:t>
+            </w:r>
+            <w:r>
+              <w:rPr>
+                <w:rFonts w:ascii="맑은 고딕" w:eastAsia="맑은 고딕" w:hAnsi="맑은 고딕"/>
+                <w:b/>
+                <w:color w:val="1A1714"/>
+                <w:sz w:val="16"/>
+              </w:rPr>
             </w:r>
           </w:p>
         </w:tc>
@@ -5445,23 +4955,21 @@
           </w:tcPr>
           <w:p>
             <w:pPr>
-              <w:spacing w:before="0" w:after="0" w:line="252" w:lineRule="auto"/>
-              <w:jc w:val="left"/>
-              <w:rPr>
-                <w:rFonts w:asciiTheme="majorHAnsi" w:eastAsiaTheme="majorHAnsi" w:hAnsiTheme="majorHAnsi"/>
-                <w:b/>
-                <w:bCs/>
-                <w:szCs w:val="20"/>
-              </w:rPr>
-            </w:pPr>
-            <w:r>
-              <w:rPr>
-                <w:rFonts w:ascii="Malgun Gothic" w:hAnsi="Malgun Gothic" w:eastAsia="Malgun Gothic"/>
-                <w:b w:val="0"/>
+              <w:spacing w:after="0" w:line="252" w:lineRule="auto"/>
+              <w:rPr>
+                <w:rFonts w:asciiTheme="majorHAnsi" w:eastAsiaTheme="majorHAnsi" w:hAnsiTheme="majorHAnsi"/>
+                <w:b/>
+                <w:bCs/>
+                <w:szCs w:val="20"/>
+              </w:rPr>
+            </w:pPr>
+            <w:r>
+              <w:rPr>
+                <w:rFonts w:ascii="맑은 고딕" w:eastAsia="맑은 고딕" w:hAnsi="맑은 고딕"/>
                 <w:color w:val="1A1714"/>
                 <w:sz w:val="15"/>
               </w:rPr>
-              <w:t>오늘의 큰 돌과 첫 걸음을 제시하고 집중 시간을 추적한다. 결과를 완료·부분 완료·잘 안됨으로 나누고, 실패 사유 최대 2개와 메모를 실행 기록에 연결한다.</w:t>
+              <w:t>오늘 해야 할 일 가운데 우선순위가 높은 한 가지와 바로 시작할 첫 행동을 보여 주고, 시작 시각을 기준으로 집중 시간을 계산한다, 실행이 끝나면 완료·일부 완료·잘 안됨 중 하나를 고르며, 일부 완료 비율과 실패 이유 최대 2개, 메모를 함께 저장해 다음 회복안에 사용한다</w:t>
             </w:r>
           </w:p>
         </w:tc>
@@ -5474,8 +4982,8 @@
               <w:bottom w:val="single" w:sz="3" w:space="0" w:color="000000"/>
               <w:right w:val="single" w:sz="3" w:space="0" w:color="000000"/>
             </w:tcBorders>
-            <w:vAlign w:val="center"/>
-            <w:shd w:fill="FDF2EC"/>
+            <w:shd w:val="clear" w:color="auto" w:fill="FDF2EC"/>
+            <w:vAlign w:val="center"/>
           </w:tcPr>
           <w:p>
             <w:pPr>
@@ -5488,18 +4996,21 @@
                 <w:szCs w:val="20"/>
               </w:rPr>
             </w:pPr>
-            <w:r/>
-            <w:r>
+            <w:r>
+              <w:rPr>
+                <w:noProof/>
+              </w:rPr>
               <w:drawing>
-                <wp:inline xmlns:a="http://schemas.openxmlformats.org/drawingml/2006/main" xmlns:pic="http://schemas.openxmlformats.org/drawingml/2006/picture">
+                <wp:inline distT="0" distB="0" distL="0" distR="0" wp14:anchorId="4081A6DA" wp14:editId="48EAD1D6">
                   <wp:extent cx="1828800" cy="3957711"/>
+                  <wp:effectExtent l="0" t="0" r="0" b="0"/>
                   <wp:docPr id="1031" name="Picture 1031" descr="Today 실행"/>
                   <wp:cNvGraphicFramePr>
-                    <a:graphicFrameLocks noChangeAspect="1"/>
+                    <a:graphicFrameLocks xmlns:a="http://schemas.openxmlformats.org/drawingml/2006/main" noChangeAspect="1"/>
                   </wp:cNvGraphicFramePr>
-                  <a:graphic>
+                  <a:graphic xmlns:a="http://schemas.openxmlformats.org/drawingml/2006/main">
                     <a:graphicData uri="http://schemas.openxmlformats.org/drawingml/2006/picture">
-                      <pic:pic>
+                      <pic:pic xmlns:pic="http://schemas.openxmlformats.org/drawingml/2006/picture">
                         <pic:nvPicPr>
                           <pic:cNvPr id="0" name="03_today_deployed_ui_stub.png"/>
                           <pic:cNvPicPr/>
@@ -5515,7 +5026,9 @@
                             <a:off x="0" y="0"/>
                             <a:ext cx="1828800" cy="3957711"/>
                           </a:xfrm>
-                          <a:prstGeom prst="rect"/>
+                          <a:prstGeom prst="rect">
+                            <a:avLst/>
+                          </a:prstGeom>
                         </pic:spPr>
                       </pic:pic>
                     </a:graphicData>
@@ -5526,18 +5039,23 @@
           </w:p>
           <w:p>
             <w:pPr>
-              <w:spacing w:before="20" w:after="20" w:line="240" w:lineRule="auto"/>
-              <w:jc w:val="center"/>
-            </w:pPr>
-            <w:r>
-              <w:rPr>
-                <w:rFonts w:ascii="맑은 고딕" w:hAnsi="맑은 고딕" w:eastAsia="맑은 고딕"/>
-                <w:b w:val="0"/>
+              <w:spacing w:before="20" w:after="20"/>
+              <w:jc w:val="center"/>
+            </w:pPr>
+            <w:r>
+              <w:rPr>
+                <w:rFonts w:ascii="맑은 고딕" w:eastAsia="맑은 고딕" w:hAnsi="맑은 고딕"/>
                 <w:sz w:val="13"/>
               </w:rPr>
-              <w:t>Today 실행</w:t>
+              <w:t>오늘 할 일 실행</w:t>
               <w:br/>
-              <w:t>(실제 배포 UI · 보고서용 stub 데이터)</w:t>
+              <w:t>(실제 배포 화면 · 보고서용 예시 데이터)</w:t>
+            </w:r>
+            <w:r>
+              <w:rPr>
+                <w:rFonts w:ascii="맑은 고딕" w:eastAsia="맑은 고딕" w:hAnsi="맑은 고딕"/>
+                <w:sz w:val="13"/>
+              </w:rPr>
             </w:r>
           </w:p>
         </w:tc>
@@ -5550,8 +5068,8 @@
               <w:bottom w:val="single" w:sz="3" w:space="0" w:color="000000"/>
               <w:right w:val="single" w:sz="3" w:space="0" w:color="000000"/>
             </w:tcBorders>
-            <w:vAlign w:val="center"/>
-            <w:shd w:fill="FDF2EC"/>
+            <w:shd w:val="clear" w:color="auto" w:fill="FDF2EC"/>
+            <w:vAlign w:val="center"/>
           </w:tcPr>
           <w:p>
             <w:pPr>
@@ -5564,18 +5082,21 @@
                 <w:szCs w:val="20"/>
               </w:rPr>
             </w:pPr>
-            <w:r/>
-            <w:r>
+            <w:r>
+              <w:rPr>
+                <w:noProof/>
+              </w:rPr>
               <w:drawing>
-                <wp:inline xmlns:a="http://schemas.openxmlformats.org/drawingml/2006/main" xmlns:pic="http://schemas.openxmlformats.org/drawingml/2006/picture">
+                <wp:inline distT="0" distB="0" distL="0" distR="0" wp14:anchorId="7380D402" wp14:editId="305245B1">
                   <wp:extent cx="1572768" cy="3403631"/>
+                  <wp:effectExtent l="0" t="0" r="0" b="0"/>
                   <wp:docPr id="1032" name="Picture 1032" descr="실패 사유 기록"/>
                   <wp:cNvGraphicFramePr>
-                    <a:graphicFrameLocks noChangeAspect="1"/>
+                    <a:graphicFrameLocks xmlns:a="http://schemas.openxmlformats.org/drawingml/2006/main" noChangeAspect="1"/>
                   </wp:cNvGraphicFramePr>
-                  <a:graphic>
+                  <a:graphic xmlns:a="http://schemas.openxmlformats.org/drawingml/2006/main">
                     <a:graphicData uri="http://schemas.openxmlformats.org/drawingml/2006/picture">
-                      <pic:pic>
+                      <pic:pic xmlns:pic="http://schemas.openxmlformats.org/drawingml/2006/picture">
                         <pic:nvPicPr>
                           <pic:cNvPr id="0" name="04_failure_tags_deployed_ui_stub.png"/>
                           <pic:cNvPicPr/>
@@ -5591,7 +5112,9 @@
                             <a:off x="0" y="0"/>
                             <a:ext cx="1572768" cy="3403631"/>
                           </a:xfrm>
-                          <a:prstGeom prst="rect"/>
+                          <a:prstGeom prst="rect">
+                            <a:avLst/>
+                          </a:prstGeom>
                         </pic:spPr>
                       </pic:pic>
                     </a:graphicData>
@@ -5602,18 +5125,23 @@
           </w:p>
           <w:p>
             <w:pPr>
-              <w:spacing w:before="20" w:after="20" w:line="240" w:lineRule="auto"/>
-              <w:jc w:val="center"/>
-            </w:pPr>
-            <w:r>
-              <w:rPr>
-                <w:rFonts w:ascii="맑은 고딕" w:hAnsi="맑은 고딕" w:eastAsia="맑은 고딕"/>
-                <w:b w:val="0"/>
+              <w:spacing w:before="20" w:after="20"/>
+              <w:jc w:val="center"/>
+            </w:pPr>
+            <w:r>
+              <w:rPr>
+                <w:rFonts w:ascii="맑은 고딕" w:eastAsia="맑은 고딕" w:hAnsi="맑은 고딕"/>
                 <w:sz w:val="13"/>
               </w:rPr>
-              <w:t>실패 사유 기록</w:t>
+              <w:t>실패 이유 기록</w:t>
               <w:br/>
-              <w:t>(실제 배포 UI · 보고서용 stub 데이터)</w:t>
+              <w:t>(실제 배포 화면 · 보고서용 예시 데이터)</w:t>
+            </w:r>
+            <w:r>
+              <w:rPr>
+                <w:rFonts w:ascii="맑은 고딕" w:eastAsia="맑은 고딕" w:hAnsi="맑은 고딕"/>
+                <w:sz w:val="13"/>
+              </w:rPr>
             </w:r>
           </w:p>
         </w:tc>
@@ -5622,8 +5150,8 @@
         <w:trPr>
           <w:gridAfter w:val="1"/>
           <w:wAfter w:w="111" w:type="dxa"/>
-          <w:trHeight w:val="18" w:hRule="atLeast"/>
           <w:cantSplit/>
+          <w:trHeight w:val="18"/>
         </w:trPr>
         <w:tc>
           <w:tcPr>
@@ -5634,30 +5162,38 @@
               <w:bottom w:val="single" w:sz="3" w:space="0" w:color="000000"/>
               <w:right w:val="single" w:sz="3" w:space="0" w:color="000000"/>
             </w:tcBorders>
-            <w:vAlign w:val="center"/>
-            <w:shd w:fill="FAF6EE"/>
-          </w:tcPr>
-          <w:p>
-            <w:pPr>
-              <w:spacing w:before="0" w:after="0" w:line="252" w:lineRule="auto"/>
-              <w:jc w:val="center"/>
-              <w:rPr>
-                <w:rFonts w:asciiTheme="majorHAnsi" w:eastAsiaTheme="majorHAnsi" w:hAnsiTheme="majorHAnsi"/>
-                <w:b/>
-                <w:bCs/>
-                <w:szCs w:val="20"/>
-              </w:rPr>
-            </w:pPr>
-            <w:r>
-              <w:rPr>
-                <w:rFonts w:ascii="Malgun Gothic" w:hAnsi="Malgun Gothic" w:eastAsia="Malgun Gothic"/>
+            <w:shd w:val="clear" w:color="auto" w:fill="FAF6EE"/>
+            <w:vAlign w:val="center"/>
+          </w:tcPr>
+          <w:p>
+            <w:pPr>
+              <w:spacing w:after="0" w:line="252" w:lineRule="auto"/>
+              <w:jc w:val="center"/>
+              <w:rPr>
+                <w:rFonts w:asciiTheme="majorHAnsi" w:eastAsiaTheme="majorHAnsi" w:hAnsiTheme="majorHAnsi"/>
+                <w:b/>
+                <w:bCs/>
+                <w:szCs w:val="20"/>
+              </w:rPr>
+            </w:pPr>
+            <w:r>
+              <w:rPr>
+                <w:rFonts w:ascii="맑은 고딕" w:eastAsia="맑은 고딕" w:hAnsi="맑은 고딕"/>
                 <w:b/>
                 <w:color w:val="1A1714"/>
                 <w:sz w:val="16"/>
               </w:rPr>
-              <w:t>회복 제안과</w:t>
+              <w:t>회복안 선택과</w:t>
               <w:br/>
-              <w:t>재계획</w:t>
+              <w:t>계획 다시 만들기</w:t>
+            </w:r>
+            <w:r>
+              <w:rPr>
+                <w:rFonts w:ascii="맑은 고딕" w:eastAsia="맑은 고딕" w:hAnsi="맑은 고딕"/>
+                <w:b/>
+                <w:color w:val="1A1714"/>
+                <w:sz w:val="16"/>
+              </w:rPr>
             </w:r>
           </w:p>
         </w:tc>
@@ -5674,23 +5210,21 @@
           </w:tcPr>
           <w:p>
             <w:pPr>
-              <w:spacing w:before="0" w:after="0" w:line="252" w:lineRule="auto"/>
-              <w:jc w:val="left"/>
-              <w:rPr>
-                <w:rFonts w:asciiTheme="majorHAnsi" w:eastAsiaTheme="majorHAnsi" w:hAnsiTheme="majorHAnsi"/>
-                <w:b/>
-                <w:bCs/>
-                <w:szCs w:val="20"/>
-              </w:rPr>
-            </w:pPr>
-            <w:r>
-              <w:rPr>
-                <w:rFonts w:ascii="Malgun Gothic" w:hAnsi="Malgun Gothic" w:eastAsia="Malgun Gothic"/>
-                <w:b w:val="0"/>
+              <w:spacing w:after="0" w:line="252" w:lineRule="auto"/>
+              <w:rPr>
+                <w:rFonts w:asciiTheme="majorHAnsi" w:eastAsiaTheme="majorHAnsi" w:hAnsiTheme="majorHAnsi"/>
+                <w:b/>
+                <w:bCs/>
+                <w:szCs w:val="20"/>
+              </w:rPr>
+            </w:pPr>
+            <w:r>
+              <w:rPr>
+                <w:rFonts w:ascii="맑은 고딕" w:eastAsia="맑은 고딕" w:hAnsi="맑은 고딕"/>
                 <w:color w:val="1A1714"/>
                 <w:sz w:val="15"/>
               </w:rPr>
-              <w:t>실패 실행을 기준으로 if-then 회복안을 제시하고 사용자가 선택하도록 한다. 수락 후 변경 전·후 계획을 비교하고 주간 리뷰에서 다음 계획으로 연결한다.</w:t>
+              <w:t>완료하지 못한 기록의 실패 이유를 바탕으로 범위를 줄이거나 시간을 옮기는 등 다시 시작할 방법을 보여 주고, 사용자가 직접 하나를 고르게 한다, 선택 내용이 저장되면 바뀌기 전과 후의 계획을 나란히 보여 주며, 한 주 동안의 실행률과 회복 결과를 다음 주 계획으로 이어 준다</w:t>
             </w:r>
           </w:p>
         </w:tc>
@@ -5703,8 +5237,8 @@
               <w:bottom w:val="single" w:sz="3" w:space="0" w:color="000000"/>
               <w:right w:val="single" w:sz="3" w:space="0" w:color="000000"/>
             </w:tcBorders>
-            <w:vAlign w:val="center"/>
-            <w:shd w:fill="FDF2EC"/>
+            <w:shd w:val="clear" w:color="auto" w:fill="FDF2EC"/>
+            <w:vAlign w:val="center"/>
           </w:tcPr>
           <w:p>
             <w:pPr>
@@ -5717,18 +5251,21 @@
                 <w:szCs w:val="20"/>
               </w:rPr>
             </w:pPr>
-            <w:r/>
-            <w:r>
+            <w:r>
+              <w:rPr>
+                <w:noProof/>
+              </w:rPr>
               <w:drawing>
-                <wp:inline xmlns:a="http://schemas.openxmlformats.org/drawingml/2006/main" xmlns:pic="http://schemas.openxmlformats.org/drawingml/2006/picture">
+                <wp:inline distT="0" distB="0" distL="0" distR="0" wp14:anchorId="5F485F9B" wp14:editId="7688A202">
                   <wp:extent cx="1828800" cy="3957711"/>
+                  <wp:effectExtent l="0" t="0" r="0" b="0"/>
                   <wp:docPr id="1033" name="Picture 1033" descr="회복안 선택"/>
                   <wp:cNvGraphicFramePr>
-                    <a:graphicFrameLocks noChangeAspect="1"/>
+                    <a:graphicFrameLocks xmlns:a="http://schemas.openxmlformats.org/drawingml/2006/main" noChangeAspect="1"/>
                   </wp:cNvGraphicFramePr>
-                  <a:graphic>
+                  <a:graphic xmlns:a="http://schemas.openxmlformats.org/drawingml/2006/main">
                     <a:graphicData uri="http://schemas.openxmlformats.org/drawingml/2006/picture">
-                      <pic:pic>
+                      <pic:pic xmlns:pic="http://schemas.openxmlformats.org/drawingml/2006/picture">
                         <pic:nvPicPr>
                           <pic:cNvPr id="0" name="05_recovery_options_deployed_ui_stub.png"/>
                           <pic:cNvPicPr/>
@@ -5744,7 +5281,9 @@
                             <a:off x="0" y="0"/>
                             <a:ext cx="1828800" cy="3957711"/>
                           </a:xfrm>
-                          <a:prstGeom prst="rect"/>
+                          <a:prstGeom prst="rect">
+                            <a:avLst/>
+                          </a:prstGeom>
                         </pic:spPr>
                       </pic:pic>
                     </a:graphicData>
@@ -5755,18 +5294,23 @@
           </w:p>
           <w:p>
             <w:pPr>
-              <w:spacing w:before="20" w:after="20" w:line="240" w:lineRule="auto"/>
-              <w:jc w:val="center"/>
-            </w:pPr>
-            <w:r>
-              <w:rPr>
-                <w:rFonts w:ascii="맑은 고딕" w:hAnsi="맑은 고딕" w:eastAsia="맑은 고딕"/>
-                <w:b w:val="0"/>
+              <w:spacing w:before="20" w:after="20"/>
+              <w:jc w:val="center"/>
+            </w:pPr>
+            <w:r>
+              <w:rPr>
+                <w:rFonts w:ascii="맑은 고딕" w:eastAsia="맑은 고딕" w:hAnsi="맑은 고딕"/>
                 <w:sz w:val="13"/>
               </w:rPr>
               <w:t>회복안 선택</w:t>
               <w:br/>
-              <w:t>(실제 배포 UI · 보고서용 stub 데이터)</w:t>
+              <w:t>(실제 배포 화면 · 보고서용 예시 데이터)</w:t>
+            </w:r>
+            <w:r>
+              <w:rPr>
+                <w:rFonts w:ascii="맑은 고딕" w:eastAsia="맑은 고딕" w:hAnsi="맑은 고딕"/>
+                <w:sz w:val="13"/>
+              </w:rPr>
             </w:r>
           </w:p>
         </w:tc>
@@ -5779,8 +5323,8 @@
               <w:bottom w:val="single" w:sz="3" w:space="0" w:color="000000"/>
               <w:right w:val="single" w:sz="3" w:space="0" w:color="000000"/>
             </w:tcBorders>
-            <w:vAlign w:val="center"/>
-            <w:shd w:fill="FDF2EC"/>
+            <w:shd w:val="clear" w:color="auto" w:fill="FDF2EC"/>
+            <w:vAlign w:val="center"/>
           </w:tcPr>
           <w:p>
             <w:pPr>
@@ -5793,18 +5337,21 @@
                 <w:szCs w:val="20"/>
               </w:rPr>
             </w:pPr>
-            <w:r/>
-            <w:r>
+            <w:r>
+              <w:rPr>
+                <w:noProof/>
+              </w:rPr>
               <w:drawing>
-                <wp:inline xmlns:a="http://schemas.openxmlformats.org/drawingml/2006/main" xmlns:pic="http://schemas.openxmlformats.org/drawingml/2006/picture">
+                <wp:inline distT="0" distB="0" distL="0" distR="0" wp14:anchorId="72BC2BB9" wp14:editId="37E641EF">
                   <wp:extent cx="1572768" cy="3403631"/>
+                  <wp:effectExtent l="0" t="0" r="0" b="0"/>
                   <wp:docPr id="1034" name="Picture 1034" descr="재계획 전·후"/>
                   <wp:cNvGraphicFramePr>
-                    <a:graphicFrameLocks noChangeAspect="1"/>
+                    <a:graphicFrameLocks xmlns:a="http://schemas.openxmlformats.org/drawingml/2006/main" noChangeAspect="1"/>
                   </wp:cNvGraphicFramePr>
-                  <a:graphic>
+                  <a:graphic xmlns:a="http://schemas.openxmlformats.org/drawingml/2006/main">
                     <a:graphicData uri="http://schemas.openxmlformats.org/drawingml/2006/picture">
-                      <pic:pic>
+                      <pic:pic xmlns:pic="http://schemas.openxmlformats.org/drawingml/2006/picture">
                         <pic:nvPicPr>
                           <pic:cNvPr id="0" name="06_replan_before_after_deployed_ui_stub.png"/>
                           <pic:cNvPicPr/>
@@ -5820,7 +5367,9 @@
                             <a:off x="0" y="0"/>
                             <a:ext cx="1572768" cy="3403631"/>
                           </a:xfrm>
-                          <a:prstGeom prst="rect"/>
+                          <a:prstGeom prst="rect">
+                            <a:avLst/>
+                          </a:prstGeom>
                         </pic:spPr>
                       </pic:pic>
                     </a:graphicData>
@@ -5831,18 +5380,23 @@
           </w:p>
           <w:p>
             <w:pPr>
-              <w:spacing w:before="20" w:after="20" w:line="240" w:lineRule="auto"/>
-              <w:jc w:val="center"/>
-            </w:pPr>
-            <w:r>
-              <w:rPr>
-                <w:rFonts w:ascii="맑은 고딕" w:hAnsi="맑은 고딕" w:eastAsia="맑은 고딕"/>
-                <w:b w:val="0"/>
+              <w:spacing w:before="20" w:after="20"/>
+              <w:jc w:val="center"/>
+            </w:pPr>
+            <w:r>
+              <w:rPr>
+                <w:rFonts w:ascii="맑은 고딕" w:eastAsia="맑은 고딕" w:hAnsi="맑은 고딕"/>
                 <w:sz w:val="13"/>
               </w:rPr>
-              <w:t>재계획 전·후</w:t>
+              <w:t>계획 변경 전·후</w:t>
               <w:br/>
-              <w:t>(실제 배포 UI · 보고서용 stub 데이터)</w:t>
+              <w:t>(실제 배포 화면 · 보고서용 예시 데이터)</w:t>
+            </w:r>
+            <w:r>
+              <w:rPr>
+                <w:rFonts w:ascii="맑은 고딕" w:eastAsia="맑은 고딕" w:hAnsi="맑은 고딕"/>
+                <w:sz w:val="13"/>
+              </w:rPr>
             </w:r>
           </w:p>
         </w:tc>
@@ -5855,7 +5409,7 @@
           </w:tblCellMar>
         </w:tblPrEx>
         <w:trPr>
-          <w:trHeight w:val="659" w:hRule="atLeast"/>
+          <w:trHeight w:val="659"/>
         </w:trPr>
         <w:tc>
           <w:tcPr>
@@ -5879,39 +5433,7 @@
                 <w:color w:val="0000FF"/>
                 <w:shd w:val="clear" w:color="000000" w:fill="auto"/>
               </w:rPr>
-              <w:t># 프로젝트 실물사진을 반드시 첨부하여 프로젝트 완성도</w:t>
-            </w:r>
-            <w:r>
-              <w:rPr>
-                <w:rFonts w:ascii="맑은 고딕" w:eastAsia="맑은 고딕"/>
-                <w:color w:val="0000FF"/>
-                <w:shd w:val="clear" w:color="000000" w:fill="auto"/>
-              </w:rPr>
-              <w:t>를</w:t>
-            </w:r>
-            <w:r>
-              <w:rPr>
-                <w:rFonts w:ascii="맑은 고딕" w:eastAsia="맑은 고딕"/>
-                <w:color w:val="0000FF"/>
-                <w:shd w:val="clear" w:color="000000" w:fill="auto"/>
-              </w:rPr>
-              <w:t xml:space="preserve"> 확인할 수 있도록 작성, 필요 시 </w:t>
-            </w:r>
-            <w:r>
-              <w:rPr>
-                <w:rFonts w:ascii="맑은 고딕" w:eastAsia="맑은 고딕"/>
-                <w:color w:val="0000FF"/>
-                <w:shd w:val="clear" w:color="000000" w:fill="auto"/>
-              </w:rPr>
-              <w:t>줄</w:t>
-            </w:r>
-            <w:r>
-              <w:rPr>
-                <w:rFonts w:ascii="맑은 고딕" w:eastAsia="맑은 고딕"/>
-                <w:color w:val="0000FF"/>
-                <w:shd w:val="clear" w:color="000000" w:fill="auto"/>
-              </w:rPr>
-              <w:t xml:space="preserve"> 추가</w:t>
+              <w:t># 프로젝트 실물사진을 반드시 첨부하여 프로젝트 완성도를 확인할 수 있도록 작성, 필요 시 줄 추가</w:t>
             </w:r>
           </w:p>
         </w:tc>
@@ -5943,7 +5465,6 @@
           <w:bottom w:val="single" w:sz="3" w:space="0" w:color="000000"/>
           <w:right w:val="single" w:sz="3" w:space="0" w:color="000000"/>
         </w:tblBorders>
-        <w:tblLook w:val="04A0" w:firstRow="1" w:lastRow="0" w:firstColumn="1" w:lastColumn="0" w:noHBand="0" w:noVBand="1"/>
         <w:tblLayout w:type="fixed"/>
         <w:tblCellMar>
           <w:top w:w="28" w:type="dxa"/>
@@ -5951,13 +5472,14 @@
           <w:bottom w:w="28" w:type="dxa"/>
           <w:right w:w="113" w:type="dxa"/>
         </w:tblCellMar>
+        <w:tblLook w:val="04A0" w:firstRow="1" w:lastRow="0" w:firstColumn="1" w:lastColumn="0" w:noHBand="0" w:noVBand="1"/>
       </w:tblPr>
       <w:tblGrid>
         <w:gridCol w:w="9580"/>
       </w:tblGrid>
       <w:tr>
         <w:trPr>
-          <w:trHeight w:val="18" w:hRule="atLeast"/>
+          <w:trHeight w:val="18"/>
         </w:trPr>
         <w:tc>
           <w:tcPr>
@@ -6016,7 +5538,6 @@
           <w:bottom w:val="single" w:sz="3" w:space="0" w:color="000000"/>
           <w:right w:val="single" w:sz="3" w:space="0" w:color="000000"/>
         </w:tblBorders>
-        <w:tblLook w:val="04A0" w:firstRow="1" w:lastRow="0" w:firstColumn="1" w:lastColumn="0" w:noHBand="0" w:noVBand="1"/>
         <w:tblLayout w:type="fixed"/>
         <w:tblCellMar>
           <w:top w:w="28" w:type="dxa"/>
@@ -6024,6 +5545,7 @@
           <w:bottom w:w="28" w:type="dxa"/>
           <w:right w:w="102" w:type="dxa"/>
         </w:tblCellMar>
+        <w:tblLook w:val="04A0" w:firstRow="1" w:lastRow="0" w:firstColumn="1" w:lastColumn="0" w:noHBand="0" w:noVBand="1"/>
       </w:tblPr>
       <w:tblGrid>
         <w:gridCol w:w="2014"/>
@@ -6032,7 +5554,7 @@
       </w:tblGrid>
       <w:tr>
         <w:trPr>
-          <w:trHeight w:val="426" w:hRule="atLeast"/>
+          <w:trHeight w:val="426"/>
         </w:trPr>
         <w:tc>
           <w:tcPr>
@@ -6123,30 +5645,14 @@
                 <w:b/>
                 <w:bCs/>
               </w:rPr>
-              <w:t>프로젝트</w:t>
-            </w:r>
-            <w:r>
-              <w:rPr>
-                <w:rFonts w:asciiTheme="majorHAnsi" w:eastAsiaTheme="majorHAnsi" w:hAnsiTheme="majorHAnsi"/>
-                <w:b/>
-                <w:bCs/>
-              </w:rPr>
-              <w:t xml:space="preserve"> </w:t>
-            </w:r>
-            <w:r>
-              <w:rPr>
-                <w:rFonts w:asciiTheme="majorHAnsi" w:eastAsiaTheme="majorHAnsi" w:hAnsiTheme="majorHAnsi"/>
-                <w:b/>
-                <w:bCs/>
-              </w:rPr>
-              <w:t>실물사진</w:t>
+              <w:t>프로젝트 실물사진</w:t>
             </w:r>
           </w:p>
         </w:tc>
       </w:tr>
       <w:tr>
         <w:trPr>
-          <w:trHeight w:val="18" w:hRule="atLeast"/>
+          <w:trHeight w:val="18"/>
         </w:trPr>
         <w:tc>
           <w:tcPr>
@@ -6217,7 +5723,7 @@
       </w:tr>
       <w:tr>
         <w:trPr>
-          <w:trHeight w:val="18" w:hRule="atLeast"/>
+          <w:trHeight w:val="18"/>
         </w:trPr>
         <w:tc>
           <w:tcPr>
@@ -6309,7 +5815,6 @@
           <w:bottom w:val="single" w:sz="3" w:space="0" w:color="000000"/>
           <w:right w:val="single" w:sz="3" w:space="0" w:color="000000"/>
         </w:tblBorders>
-        <w:tblLook w:val="04A0" w:firstRow="1" w:lastRow="0" w:firstColumn="1" w:lastColumn="0" w:noHBand="0" w:noVBand="1"/>
         <w:tblLayout w:type="fixed"/>
         <w:tblCellMar>
           <w:top w:w="28" w:type="dxa"/>
@@ -6317,13 +5822,14 @@
           <w:bottom w:w="28" w:type="dxa"/>
           <w:right w:w="113" w:type="dxa"/>
         </w:tblCellMar>
+        <w:tblLook w:val="04A0" w:firstRow="1" w:lastRow="0" w:firstColumn="1" w:lastColumn="0" w:noHBand="0" w:noVBand="1"/>
       </w:tblPr>
       <w:tblGrid>
         <w:gridCol w:w="9580"/>
       </w:tblGrid>
       <w:tr>
         <w:trPr>
-          <w:trHeight w:val="968" w:hRule="atLeast"/>
+          <w:trHeight w:val="968"/>
         </w:trPr>
         <w:tc>
           <w:tcPr>
@@ -6347,23 +5853,7 @@
                 <w:color w:val="0000FF"/>
                 <w:shd w:val="clear" w:color="000000" w:fill="auto"/>
               </w:rPr>
-              <w:t xml:space="preserve"># 사진으로 진척도를 </w:t>
-            </w:r>
-            <w:r>
-              <w:rPr>
-                <w:rFonts w:ascii="맑은 고딕" w:eastAsia="맑은 고딕"/>
-                <w:color w:val="0000FF"/>
-                <w:shd w:val="clear" w:color="000000" w:fill="auto"/>
-              </w:rPr>
-              <w:t>확인 할</w:t>
-            </w:r>
-            <w:r>
-              <w:rPr>
-                <w:rFonts w:ascii="맑은 고딕" w:eastAsia="맑은 고딕"/>
-                <w:color w:val="0000FF"/>
-                <w:shd w:val="clear" w:color="000000" w:fill="auto"/>
-              </w:rPr>
-              <w:t xml:space="preserve"> 수 있도록 작성, H/W가 없는 경우 작성 안함(표는 유지)</w:t>
+              <w:t># 사진으로 진척도를 확인 할 수 있도록 작성, H/W가 없는 경우 작성 안함(표는 유지)</w:t>
             </w:r>
           </w:p>
           <w:p>
@@ -6383,10 +5873,20 @@
               <w:rPr>
                 <w:rFonts w:ascii="맑은 고딕" w:eastAsia="맑은 고딕"/>
                 <w:color w:val="0000FF"/>
+                <w:spacing w:val="-4"/>
                 <w:shd w:val="clear" w:color="000000" w:fill="auto"/>
+              </w:rPr>
+              <w:t>프로젝트 실물사진을 반드시 첨부하여 실제 프로젝트 완성도 확인할 수 있도록 작성, 필요 시 줄 추</w:t>
+            </w:r>
+            <w:r>
+              <w:rPr>
+                <w:rFonts w:ascii="맑은 고딕" w:eastAsia="맑은 고딕"/>
+                <w:color w:val="0000FF"/>
                 <w:spacing w:val="-4"/>
-              </w:rPr>
-              <w:t>프로젝트 실물사진을 반드시 첨부하여 실제 프로젝트 완성도 확인할 수 있도록 작성, 필요 시 줄 추가</w:t>
+                <w:shd w:val="clear" w:color="000000" w:fill="auto"/>
+              </w:rPr>
+              <w:lastRenderedPageBreak/>
+              <w:t>가</w:t>
             </w:r>
           </w:p>
         </w:tc>
@@ -6430,7 +5930,6 @@
           <w:bottom w:val="single" w:sz="3" w:space="0" w:color="000000"/>
           <w:right w:val="single" w:sz="3" w:space="0" w:color="000000"/>
         </w:tblBorders>
-        <w:tblLook w:val="04A0" w:firstRow="1" w:lastRow="0" w:firstColumn="1" w:lastColumn="0" w:noHBand="0" w:noVBand="1"/>
         <w:tblLayout w:type="fixed"/>
         <w:tblCellMar>
           <w:top w:w="28" w:type="dxa"/>
@@ -6438,13 +5937,14 @@
           <w:bottom w:w="28" w:type="dxa"/>
           <w:right w:w="113" w:type="dxa"/>
         </w:tblCellMar>
+        <w:tblLook w:val="04A0" w:firstRow="1" w:lastRow="0" w:firstColumn="1" w:lastColumn="0" w:noHBand="0" w:noVBand="1"/>
       </w:tblPr>
       <w:tblGrid>
         <w:gridCol w:w="9580"/>
       </w:tblGrid>
       <w:tr>
         <w:trPr>
-          <w:trHeight w:val="659" w:hRule="atLeast"/>
+          <w:trHeight w:val="659"/>
         </w:trPr>
         <w:tc>
           <w:tcPr>
@@ -6477,11 +5977,11 @@
     <w:p>
       <w:pPr>
         <w:pStyle w:val="af1"/>
-        <w:ind w:left="0"/>
         <w:wordWrap/>
         <w:snapToGrid w:val="0"/>
+        <w:spacing w:line="384" w:lineRule="auto"/>
+        <w:ind w:left="0"/>
         <w:jc w:val="left"/>
-        <w:spacing w:line="384" w:lineRule="auto"/>
         <w:rPr>
           <w:rFonts w:eastAsiaTheme="minorEastAsia"/>
           <w:sz w:val="28"/>
@@ -6497,31 +5997,17 @@
     <w:p>
       <w:pPr>
         <w:pStyle w:val="af1"/>
-        <w:ind w:left="0"/>
         <w:wordWrap/>
         <w:snapToGrid w:val="0"/>
+        <w:spacing w:line="384" w:lineRule="auto"/>
+        <w:ind w:left="0"/>
         <w:jc w:val="left"/>
-        <w:spacing w:line="384" w:lineRule="auto"/>
       </w:pPr>
       <w:r>
         <w:rPr>
           <w:sz w:val="28"/>
         </w:rPr>
-        <w:t>3. 주요 적용 기술</w:t>
-      </w:r>
-      <w:r>
-        <w:rPr>
-          <w:lang w:eastAsia="ko-KR"/>
-          <w:sz w:val="28"/>
-          <w:rtl w:val="off"/>
-        </w:rPr>
-        <w:t xml:space="preserve"> (조성욱, 임형준)</w:t>
-      </w:r>
-      <w:r>
-        <w:rPr>
-          <w:sz w:val="28"/>
-        </w:rPr>
-        <w:t xml:space="preserve"> </w:t>
+        <w:t xml:space="preserve">3. 주요 적용 기술 (조성욱, 임형준) </w:t>
       </w:r>
     </w:p>
     <w:p>
@@ -6550,7 +6036,6 @@
           <w:bottom w:val="single" w:sz="3" w:space="0" w:color="000000"/>
           <w:right w:val="single" w:sz="3" w:space="0" w:color="000000"/>
         </w:tblBorders>
-        <w:tblLook w:val="04A0" w:firstRow="1" w:lastRow="0" w:firstColumn="1" w:lastColumn="0" w:noHBand="0" w:noVBand="1"/>
         <w:tblLayout w:type="fixed"/>
         <w:tblCellMar>
           <w:top w:w="28" w:type="dxa"/>
@@ -6558,13 +6043,14 @@
           <w:bottom w:w="28" w:type="dxa"/>
           <w:right w:w="113" w:type="dxa"/>
         </w:tblCellMar>
+        <w:tblLook w:val="04A0" w:firstRow="1" w:lastRow="0" w:firstColumn="1" w:lastColumn="0" w:noHBand="0" w:noVBand="1"/>
       </w:tblPr>
       <w:tblGrid>
         <w:gridCol w:w="9580"/>
       </w:tblGrid>
       <w:tr>
         <w:trPr>
-          <w:trHeight w:val="968" w:hRule="atLeast"/>
+          <w:trHeight w:val="968"/>
         </w:trPr>
         <w:tc>
           <w:tcPr>
@@ -6616,11 +6102,11 @@
     <w:p>
       <w:pPr>
         <w:pStyle w:val="af1"/>
-        <w:ind w:left="0"/>
         <w:wordWrap/>
         <w:snapToGrid w:val="0"/>
+        <w:spacing w:line="384" w:lineRule="auto"/>
+        <w:ind w:left="0"/>
         <w:jc w:val="left"/>
-        <w:spacing w:line="384" w:lineRule="auto"/>
         <w:rPr>
           <w:sz w:val="28"/>
         </w:rPr>
@@ -6635,25 +6121,17 @@
     <w:p>
       <w:pPr>
         <w:pStyle w:val="af1"/>
-        <w:ind w:left="0"/>
         <w:wordWrap/>
         <w:snapToGrid w:val="0"/>
+        <w:spacing w:line="384" w:lineRule="auto"/>
+        <w:ind w:left="0"/>
         <w:jc w:val="left"/>
-        <w:spacing w:line="384" w:lineRule="auto"/>
       </w:pPr>
       <w:r>
         <w:rPr>
           <w:sz w:val="28"/>
         </w:rPr>
-        <w:t>4. 프로젝트 개발 환경</w:t>
-      </w:r>
-      <w:r>
-        <w:rPr>
-          <w:lang w:eastAsia="ko-KR"/>
-          <w:sz w:val="28"/>
-          <w:rtl w:val="off"/>
-        </w:rPr>
-        <w:t xml:space="preserve"> (임형준)</w:t>
+        <w:t>4. 프로젝트 개발 환경 (임형준)</w:t>
       </w:r>
     </w:p>
     <w:tbl>
@@ -6667,7 +6145,6 @@
           <w:bottom w:val="single" w:sz="3" w:space="0" w:color="000000"/>
           <w:right w:val="single" w:sz="3" w:space="0" w:color="000000"/>
         </w:tblBorders>
-        <w:tblLook w:val="04A0" w:firstRow="1" w:lastRow="0" w:firstColumn="1" w:lastColumn="0" w:noHBand="0" w:noVBand="1"/>
         <w:tblLayout w:type="fixed"/>
         <w:tblCellMar>
           <w:top w:w="45" w:type="dxa"/>
@@ -6675,6 +6152,7 @@
           <w:bottom w:w="45" w:type="dxa"/>
           <w:right w:w="170" w:type="dxa"/>
         </w:tblCellMar>
+        <w:tblLook w:val="04A0" w:firstRow="1" w:lastRow="0" w:firstColumn="1" w:lastColumn="0" w:noHBand="0" w:noVBand="1"/>
       </w:tblPr>
       <w:tblGrid>
         <w:gridCol w:w="1178"/>
@@ -6750,7 +6228,7 @@
       </w:tr>
       <w:tr>
         <w:trPr>
-          <w:trHeight w:val="506" w:hRule="atLeast"/>
+          <w:trHeight w:val="506"/>
         </w:trPr>
         <w:tc>
           <w:tcPr>
@@ -6845,12 +6323,12 @@
       </w:tr>
       <w:tr>
         <w:trPr>
-          <w:trHeight w:val="506" w:hRule="atLeast"/>
+          <w:trHeight w:val="506"/>
         </w:trPr>
         <w:tc>
           <w:tcPr>
             <w:tcW w:w="1178" w:type="dxa"/>
-            <w:vMerge w:val="continue"/>
+            <w:vMerge/>
             <w:tcBorders>
               <w:top w:val="single" w:sz="3" w:space="0" w:color="000000"/>
               <w:left w:val="single" w:sz="3" w:space="0" w:color="000000"/>
@@ -6919,12 +6397,12 @@
       </w:tr>
       <w:tr>
         <w:trPr>
-          <w:trHeight w:val="506" w:hRule="atLeast"/>
+          <w:trHeight w:val="506"/>
         </w:trPr>
         <w:tc>
           <w:tcPr>
             <w:tcW w:w="1178" w:type="dxa"/>
-            <w:vMerge w:val="continue"/>
+            <w:vMerge/>
             <w:tcBorders>
               <w:top w:val="single" w:sz="3" w:space="0" w:color="000000"/>
               <w:left w:val="single" w:sz="3" w:space="0" w:color="000000"/>
@@ -6993,12 +6471,12 @@
       </w:tr>
       <w:tr>
         <w:trPr>
-          <w:trHeight w:val="506" w:hRule="atLeast"/>
+          <w:trHeight w:val="506"/>
         </w:trPr>
         <w:tc>
           <w:tcPr>
             <w:tcW w:w="1178" w:type="dxa"/>
-            <w:vMerge w:val="continue"/>
+            <w:vMerge/>
             <w:tcBorders>
               <w:top w:val="single" w:sz="3" w:space="0" w:color="000000"/>
               <w:left w:val="single" w:sz="3" w:space="0" w:color="000000"/>
@@ -7067,12 +6545,12 @@
       </w:tr>
       <w:tr>
         <w:trPr>
-          <w:trHeight w:val="506" w:hRule="atLeast"/>
+          <w:trHeight w:val="506"/>
         </w:trPr>
         <w:tc>
           <w:tcPr>
             <w:tcW w:w="1178" w:type="dxa"/>
-            <w:vMerge w:val="continue"/>
+            <w:vMerge/>
             <w:tcBorders>
               <w:top w:val="single" w:sz="3" w:space="0" w:color="000000"/>
               <w:left w:val="single" w:sz="3" w:space="0" w:color="000000"/>
@@ -7141,7 +6619,7 @@
       </w:tr>
       <w:tr>
         <w:trPr>
-          <w:trHeight w:val="506" w:hRule="atLeast"/>
+          <w:trHeight w:val="506"/>
         </w:trPr>
         <w:tc>
           <w:tcPr>
@@ -7236,12 +6714,12 @@
       </w:tr>
       <w:tr>
         <w:trPr>
-          <w:trHeight w:val="506" w:hRule="atLeast"/>
+          <w:trHeight w:val="506"/>
         </w:trPr>
         <w:tc>
           <w:tcPr>
             <w:tcW w:w="1178" w:type="dxa"/>
-            <w:vMerge w:val="continue"/>
+            <w:vMerge/>
             <w:tcBorders>
               <w:top w:val="single" w:sz="3" w:space="0" w:color="000000"/>
               <w:left w:val="single" w:sz="3" w:space="0" w:color="000000"/>
@@ -7310,12 +6788,12 @@
       </w:tr>
       <w:tr>
         <w:trPr>
-          <w:trHeight w:val="506" w:hRule="atLeast"/>
+          <w:trHeight w:val="506"/>
         </w:trPr>
         <w:tc>
           <w:tcPr>
             <w:tcW w:w="1178" w:type="dxa"/>
-            <w:vMerge w:val="continue"/>
+            <w:vMerge/>
             <w:tcBorders>
               <w:top w:val="single" w:sz="3" w:space="0" w:color="000000"/>
               <w:left w:val="single" w:sz="3" w:space="0" w:color="000000"/>
@@ -7384,12 +6862,12 @@
       </w:tr>
       <w:tr>
         <w:trPr>
-          <w:trHeight w:val="506" w:hRule="atLeast"/>
+          <w:trHeight w:val="506"/>
         </w:trPr>
         <w:tc>
           <w:tcPr>
             <w:tcW w:w="1178" w:type="dxa"/>
-            <w:vMerge w:val="continue"/>
+            <w:vMerge/>
             <w:tcBorders>
               <w:top w:val="single" w:sz="3" w:space="0" w:color="000000"/>
               <w:left w:val="single" w:sz="3" w:space="0" w:color="000000"/>
@@ -7458,12 +6936,12 @@
       </w:tr>
       <w:tr>
         <w:trPr>
-          <w:trHeight w:val="506" w:hRule="atLeast"/>
+          <w:trHeight w:val="506"/>
         </w:trPr>
         <w:tc>
           <w:tcPr>
             <w:tcW w:w="1178" w:type="dxa"/>
-            <w:vMerge w:val="continue"/>
+            <w:vMerge/>
             <w:tcBorders>
               <w:top w:val="single" w:sz="3" w:space="0" w:color="000000"/>
               <w:left w:val="single" w:sz="3" w:space="0" w:color="000000"/>
@@ -7532,7 +7010,7 @@
       </w:tr>
       <w:tr>
         <w:trPr>
-          <w:trHeight w:val="506" w:hRule="atLeast"/>
+          <w:trHeight w:val="506"/>
         </w:trPr>
         <w:tc>
           <w:tcPr>
@@ -7627,12 +7105,12 @@
       </w:tr>
       <w:tr>
         <w:trPr>
-          <w:trHeight w:val="506" w:hRule="atLeast"/>
+          <w:trHeight w:val="506"/>
         </w:trPr>
         <w:tc>
           <w:tcPr>
             <w:tcW w:w="1178" w:type="dxa"/>
-            <w:vMerge w:val="continue"/>
+            <w:vMerge/>
             <w:tcBorders>
               <w:top w:val="single" w:sz="3" w:space="0" w:color="000000"/>
               <w:left w:val="single" w:sz="3" w:space="0" w:color="000000"/>
@@ -7703,12 +7181,12 @@
       </w:tr>
       <w:tr>
         <w:trPr>
-          <w:trHeight w:val="506" w:hRule="atLeast"/>
+          <w:trHeight w:val="506"/>
         </w:trPr>
         <w:tc>
           <w:tcPr>
             <w:tcW w:w="1178" w:type="dxa"/>
-            <w:vMerge w:val="continue"/>
+            <w:vMerge/>
             <w:tcBorders>
               <w:top w:val="single" w:sz="3" w:space="0" w:color="000000"/>
               <w:left w:val="single" w:sz="3" w:space="0" w:color="000000"/>
@@ -7789,7 +7267,7 @@
         <w:trPr>
           <w:gridAfter w:val="1"/>
           <w:wAfter w:w="26" w:type="dxa"/>
-          <w:trHeight w:val="659" w:hRule="atLeast"/>
+          <w:trHeight w:val="659"/>
         </w:trPr>
         <w:tc>
           <w:tcPr>
@@ -7848,11 +7326,11 @@
     <w:p>
       <w:pPr>
         <w:pStyle w:val="af1"/>
-        <w:ind w:left="0"/>
         <w:wordWrap/>
         <w:snapToGrid w:val="0"/>
+        <w:spacing w:line="384" w:lineRule="auto"/>
+        <w:ind w:left="0"/>
         <w:jc w:val="left"/>
-        <w:spacing w:line="384" w:lineRule="auto"/>
       </w:pPr>
       <w:r>
         <w:rPr>
@@ -7862,19 +7340,10 @@
       </w:r>
       <w:r>
         <w:rPr>
+          <w:spacing w:val="-6"/>
           <w:sz w:val="28"/>
-          <w:spacing w:val="-6"/>
-        </w:rPr>
-        <w:t>기타 사항 [본문에서 표현되지 못한 프로젝트의 가치(Value) 및 제작 노력</w:t>
-      </w:r>
-      <w:r>
-        <w:rPr>
-          <w:lang w:eastAsia="ko-KR"/>
-          <w:sz w:val="28"/>
-          <w:spacing w:val="-6"/>
-          <w:rtl w:val="off"/>
-        </w:rPr>
-        <w:t xml:space="preserve"> (조성욱, +a)</w:t>
+        </w:rPr>
+        <w:t>기타 사항 [본문에서 표현되지 못한 프로젝트의 가치(Value) 및 제작 노력 (조성욱, +a)</w:t>
       </w:r>
     </w:p>
     <w:p>
@@ -7903,7 +7372,6 @@
           <w:bottom w:val="single" w:sz="3" w:space="0" w:color="000000"/>
           <w:right w:val="single" w:sz="3" w:space="0" w:color="000000"/>
         </w:tblBorders>
-        <w:tblLook w:val="04A0" w:firstRow="1" w:lastRow="0" w:firstColumn="1" w:lastColumn="0" w:noHBand="0" w:noVBand="1"/>
         <w:tblLayout w:type="fixed"/>
         <w:tblCellMar>
           <w:top w:w="28" w:type="dxa"/>
@@ -7911,13 +7379,14 @@
           <w:bottom w:w="28" w:type="dxa"/>
           <w:right w:w="113" w:type="dxa"/>
         </w:tblCellMar>
+        <w:tblLook w:val="04A0" w:firstRow="1" w:lastRow="0" w:firstColumn="1" w:lastColumn="0" w:noHBand="0" w:noVBand="1"/>
       </w:tblPr>
       <w:tblGrid>
         <w:gridCol w:w="9580"/>
       </w:tblGrid>
       <w:tr>
         <w:trPr>
-          <w:trHeight w:val="968" w:hRule="atLeast"/>
+          <w:trHeight w:val="968"/>
         </w:trPr>
         <w:tc>
           <w:tcPr>
@@ -7941,31 +7410,7 @@
                 <w:color w:val="0000FF"/>
                 <w:shd w:val="clear" w:color="000000" w:fill="auto"/>
               </w:rPr>
-              <w:t xml:space="preserve"># 차별화된 성능, 신뢰성, 사용성, 보안, 알고리즘의 </w:t>
-            </w:r>
-            <w:r>
-              <w:rPr>
-                <w:rFonts w:ascii="맑은 고딕" w:eastAsia="맑은 고딕"/>
-                <w:color w:val="0000FF"/>
-                <w:shd w:val="clear" w:color="000000" w:fill="auto"/>
-              </w:rPr>
-              <w:t>창작성</w:t>
-            </w:r>
-            <w:r>
-              <w:rPr>
-                <w:rFonts w:ascii="맑은 고딕" w:eastAsia="맑은 고딕"/>
-                <w:color w:val="0000FF"/>
-                <w:shd w:val="clear" w:color="000000" w:fill="auto"/>
-              </w:rPr>
-              <w:t>, 데이터와 프로그램의 가치, 프로젝트를 통한 가치창출 등을 상세히 작성</w:t>
-            </w:r>
-            <w:r>
-              <w:rPr>
-                <w:rFonts w:ascii="맑은 고딕" w:eastAsia="맑은 고딕"/>
-                <w:color w:val="0000FF"/>
-                <w:shd w:val="clear" w:color="000000" w:fill="auto"/>
-              </w:rPr>
-              <w:t>(이론적인 부분 포함)</w:t>
+              <w:t># 차별화된 성능, 신뢰성, 사용성, 보안, 알고리즘의 창작성, 데이터와 프로그램의 가치, 프로젝트를 통한 가치창출 등을 상세히 작성(이론적인 부분 포함)</w:t>
             </w:r>
           </w:p>
         </w:tc>
@@ -7977,13 +7422,13 @@
         <w:wordWrap/>
         <w:jc w:val="left"/>
         <w:sectPr>
+          <w:endnotePr>
+            <w:numFmt w:val="decimal"/>
+          </w:endnotePr>
           <w:pgSz w:w="11906" w:h="16837"/>
           <w:pgMar w:top="1417" w:right="1134" w:bottom="1417" w:left="1134" w:header="567" w:footer="850" w:gutter="0"/>
           <w:cols w:space="0"/>
           <w:docGrid w:linePitch="360"/>
-          <w:endnotePr>
-            <w:numFmt w:val="decimal"/>
-          </w:endnotePr>
         </w:sectPr>
       </w:pPr>
     </w:p>
@@ -7997,6 +7442,7 @@
         <w:rPr>
           <w:sz w:val="30"/>
         </w:rPr>
+        <w:lastRenderedPageBreak/>
         <w:t xml:space="preserve">III. 프로젝트 수행 내용 </w:t>
       </w:r>
     </w:p>
@@ -8011,7 +7457,6 @@
           <w:bottom w:val="single" w:sz="3" w:space="0" w:color="000000"/>
           <w:right w:val="single" w:sz="3" w:space="0" w:color="000000"/>
         </w:tblBorders>
-        <w:tblLook w:val="04A0" w:firstRow="1" w:lastRow="0" w:firstColumn="1" w:lastColumn="0" w:noHBand="0" w:noVBand="1"/>
         <w:tblLayout w:type="fixed"/>
         <w:tblCellMar>
           <w:top w:w="28" w:type="dxa"/>
@@ -8019,13 +7464,14 @@
           <w:bottom w:w="28" w:type="dxa"/>
           <w:right w:w="85" w:type="dxa"/>
         </w:tblCellMar>
+        <w:tblLook w:val="04A0" w:firstRow="1" w:lastRow="0" w:firstColumn="1" w:lastColumn="0" w:noHBand="0" w:noVBand="1"/>
       </w:tblPr>
       <w:tblGrid>
         <w:gridCol w:w="9580"/>
       </w:tblGrid>
       <w:tr>
         <w:trPr>
-          <w:trHeight w:val="579" w:hRule="atLeast"/>
+          <w:trHeight w:val="579"/>
         </w:trPr>
         <w:tc>
           <w:tcPr>
@@ -8051,27 +7497,7 @@
                 <w:sz w:val="24"/>
                 <w:szCs w:val="32"/>
               </w:rPr>
-              <w:t xml:space="preserve">※ </w:t>
-            </w:r>
-            <w:r>
-              <w:rPr>
-                <w:rFonts w:asciiTheme="majorHAnsi" w:eastAsiaTheme="majorHAnsi" w:hAnsiTheme="majorHAnsi"/>
-                <w:b/>
-                <w:bCs/>
-                <w:sz w:val="24"/>
-                <w:szCs w:val="32"/>
-              </w:rPr>
-              <w:t>평가항목 :</w:t>
-            </w:r>
-            <w:r>
-              <w:rPr>
-                <w:rFonts w:asciiTheme="majorHAnsi" w:eastAsiaTheme="majorHAnsi" w:hAnsiTheme="majorHAnsi"/>
-                <w:b/>
-                <w:bCs/>
-                <w:sz w:val="24"/>
-                <w:szCs w:val="32"/>
-              </w:rPr>
-              <w:t xml:space="preserve"> 수행능력 (문서완성도, 문제해결능력, 수행충실성)</w:t>
+              <w:t>※ 평가항목 : 수행능력 (문서완성도, 문제해결능력, 수행충실성)</w:t>
             </w:r>
           </w:p>
         </w:tc>
@@ -8091,14 +7517,14 @@
     <w:p>
       <w:pPr>
         <w:pStyle w:val="af1"/>
-        <w:wordWrap/>
-        <w:snapToGrid w:val="0"/>
-        <w:jc w:val="left"/>
         <w:numPr>
           <w:ilvl w:val="0"/>
           <w:numId w:val="1"/>
         </w:numPr>
+        <w:wordWrap/>
+        <w:snapToGrid w:val="0"/>
         <w:spacing w:line="384" w:lineRule="auto"/>
+        <w:jc w:val="left"/>
         <w:rPr>
           <w:rFonts w:eastAsiaTheme="minorEastAsia"/>
           <w:sz w:val="28"/>
@@ -8108,15 +7534,7 @@
         <w:rPr>
           <w:sz w:val="28"/>
         </w:rPr>
-        <w:t xml:space="preserve">프로젝트 수행일정 </w:t>
-      </w:r>
-      <w:r>
-        <w:rPr>
-          <w:lang w:eastAsia="ko-KR"/>
-          <w:sz w:val="28"/>
-          <w:rtl w:val="off"/>
-        </w:rPr>
-        <w:t>(김종민)</w:t>
+        <w:t>프로젝트 수행일정 (김종민)</w:t>
       </w:r>
     </w:p>
     <w:tbl>
@@ -8175,25 +7593,7 @@
                 <w:bCs/>
                 <w:szCs w:val="20"/>
               </w:rPr>
-              <w:t xml:space="preserve">프로젝트 기간(한이음 </w:t>
-            </w:r>
-            <w:r>
-              <w:rPr>
-                <w:rFonts w:asciiTheme="majorHAnsi" w:eastAsiaTheme="majorHAnsi" w:hAnsiTheme="majorHAnsi"/>
-                <w:b/>
-                <w:bCs/>
-                <w:szCs w:val="20"/>
-              </w:rPr>
-              <w:t>드림업</w:t>
-            </w:r>
-            <w:r>
-              <w:rPr>
-                <w:rFonts w:asciiTheme="majorHAnsi" w:eastAsiaTheme="majorHAnsi" w:hAnsiTheme="majorHAnsi"/>
-                <w:b/>
-                <w:bCs/>
-                <w:szCs w:val="20"/>
-              </w:rPr>
-              <w:t xml:space="preserve"> 사이트 기준)</w:t>
+              <w:t>프로젝트 기간(한이음 드림업 사이트 기준)</w:t>
             </w:r>
           </w:p>
         </w:tc>
@@ -8354,7 +7754,7 @@
         <w:tc>
           <w:tcPr>
             <w:tcW w:w="1162" w:type="dxa"/>
-            <w:vMerge w:val="continue"/>
+            <w:vMerge/>
             <w:shd w:val="clear" w:color="auto" w:fill="DFE6F7"/>
             <w:vAlign w:val="center"/>
           </w:tcPr>
@@ -8373,7 +7773,7 @@
         <w:tc>
           <w:tcPr>
             <w:tcW w:w="3089" w:type="dxa"/>
-            <w:vMerge w:val="continue"/>
+            <w:vMerge/>
             <w:shd w:val="clear" w:color="auto" w:fill="DFE6F7"/>
             <w:vAlign w:val="center"/>
           </w:tcPr>
@@ -9175,7 +8575,7 @@
         <w:tc>
           <w:tcPr>
             <w:tcW w:w="1162" w:type="dxa"/>
-            <w:vMerge w:val="continue"/>
+            <w:vMerge/>
             <w:shd w:val="clear" w:color="auto" w:fill="DFE6F7"/>
             <w:vAlign w:val="center"/>
           </w:tcPr>
@@ -9526,7 +8926,7 @@
         <w:tc>
           <w:tcPr>
             <w:tcW w:w="1162" w:type="dxa"/>
-            <w:vMerge w:val="continue"/>
+            <w:vMerge/>
             <w:shd w:val="clear" w:color="auto" w:fill="DFE6F7"/>
             <w:vAlign w:val="center"/>
           </w:tcPr>
@@ -9697,7 +9097,7 @@
         <w:tc>
           <w:tcPr>
             <w:tcW w:w="1162" w:type="dxa"/>
-            <w:vMerge w:val="continue"/>
+            <w:vMerge/>
             <w:shd w:val="clear" w:color="auto" w:fill="DFE6F7"/>
             <w:vAlign w:val="center"/>
           </w:tcPr>
@@ -10246,11 +9646,11 @@
     <w:p>
       <w:pPr>
         <w:pStyle w:val="af1"/>
-        <w:ind w:left="0"/>
         <w:wordWrap/>
         <w:snapToGrid w:val="0"/>
+        <w:spacing w:line="384" w:lineRule="auto"/>
+        <w:ind w:left="0"/>
         <w:jc w:val="left"/>
-        <w:spacing w:line="384" w:lineRule="auto"/>
         <w:rPr>
           <w:rFonts w:eastAsiaTheme="minorEastAsia"/>
         </w:rPr>
@@ -10267,7 +9667,6 @@
           <w:bottom w:val="single" w:sz="3" w:space="0" w:color="000000"/>
           <w:right w:val="single" w:sz="3" w:space="0" w:color="000000"/>
         </w:tblBorders>
-        <w:tblLook w:val="04A0" w:firstRow="1" w:lastRow="0" w:firstColumn="1" w:lastColumn="0" w:noHBand="0" w:noVBand="1"/>
         <w:tblLayout w:type="fixed"/>
         <w:tblCellMar>
           <w:top w:w="28" w:type="dxa"/>
@@ -10275,13 +9674,14 @@
           <w:bottom w:w="28" w:type="dxa"/>
           <w:right w:w="113" w:type="dxa"/>
         </w:tblCellMar>
+        <w:tblLook w:val="04A0" w:firstRow="1" w:lastRow="0" w:firstColumn="1" w:lastColumn="0" w:noHBand="0" w:noVBand="1"/>
       </w:tblPr>
       <w:tblGrid>
         <w:gridCol w:w="9580"/>
       </w:tblGrid>
       <w:tr>
         <w:trPr>
-          <w:trHeight w:val="949" w:hRule="atLeast"/>
+          <w:trHeight w:val="949"/>
         </w:trPr>
         <w:tc>
           <w:tcPr>
@@ -10341,11 +9741,11 @@
     <w:p>
       <w:pPr>
         <w:pStyle w:val="af1"/>
-        <w:ind w:left="0"/>
         <w:wordWrap/>
         <w:snapToGrid w:val="0"/>
+        <w:spacing w:line="384" w:lineRule="auto"/>
+        <w:ind w:left="0"/>
         <w:jc w:val="left"/>
-        <w:spacing w:line="384" w:lineRule="auto"/>
         <w:rPr>
           <w:sz w:val="28"/>
         </w:rPr>
@@ -10354,11 +9754,11 @@
     <w:p>
       <w:pPr>
         <w:pStyle w:val="af1"/>
-        <w:ind w:left="0"/>
         <w:wordWrap/>
         <w:snapToGrid w:val="0"/>
+        <w:spacing w:line="384" w:lineRule="auto"/>
+        <w:ind w:left="0"/>
         <w:jc w:val="left"/>
-        <w:spacing w:line="384" w:lineRule="auto"/>
       </w:pPr>
       <w:r>
         <w:rPr>
@@ -10379,17 +9779,7 @@
           <w:sz w:val="26"/>
           <w:shd w:val="clear" w:color="000000" w:fill="auto"/>
         </w:rPr>
-        <w:t xml:space="preserve">  1) 프로젝트 관리 측면 </w:t>
-      </w:r>
-      <w:r>
-        <w:rPr>
-          <w:lang w:eastAsia="ko-KR"/>
-          <w:rFonts w:ascii="휴먼명조" w:eastAsia="휴먼명조"/>
-          <w:sz w:val="26"/>
-          <w:shd w:val="clear" w:color="000000" w:fill="auto"/>
-          <w:rtl w:val="off"/>
-        </w:rPr>
-        <w:t>(김종민)</w:t>
+        <w:t xml:space="preserve">  1) 프로젝트 관리 측면 (김종민)</w:t>
       </w:r>
     </w:p>
     <w:p>
@@ -10418,7 +9808,6 @@
           <w:bottom w:val="single" w:sz="3" w:space="0" w:color="000000"/>
           <w:right w:val="single" w:sz="3" w:space="0" w:color="000000"/>
         </w:tblBorders>
-        <w:tblLook w:val="04A0" w:firstRow="1" w:lastRow="0" w:firstColumn="1" w:lastColumn="0" w:noHBand="0" w:noVBand="1"/>
         <w:tblLayout w:type="fixed"/>
         <w:tblCellMar>
           <w:top w:w="28" w:type="dxa"/>
@@ -10426,13 +9815,14 @@
           <w:bottom w:w="28" w:type="dxa"/>
           <w:right w:w="113" w:type="dxa"/>
         </w:tblCellMar>
+        <w:tblLook w:val="04A0" w:firstRow="1" w:lastRow="0" w:firstColumn="1" w:lastColumn="0" w:noHBand="0" w:noVBand="1"/>
       </w:tblPr>
       <w:tblGrid>
         <w:gridCol w:w="9580"/>
       </w:tblGrid>
       <w:tr>
         <w:trPr>
-          <w:trHeight w:val="659" w:hRule="atLeast"/>
+          <w:trHeight w:val="659"/>
         </w:trPr>
         <w:tc>
           <w:tcPr>
@@ -10494,19 +9884,6 @@
         <w:wordWrap/>
         <w:jc w:val="left"/>
         <w:rPr>
-          <w:rFonts w:ascii="휴먼명조" w:eastAsia="휴먼명조" w:hint="eastAsia"/>
-          <w:color w:val="FF0000"/>
-          <w:sz w:val="24"/>
-          <w:shd w:val="clear" w:color="000000" w:fill="auto"/>
-        </w:rPr>
-      </w:pPr>
-    </w:p>
-    <w:p>
-      <w:pPr>
-        <w:pStyle w:val="a3"/>
-        <w:wordWrap/>
-        <w:jc w:val="left"/>
-        <w:rPr>
           <w:rFonts w:ascii="휴먼명조" w:eastAsia="휴먼명조"/>
           <w:color w:val="FF0000"/>
           <w:sz w:val="24"/>
@@ -10516,6 +9893,19 @@
     </w:p>
     <w:p>
       <w:pPr>
+        <w:pStyle w:val="a3"/>
+        <w:wordWrap/>
+        <w:jc w:val="left"/>
+        <w:rPr>
+          <w:rFonts w:ascii="휴먼명조" w:eastAsia="휴먼명조"/>
+          <w:color w:val="FF0000"/>
+          <w:sz w:val="24"/>
+          <w:shd w:val="clear" w:color="000000" w:fill="auto"/>
+        </w:rPr>
+      </w:pPr>
+    </w:p>
+    <w:p>
+      <w:pPr>
         <w:pStyle w:val="ae"/>
         <w:wordWrap/>
         <w:jc w:val="left"/>
@@ -10526,36 +9916,37 @@
           <w:sz w:val="26"/>
           <w:shd w:val="clear" w:color="000000" w:fill="auto"/>
         </w:rPr>
-        <w:t xml:space="preserve">  2) 프로젝트 개발 측면 </w:t>
+        <w:t xml:space="preserve">  2) 프로젝트 개발 측면 (조성욱, 장준혁, 임형준) 각자 문제 발생했던부분 작성</w:t>
+      </w:r>
+    </w:p>
+    <w:p>
+      <w:pPr>
+        <w:pStyle w:val="ae"/>
+        <w:wordWrap/>
+        <w:spacing w:after="80" w:line="276" w:lineRule="auto"/>
+        <w:jc w:val="left"/>
+        <w:rPr>
+          <w:color w:val="000000" w:themeColor="text1"/>
+        </w:rPr>
+      </w:pPr>
+      <w:r>
+        <w:rPr>
+          <w:rFonts w:ascii="맑은 고딕" w:eastAsia="맑은 고딕" w:hAnsi="맑은 고딕"/>
+          <w:b/>
+          <w:color w:val="000000" w:themeColor="text1"/>
+          <w:sz w:val="18"/>
+        </w:rPr>
+        <w:t>② 회복안을 골라도 저장되지 않던 문제</w:t>
       </w:r>
       <w:r>
         <w:rPr>
-          <w:lang w:eastAsia="ko-KR"/>
-          <w:rFonts w:ascii="휴먼명조" w:eastAsia="휴먼명조"/>
-          <w:sz w:val="26"/>
-          <w:shd w:val="clear" w:color="000000" w:fill="auto"/>
-          <w:rtl w:val="off"/>
-        </w:rPr>
-        <w:t>(조성욱, 장준혁, 임형준) 각자 문제 발생했던부분 작성</w:t>
-      </w:r>
-    </w:p>
-    <w:p>
-      <w:pPr>
-        <w:pStyle w:val="ae"/>
-        <w:wordWrap/>
-        <w:spacing w:before="0" w:after="80" w:line="276" w:lineRule="auto"/>
-        <w:jc w:val="left"/>
-      </w:pPr>
-      <w:r>
-        <w:rPr>
-          <w:rFonts w:ascii="Malgun Gothic" w:hAnsi="Malgun Gothic" w:eastAsia="Malgun Gothic"/>
+          <w:rFonts w:ascii="맑은 고딕" w:eastAsia="맑은 고딕" w:hAnsi="맑은 고딕"/>
           <w:b/>
-          <w:color w:val="9E472F"/>
+          <w:color w:val="000000" w:themeColor="text1"/>
           <w:sz w:val="18"/>
         </w:rPr>
-        <w:t>② 회복 선택값의 서버 계약 불일치</w:t>
         <w:br/>
-        <w:t>회복안을 수락하거나 나중에 처리할 때 프론트엔드가 서버 계약에 없는 accept/reject 값을 전송해 모든 저장 요청이 422 오류로 거절되었다. 오류를 무시하는 처리 때문에 화면은 다음 단계로 이동했지만 회복 행동과 재계획 데이터는 저장되지 않았다. 요청값을 accepted·edited·skipped로 제한하는 타입을 추가하고, 저장 실패 시 다음 화면으로 이동하지 않고 오류를 안내하도록 수정했다. 또한 재계획 승인 키를 실행 단위로 고정해 같은 요청을 다시 보내도 중복 적용되지 않게 했다.</w:t>
+        <w:t>회복안을 수락하거나 나중에 처리했을 때 화면은 다음 단계로 넘어갔지만, 서버에는 선택 내용이 남지 않는 문제가 있었다, 화면에서 accept와 reject를 보냈는데 서버는 accepted(수락), edited(수정), skipped(나중에 처리)만 받도록 만들어져 있어 저장 요청이 422 오류로 거절된 것이 원인이었다, 화면에서 보낼 수 있는 값을 서버 기준 세 가지로 맞추고, 저장이 끝났다는 응답을 받은 뒤에만 다음 화면으로 이동하도록 순서를 바꿨다, 저장에 실패하면 현재 화면을 그대로 두고 이유를 보여 주며, 같은 요청을 다시 보내도 계획이 두 번 바뀌지 않도록 각 실행을 구분하는 값도 함께 보내도록 수정했다</w:t>
       </w:r>
     </w:p>
     <w:tbl>
@@ -10569,7 +9960,6 @@
           <w:bottom w:val="single" w:sz="3" w:space="0" w:color="000000"/>
           <w:right w:val="single" w:sz="3" w:space="0" w:color="000000"/>
         </w:tblBorders>
-        <w:tblLook w:val="04A0" w:firstRow="1" w:lastRow="0" w:firstColumn="1" w:lastColumn="0" w:noHBand="0" w:noVBand="1"/>
         <w:tblLayout w:type="fixed"/>
         <w:tblCellMar>
           <w:top w:w="28" w:type="dxa"/>
@@ -10577,13 +9967,14 @@
           <w:bottom w:w="28" w:type="dxa"/>
           <w:right w:w="113" w:type="dxa"/>
         </w:tblCellMar>
+        <w:tblLook w:val="04A0" w:firstRow="1" w:lastRow="0" w:firstColumn="1" w:lastColumn="0" w:noHBand="0" w:noVBand="1"/>
       </w:tblPr>
       <w:tblGrid>
         <w:gridCol w:w="9580"/>
       </w:tblGrid>
       <w:tr>
         <w:trPr>
-          <w:trHeight w:val="659" w:hRule="atLeast"/>
+          <w:trHeight w:val="659"/>
         </w:trPr>
         <w:tc>
           <w:tcPr>
@@ -10647,54 +10038,42 @@
     <w:p>
       <w:pPr>
         <w:pStyle w:val="af1"/>
-        <w:ind w:left="0"/>
         <w:wordWrap/>
         <w:snapToGrid w:val="0"/>
+        <w:spacing w:line="384" w:lineRule="auto"/>
+        <w:ind w:left="0"/>
         <w:jc w:val="left"/>
-        <w:spacing w:line="384" w:lineRule="auto"/>
       </w:pPr>
       <w:r>
         <w:rPr>
           <w:sz w:val="28"/>
         </w:rPr>
-        <w:t xml:space="preserve"> 3. 프로젝트를 통해 배우거나 느낀 점 </w:t>
-      </w:r>
-      <w:r>
-        <w:rPr>
-          <w:lang w:eastAsia="ko-KR"/>
-          <w:sz w:val="28"/>
-          <w:rtl w:val="off"/>
-        </w:rPr>
-        <w:t>(전원)</w:t>
+        <w:t xml:space="preserve"> 3. 프로젝트를 통해 배우거나 느낀 점 (전원)</w:t>
       </w:r>
     </w:p>
     <w:p>
       <w:pPr>
         <w:pStyle w:val="ae"/>
         <w:wordWrap/>
-        <w:spacing w:before="0" w:after="80" w:line="276" w:lineRule="auto"/>
+        <w:spacing w:after="80" w:line="276" w:lineRule="auto"/>
         <w:jc w:val="left"/>
       </w:pPr>
       <w:r>
         <w:rPr>
-          <w:rFonts w:ascii="Malgun Gothic" w:hAnsi="Malgun Gothic" w:eastAsia="Malgun Gothic"/>
+          <w:rFonts w:ascii="맑은 고딕" w:eastAsia="맑은 고딕" w:hAnsi="맑은 고딕"/>
           <w:b/>
           <w:color w:val="9E472F"/>
           <w:sz w:val="19"/>
         </w:rPr>
-        <w:t>[장준혁 최종 확인 필요]</w:t>
       </w:r>
+      <w:r/>
       <w:r>
-        <w:br/>
-      </w:r>
-      <w:r>
-        <w:rPr>
-          <w:rFonts w:ascii="Malgun Gothic" w:hAnsi="Malgun Gothic" w:eastAsia="Malgun Gothic"/>
-          <w:b w:val="0"/>
+        <w:rPr>
+          <w:rFonts w:ascii="맑은 고딕" w:eastAsia="맑은 고딕" w:hAnsi="맑은 고딕"/>
           <w:color w:val="1A1714"/>
           <w:sz w:val="19"/>
         </w:rPr>
-        <w:t>이번 프로젝트를 진행하며 화면이 빠르게 반응하는 것만으로는 좋은 사용자 경험이 완성되지 않고, 사용자가 보는 상태와 서버에 저장된 사실이 일치해야 신뢰가 생긴다는 점을 배웠다. 중복 API 호출과 서버 저장 실패 후 화면 상태가 남는 오류를 수정하면서 정상 경로뿐 아니라 보이지 않는 컴포넌트의 생명주기와 실패 경로까지 설계해야 함을 체감했다. 또한 디자인은 보기 좋은 색을 고르는 데서 끝나지 않고, 실제 명도 대비를 계산하고 텍스트·면·상태의 역할을 토큰으로 구분해야 다양한 사용자가 정보를 읽을 수 있다는 점을 배웠다. 앞으로도 오류를 숨기기보다 정직하게 상태를 복원하고 다음 행동을 안내하는 인터페이스를 만들고 싶다.</w:t>
+        <w:t>이번 프로젝트를 진행하면서 화면이 빠르게 바뀌는 것만으로는 충분하지 않다는 것을 배웠다, 사용자가 버튼을 눌렀을 때 화면만 넘어가고 서버에 내용이 저장되지 않으면 다시 접속했을 때 기록이 사라지기 때문에 서비스에 대한 신뢰도 같이 떨어진다, 그래서 버튼 입력, 서버 저장, 저장 성공 확인, 다음 화면 이동 순서가 지켜지는지 확인했고, 실패했을 때는 현재 화면을 유지하면서 이유를 알려 주도록 처리했다. 또한 같은 화면의 모바일용 코드와 데스크톱용 코드를 동시에 불러오면 보이지 않는 화면에서도 API 요청이 실행돼 같은 데이터를 두 번 가져올 수 있다는 점을 확인하면서, 화면에 보이는 부분뿐 아니라 뒤에서 어떤 코드가 실제로 실행되는지도 같이 살펴봐야 한다는 것을 배웠다. 디자인 작업에서도 색을 보기 좋게 고르는 데서 끝내지 않고, 글자가 배경과 충분히 구분되는지 확인하고 버튼·상태·배경에 쓰는 색의 역할을 나눠야 처음 사용하는 사람도 정보를 바로 이해할 수 있다는 점을 배웠다, 앞으로도 기능이 동작하는지만 확인하지 않고 데이터가 남는 과정과 오류가 생겼을 때 사용자가 보게 되는 화면까지 함께 설계하고 싶다</w:t>
       </w:r>
     </w:p>
     <w:p>
@@ -10720,7 +10099,6 @@
           <w:bottom w:val="single" w:sz="3" w:space="0" w:color="000000"/>
           <w:right w:val="single" w:sz="3" w:space="0" w:color="000000"/>
         </w:tblBorders>
-        <w:tblLook w:val="04A0" w:firstRow="1" w:lastRow="0" w:firstColumn="1" w:lastColumn="0" w:noHBand="0" w:noVBand="1"/>
         <w:tblLayout w:type="fixed"/>
         <w:tblCellMar>
           <w:top w:w="28" w:type="dxa"/>
@@ -10728,13 +10106,14 @@
           <w:bottom w:w="28" w:type="dxa"/>
           <w:right w:w="113" w:type="dxa"/>
         </w:tblCellMar>
+        <w:tblLook w:val="04A0" w:firstRow="1" w:lastRow="0" w:firstColumn="1" w:lastColumn="0" w:noHBand="0" w:noVBand="1"/>
       </w:tblPr>
       <w:tblGrid>
         <w:gridCol w:w="9580"/>
       </w:tblGrid>
       <w:tr>
         <w:trPr>
-          <w:trHeight w:val="659" w:hRule="atLeast"/>
+          <w:trHeight w:val="659"/>
         </w:trPr>
         <w:tc>
           <w:tcPr>
@@ -10945,7 +10324,7 @@
         <w:wordWrap/>
         <w:jc w:val="left"/>
         <w:rPr>
-          <w:rFonts w:ascii="휴먼명조" w:eastAsia="휴먼명조" w:hint="eastAsia"/>
+          <w:rFonts w:ascii="휴먼명조" w:eastAsia="휴먼명조"/>
           <w:sz w:val="24"/>
           <w:shd w:val="clear" w:color="000000" w:fill="auto"/>
         </w:rPr>
@@ -10968,21 +10347,7 @@
         <w:rPr>
           <w:sz w:val="30"/>
         </w:rPr>
-        <w:t>. 기대효과 및 활용분야</w:t>
-      </w:r>
-      <w:r>
-        <w:rPr>
-          <w:lang w:eastAsia="ko-KR"/>
-          <w:sz w:val="30"/>
-          <w:rtl w:val="off"/>
-        </w:rPr>
-        <w:t xml:space="preserve"> (김종민)</w:t>
-      </w:r>
-      <w:r>
-        <w:rPr>
-          <w:sz w:val="30"/>
-        </w:rPr>
-        <w:t xml:space="preserve"> </w:t>
+        <w:t xml:space="preserve">. 기대효과 및 활용분야 (김종민) </w:t>
       </w:r>
     </w:p>
     <w:tbl>
@@ -10996,7 +10361,6 @@
           <w:bottom w:val="single" w:sz="3" w:space="0" w:color="000000"/>
           <w:right w:val="single" w:sz="3" w:space="0" w:color="000000"/>
         </w:tblBorders>
-        <w:tblLook w:val="04A0" w:firstRow="1" w:lastRow="0" w:firstColumn="1" w:lastColumn="0" w:noHBand="0" w:noVBand="1"/>
         <w:tblLayout w:type="fixed"/>
         <w:tblCellMar>
           <w:top w:w="28" w:type="dxa"/>
@@ -11004,13 +10368,14 @@
           <w:bottom w:w="28" w:type="dxa"/>
           <w:right w:w="85" w:type="dxa"/>
         </w:tblCellMar>
+        <w:tblLook w:val="04A0" w:firstRow="1" w:lastRow="0" w:firstColumn="1" w:lastColumn="0" w:noHBand="0" w:noVBand="1"/>
       </w:tblPr>
       <w:tblGrid>
         <w:gridCol w:w="9580"/>
       </w:tblGrid>
       <w:tr>
         <w:trPr>
-          <w:trHeight w:val="579" w:hRule="atLeast"/>
+          <w:trHeight w:val="579"/>
         </w:trPr>
         <w:tc>
           <w:tcPr>
@@ -11041,27 +10406,7 @@
                 <w:sz w:val="24"/>
                 <w:szCs w:val="32"/>
               </w:rPr>
-              <w:t xml:space="preserve">※ </w:t>
-            </w:r>
-            <w:r>
-              <w:rPr>
-                <w:rFonts w:asciiTheme="majorHAnsi" w:eastAsiaTheme="majorHAnsi" w:hAnsiTheme="majorHAnsi"/>
-                <w:b/>
-                <w:bCs/>
-                <w:sz w:val="24"/>
-                <w:szCs w:val="32"/>
-              </w:rPr>
-              <w:t>평가항목 :</w:t>
-            </w:r>
-            <w:r>
-              <w:rPr>
-                <w:rFonts w:asciiTheme="majorHAnsi" w:eastAsiaTheme="majorHAnsi" w:hAnsiTheme="majorHAnsi"/>
-                <w:b/>
-                <w:bCs/>
-                <w:sz w:val="24"/>
-                <w:szCs w:val="32"/>
-              </w:rPr>
-              <w:t xml:space="preserve"> 기획력 (활용가능성)</w:t>
+              <w:t>※ 평가항목 : 기획력 (활용가능성)</w:t>
             </w:r>
           </w:p>
         </w:tc>
@@ -11070,11 +10415,11 @@
     <w:p>
       <w:pPr>
         <w:pStyle w:val="af1"/>
-        <w:ind w:left="0"/>
         <w:wordWrap/>
         <w:snapToGrid w:val="0"/>
+        <w:spacing w:line="384" w:lineRule="auto"/>
+        <w:ind w:left="0"/>
         <w:jc w:val="left"/>
-        <w:spacing w:line="384" w:lineRule="auto"/>
       </w:pPr>
       <w:r>
         <w:rPr>
@@ -11121,7 +10466,6 @@
           <w:bottom w:val="single" w:sz="3" w:space="0" w:color="000000"/>
           <w:right w:val="single" w:sz="3" w:space="0" w:color="000000"/>
         </w:tblBorders>
-        <w:tblLook w:val="04A0" w:firstRow="1" w:lastRow="0" w:firstColumn="1" w:lastColumn="0" w:noHBand="0" w:noVBand="1"/>
         <w:tblLayout w:type="fixed"/>
         <w:tblCellMar>
           <w:top w:w="28" w:type="dxa"/>
@@ -11129,13 +10473,14 @@
           <w:bottom w:w="28" w:type="dxa"/>
           <w:right w:w="113" w:type="dxa"/>
         </w:tblCellMar>
+        <w:tblLook w:val="04A0" w:firstRow="1" w:lastRow="0" w:firstColumn="1" w:lastColumn="0" w:noHBand="0" w:noVBand="1"/>
       </w:tblPr>
       <w:tblGrid>
         <w:gridCol w:w="9580"/>
       </w:tblGrid>
       <w:tr>
         <w:trPr>
-          <w:trHeight w:val="659" w:hRule="atLeast"/>
+          <w:trHeight w:val="659"/>
         </w:trPr>
         <w:tc>
           <w:tcPr>
@@ -11214,11 +10559,11 @@
     <w:p>
       <w:pPr>
         <w:pStyle w:val="af1"/>
-        <w:ind w:left="0"/>
         <w:wordWrap/>
         <w:snapToGrid w:val="0"/>
+        <w:spacing w:line="384" w:lineRule="auto"/>
+        <w:ind w:left="0"/>
         <w:jc w:val="left"/>
-        <w:spacing w:line="384" w:lineRule="auto"/>
       </w:pPr>
       <w:r>
         <w:rPr>
@@ -11265,7 +10610,6 @@
           <w:bottom w:val="single" w:sz="3" w:space="0" w:color="000000"/>
           <w:right w:val="single" w:sz="3" w:space="0" w:color="000000"/>
         </w:tblBorders>
-        <w:tblLook w:val="04A0" w:firstRow="1" w:lastRow="0" w:firstColumn="1" w:lastColumn="0" w:noHBand="0" w:noVBand="1"/>
         <w:tblLayout w:type="fixed"/>
         <w:tblCellMar>
           <w:top w:w="28" w:type="dxa"/>
@@ -11273,13 +10617,14 @@
           <w:bottom w:w="28" w:type="dxa"/>
           <w:right w:w="113" w:type="dxa"/>
         </w:tblCellMar>
+        <w:tblLook w:val="04A0" w:firstRow="1" w:lastRow="0" w:firstColumn="1" w:lastColumn="0" w:noHBand="0" w:noVBand="1"/>
       </w:tblPr>
       <w:tblGrid>
         <w:gridCol w:w="9580"/>
       </w:tblGrid>
       <w:tr>
         <w:trPr>
-          <w:trHeight w:val="659" w:hRule="atLeast"/>
+          <w:trHeight w:val="659"/>
         </w:trPr>
         <w:tc>
           <w:tcPr>
@@ -11382,12 +10727,12 @@
     </w:p>
     <w:p>
       <w:pPr>
-        <w:ind w:left="760" w:hanging="760"/>
-        <w:snapToGrid w:val="0"/>
         <w:tabs>
           <w:tab w:val="left" w:pos="4645"/>
         </w:tabs>
+        <w:snapToGrid w:val="0"/>
         <w:spacing w:line="384" w:lineRule="auto"/>
+        <w:ind w:left="760" w:hanging="760"/>
         <w:rPr>
           <w:rFonts w:ascii="휴먼명조" w:eastAsia="휴먼명조"/>
           <w:sz w:val="28"/>
@@ -11405,161 +10750,130 @@
       </w:pPr>
     </w:p>
     <w:sectPr>
+      <w:endnotePr>
+        <w:numFmt w:val="decimal"/>
+      </w:endnotePr>
       <w:pgSz w:w="11906" w:h="16838"/>
       <w:pgMar w:top="1417" w:right="1134" w:bottom="1134" w:left="1134" w:header="850" w:footer="567" w:gutter="0"/>
       <w:cols w:space="0"/>
       <w:docGrid w:linePitch="360"/>
-      <w:endnotePr>
-        <w:numFmt w:val="decimal"/>
-      </w:endnotePr>
     </w:sectPr>
   </w:body>
 </w:document>
 </file>
 
+<file path=word/endnotes.xml><?xml version="1.0" encoding="utf-8"?>
+<w:endnotes xmlns:wpc="http://schemas.microsoft.com/office/word/2010/wordprocessingCanvas" xmlns:cx="http://schemas.microsoft.com/office/drawing/2014/chartex" xmlns:cx1="http://schemas.microsoft.com/office/drawing/2015/9/8/chartex" xmlns:cx2="http://schemas.microsoft.com/office/drawing/2015/10/21/chartex" xmlns:cx3="http://schemas.microsoft.com/office/drawing/2016/5/9/chartex" xmlns:cx4="http://schemas.microsoft.com/office/drawing/2016/5/10/chartex" xmlns:cx5="http://schemas.microsoft.com/office/drawing/2016/5/11/chartex" xmlns:cx6="http://schemas.microsoft.com/office/drawing/2016/5/12/chartex" xmlns:cx7="http://schemas.microsoft.com/office/drawing/2016/5/13/chartex" xmlns:cx8="http://schemas.microsoft.com/office/drawing/2016/5/14/chartex" xmlns:mc="http://schemas.openxmlformats.org/markup-compatibility/2006" xmlns:aink="http://schemas.microsoft.com/office/drawing/2016/ink" xmlns:am3d="http://schemas.microsoft.com/office/drawing/2017/model3d" xmlns:o="urn:schemas-microsoft-com:office:office" xmlns:oel="http://schemas.microsoft.com/office/2019/extlst" xmlns:r="http://schemas.openxmlformats.org/officeDocument/2006/relationships" xmlns:m="http://schemas.openxmlformats.org/officeDocument/2006/math" xmlns:v="urn:schemas-microsoft-com:vml" xmlns:wp14="http://schemas.microsoft.com/office/word/2010/wordprocessingDrawing" xmlns:wp="http://schemas.openxmlformats.org/drawingml/2006/wordprocessingDrawing" xmlns:w10="urn:schemas-microsoft-com:office:word" xmlns:w="http://schemas.openxmlformats.org/wordprocessingml/2006/main" xmlns:w14="http://schemas.microsoft.com/office/word/2010/wordml" xmlns:w15="http://schemas.microsoft.com/office/word/2012/wordml" xmlns:w16cei="http://schemas.microsoft.com/office/word/2026/wordml/cei" xmlns:w16cex="http://schemas.microsoft.com/office/word/2018/wordml/cex" xmlns:w16cid="http://schemas.microsoft.com/office/word/2016/wordml/cid" xmlns:w16="http://schemas.microsoft.com/office/word/2018/wordml" xmlns:w16du="http://schemas.microsoft.com/office/word/2023/wordml/word16du" xmlns:w16sdtdh="http://schemas.microsoft.com/office/word/2020/wordml/sdtdatahash" xmlns:w16sdtfl="http://schemas.microsoft.com/office/word/2024/wordml/sdtformatlock" xmlns:w16se="http://schemas.microsoft.com/office/word/2015/wordml/symex" xmlns:wpg="http://schemas.microsoft.com/office/word/2010/wordprocessingGroup" xmlns:wpi="http://schemas.microsoft.com/office/word/2010/wordprocessingInk" xmlns:wne="http://schemas.microsoft.com/office/word/2006/wordml" xmlns:wps="http://schemas.microsoft.com/office/word/2010/wordprocessingShape" mc:Ignorable="w14 w15 w16se w16cid w16 w16cex w16sdtdh w16sdtfl w16du wp14">
+  <w:endnote w:type="separator" w:id="-1">
+    <w:p>
+      <w:pPr>
+        <w:spacing w:after="0"/>
+      </w:pPr>
+      <w:r>
+        <w:separator/>
+      </w:r>
+    </w:p>
+  </w:endnote>
+  <w:endnote w:type="continuationSeparator" w:id="0">
+    <w:p>
+      <w:pPr>
+        <w:spacing w:after="0"/>
+      </w:pPr>
+      <w:r>
+        <w:continuationSeparator/>
+      </w:r>
+    </w:p>
+  </w:endnote>
+</w:endnotes>
+</file>
+
+<file path=word/footnotes.xml><?xml version="1.0" encoding="utf-8"?>
+<w:footnotes xmlns:wpc="http://schemas.microsoft.com/office/word/2010/wordprocessingCanvas" xmlns:cx="http://schemas.microsoft.com/office/drawing/2014/chartex" xmlns:cx1="http://schemas.microsoft.com/office/drawing/2015/9/8/chartex" xmlns:cx2="http://schemas.microsoft.com/office/drawing/2015/10/21/chartex" xmlns:cx3="http://schemas.microsoft.com/office/drawing/2016/5/9/chartex" xmlns:cx4="http://schemas.microsoft.com/office/drawing/2016/5/10/chartex" xmlns:cx5="http://schemas.microsoft.com/office/drawing/2016/5/11/chartex" xmlns:cx6="http://schemas.microsoft.com/office/drawing/2016/5/12/chartex" xmlns:cx7="http://schemas.microsoft.com/office/drawing/2016/5/13/chartex" xmlns:cx8="http://schemas.microsoft.com/office/drawing/2016/5/14/chartex" xmlns:mc="http://schemas.openxmlformats.org/markup-compatibility/2006" xmlns:aink="http://schemas.microsoft.com/office/drawing/2016/ink" xmlns:am3d="http://schemas.microsoft.com/office/drawing/2017/model3d" xmlns:o="urn:schemas-microsoft-com:office:office" xmlns:oel="http://schemas.microsoft.com/office/2019/extlst" xmlns:r="http://schemas.openxmlformats.org/officeDocument/2006/relationships" xmlns:m="http://schemas.openxmlformats.org/officeDocument/2006/math" xmlns:v="urn:schemas-microsoft-com:vml" xmlns:wp14="http://schemas.microsoft.com/office/word/2010/wordprocessingDrawing" xmlns:wp="http://schemas.openxmlformats.org/drawingml/2006/wordprocessingDrawing" xmlns:w10="urn:schemas-microsoft-com:office:word" xmlns:w="http://schemas.openxmlformats.org/wordprocessingml/2006/main" xmlns:w14="http://schemas.microsoft.com/office/word/2010/wordml" xmlns:w15="http://schemas.microsoft.com/office/word/2012/wordml" xmlns:w16cei="http://schemas.microsoft.com/office/word/2026/wordml/cei" xmlns:w16cex="http://schemas.microsoft.com/office/word/2018/wordml/cex" xmlns:w16cid="http://schemas.microsoft.com/office/word/2016/wordml/cid" xmlns:w16="http://schemas.microsoft.com/office/word/2018/wordml" xmlns:w16du="http://schemas.microsoft.com/office/word/2023/wordml/word16du" xmlns:w16sdtdh="http://schemas.microsoft.com/office/word/2020/wordml/sdtdatahash" xmlns:w16sdtfl="http://schemas.microsoft.com/office/word/2024/wordml/sdtformatlock" xmlns:w16se="http://schemas.microsoft.com/office/word/2015/wordml/symex" xmlns:wpg="http://schemas.microsoft.com/office/word/2010/wordprocessingGroup" xmlns:wpi="http://schemas.microsoft.com/office/word/2010/wordprocessingInk" xmlns:wne="http://schemas.microsoft.com/office/word/2006/wordml" xmlns:wps="http://schemas.microsoft.com/office/word/2010/wordprocessingShape" mc:Ignorable="w14 w15 w16se w16cid w16 w16cex w16sdtdh w16sdtfl w16du wp14">
+  <w:footnote w:type="separator" w:id="-1">
+    <w:p>
+      <w:pPr>
+        <w:spacing w:after="0"/>
+      </w:pPr>
+      <w:r>
+        <w:separator/>
+      </w:r>
+    </w:p>
+  </w:footnote>
+  <w:footnote w:type="continuationSeparator" w:id="0">
+    <w:p>
+      <w:pPr>
+        <w:spacing w:after="0"/>
+      </w:pPr>
+      <w:r>
+        <w:continuationSeparator/>
+      </w:r>
+    </w:p>
+  </w:footnote>
+</w:footnotes>
+</file>
+
 <file path=word/numbering.xml><?xml version="1.0" encoding="utf-8"?>
-<w:numbering xmlns:ve="http://schemas.openxmlformats.org/markup-compatibility/2006" xmlns:o="urn:schemas-microsoft-com:office:office" xmlns:r="http://schemas.openxmlformats.org/officeDocument/2006/relationships" xmlns:m="http://schemas.openxmlformats.org/officeDocument/2006/math" xmlns:v="urn:schemas-microsoft-com:vml" xmlns:wp="http://schemas.openxmlformats.org/drawingml/2006/wordprocessingDrawing" xmlns:w10="urn:schemas-microsoft-com:office:word" xmlns:w="http://schemas.openxmlformats.org/wordprocessingml/2006/main" xmlns:w14="http://schemas.microsoft.com/office/word/2010/wordml" xmlns:wne="http://schemas.microsoft.com/office/word/2006/wordml">
-  <w:abstractNum w:abstractNumId="0">
-    <w:nsid w:val="57e831db"/>
-    <w:multiLevelType w:val="hybridMultilevel"/>
-    <w:tmpl w:val="ff24bd5e"/>
-    <w:lvl w:ilvl="0" w:tplc="cdee7cc">
+<w:numbering xmlns:wpc="http://schemas.microsoft.com/office/word/2010/wordprocessingCanvas" xmlns:cx="http://schemas.microsoft.com/office/drawing/2014/chartex" xmlns:cx1="http://schemas.microsoft.com/office/drawing/2015/9/8/chartex" xmlns:cx2="http://schemas.microsoft.com/office/drawing/2015/10/21/chartex" xmlns:cx3="http://schemas.microsoft.com/office/drawing/2016/5/9/chartex" xmlns:cx4="http://schemas.microsoft.com/office/drawing/2016/5/10/chartex" xmlns:cx5="http://schemas.microsoft.com/office/drawing/2016/5/11/chartex" xmlns:cx6="http://schemas.microsoft.com/office/drawing/2016/5/12/chartex" xmlns:cx7="http://schemas.microsoft.com/office/drawing/2016/5/13/chartex" xmlns:cx8="http://schemas.microsoft.com/office/drawing/2016/5/14/chartex" xmlns:mc="http://schemas.openxmlformats.org/markup-compatibility/2006" xmlns:aink="http://schemas.microsoft.com/office/drawing/2016/ink" xmlns:am3d="http://schemas.microsoft.com/office/drawing/2017/model3d" xmlns:o="urn:schemas-microsoft-com:office:office" xmlns:oel="http://schemas.microsoft.com/office/2019/extlst" xmlns:r="http://schemas.openxmlformats.org/officeDocument/2006/relationships" xmlns:m="http://schemas.openxmlformats.org/officeDocument/2006/math" xmlns:v="urn:schemas-microsoft-com:vml" xmlns:wp14="http://schemas.microsoft.com/office/word/2010/wordprocessingDrawing" xmlns:wp="http://schemas.openxmlformats.org/drawingml/2006/wordprocessingDrawing" xmlns:w10="urn:schemas-microsoft-com:office:word" xmlns:w="http://schemas.openxmlformats.org/wordprocessingml/2006/main" xmlns:w14="http://schemas.microsoft.com/office/word/2010/wordml" xmlns:w15="http://schemas.microsoft.com/office/word/2012/wordml" xmlns:w16cei="http://schemas.microsoft.com/office/word/2026/wordml/cei" xmlns:w16cex="http://schemas.microsoft.com/office/word/2018/wordml/cex" xmlns:w16cid="http://schemas.microsoft.com/office/word/2016/wordml/cid" xmlns:w16="http://schemas.microsoft.com/office/word/2018/wordml" xmlns:w16du="http://schemas.microsoft.com/office/word/2023/wordml/word16du" xmlns:w16sdtdh="http://schemas.microsoft.com/office/word/2020/wordml/sdtdatahash" xmlns:w16sdtfl="http://schemas.microsoft.com/office/word/2024/wordml/sdtformatlock" xmlns:w16se="http://schemas.microsoft.com/office/word/2015/wordml/symex" xmlns:wpg="http://schemas.microsoft.com/office/word/2010/wordprocessingGroup" xmlns:wpi="http://schemas.microsoft.com/office/word/2010/wordprocessingInk" xmlns:wne="http://schemas.microsoft.com/office/word/2006/wordml" xmlns:wps="http://schemas.microsoft.com/office/word/2010/wordprocessingShape" mc:Ignorable="w14 w15 w16se w16cid w16 w16cex w16sdtdh w16sdtfl w16du wp14">
+  <w:abstractNum w:abstractNumId="0" w15:restartNumberingAfterBreak="0">
+    <w:nsid w:val="15510213"/>
+    <w:multiLevelType w:val="multilevel"/>
+    <w:tmpl w:val="702832EA"/>
+    <w:lvl w:ilvl="0">
       <w:start w:val="1"/>
+      <w:numFmt w:val="decimal"/>
+      <w:pStyle w:val="1"/>
+      <w:suff w:val="space"/>
       <w:lvlText w:val="%1."/>
       <w:lvlJc w:val="left"/>
-      <w:pPr>
-        <w:ind w:left="500" w:hanging="360"/>
-      </w:pPr>
-      <w:rPr>
-        <w:rFonts w:eastAsia="휴먼명조" w:hint="default"/>
-      </w:rPr>
-    </w:lvl>
-    <w:lvl w:ilvl="1" w:tentative="on" w:tplc="4090019">
-      <w:start w:val="1"/>
-      <w:numFmt w:val="upperLetter"/>
-      <w:lvlText w:val="%2."/>
-      <w:lvlJc w:val="left"/>
-      <w:pPr>
-        <w:ind w:left="1020" w:hanging="440"/>
-      </w:pPr>
-    </w:lvl>
-    <w:lvl w:ilvl="2" w:tentative="on" w:tplc="409001b">
-      <w:start w:val="1"/>
-      <w:numFmt w:val="lowerRoman"/>
-      <w:lvlText w:val="%3."/>
-      <w:lvlJc w:val="right"/>
-      <w:pPr>
-        <w:ind w:left="1460" w:hanging="440"/>
-      </w:pPr>
-    </w:lvl>
-    <w:lvl w:ilvl="3" w:tentative="on" w:tplc="409000f">
-      <w:start w:val="1"/>
-      <w:lvlText w:val="%4."/>
-      <w:lvlJc w:val="left"/>
-      <w:pPr>
-        <w:ind w:left="1900" w:hanging="440"/>
-      </w:pPr>
-    </w:lvl>
-    <w:lvl w:ilvl="4" w:tentative="on" w:tplc="4090019">
-      <w:start w:val="1"/>
-      <w:numFmt w:val="upperLetter"/>
-      <w:lvlText w:val="%5."/>
-      <w:lvlJc w:val="left"/>
-      <w:pPr>
-        <w:ind w:left="2340" w:hanging="440"/>
-      </w:pPr>
-    </w:lvl>
-    <w:lvl w:ilvl="5" w:tentative="on" w:tplc="409001b">
-      <w:start w:val="1"/>
-      <w:numFmt w:val="lowerRoman"/>
-      <w:lvlText w:val="%6."/>
-      <w:lvlJc w:val="right"/>
-      <w:pPr>
-        <w:ind w:left="2780" w:hanging="440"/>
-      </w:pPr>
-    </w:lvl>
-    <w:lvl w:ilvl="6" w:tentative="on" w:tplc="409000f">
-      <w:start w:val="1"/>
-      <w:lvlText w:val="%7."/>
-      <w:lvlJc w:val="left"/>
-      <w:pPr>
-        <w:ind w:left="3220" w:hanging="440"/>
-      </w:pPr>
-    </w:lvl>
-    <w:lvl w:ilvl="7" w:tentative="on" w:tplc="4090019">
-      <w:start w:val="1"/>
-      <w:numFmt w:val="upperLetter"/>
-      <w:lvlText w:val="%8."/>
-      <w:lvlJc w:val="left"/>
-      <w:pPr>
-        <w:ind w:left="3660" w:hanging="440"/>
-      </w:pPr>
-    </w:lvl>
-    <w:lvl w:ilvl="8" w:tentative="on" w:tplc="409001b">
-      <w:start w:val="1"/>
-      <w:numFmt w:val="lowerRoman"/>
-      <w:lvlText w:val="%9."/>
-      <w:lvlJc w:val="right"/>
-      <w:pPr>
-        <w:ind w:left="4100" w:hanging="440"/>
-      </w:pPr>
-    </w:lvl>
-  </w:abstractNum>
-  <w:abstractNum w:abstractNumId="1">
-    <w:nsid w:val="15510213"/>
-    <w:multiLevelType w:val="multilevel"/>
-    <w:tmpl w:val="702832ea"/>
-    <w:lvl w:ilvl="0">
-      <w:start w:val="1"/>
-      <w:lvlText w:val="%1."/>
-      <w:lvlJc w:val="left"/>
-      <w:pStyle w:val="1"/>
-      <w:suff w:val="space"/>
     </w:lvl>
     <w:lvl w:ilvl="1">
       <w:start w:val="1"/>
       <w:numFmt w:val="ganada"/>
+      <w:suff w:val="space"/>
       <w:lvlText w:val="%2."/>
       <w:lvlJc w:val="left"/>
-      <w:suff w:val="space"/>
     </w:lvl>
     <w:lvl w:ilvl="2">
       <w:start w:val="1"/>
+      <w:numFmt w:val="decimal"/>
+      <w:suff w:val="space"/>
       <w:lvlText w:val="%3)"/>
       <w:lvlJc w:val="left"/>
-      <w:suff w:val="space"/>
     </w:lvl>
     <w:lvl w:ilvl="3">
       <w:start w:val="1"/>
       <w:numFmt w:val="ganada"/>
+      <w:suff w:val="space"/>
       <w:lvlText w:val="%4)"/>
       <w:lvlJc w:val="left"/>
-      <w:suff w:val="space"/>
     </w:lvl>
     <w:lvl w:ilvl="4">
       <w:start w:val="1"/>
+      <w:numFmt w:val="decimal"/>
+      <w:suff w:val="space"/>
       <w:lvlText w:val="(%5)"/>
       <w:lvlJc w:val="left"/>
-      <w:suff w:val="space"/>
     </w:lvl>
     <w:lvl w:ilvl="5">
       <w:start w:val="1"/>
       <w:numFmt w:val="ganada"/>
+      <w:suff w:val="space"/>
       <w:lvlText w:val="(%6)"/>
       <w:lvlJc w:val="left"/>
-      <w:suff w:val="space"/>
     </w:lvl>
     <w:lvl w:ilvl="6">
       <w:start w:val="1"/>
       <w:numFmt w:val="decimalEnclosedCircle"/>
+      <w:suff w:val="space"/>
       <w:lvlText w:val="%7"/>
       <w:lvlJc w:val="left"/>
-      <w:suff w:val="space"/>
     </w:lvl>
     <w:lvl w:ilvl="7">
       <w:start w:val="1"/>
+      <w:numFmt w:val="decimal"/>
+      <w:suff w:val="nothing"/>
+      <w:lvlText w:val=""/>
       <w:lvlJc w:val="left"/>
-      <w:suff w:val="nothing"/>
       <w:rPr>
         <w:rFonts w:ascii="함초롬바탕" w:eastAsia="함초롬바탕" w:hAnsi="함초롬바탕"/>
         <w:color w:val="000000"/>
@@ -11569,8 +10883,10 @@
     </w:lvl>
     <w:lvl w:ilvl="8">
       <w:start w:val="1"/>
+      <w:numFmt w:val="decimal"/>
+      <w:suff w:val="nothing"/>
+      <w:lvlText w:val=""/>
       <w:lvlJc w:val="left"/>
-      <w:suff w:val="nothing"/>
       <w:rPr>
         <w:rFonts w:ascii="함초롬바탕" w:eastAsia="함초롬바탕" w:hAnsi="함초롬바탕"/>
         <w:color w:val="000000"/>
@@ -11579,61 +10895,66 @@
       </w:rPr>
     </w:lvl>
   </w:abstractNum>
-  <w:abstractNum w:abstractNumId="2">
-    <w:nsid w:val="3c83372f"/>
+  <w:abstractNum w:abstractNumId="1" w15:restartNumberingAfterBreak="0">
+    <w:nsid w:val="1E195765"/>
     <w:multiLevelType w:val="multilevel"/>
-    <w:tmpl w:val="93767fe2"/>
+    <w:tmpl w:val="1562A856"/>
     <w:lvl w:ilvl="0">
       <w:start w:val="1"/>
+      <w:numFmt w:val="decimal"/>
+      <w:suff w:val="space"/>
       <w:lvlText w:val="%1."/>
       <w:lvlJc w:val="left"/>
-      <w:suff w:val="space"/>
     </w:lvl>
     <w:lvl w:ilvl="1">
       <w:start w:val="1"/>
       <w:numFmt w:val="ganada"/>
+      <w:suff w:val="space"/>
       <w:lvlText w:val="%2."/>
       <w:lvlJc w:val="left"/>
-      <w:pStyle w:val="2"/>
-      <w:suff w:val="space"/>
     </w:lvl>
     <w:lvl w:ilvl="2">
       <w:start w:val="1"/>
+      <w:numFmt w:val="decimal"/>
+      <w:pStyle w:val="3"/>
+      <w:suff w:val="space"/>
       <w:lvlText w:val="%3)"/>
       <w:lvlJc w:val="left"/>
-      <w:suff w:val="space"/>
     </w:lvl>
     <w:lvl w:ilvl="3">
       <w:start w:val="1"/>
       <w:numFmt w:val="ganada"/>
+      <w:suff w:val="space"/>
       <w:lvlText w:val="%4)"/>
       <w:lvlJc w:val="left"/>
-      <w:suff w:val="space"/>
     </w:lvl>
     <w:lvl w:ilvl="4">
       <w:start w:val="1"/>
+      <w:numFmt w:val="decimal"/>
+      <w:suff w:val="space"/>
       <w:lvlText w:val="(%5)"/>
       <w:lvlJc w:val="left"/>
-      <w:suff w:val="space"/>
     </w:lvl>
     <w:lvl w:ilvl="5">
       <w:start w:val="1"/>
       <w:numFmt w:val="ganada"/>
+      <w:suff w:val="space"/>
       <w:lvlText w:val="(%6)"/>
       <w:lvlJc w:val="left"/>
-      <w:suff w:val="space"/>
     </w:lvl>
     <w:lvl w:ilvl="6">
       <w:start w:val="1"/>
       <w:numFmt w:val="decimalEnclosedCircle"/>
+      <w:suff w:val="space"/>
       <w:lvlText w:val="%7"/>
       <w:lvlJc w:val="left"/>
-      <w:suff w:val="space"/>
     </w:lvl>
     <w:lvl w:ilvl="7">
       <w:start w:val="1"/>
+      <w:numFmt w:val="decimal"/>
+      <w:suff w:val="nothing"/>
+      <w:lvlText w:val=""/>
       <w:lvlJc w:val="left"/>
-      <w:suff w:val="nothing"/>
       <w:rPr>
         <w:rFonts w:ascii="함초롬바탕" w:eastAsia="함초롬바탕" w:hAnsi="함초롬바탕"/>
         <w:color w:val="000000"/>
@@ -11643,8 +10964,10 @@
     </w:lvl>
     <w:lvl w:ilvl="8">
       <w:start w:val="1"/>
+      <w:numFmt w:val="decimal"/>
+      <w:suff w:val="nothing"/>
+      <w:lvlText w:val=""/>
       <w:lvlJc w:val="left"/>
-      <w:suff w:val="nothing"/>
       <w:rPr>
         <w:rFonts w:ascii="함초롬바탕" w:eastAsia="함초롬바탕" w:hAnsi="함초롬바탕"/>
         <w:color w:val="000000"/>
@@ -11653,61 +10976,66 @@
       </w:rPr>
     </w:lvl>
   </w:abstractNum>
-  <w:abstractNum w:abstractNumId="3">
-    <w:nsid w:val="1e195765"/>
+  <w:abstractNum w:abstractNumId="2" w15:restartNumberingAfterBreak="0">
+    <w:nsid w:val="23A231F2"/>
     <w:multiLevelType w:val="multilevel"/>
-    <w:tmpl w:val="1562a856"/>
+    <w:tmpl w:val="C290B62E"/>
     <w:lvl w:ilvl="0">
       <w:start w:val="1"/>
+      <w:numFmt w:val="decimal"/>
+      <w:suff w:val="space"/>
       <w:lvlText w:val="%1."/>
       <w:lvlJc w:val="left"/>
-      <w:suff w:val="space"/>
     </w:lvl>
     <w:lvl w:ilvl="1">
       <w:start w:val="1"/>
       <w:numFmt w:val="ganada"/>
+      <w:suff w:val="space"/>
       <w:lvlText w:val="%2."/>
       <w:lvlJc w:val="left"/>
-      <w:suff w:val="space"/>
     </w:lvl>
     <w:lvl w:ilvl="2">
       <w:start w:val="1"/>
+      <w:numFmt w:val="decimal"/>
+      <w:suff w:val="space"/>
       <w:lvlText w:val="%3)"/>
       <w:lvlJc w:val="left"/>
-      <w:pStyle w:val="3"/>
-      <w:suff w:val="space"/>
     </w:lvl>
     <w:lvl w:ilvl="3">
       <w:start w:val="1"/>
       <w:numFmt w:val="ganada"/>
+      <w:suff w:val="space"/>
       <w:lvlText w:val="%4)"/>
       <w:lvlJc w:val="left"/>
-      <w:suff w:val="space"/>
     </w:lvl>
     <w:lvl w:ilvl="4">
       <w:start w:val="1"/>
+      <w:numFmt w:val="decimal"/>
+      <w:suff w:val="space"/>
       <w:lvlText w:val="(%5)"/>
       <w:lvlJc w:val="left"/>
-      <w:suff w:val="space"/>
     </w:lvl>
     <w:lvl w:ilvl="5">
       <w:start w:val="1"/>
       <w:numFmt w:val="ganada"/>
+      <w:pStyle w:val="6"/>
+      <w:suff w:val="space"/>
       <w:lvlText w:val="(%6)"/>
       <w:lvlJc w:val="left"/>
-      <w:suff w:val="space"/>
     </w:lvl>
     <w:lvl w:ilvl="6">
       <w:start w:val="1"/>
       <w:numFmt w:val="decimalEnclosedCircle"/>
+      <w:suff w:val="space"/>
       <w:lvlText w:val="%7"/>
       <w:lvlJc w:val="left"/>
-      <w:suff w:val="space"/>
     </w:lvl>
     <w:lvl w:ilvl="7">
       <w:start w:val="1"/>
+      <w:numFmt w:val="decimal"/>
+      <w:suff w:val="nothing"/>
+      <w:lvlText w:val=""/>
       <w:lvlJc w:val="left"/>
-      <w:suff w:val="nothing"/>
       <w:rPr>
         <w:rFonts w:ascii="함초롬바탕" w:eastAsia="함초롬바탕" w:hAnsi="함초롬바탕"/>
         <w:color w:val="000000"/>
@@ -11717,8 +11045,10 @@
     </w:lvl>
     <w:lvl w:ilvl="8">
       <w:start w:val="1"/>
+      <w:numFmt w:val="decimal"/>
+      <w:suff w:val="nothing"/>
+      <w:lvlText w:val=""/>
       <w:lvlJc w:val="left"/>
-      <w:suff w:val="nothing"/>
       <w:rPr>
         <w:rFonts w:ascii="함초롬바탕" w:eastAsia="함초롬바탕" w:hAnsi="함초롬바탕"/>
         <w:color w:val="000000"/>
@@ -11727,61 +11057,66 @@
       </w:rPr>
     </w:lvl>
   </w:abstractNum>
-  <w:abstractNum w:abstractNumId="4">
-    <w:nsid w:val="7f3b4892"/>
+  <w:abstractNum w:abstractNumId="3" w15:restartNumberingAfterBreak="0">
+    <w:nsid w:val="26EB45BB"/>
     <w:multiLevelType w:val="multilevel"/>
-    <w:tmpl w:val="b0fc44d8"/>
+    <w:tmpl w:val="CBE81C9C"/>
     <w:lvl w:ilvl="0">
       <w:start w:val="1"/>
+      <w:numFmt w:val="decimal"/>
+      <w:suff w:val="space"/>
       <w:lvlText w:val="%1."/>
       <w:lvlJc w:val="left"/>
-      <w:suff w:val="space"/>
     </w:lvl>
     <w:lvl w:ilvl="1">
       <w:start w:val="1"/>
       <w:numFmt w:val="ganada"/>
+      <w:suff w:val="space"/>
       <w:lvlText w:val="%2."/>
       <w:lvlJc w:val="left"/>
-      <w:suff w:val="space"/>
     </w:lvl>
     <w:lvl w:ilvl="2">
       <w:start w:val="1"/>
+      <w:numFmt w:val="decimal"/>
+      <w:suff w:val="space"/>
       <w:lvlText w:val="%3)"/>
       <w:lvlJc w:val="left"/>
-      <w:suff w:val="space"/>
     </w:lvl>
     <w:lvl w:ilvl="3">
       <w:start w:val="1"/>
       <w:numFmt w:val="ganada"/>
+      <w:suff w:val="space"/>
       <w:lvlText w:val="%4)"/>
       <w:lvlJc w:val="left"/>
-      <w:pStyle w:val="4"/>
-      <w:suff w:val="space"/>
     </w:lvl>
     <w:lvl w:ilvl="4">
       <w:start w:val="1"/>
+      <w:numFmt w:val="decimal"/>
+      <w:pStyle w:val="5"/>
+      <w:suff w:val="space"/>
       <w:lvlText w:val="(%5)"/>
       <w:lvlJc w:val="left"/>
-      <w:suff w:val="space"/>
     </w:lvl>
     <w:lvl w:ilvl="5">
       <w:start w:val="1"/>
       <w:numFmt w:val="ganada"/>
+      <w:suff w:val="space"/>
       <w:lvlText w:val="(%6)"/>
       <w:lvlJc w:val="left"/>
-      <w:suff w:val="space"/>
     </w:lvl>
     <w:lvl w:ilvl="6">
       <w:start w:val="1"/>
       <w:numFmt w:val="decimalEnclosedCircle"/>
+      <w:suff w:val="space"/>
       <w:lvlText w:val="%7"/>
       <w:lvlJc w:val="left"/>
-      <w:suff w:val="space"/>
     </w:lvl>
     <w:lvl w:ilvl="7">
       <w:start w:val="1"/>
+      <w:numFmt w:val="decimal"/>
+      <w:suff w:val="nothing"/>
+      <w:lvlText w:val=""/>
       <w:lvlJc w:val="left"/>
-      <w:suff w:val="nothing"/>
       <w:rPr>
         <w:rFonts w:ascii="함초롬바탕" w:eastAsia="함초롬바탕" w:hAnsi="함초롬바탕"/>
         <w:color w:val="000000"/>
@@ -11791,8 +11126,10 @@
     </w:lvl>
     <w:lvl w:ilvl="8">
       <w:start w:val="1"/>
+      <w:numFmt w:val="decimal"/>
+      <w:suff w:val="nothing"/>
+      <w:lvlText w:val=""/>
       <w:lvlJc w:val="left"/>
-      <w:suff w:val="nothing"/>
       <w:rPr>
         <w:rFonts w:ascii="함초롬바탕" w:eastAsia="함초롬바탕" w:hAnsi="함초롬바탕"/>
         <w:color w:val="000000"/>
@@ -11801,61 +11138,65 @@
       </w:rPr>
     </w:lvl>
   </w:abstractNum>
-  <w:abstractNum w:abstractNumId="5">
-    <w:nsid w:val="26eb45bb"/>
+  <w:abstractNum w:abstractNumId="4" w15:restartNumberingAfterBreak="0">
+    <w:nsid w:val="35CD2955"/>
     <w:multiLevelType w:val="multilevel"/>
-    <w:tmpl w:val="cbe81c9c"/>
+    <w:tmpl w:val="ADF287E0"/>
     <w:lvl w:ilvl="0">
       <w:start w:val="1"/>
+      <w:numFmt w:val="decimal"/>
+      <w:suff w:val="space"/>
       <w:lvlText w:val="%1."/>
       <w:lvlJc w:val="left"/>
-      <w:suff w:val="space"/>
     </w:lvl>
     <w:lvl w:ilvl="1">
       <w:start w:val="1"/>
       <w:numFmt w:val="ganada"/>
+      <w:suff w:val="space"/>
       <w:lvlText w:val="%2."/>
       <w:lvlJc w:val="left"/>
-      <w:suff w:val="space"/>
     </w:lvl>
     <w:lvl w:ilvl="2">
       <w:start w:val="1"/>
+      <w:numFmt w:val="decimal"/>
+      <w:suff w:val="space"/>
       <w:lvlText w:val="%3)"/>
       <w:lvlJc w:val="left"/>
-      <w:suff w:val="space"/>
     </w:lvl>
     <w:lvl w:ilvl="3">
       <w:start w:val="1"/>
       <w:numFmt w:val="ganada"/>
+      <w:suff w:val="space"/>
       <w:lvlText w:val="%4)"/>
       <w:lvlJc w:val="left"/>
-      <w:suff w:val="space"/>
     </w:lvl>
     <w:lvl w:ilvl="4">
       <w:start w:val="1"/>
+      <w:numFmt w:val="decimal"/>
+      <w:suff w:val="space"/>
       <w:lvlText w:val="(%5)"/>
       <w:lvlJc w:val="left"/>
-      <w:pStyle w:val="5"/>
-      <w:suff w:val="space"/>
     </w:lvl>
     <w:lvl w:ilvl="5">
       <w:start w:val="1"/>
       <w:numFmt w:val="ganada"/>
+      <w:suff w:val="space"/>
       <w:lvlText w:val="(%6)"/>
       <w:lvlJc w:val="left"/>
-      <w:suff w:val="space"/>
     </w:lvl>
     <w:lvl w:ilvl="6">
       <w:start w:val="1"/>
       <w:numFmt w:val="decimalEnclosedCircle"/>
+      <w:suff w:val="space"/>
       <w:lvlText w:val="%7"/>
       <w:lvlJc w:val="left"/>
-      <w:suff w:val="space"/>
     </w:lvl>
     <w:lvl w:ilvl="7">
       <w:start w:val="1"/>
+      <w:numFmt w:val="decimal"/>
+      <w:suff w:val="nothing"/>
+      <w:lvlText w:val=""/>
       <w:lvlJc w:val="left"/>
-      <w:suff w:val="nothing"/>
       <w:rPr>
         <w:rFonts w:ascii="함초롬바탕" w:eastAsia="함초롬바탕" w:hAnsi="함초롬바탕"/>
         <w:color w:val="000000"/>
@@ -11865,8 +11206,11 @@
     </w:lvl>
     <w:lvl w:ilvl="8">
       <w:start w:val="1"/>
+      <w:numFmt w:val="decimal"/>
+      <w:pStyle w:val="9"/>
+      <w:suff w:val="nothing"/>
+      <w:lvlText w:val=""/>
       <w:lvlJc w:val="left"/>
-      <w:suff w:val="nothing"/>
       <w:rPr>
         <w:rFonts w:ascii="함초롬바탕" w:eastAsia="함초롬바탕" w:hAnsi="함초롬바탕"/>
         <w:color w:val="000000"/>
@@ -11875,61 +11219,66 @@
       </w:rPr>
     </w:lvl>
   </w:abstractNum>
-  <w:abstractNum w:abstractNumId="6">
-    <w:nsid w:val="23a231f2"/>
+  <w:abstractNum w:abstractNumId="5" w15:restartNumberingAfterBreak="0">
+    <w:nsid w:val="3C83372F"/>
     <w:multiLevelType w:val="multilevel"/>
-    <w:tmpl w:val="c290b62e"/>
+    <w:tmpl w:val="93767FE2"/>
     <w:lvl w:ilvl="0">
       <w:start w:val="1"/>
+      <w:numFmt w:val="decimal"/>
+      <w:suff w:val="space"/>
       <w:lvlText w:val="%1."/>
       <w:lvlJc w:val="left"/>
-      <w:suff w:val="space"/>
     </w:lvl>
     <w:lvl w:ilvl="1">
       <w:start w:val="1"/>
       <w:numFmt w:val="ganada"/>
+      <w:pStyle w:val="2"/>
+      <w:suff w:val="space"/>
       <w:lvlText w:val="%2."/>
       <w:lvlJc w:val="left"/>
-      <w:suff w:val="space"/>
     </w:lvl>
     <w:lvl w:ilvl="2">
       <w:start w:val="1"/>
+      <w:numFmt w:val="decimal"/>
+      <w:suff w:val="space"/>
       <w:lvlText w:val="%3)"/>
       <w:lvlJc w:val="left"/>
-      <w:suff w:val="space"/>
     </w:lvl>
     <w:lvl w:ilvl="3">
       <w:start w:val="1"/>
       <w:numFmt w:val="ganada"/>
+      <w:suff w:val="space"/>
       <w:lvlText w:val="%4)"/>
       <w:lvlJc w:val="left"/>
-      <w:suff w:val="space"/>
     </w:lvl>
     <w:lvl w:ilvl="4">
       <w:start w:val="1"/>
+      <w:numFmt w:val="decimal"/>
+      <w:suff w:val="space"/>
       <w:lvlText w:val="(%5)"/>
       <w:lvlJc w:val="left"/>
-      <w:suff w:val="space"/>
     </w:lvl>
     <w:lvl w:ilvl="5">
       <w:start w:val="1"/>
       <w:numFmt w:val="ganada"/>
+      <w:suff w:val="space"/>
       <w:lvlText w:val="(%6)"/>
       <w:lvlJc w:val="left"/>
-      <w:pStyle w:val="6"/>
-      <w:suff w:val="space"/>
     </w:lvl>
     <w:lvl w:ilvl="6">
       <w:start w:val="1"/>
       <w:numFmt w:val="decimalEnclosedCircle"/>
+      <w:suff w:val="space"/>
       <w:lvlText w:val="%7"/>
       <w:lvlJc w:val="left"/>
-      <w:suff w:val="space"/>
     </w:lvl>
     <w:lvl w:ilvl="7">
       <w:start w:val="1"/>
+      <w:numFmt w:val="decimal"/>
+      <w:suff w:val="nothing"/>
+      <w:lvlText w:val=""/>
       <w:lvlJc w:val="left"/>
-      <w:suff w:val="nothing"/>
       <w:rPr>
         <w:rFonts w:ascii="함초롬바탕" w:eastAsia="함초롬바탕" w:hAnsi="함초롬바탕"/>
         <w:color w:val="000000"/>
@@ -11939,8 +11288,10 @@
     </w:lvl>
     <w:lvl w:ilvl="8">
       <w:start w:val="1"/>
+      <w:numFmt w:val="decimal"/>
+      <w:suff w:val="nothing"/>
+      <w:lvlText w:val=""/>
       <w:lvlJc w:val="left"/>
-      <w:suff w:val="nothing"/>
       <w:rPr>
         <w:rFonts w:ascii="함초롬바탕" w:eastAsia="함초롬바탕" w:hAnsi="함초롬바탕"/>
         <w:color w:val="000000"/>
@@ -11949,61 +11300,66 @@
       </w:rPr>
     </w:lvl>
   </w:abstractNum>
-  <w:abstractNum w:abstractNumId="7">
-    <w:nsid w:val="49ab7292"/>
+  <w:abstractNum w:abstractNumId="6" w15:restartNumberingAfterBreak="0">
+    <w:nsid w:val="49AB7292"/>
     <w:multiLevelType w:val="multilevel"/>
-    <w:tmpl w:val="1c5eb31e"/>
+    <w:tmpl w:val="1C5EB31E"/>
     <w:lvl w:ilvl="0">
       <w:start w:val="1"/>
+      <w:numFmt w:val="decimal"/>
+      <w:suff w:val="space"/>
       <w:lvlText w:val="%1."/>
       <w:lvlJc w:val="left"/>
-      <w:suff w:val="space"/>
     </w:lvl>
     <w:lvl w:ilvl="1">
       <w:start w:val="1"/>
       <w:numFmt w:val="ganada"/>
+      <w:suff w:val="space"/>
       <w:lvlText w:val="%2."/>
       <w:lvlJc w:val="left"/>
-      <w:suff w:val="space"/>
     </w:lvl>
     <w:lvl w:ilvl="2">
       <w:start w:val="1"/>
+      <w:numFmt w:val="decimal"/>
+      <w:suff w:val="space"/>
       <w:lvlText w:val="%3)"/>
       <w:lvlJc w:val="left"/>
-      <w:suff w:val="space"/>
     </w:lvl>
     <w:lvl w:ilvl="3">
       <w:start w:val="1"/>
       <w:numFmt w:val="ganada"/>
+      <w:suff w:val="space"/>
       <w:lvlText w:val="%4)"/>
       <w:lvlJc w:val="left"/>
-      <w:suff w:val="space"/>
     </w:lvl>
     <w:lvl w:ilvl="4">
       <w:start w:val="1"/>
+      <w:numFmt w:val="decimal"/>
+      <w:suff w:val="space"/>
       <w:lvlText w:val="(%5)"/>
       <w:lvlJc w:val="left"/>
-      <w:suff w:val="space"/>
     </w:lvl>
     <w:lvl w:ilvl="5">
       <w:start w:val="1"/>
       <w:numFmt w:val="ganada"/>
+      <w:suff w:val="space"/>
       <w:lvlText w:val="(%6)"/>
       <w:lvlJc w:val="left"/>
-      <w:suff w:val="space"/>
     </w:lvl>
     <w:lvl w:ilvl="6">
       <w:start w:val="1"/>
       <w:numFmt w:val="decimalEnclosedCircle"/>
+      <w:pStyle w:val="7"/>
+      <w:suff w:val="space"/>
       <w:lvlText w:val="%7"/>
       <w:lvlJc w:val="left"/>
-      <w:pStyle w:val="7"/>
-      <w:suff w:val="space"/>
     </w:lvl>
     <w:lvl w:ilvl="7">
       <w:start w:val="1"/>
+      <w:numFmt w:val="decimal"/>
+      <w:suff w:val="nothing"/>
+      <w:lvlText w:val=""/>
       <w:lvlJc w:val="left"/>
-      <w:suff w:val="nothing"/>
       <w:rPr>
         <w:rFonts w:ascii="함초롬바탕" w:eastAsia="함초롬바탕" w:hAnsi="함초롬바탕"/>
         <w:color w:val="000000"/>
@@ -12013,8 +11369,10 @@
     </w:lvl>
     <w:lvl w:ilvl="8">
       <w:start w:val="1"/>
+      <w:numFmt w:val="decimal"/>
+      <w:suff w:val="nothing"/>
+      <w:lvlText w:val=""/>
       <w:lvlJc w:val="left"/>
-      <w:suff w:val="nothing"/>
       <w:rPr>
         <w:rFonts w:ascii="함초롬바탕" w:eastAsia="함초롬바탕" w:hAnsi="함초롬바탕"/>
         <w:color w:val="000000"/>
@@ -12023,61 +11381,66 @@
       </w:rPr>
     </w:lvl>
   </w:abstractNum>
-  <w:abstractNum w:abstractNumId="8">
-    <w:nsid w:val="544a644c"/>
+  <w:abstractNum w:abstractNumId="7" w15:restartNumberingAfterBreak="0">
+    <w:nsid w:val="544A644C"/>
     <w:multiLevelType w:val="multilevel"/>
-    <w:tmpl w:val="fba81eb0"/>
+    <w:tmpl w:val="FBA81EB0"/>
     <w:lvl w:ilvl="0">
       <w:start w:val="1"/>
+      <w:numFmt w:val="decimal"/>
+      <w:suff w:val="space"/>
       <w:lvlText w:val="%1."/>
       <w:lvlJc w:val="left"/>
-      <w:suff w:val="space"/>
     </w:lvl>
     <w:lvl w:ilvl="1">
       <w:start w:val="1"/>
       <w:numFmt w:val="ganada"/>
+      <w:suff w:val="space"/>
       <w:lvlText w:val="%2."/>
       <w:lvlJc w:val="left"/>
-      <w:suff w:val="space"/>
     </w:lvl>
     <w:lvl w:ilvl="2">
       <w:start w:val="1"/>
+      <w:numFmt w:val="decimal"/>
+      <w:suff w:val="space"/>
       <w:lvlText w:val="%3)"/>
       <w:lvlJc w:val="left"/>
-      <w:suff w:val="space"/>
     </w:lvl>
     <w:lvl w:ilvl="3">
       <w:start w:val="1"/>
       <w:numFmt w:val="ganada"/>
+      <w:suff w:val="space"/>
       <w:lvlText w:val="%4)"/>
       <w:lvlJc w:val="left"/>
-      <w:suff w:val="space"/>
     </w:lvl>
     <w:lvl w:ilvl="4">
       <w:start w:val="1"/>
+      <w:numFmt w:val="decimal"/>
+      <w:suff w:val="space"/>
       <w:lvlText w:val="(%5)"/>
       <w:lvlJc w:val="left"/>
-      <w:suff w:val="space"/>
     </w:lvl>
     <w:lvl w:ilvl="5">
       <w:start w:val="1"/>
       <w:numFmt w:val="ganada"/>
+      <w:suff w:val="space"/>
       <w:lvlText w:val="(%6)"/>
       <w:lvlJc w:val="left"/>
-      <w:suff w:val="space"/>
     </w:lvl>
     <w:lvl w:ilvl="6">
       <w:start w:val="1"/>
       <w:numFmt w:val="decimalEnclosedCircle"/>
+      <w:suff w:val="space"/>
       <w:lvlText w:val="%7"/>
       <w:lvlJc w:val="left"/>
-      <w:suff w:val="space"/>
     </w:lvl>
     <w:lvl w:ilvl="7">
       <w:start w:val="1"/>
-      <w:lvlJc w:val="left"/>
+      <w:numFmt w:val="decimal"/>
       <w:pStyle w:val="8"/>
       <w:suff w:val="nothing"/>
+      <w:lvlText w:val=""/>
+      <w:lvlJc w:val="left"/>
       <w:rPr>
         <w:rFonts w:ascii="함초롬바탕" w:eastAsia="함초롬바탕" w:hAnsi="함초롬바탕"/>
         <w:color w:val="000000"/>
@@ -12087,8 +11450,10 @@
     </w:lvl>
     <w:lvl w:ilvl="8">
       <w:start w:val="1"/>
+      <w:numFmt w:val="decimal"/>
+      <w:suff w:val="nothing"/>
+      <w:lvlText w:val=""/>
       <w:lvlJc w:val="left"/>
-      <w:suff w:val="nothing"/>
       <w:rPr>
         <w:rFonts w:ascii="함초롬바탕" w:eastAsia="함초롬바탕" w:hAnsi="함초롬바탕"/>
         <w:color w:val="000000"/>
@@ -12097,60 +11462,154 @@
       </w:rPr>
     </w:lvl>
   </w:abstractNum>
-  <w:abstractNum w:abstractNumId="9">
-    <w:nsid w:val="35cd2955"/>
+  <w:abstractNum w:abstractNumId="8" w15:restartNumberingAfterBreak="0">
+    <w:nsid w:val="57E831DB"/>
+    <w:multiLevelType w:val="hybridMultilevel"/>
+    <w:tmpl w:val="FF24BD5E"/>
+    <w:lvl w:ilvl="0" w:tplc="0CDEE7CC">
+      <w:start w:val="1"/>
+      <w:numFmt w:val="decimal"/>
+      <w:lvlText w:val="%1."/>
+      <w:lvlJc w:val="left"/>
+      <w:pPr>
+        <w:ind w:left="500" w:hanging="360"/>
+      </w:pPr>
+      <w:rPr>
+        <w:rFonts w:eastAsia="휴먼명조" w:hint="default"/>
+      </w:rPr>
+    </w:lvl>
+    <w:lvl w:ilvl="1" w:tplc="04090019" w:tentative="1">
+      <w:start w:val="1"/>
+      <w:numFmt w:val="upperLetter"/>
+      <w:lvlText w:val="%2."/>
+      <w:lvlJc w:val="left"/>
+      <w:pPr>
+        <w:ind w:left="1020" w:hanging="440"/>
+      </w:pPr>
+    </w:lvl>
+    <w:lvl w:ilvl="2" w:tplc="0409001B" w:tentative="1">
+      <w:start w:val="1"/>
+      <w:numFmt w:val="lowerRoman"/>
+      <w:lvlText w:val="%3."/>
+      <w:lvlJc w:val="right"/>
+      <w:pPr>
+        <w:ind w:left="1460" w:hanging="440"/>
+      </w:pPr>
+    </w:lvl>
+    <w:lvl w:ilvl="3" w:tplc="0409000F" w:tentative="1">
+      <w:start w:val="1"/>
+      <w:numFmt w:val="decimal"/>
+      <w:lvlText w:val="%4."/>
+      <w:lvlJc w:val="left"/>
+      <w:pPr>
+        <w:ind w:left="1900" w:hanging="440"/>
+      </w:pPr>
+    </w:lvl>
+    <w:lvl w:ilvl="4" w:tplc="04090019" w:tentative="1">
+      <w:start w:val="1"/>
+      <w:numFmt w:val="upperLetter"/>
+      <w:lvlText w:val="%5."/>
+      <w:lvlJc w:val="left"/>
+      <w:pPr>
+        <w:ind w:left="2340" w:hanging="440"/>
+      </w:pPr>
+    </w:lvl>
+    <w:lvl w:ilvl="5" w:tplc="0409001B" w:tentative="1">
+      <w:start w:val="1"/>
+      <w:numFmt w:val="lowerRoman"/>
+      <w:lvlText w:val="%6."/>
+      <w:lvlJc w:val="right"/>
+      <w:pPr>
+        <w:ind w:left="2780" w:hanging="440"/>
+      </w:pPr>
+    </w:lvl>
+    <w:lvl w:ilvl="6" w:tplc="0409000F" w:tentative="1">
+      <w:start w:val="1"/>
+      <w:numFmt w:val="decimal"/>
+      <w:lvlText w:val="%7."/>
+      <w:lvlJc w:val="left"/>
+      <w:pPr>
+        <w:ind w:left="3220" w:hanging="440"/>
+      </w:pPr>
+    </w:lvl>
+    <w:lvl w:ilvl="7" w:tplc="04090019" w:tentative="1">
+      <w:start w:val="1"/>
+      <w:numFmt w:val="upperLetter"/>
+      <w:lvlText w:val="%8."/>
+      <w:lvlJc w:val="left"/>
+      <w:pPr>
+        <w:ind w:left="3660" w:hanging="440"/>
+      </w:pPr>
+    </w:lvl>
+    <w:lvl w:ilvl="8" w:tplc="0409001B" w:tentative="1">
+      <w:start w:val="1"/>
+      <w:numFmt w:val="lowerRoman"/>
+      <w:lvlText w:val="%9."/>
+      <w:lvlJc w:val="right"/>
+      <w:pPr>
+        <w:ind w:left="4100" w:hanging="440"/>
+      </w:pPr>
+    </w:lvl>
+  </w:abstractNum>
+  <w:abstractNum w:abstractNumId="9" w15:restartNumberingAfterBreak="0">
+    <w:nsid w:val="6D680DBF"/>
     <w:multiLevelType w:val="multilevel"/>
-    <w:tmpl w:val="adf287e0"/>
+    <w:tmpl w:val="355C6282"/>
     <w:lvl w:ilvl="0">
       <w:start w:val="1"/>
+      <w:numFmt w:val="decimal"/>
+      <w:suff w:val="space"/>
       <w:lvlText w:val="%1."/>
       <w:lvlJc w:val="left"/>
-      <w:suff w:val="space"/>
     </w:lvl>
     <w:lvl w:ilvl="1">
       <w:start w:val="1"/>
       <w:numFmt w:val="ganada"/>
+      <w:suff w:val="space"/>
       <w:lvlText w:val="%2."/>
       <w:lvlJc w:val="left"/>
-      <w:suff w:val="space"/>
     </w:lvl>
     <w:lvl w:ilvl="2">
       <w:start w:val="1"/>
+      <w:numFmt w:val="decimal"/>
+      <w:suff w:val="space"/>
       <w:lvlText w:val="%3)"/>
       <w:lvlJc w:val="left"/>
-      <w:suff w:val="space"/>
     </w:lvl>
     <w:lvl w:ilvl="3">
       <w:start w:val="1"/>
       <w:numFmt w:val="ganada"/>
+      <w:suff w:val="space"/>
       <w:lvlText w:val="%4)"/>
       <w:lvlJc w:val="left"/>
-      <w:suff w:val="space"/>
     </w:lvl>
     <w:lvl w:ilvl="4">
       <w:start w:val="1"/>
+      <w:numFmt w:val="decimal"/>
+      <w:suff w:val="space"/>
       <w:lvlText w:val="(%5)"/>
       <w:lvlJc w:val="left"/>
-      <w:suff w:val="space"/>
     </w:lvl>
     <w:lvl w:ilvl="5">
       <w:start w:val="1"/>
       <w:numFmt w:val="ganada"/>
+      <w:suff w:val="space"/>
       <w:lvlText w:val="(%6)"/>
       <w:lvlJc w:val="left"/>
-      <w:suff w:val="space"/>
     </w:lvl>
     <w:lvl w:ilvl="6">
       <w:start w:val="1"/>
       <w:numFmt w:val="decimalEnclosedCircle"/>
+      <w:suff w:val="space"/>
       <w:lvlText w:val="%7"/>
       <w:lvlJc w:val="left"/>
-      <w:suff w:val="space"/>
     </w:lvl>
     <w:lvl w:ilvl="7">
       <w:start w:val="1"/>
+      <w:numFmt w:val="decimal"/>
+      <w:suff w:val="nothing"/>
+      <w:lvlText w:val=""/>
       <w:lvlJc w:val="left"/>
-      <w:suff w:val="nothing"/>
       <w:rPr>
         <w:rFonts w:ascii="함초롬바탕" w:eastAsia="함초롬바탕" w:hAnsi="함초롬바탕"/>
         <w:color w:val="000000"/>
@@ -12160,9 +11619,11 @@
     </w:lvl>
     <w:lvl w:ilvl="8">
       <w:start w:val="1"/>
+      <w:numFmt w:val="decimal"/>
+      <w:pStyle w:val="10"/>
+      <w:suff w:val="nothing"/>
+      <w:lvlText w:val=""/>
       <w:lvlJc w:val="left"/>
-      <w:pStyle w:val="9"/>
-      <w:suff w:val="nothing"/>
       <w:rPr>
         <w:rFonts w:ascii="함초롬바탕" w:eastAsia="함초롬바탕" w:hAnsi="함초롬바탕"/>
         <w:color w:val="000000"/>
@@ -12171,60 +11632,66 @@
       </w:rPr>
     </w:lvl>
   </w:abstractNum>
-  <w:abstractNum w:abstractNumId="10">
-    <w:nsid w:val="6d680dbf"/>
+  <w:abstractNum w:abstractNumId="10" w15:restartNumberingAfterBreak="0">
+    <w:nsid w:val="7F3B4892"/>
     <w:multiLevelType w:val="multilevel"/>
-    <w:tmpl w:val="355c6282"/>
+    <w:tmpl w:val="B0FC44D8"/>
     <w:lvl w:ilvl="0">
       <w:start w:val="1"/>
+      <w:numFmt w:val="decimal"/>
+      <w:suff w:val="space"/>
       <w:lvlText w:val="%1."/>
       <w:lvlJc w:val="left"/>
-      <w:suff w:val="space"/>
     </w:lvl>
     <w:lvl w:ilvl="1">
       <w:start w:val="1"/>
       <w:numFmt w:val="ganada"/>
+      <w:suff w:val="space"/>
       <w:lvlText w:val="%2."/>
       <w:lvlJc w:val="left"/>
-      <w:suff w:val="space"/>
     </w:lvl>
     <w:lvl w:ilvl="2">
       <w:start w:val="1"/>
+      <w:numFmt w:val="decimal"/>
+      <w:suff w:val="space"/>
       <w:lvlText w:val="%3)"/>
       <w:lvlJc w:val="left"/>
-      <w:suff w:val="space"/>
     </w:lvl>
     <w:lvl w:ilvl="3">
       <w:start w:val="1"/>
       <w:numFmt w:val="ganada"/>
+      <w:pStyle w:val="4"/>
+      <w:suff w:val="space"/>
       <w:lvlText w:val="%4)"/>
       <w:lvlJc w:val="left"/>
-      <w:suff w:val="space"/>
     </w:lvl>
     <w:lvl w:ilvl="4">
       <w:start w:val="1"/>
+      <w:numFmt w:val="decimal"/>
+      <w:suff w:val="space"/>
       <w:lvlText w:val="(%5)"/>
       <w:lvlJc w:val="left"/>
-      <w:suff w:val="space"/>
     </w:lvl>
     <w:lvl w:ilvl="5">
       <w:start w:val="1"/>
       <w:numFmt w:val="ganada"/>
+      <w:suff w:val="space"/>
       <w:lvlText w:val="(%6)"/>
       <w:lvlJc w:val="left"/>
-      <w:suff w:val="space"/>
     </w:lvl>
     <w:lvl w:ilvl="6">
       <w:start w:val="1"/>
       <w:numFmt w:val="decimalEnclosedCircle"/>
+      <w:suff w:val="space"/>
       <w:lvlText w:val="%7"/>
       <w:lvlJc w:val="left"/>
-      <w:suff w:val="space"/>
     </w:lvl>
     <w:lvl w:ilvl="7">
       <w:start w:val="1"/>
+      <w:numFmt w:val="decimal"/>
+      <w:suff w:val="nothing"/>
+      <w:lvlText w:val=""/>
       <w:lvlJc w:val="left"/>
-      <w:suff w:val="nothing"/>
       <w:rPr>
         <w:rFonts w:ascii="함초롬바탕" w:eastAsia="함초롬바탕" w:hAnsi="함초롬바탕"/>
         <w:color w:val="000000"/>
@@ -12234,9 +11701,10 @@
     </w:lvl>
     <w:lvl w:ilvl="8">
       <w:start w:val="1"/>
+      <w:numFmt w:val="decimal"/>
+      <w:suff w:val="nothing"/>
+      <w:lvlText w:val=""/>
       <w:lvlJc w:val="left"/>
-      <w:pStyle w:val="10"/>
-      <w:suff w:val="nothing"/>
       <w:rPr>
         <w:rFonts w:ascii="함초롬바탕" w:eastAsia="함초롬바탕" w:hAnsi="함초롬바탕"/>
         <w:color w:val="000000"/>
@@ -12245,52 +11713,52 @@
       </w:rPr>
     </w:lvl>
   </w:abstractNum>
-  <w:num w:numId="1">
+  <w:num w:numId="1" w16cid:durableId="2121794503">
+    <w:abstractNumId w:val="8"/>
+  </w:num>
+  <w:num w:numId="2" w16cid:durableId="1704937601">
     <w:abstractNumId w:val="0"/>
   </w:num>
-  <w:num w:numId="2">
+  <w:num w:numId="3" w16cid:durableId="366764144">
+    <w:abstractNumId w:val="5"/>
+  </w:num>
+  <w:num w:numId="4" w16cid:durableId="1382241327">
     <w:abstractNumId w:val="1"/>
   </w:num>
-  <w:num w:numId="3">
+  <w:num w:numId="5" w16cid:durableId="229272740">
+    <w:abstractNumId w:val="10"/>
+  </w:num>
+  <w:num w:numId="6" w16cid:durableId="1400591583">
+    <w:abstractNumId w:val="3"/>
+  </w:num>
+  <w:num w:numId="7" w16cid:durableId="2015834171">
     <w:abstractNumId w:val="2"/>
   </w:num>
-  <w:num w:numId="4">
-    <w:abstractNumId w:val="3"/>
+  <w:num w:numId="8" w16cid:durableId="1004358894">
+    <w:abstractNumId w:val="6"/>
   </w:num>
-  <w:num w:numId="5">
+  <w:num w:numId="9" w16cid:durableId="2125535570">
+    <w:abstractNumId w:val="7"/>
+  </w:num>
+  <w:num w:numId="10" w16cid:durableId="641690213">
     <w:abstractNumId w:val="4"/>
   </w:num>
-  <w:num w:numId="6">
-    <w:abstractNumId w:val="5"/>
-  </w:num>
-  <w:num w:numId="7">
-    <w:abstractNumId w:val="6"/>
-  </w:num>
-  <w:num w:numId="8">
-    <w:abstractNumId w:val="7"/>
-  </w:num>
-  <w:num w:numId="9">
-    <w:abstractNumId w:val="8"/>
-  </w:num>
-  <w:num w:numId="10">
+  <w:num w:numId="11" w16cid:durableId="1258177444">
     <w:abstractNumId w:val="9"/>
-  </w:num>
-  <w:num w:numId="11">
-    <w:abstractNumId w:val="10"/>
   </w:num>
 </w:numbering>
 </file>
 
 <file path=word/styles.xml><?xml version="1.0" encoding="utf-8"?>
-<w:styles xmlns:r="http://schemas.openxmlformats.org/officeDocument/2006/relationships" xmlns:w="http://schemas.openxmlformats.org/wordprocessingml/2006/main">
+<w:styles xmlns:mc="http://schemas.openxmlformats.org/markup-compatibility/2006" xmlns:r="http://schemas.openxmlformats.org/officeDocument/2006/relationships" xmlns:w="http://schemas.openxmlformats.org/wordprocessingml/2006/main" xmlns:w14="http://schemas.microsoft.com/office/word/2010/wordml" xmlns:w15="http://schemas.microsoft.com/office/word/2012/wordml" xmlns:w16cex="http://schemas.microsoft.com/office/word/2018/wordml/cex" xmlns:w16cid="http://schemas.microsoft.com/office/word/2016/wordml/cid" xmlns:w16="http://schemas.microsoft.com/office/word/2018/wordml" xmlns:w16du="http://schemas.microsoft.com/office/word/2023/wordml/word16du" xmlns:w16sdtdh="http://schemas.microsoft.com/office/word/2020/wordml/sdtdatahash" xmlns:w16sdtfl="http://schemas.microsoft.com/office/word/2024/wordml/sdtformatlock" xmlns:w16se="http://schemas.microsoft.com/office/word/2015/wordml/symex" mc:Ignorable="w14 w15 w16se w16cid w16 w16cex w16sdtdh w16sdtfl w16du">
   <w:docDefaults>
     <w:rPrDefault>
       <w:rPr>
-        <w:lang w:val="en-US" w:eastAsia="ko-KR" w:bidi="ar-SA"/>
         <w:rFonts w:asciiTheme="minorHAnsi" w:eastAsiaTheme="minorEastAsia" w:hAnsiTheme="minorHAnsi" w:cstheme="minorBidi"/>
+        <w:kern w:val="2"/>
         <w:sz w:val="22"/>
         <w:szCs w:val="24"/>
-        <w:kern w:val="2"/>
+        <w:lang w:val="en-US" w:eastAsia="ko-KR" w:bidi="ar-SA"/>
       </w:rPr>
     </w:rPrDefault>
     <w:pPrDefault>
@@ -12299,8 +11767,8 @@
       </w:pPr>
     </w:pPrDefault>
   </w:docDefaults>
-  <w:latentStyles w:defLockedState="0" w:defUIPriority="99" w:defSemiHidden="0" w:defUnhideWhenUsed="0" w:defQFormat="0" w:count="376">
-    <w:lsdException w:name="Normal" w:uiPriority="0" w:qFormat="1"/>
+  <w:latentStyles w:defLockedState="0" w:defUIPriority="0" w:defSemiHidden="0" w:defUnhideWhenUsed="0" w:defQFormat="0" w:count="376">
+    <w:lsdException w:name="Normal" w:qFormat="1"/>
     <w:lsdException w:name="heading 1" w:uiPriority="9" w:qFormat="1"/>
     <w:lsdException w:name="heading 2" w:semiHidden="1" w:uiPriority="9" w:unhideWhenUsed="1" w:qFormat="1"/>
     <w:lsdException w:name="heading 3" w:semiHidden="1" w:uiPriority="9" w:unhideWhenUsed="1" w:qFormat="1"/>
@@ -12310,15 +11778,15 @@
     <w:lsdException w:name="heading 7" w:semiHidden="1" w:uiPriority="9" w:unhideWhenUsed="1" w:qFormat="1"/>
     <w:lsdException w:name="heading 8" w:semiHidden="1" w:uiPriority="9" w:unhideWhenUsed="1" w:qFormat="1"/>
     <w:lsdException w:name="heading 9" w:semiHidden="1" w:uiPriority="9" w:unhideWhenUsed="1" w:qFormat="1"/>
-    <w:lsdException w:name="index 1" w:semiHidden="1" w:unhideWhenUsed="1"/>
-    <w:lsdException w:name="index 2" w:semiHidden="1" w:unhideWhenUsed="1"/>
-    <w:lsdException w:name="index 3" w:semiHidden="1" w:unhideWhenUsed="1"/>
-    <w:lsdException w:name="index 4" w:semiHidden="1" w:unhideWhenUsed="1"/>
-    <w:lsdException w:name="index 5" w:semiHidden="1" w:unhideWhenUsed="1"/>
-    <w:lsdException w:name="index 6" w:semiHidden="1" w:unhideWhenUsed="1"/>
-    <w:lsdException w:name="index 7" w:semiHidden="1" w:unhideWhenUsed="1"/>
-    <w:lsdException w:name="index 8" w:semiHidden="1" w:unhideWhenUsed="1"/>
-    <w:lsdException w:name="index 9" w:semiHidden="1" w:unhideWhenUsed="1"/>
+    <w:lsdException w:name="index 1" w:semiHidden="1" w:uiPriority="99" w:unhideWhenUsed="1"/>
+    <w:lsdException w:name="index 2" w:semiHidden="1" w:uiPriority="99" w:unhideWhenUsed="1"/>
+    <w:lsdException w:name="index 3" w:semiHidden="1" w:uiPriority="99" w:unhideWhenUsed="1"/>
+    <w:lsdException w:name="index 4" w:semiHidden="1" w:uiPriority="99" w:unhideWhenUsed="1"/>
+    <w:lsdException w:name="index 5" w:semiHidden="1" w:uiPriority="99" w:unhideWhenUsed="1"/>
+    <w:lsdException w:name="index 6" w:semiHidden="1" w:uiPriority="99" w:unhideWhenUsed="1"/>
+    <w:lsdException w:name="index 7" w:semiHidden="1" w:uiPriority="99" w:unhideWhenUsed="1"/>
+    <w:lsdException w:name="index 8" w:semiHidden="1" w:uiPriority="99" w:unhideWhenUsed="1"/>
+    <w:lsdException w:name="index 9" w:semiHidden="1" w:uiPriority="99" w:unhideWhenUsed="1"/>
     <w:lsdException w:name="toc 1" w:semiHidden="1" w:uiPriority="87" w:unhideWhenUsed="1"/>
     <w:lsdException w:name="toc 2" w:semiHidden="1" w:uiPriority="87" w:unhideWhenUsed="1"/>
     <w:lsdException w:name="toc 3" w:semiHidden="1" w:uiPriority="87" w:unhideWhenUsed="1"/>
@@ -12328,238 +11796,238 @@
     <w:lsdException w:name="toc 7" w:semiHidden="1" w:uiPriority="87" w:unhideWhenUsed="1"/>
     <w:lsdException w:name="toc 8" w:semiHidden="1" w:uiPriority="87" w:unhideWhenUsed="1"/>
     <w:lsdException w:name="toc 9" w:semiHidden="1" w:uiPriority="87" w:unhideWhenUsed="1"/>
-    <w:lsdException w:name="Normal Indent" w:semiHidden="1" w:unhideWhenUsed="1"/>
-    <w:lsdException w:name="footnote text" w:semiHidden="1" w:unhideWhenUsed="1"/>
-    <w:lsdException w:name="annotation text" w:semiHidden="1" w:unhideWhenUsed="1"/>
-    <w:lsdException w:name="header" w:semiHidden="1" w:unhideWhenUsed="1"/>
-    <w:lsdException w:name="footer" w:semiHidden="1" w:unhideWhenUsed="1"/>
-    <w:lsdException w:name="index heading" w:semiHidden="1" w:unhideWhenUsed="1"/>
+    <w:lsdException w:name="Normal Indent" w:semiHidden="1" w:uiPriority="99" w:unhideWhenUsed="1"/>
+    <w:lsdException w:name="footnote text" w:semiHidden="1" w:uiPriority="99" w:unhideWhenUsed="1"/>
+    <w:lsdException w:name="annotation text" w:semiHidden="1" w:uiPriority="99" w:unhideWhenUsed="1"/>
+    <w:lsdException w:name="header" w:semiHidden="1" w:uiPriority="99" w:unhideWhenUsed="1"/>
+    <w:lsdException w:name="footer" w:semiHidden="1" w:uiPriority="99" w:unhideWhenUsed="1"/>
+    <w:lsdException w:name="index heading" w:semiHidden="1" w:uiPriority="99" w:unhideWhenUsed="1"/>
     <w:lsdException w:name="caption" w:semiHidden="1" w:uiPriority="83" w:unhideWhenUsed="1" w:qFormat="1"/>
-    <w:lsdException w:name="table of figures" w:semiHidden="1" w:unhideWhenUsed="1"/>
-    <w:lsdException w:name="envelope address" w:semiHidden="1" w:unhideWhenUsed="1"/>
-    <w:lsdException w:name="envelope return" w:semiHidden="1" w:unhideWhenUsed="1"/>
-    <w:lsdException w:name="footnote reference" w:semiHidden="1" w:unhideWhenUsed="1"/>
-    <w:lsdException w:name="annotation reference" w:semiHidden="1" w:unhideWhenUsed="1"/>
-    <w:lsdException w:name="line number" w:semiHidden="1" w:unhideWhenUsed="1"/>
-    <w:lsdException w:name="page number" w:semiHidden="1" w:unhideWhenUsed="1"/>
-    <w:lsdException w:name="endnote reference" w:semiHidden="1" w:unhideWhenUsed="1"/>
-    <w:lsdException w:name="endnote text" w:semiHidden="1" w:unhideWhenUsed="1"/>
-    <w:lsdException w:name="table of authorities" w:semiHidden="1" w:unhideWhenUsed="1"/>
-    <w:lsdException w:name="macro" w:semiHidden="1" w:unhideWhenUsed="1"/>
-    <w:lsdException w:name="toa heading" w:semiHidden="1" w:unhideWhenUsed="1"/>
-    <w:lsdException w:name="List" w:semiHidden="1" w:unhideWhenUsed="1"/>
-    <w:lsdException w:name="List Bullet" w:semiHidden="1" w:unhideWhenUsed="1"/>
-    <w:lsdException w:name="List Number" w:semiHidden="1" w:unhideWhenUsed="1"/>
-    <w:lsdException w:name="List 2" w:semiHidden="1" w:unhideWhenUsed="1"/>
-    <w:lsdException w:name="List 3" w:semiHidden="1" w:unhideWhenUsed="1"/>
-    <w:lsdException w:name="List 4" w:semiHidden="1" w:unhideWhenUsed="1"/>
-    <w:lsdException w:name="List 5" w:semiHidden="1" w:unhideWhenUsed="1"/>
-    <w:lsdException w:name="List Bullet 2" w:semiHidden="1" w:unhideWhenUsed="1"/>
-    <w:lsdException w:name="List Bullet 3" w:semiHidden="1" w:unhideWhenUsed="1"/>
-    <w:lsdException w:name="List Bullet 4" w:semiHidden="1" w:unhideWhenUsed="1"/>
-    <w:lsdException w:name="List Bullet 5" w:semiHidden="1" w:unhideWhenUsed="1"/>
-    <w:lsdException w:name="List Number 2" w:semiHidden="1" w:unhideWhenUsed="1"/>
-    <w:lsdException w:name="List Number 3" w:semiHidden="1" w:unhideWhenUsed="1"/>
-    <w:lsdException w:name="List Number 4" w:semiHidden="1" w:unhideWhenUsed="1"/>
-    <w:lsdException w:name="List Number 5" w:semiHidden="1" w:unhideWhenUsed="1"/>
+    <w:lsdException w:name="table of figures" w:semiHidden="1" w:uiPriority="99" w:unhideWhenUsed="1"/>
+    <w:lsdException w:name="envelope address" w:semiHidden="1" w:uiPriority="99" w:unhideWhenUsed="1"/>
+    <w:lsdException w:name="envelope return" w:semiHidden="1" w:uiPriority="99" w:unhideWhenUsed="1"/>
+    <w:lsdException w:name="footnote reference" w:semiHidden="1" w:uiPriority="99" w:unhideWhenUsed="1"/>
+    <w:lsdException w:name="annotation reference" w:semiHidden="1" w:uiPriority="99" w:unhideWhenUsed="1"/>
+    <w:lsdException w:name="line number" w:semiHidden="1" w:uiPriority="99" w:unhideWhenUsed="1"/>
+    <w:lsdException w:name="page number" w:semiHidden="1" w:uiPriority="99" w:unhideWhenUsed="1"/>
+    <w:lsdException w:name="endnote reference" w:semiHidden="1" w:uiPriority="99" w:unhideWhenUsed="1"/>
+    <w:lsdException w:name="endnote text" w:semiHidden="1" w:uiPriority="99" w:unhideWhenUsed="1"/>
+    <w:lsdException w:name="table of authorities" w:semiHidden="1" w:uiPriority="99" w:unhideWhenUsed="1"/>
+    <w:lsdException w:name="macro" w:semiHidden="1" w:uiPriority="99" w:unhideWhenUsed="1"/>
+    <w:lsdException w:name="toa heading" w:semiHidden="1" w:uiPriority="99" w:unhideWhenUsed="1"/>
+    <w:lsdException w:name="List" w:semiHidden="1" w:uiPriority="99" w:unhideWhenUsed="1"/>
+    <w:lsdException w:name="List Bullet" w:semiHidden="1" w:uiPriority="99" w:unhideWhenUsed="1"/>
+    <w:lsdException w:name="List Number" w:semiHidden="1" w:uiPriority="99" w:unhideWhenUsed="1"/>
+    <w:lsdException w:name="List 2" w:semiHidden="1" w:uiPriority="99" w:unhideWhenUsed="1"/>
+    <w:lsdException w:name="List 3" w:semiHidden="1" w:uiPriority="99" w:unhideWhenUsed="1"/>
+    <w:lsdException w:name="List 4" w:semiHidden="1" w:uiPriority="99" w:unhideWhenUsed="1"/>
+    <w:lsdException w:name="List 5" w:semiHidden="1" w:uiPriority="99" w:unhideWhenUsed="1"/>
+    <w:lsdException w:name="List Bullet 2" w:semiHidden="1" w:uiPriority="99" w:unhideWhenUsed="1"/>
+    <w:lsdException w:name="List Bullet 3" w:semiHidden="1" w:uiPriority="99" w:unhideWhenUsed="1"/>
+    <w:lsdException w:name="List Bullet 4" w:semiHidden="1" w:uiPriority="99" w:unhideWhenUsed="1"/>
+    <w:lsdException w:name="List Bullet 5" w:semiHidden="1" w:uiPriority="99" w:unhideWhenUsed="1"/>
+    <w:lsdException w:name="List Number 2" w:semiHidden="1" w:uiPriority="99" w:unhideWhenUsed="1"/>
+    <w:lsdException w:name="List Number 3" w:semiHidden="1" w:uiPriority="99" w:unhideWhenUsed="1"/>
+    <w:lsdException w:name="List Number 4" w:semiHidden="1" w:uiPriority="99" w:unhideWhenUsed="1"/>
+    <w:lsdException w:name="List Number 5" w:semiHidden="1" w:uiPriority="99" w:unhideWhenUsed="1"/>
     <w:lsdException w:name="Title" w:uiPriority="22" w:qFormat="1"/>
-    <w:lsdException w:name="Closing" w:semiHidden="1" w:unhideWhenUsed="1"/>
-    <w:lsdException w:name="Signature" w:semiHidden="1" w:unhideWhenUsed="1"/>
+    <w:lsdException w:name="Closing" w:semiHidden="1" w:uiPriority="99" w:unhideWhenUsed="1"/>
+    <w:lsdException w:name="Signature" w:semiHidden="1" w:uiPriority="99" w:unhideWhenUsed="1"/>
     <w:lsdException w:name="Default Paragraph Font" w:semiHidden="1" w:uiPriority="1" w:unhideWhenUsed="1"/>
-    <w:lsdException w:name="Body Text" w:semiHidden="1" w:unhideWhenUsed="1"/>
-    <w:lsdException w:name="Body Text Indent" w:semiHidden="1" w:unhideWhenUsed="1"/>
-    <w:lsdException w:name="List Continue" w:semiHidden="1" w:unhideWhenUsed="1"/>
-    <w:lsdException w:name="List Continue 2" w:semiHidden="1" w:unhideWhenUsed="1"/>
-    <w:lsdException w:name="List Continue 3" w:semiHidden="1" w:unhideWhenUsed="1"/>
-    <w:lsdException w:name="List Continue 4" w:semiHidden="1" w:unhideWhenUsed="1"/>
-    <w:lsdException w:name="List Continue 5" w:semiHidden="1" w:unhideWhenUsed="1"/>
-    <w:lsdException w:name="Message Header" w:semiHidden="1" w:unhideWhenUsed="1"/>
+    <w:lsdException w:name="Body Text" w:semiHidden="1" w:uiPriority="99" w:unhideWhenUsed="1"/>
+    <w:lsdException w:name="Body Text Indent" w:semiHidden="1" w:uiPriority="99" w:unhideWhenUsed="1"/>
+    <w:lsdException w:name="List Continue" w:semiHidden="1" w:uiPriority="99" w:unhideWhenUsed="1"/>
+    <w:lsdException w:name="List Continue 2" w:semiHidden="1" w:uiPriority="99" w:unhideWhenUsed="1"/>
+    <w:lsdException w:name="List Continue 3" w:semiHidden="1" w:uiPriority="99" w:unhideWhenUsed="1"/>
+    <w:lsdException w:name="List Continue 4" w:semiHidden="1" w:uiPriority="99" w:unhideWhenUsed="1"/>
+    <w:lsdException w:name="List Continue 5" w:semiHidden="1" w:uiPriority="99" w:unhideWhenUsed="1"/>
+    <w:lsdException w:name="Message Header" w:semiHidden="1" w:uiPriority="99" w:unhideWhenUsed="1"/>
     <w:lsdException w:name="Subtitle" w:uiPriority="23" w:qFormat="1"/>
-    <w:lsdException w:name="Salutation" w:semiHidden="1" w:unhideWhenUsed="1"/>
-    <w:lsdException w:name="Date" w:semiHidden="1" w:unhideWhenUsed="1"/>
-    <w:lsdException w:name="Body Text First Indent" w:semiHidden="1" w:unhideWhenUsed="1"/>
-    <w:lsdException w:name="Body Text First Indent 2" w:semiHidden="1" w:unhideWhenUsed="1"/>
-    <w:lsdException w:name="Note Heading" w:semiHidden="1" w:unhideWhenUsed="1"/>
-    <w:lsdException w:name="Body Text 2" w:semiHidden="1" w:unhideWhenUsed="1"/>
-    <w:lsdException w:name="Body Text 3" w:semiHidden="1" w:unhideWhenUsed="1"/>
-    <w:lsdException w:name="Body Text Indent 2" w:semiHidden="1" w:unhideWhenUsed="1"/>
-    <w:lsdException w:name="Body Text Indent 3" w:semiHidden="1" w:unhideWhenUsed="1"/>
-    <w:lsdException w:name="Block Text" w:semiHidden="1" w:unhideWhenUsed="1"/>
-    <w:lsdException w:name="Hyperlink" w:semiHidden="1" w:unhideWhenUsed="1"/>
-    <w:lsdException w:name="FollowedHyperlink" w:semiHidden="1" w:unhideWhenUsed="1"/>
+    <w:lsdException w:name="Salutation" w:semiHidden="1" w:uiPriority="99" w:unhideWhenUsed="1"/>
+    <w:lsdException w:name="Date" w:semiHidden="1" w:uiPriority="99" w:unhideWhenUsed="1"/>
+    <w:lsdException w:name="Body Text First Indent" w:semiHidden="1" w:uiPriority="99" w:unhideWhenUsed="1"/>
+    <w:lsdException w:name="Body Text First Indent 2" w:semiHidden="1" w:uiPriority="99" w:unhideWhenUsed="1"/>
+    <w:lsdException w:name="Note Heading" w:semiHidden="1" w:uiPriority="99" w:unhideWhenUsed="1"/>
+    <w:lsdException w:name="Body Text 2" w:semiHidden="1" w:uiPriority="99" w:unhideWhenUsed="1"/>
+    <w:lsdException w:name="Body Text 3" w:semiHidden="1" w:uiPriority="99" w:unhideWhenUsed="1"/>
+    <w:lsdException w:name="Body Text Indent 2" w:semiHidden="1" w:uiPriority="99" w:unhideWhenUsed="1"/>
+    <w:lsdException w:name="Body Text Indent 3" w:semiHidden="1" w:uiPriority="99" w:unhideWhenUsed="1"/>
+    <w:lsdException w:name="Block Text" w:semiHidden="1" w:uiPriority="99" w:unhideWhenUsed="1"/>
+    <w:lsdException w:name="Hyperlink" w:semiHidden="1" w:uiPriority="99" w:unhideWhenUsed="1"/>
+    <w:lsdException w:name="FollowedHyperlink" w:semiHidden="1" w:uiPriority="99" w:unhideWhenUsed="1"/>
     <w:lsdException w:name="Strong" w:uiPriority="52" w:qFormat="1"/>
     <w:lsdException w:name="Emphasis" w:uiPriority="50" w:qFormat="1"/>
-    <w:lsdException w:name="Document Map" w:semiHidden="1" w:unhideWhenUsed="1"/>
-    <w:lsdException w:name="Plain Text" w:semiHidden="1" w:unhideWhenUsed="1"/>
-    <w:lsdException w:name="E-mail Signature" w:semiHidden="1" w:unhideWhenUsed="1"/>
-    <w:lsdException w:name="HTML Top of Form" w:semiHidden="1" w:unhideWhenUsed="1"/>
-    <w:lsdException w:name="HTML Bottom of Form" w:semiHidden="1" w:unhideWhenUsed="1"/>
-    <w:lsdException w:name="Normal (Web)" w:semiHidden="1" w:unhideWhenUsed="1"/>
-    <w:lsdException w:name="HTML Acronym" w:semiHidden="1" w:unhideWhenUsed="1"/>
-    <w:lsdException w:name="HTML Address" w:semiHidden="1" w:unhideWhenUsed="1"/>
-    <w:lsdException w:name="HTML Cite" w:semiHidden="1" w:unhideWhenUsed="1"/>
-    <w:lsdException w:name="HTML Code" w:semiHidden="1" w:unhideWhenUsed="1"/>
-    <w:lsdException w:name="HTML Definition" w:semiHidden="1" w:unhideWhenUsed="1"/>
-    <w:lsdException w:name="HTML Keyboard" w:semiHidden="1" w:unhideWhenUsed="1"/>
-    <w:lsdException w:name="HTML Preformatted" w:semiHidden="1" w:unhideWhenUsed="1"/>
-    <w:lsdException w:name="HTML Sample" w:semiHidden="1" w:unhideWhenUsed="1"/>
-    <w:lsdException w:name="HTML Typewriter" w:semiHidden="1" w:unhideWhenUsed="1"/>
-    <w:lsdException w:name="HTML Variable" w:semiHidden="1" w:unhideWhenUsed="1"/>
-    <w:lsdException w:name="Normal Table" w:semiHidden="1" w:unhideWhenUsed="1"/>
-    <w:lsdException w:name="annotation subject" w:semiHidden="1" w:unhideWhenUsed="1"/>
-    <w:lsdException w:name="No List" w:semiHidden="1" w:unhideWhenUsed="1"/>
-    <w:lsdException w:name="Outline List 1" w:semiHidden="1" w:unhideWhenUsed="1"/>
-    <w:lsdException w:name="Outline List 2" w:semiHidden="1" w:unhideWhenUsed="1"/>
-    <w:lsdException w:name="Outline List 3" w:semiHidden="1" w:unhideWhenUsed="1"/>
-    <w:lsdException w:name="Table Simple 1" w:semiHidden="1" w:unhideWhenUsed="1"/>
-    <w:lsdException w:name="Table Simple 2" w:semiHidden="1" w:unhideWhenUsed="1"/>
-    <w:lsdException w:name="Table Simple 3" w:semiHidden="1" w:unhideWhenUsed="1"/>
-    <w:lsdException w:name="Table Classic 1" w:semiHidden="1" w:unhideWhenUsed="1"/>
-    <w:lsdException w:name="Table Classic 2" w:semiHidden="1" w:unhideWhenUsed="1"/>
-    <w:lsdException w:name="Table Classic 3" w:semiHidden="1" w:unhideWhenUsed="1"/>
-    <w:lsdException w:name="Table Classic 4" w:semiHidden="1" w:unhideWhenUsed="1"/>
-    <w:lsdException w:name="Table Colorful 1" w:semiHidden="1" w:unhideWhenUsed="1"/>
-    <w:lsdException w:name="Table Colorful 2" w:semiHidden="1" w:unhideWhenUsed="1"/>
-    <w:lsdException w:name="Table Colorful 3" w:semiHidden="1" w:unhideWhenUsed="1"/>
-    <w:lsdException w:name="Table Columns 1" w:semiHidden="1" w:unhideWhenUsed="1"/>
-    <w:lsdException w:name="Table Columns 2" w:semiHidden="1" w:unhideWhenUsed="1"/>
-    <w:lsdException w:name="Table Columns 3" w:semiHidden="1" w:unhideWhenUsed="1"/>
-    <w:lsdException w:name="Table Columns 4" w:semiHidden="1" w:unhideWhenUsed="1"/>
-    <w:lsdException w:name="Table Columns 5" w:semiHidden="1" w:unhideWhenUsed="1"/>
-    <w:lsdException w:name="Table Grid 1" w:semiHidden="1" w:unhideWhenUsed="1"/>
-    <w:lsdException w:name="Table Grid 2" w:semiHidden="1" w:unhideWhenUsed="1"/>
-    <w:lsdException w:name="Table Grid 3" w:semiHidden="1" w:unhideWhenUsed="1"/>
-    <w:lsdException w:name="Table Grid 4" w:semiHidden="1" w:unhideWhenUsed="1"/>
-    <w:lsdException w:name="Table Grid 5" w:semiHidden="1" w:unhideWhenUsed="1"/>
-    <w:lsdException w:name="Table Grid 6" w:semiHidden="1" w:unhideWhenUsed="1"/>
-    <w:lsdException w:name="Table Grid 7" w:semiHidden="1" w:unhideWhenUsed="1"/>
-    <w:lsdException w:name="Table Grid 8" w:semiHidden="1" w:unhideWhenUsed="1"/>
-    <w:lsdException w:name="Table List 1" w:semiHidden="1" w:unhideWhenUsed="1"/>
-    <w:lsdException w:name="Table List 2" w:semiHidden="1" w:unhideWhenUsed="1"/>
-    <w:lsdException w:name="Table List 3" w:semiHidden="1" w:unhideWhenUsed="1"/>
-    <w:lsdException w:name="Table List 4" w:semiHidden="1" w:unhideWhenUsed="1"/>
-    <w:lsdException w:name="Table List 5" w:semiHidden="1" w:unhideWhenUsed="1"/>
-    <w:lsdException w:name="Table List 6" w:semiHidden="1" w:unhideWhenUsed="1"/>
-    <w:lsdException w:name="Table List 7" w:semiHidden="1" w:unhideWhenUsed="1"/>
-    <w:lsdException w:name="Table List 8" w:semiHidden="1" w:unhideWhenUsed="1"/>
-    <w:lsdException w:name="Table 3D effects 1" w:semiHidden="1" w:unhideWhenUsed="1"/>
-    <w:lsdException w:name="Table 3D effects 2" w:semiHidden="1" w:unhideWhenUsed="1"/>
-    <w:lsdException w:name="Table 3D effects 3" w:semiHidden="1" w:unhideWhenUsed="1"/>
-    <w:lsdException w:name="Table Contemporary" w:semiHidden="1" w:unhideWhenUsed="1"/>
-    <w:lsdException w:name="Table Elegant" w:semiHidden="1" w:unhideWhenUsed="1"/>
-    <w:lsdException w:name="Table Professional" w:semiHidden="1" w:unhideWhenUsed="1"/>
-    <w:lsdException w:name="Table Subtle 1" w:semiHidden="1" w:unhideWhenUsed="1"/>
-    <w:lsdException w:name="Table Subtle 2" w:semiHidden="1" w:unhideWhenUsed="1"/>
-    <w:lsdException w:name="Table Web 1" w:semiHidden="1" w:unhideWhenUsed="1"/>
-    <w:lsdException w:name="Table Web 2" w:semiHidden="1" w:unhideWhenUsed="1"/>
-    <w:lsdException w:name="Table Web 3" w:semiHidden="1" w:unhideWhenUsed="1"/>
-    <w:lsdException w:name="Balloon Text" w:semiHidden="1" w:unhideWhenUsed="1"/>
+    <w:lsdException w:name="Document Map" w:semiHidden="1" w:uiPriority="99" w:unhideWhenUsed="1"/>
+    <w:lsdException w:name="Plain Text" w:semiHidden="1" w:uiPriority="99" w:unhideWhenUsed="1"/>
+    <w:lsdException w:name="E-mail Signature" w:semiHidden="1" w:uiPriority="99" w:unhideWhenUsed="1"/>
+    <w:lsdException w:name="HTML Top of Form" w:semiHidden="1" w:uiPriority="99" w:unhideWhenUsed="1"/>
+    <w:lsdException w:name="HTML Bottom of Form" w:semiHidden="1" w:uiPriority="99" w:unhideWhenUsed="1"/>
+    <w:lsdException w:name="Normal (Web)" w:semiHidden="1" w:uiPriority="99" w:unhideWhenUsed="1"/>
+    <w:lsdException w:name="HTML Acronym" w:semiHidden="1" w:uiPriority="99" w:unhideWhenUsed="1"/>
+    <w:lsdException w:name="HTML Address" w:semiHidden="1" w:uiPriority="99" w:unhideWhenUsed="1"/>
+    <w:lsdException w:name="HTML Cite" w:semiHidden="1" w:uiPriority="99" w:unhideWhenUsed="1"/>
+    <w:lsdException w:name="HTML Code" w:semiHidden="1" w:uiPriority="99" w:unhideWhenUsed="1"/>
+    <w:lsdException w:name="HTML Definition" w:semiHidden="1" w:uiPriority="99" w:unhideWhenUsed="1"/>
+    <w:lsdException w:name="HTML Keyboard" w:semiHidden="1" w:uiPriority="99" w:unhideWhenUsed="1"/>
+    <w:lsdException w:name="HTML Preformatted" w:semiHidden="1" w:uiPriority="99" w:unhideWhenUsed="1"/>
+    <w:lsdException w:name="HTML Sample" w:semiHidden="1" w:uiPriority="99" w:unhideWhenUsed="1"/>
+    <w:lsdException w:name="HTML Typewriter" w:semiHidden="1" w:uiPriority="99" w:unhideWhenUsed="1"/>
+    <w:lsdException w:name="HTML Variable" w:semiHidden="1" w:uiPriority="99" w:unhideWhenUsed="1"/>
+    <w:lsdException w:name="Normal Table" w:semiHidden="1" w:uiPriority="99" w:unhideWhenUsed="1"/>
+    <w:lsdException w:name="annotation subject" w:semiHidden="1" w:uiPriority="99" w:unhideWhenUsed="1"/>
+    <w:lsdException w:name="No List" w:semiHidden="1" w:uiPriority="99" w:unhideWhenUsed="1"/>
+    <w:lsdException w:name="Outline List 1" w:semiHidden="1" w:uiPriority="99" w:unhideWhenUsed="1"/>
+    <w:lsdException w:name="Outline List 2" w:semiHidden="1" w:uiPriority="99" w:unhideWhenUsed="1"/>
+    <w:lsdException w:name="Outline List 3" w:semiHidden="1" w:uiPriority="99" w:unhideWhenUsed="1"/>
+    <w:lsdException w:name="Table Simple 1" w:semiHidden="1" w:uiPriority="99" w:unhideWhenUsed="1"/>
+    <w:lsdException w:name="Table Simple 2" w:semiHidden="1" w:uiPriority="99" w:unhideWhenUsed="1"/>
+    <w:lsdException w:name="Table Simple 3" w:semiHidden="1" w:uiPriority="99" w:unhideWhenUsed="1"/>
+    <w:lsdException w:name="Table Classic 1" w:semiHidden="1" w:uiPriority="99" w:unhideWhenUsed="1"/>
+    <w:lsdException w:name="Table Classic 2" w:semiHidden="1" w:uiPriority="99" w:unhideWhenUsed="1"/>
+    <w:lsdException w:name="Table Classic 3" w:semiHidden="1" w:uiPriority="99" w:unhideWhenUsed="1"/>
+    <w:lsdException w:name="Table Classic 4" w:semiHidden="1" w:uiPriority="99" w:unhideWhenUsed="1"/>
+    <w:lsdException w:name="Table Colorful 1" w:semiHidden="1" w:uiPriority="99" w:unhideWhenUsed="1"/>
+    <w:lsdException w:name="Table Colorful 2" w:semiHidden="1" w:uiPriority="99" w:unhideWhenUsed="1"/>
+    <w:lsdException w:name="Table Colorful 3" w:semiHidden="1" w:uiPriority="99" w:unhideWhenUsed="1"/>
+    <w:lsdException w:name="Table Columns 1" w:semiHidden="1" w:uiPriority="99" w:unhideWhenUsed="1"/>
+    <w:lsdException w:name="Table Columns 2" w:semiHidden="1" w:uiPriority="99" w:unhideWhenUsed="1"/>
+    <w:lsdException w:name="Table Columns 3" w:semiHidden="1" w:uiPriority="99" w:unhideWhenUsed="1"/>
+    <w:lsdException w:name="Table Columns 4" w:semiHidden="1" w:uiPriority="99" w:unhideWhenUsed="1"/>
+    <w:lsdException w:name="Table Columns 5" w:semiHidden="1" w:uiPriority="99" w:unhideWhenUsed="1"/>
+    <w:lsdException w:name="Table Grid 1" w:semiHidden="1" w:uiPriority="99" w:unhideWhenUsed="1"/>
+    <w:lsdException w:name="Table Grid 2" w:semiHidden="1" w:uiPriority="99" w:unhideWhenUsed="1"/>
+    <w:lsdException w:name="Table Grid 3" w:semiHidden="1" w:uiPriority="99" w:unhideWhenUsed="1"/>
+    <w:lsdException w:name="Table Grid 4" w:semiHidden="1" w:uiPriority="99" w:unhideWhenUsed="1"/>
+    <w:lsdException w:name="Table Grid 5" w:semiHidden="1" w:uiPriority="99" w:unhideWhenUsed="1"/>
+    <w:lsdException w:name="Table Grid 6" w:semiHidden="1" w:uiPriority="99" w:unhideWhenUsed="1"/>
+    <w:lsdException w:name="Table Grid 7" w:semiHidden="1" w:uiPriority="99" w:unhideWhenUsed="1"/>
+    <w:lsdException w:name="Table Grid 8" w:semiHidden="1" w:uiPriority="99" w:unhideWhenUsed="1"/>
+    <w:lsdException w:name="Table List 1" w:semiHidden="1" w:uiPriority="99" w:unhideWhenUsed="1"/>
+    <w:lsdException w:name="Table List 2" w:semiHidden="1" w:uiPriority="99" w:unhideWhenUsed="1"/>
+    <w:lsdException w:name="Table List 3" w:semiHidden="1" w:uiPriority="99" w:unhideWhenUsed="1"/>
+    <w:lsdException w:name="Table List 4" w:semiHidden="1" w:uiPriority="99" w:unhideWhenUsed="1"/>
+    <w:lsdException w:name="Table List 5" w:semiHidden="1" w:uiPriority="99" w:unhideWhenUsed="1"/>
+    <w:lsdException w:name="Table List 6" w:semiHidden="1" w:uiPriority="99" w:unhideWhenUsed="1"/>
+    <w:lsdException w:name="Table List 7" w:semiHidden="1" w:uiPriority="99" w:unhideWhenUsed="1"/>
+    <w:lsdException w:name="Table List 8" w:semiHidden="1" w:uiPriority="99" w:unhideWhenUsed="1"/>
+    <w:lsdException w:name="Table 3D effects 1" w:semiHidden="1" w:uiPriority="99" w:unhideWhenUsed="1"/>
+    <w:lsdException w:name="Table 3D effects 2" w:semiHidden="1" w:uiPriority="99" w:unhideWhenUsed="1"/>
+    <w:lsdException w:name="Table 3D effects 3" w:semiHidden="1" w:uiPriority="99" w:unhideWhenUsed="1"/>
+    <w:lsdException w:name="Table Contemporary" w:semiHidden="1" w:uiPriority="99" w:unhideWhenUsed="1"/>
+    <w:lsdException w:name="Table Elegant" w:semiHidden="1" w:uiPriority="99" w:unhideWhenUsed="1"/>
+    <w:lsdException w:name="Table Professional" w:semiHidden="1" w:uiPriority="99" w:unhideWhenUsed="1"/>
+    <w:lsdException w:name="Table Subtle 1" w:semiHidden="1" w:uiPriority="99" w:unhideWhenUsed="1"/>
+    <w:lsdException w:name="Table Subtle 2" w:semiHidden="1" w:uiPriority="99" w:unhideWhenUsed="1"/>
+    <w:lsdException w:name="Table Web 1" w:semiHidden="1" w:uiPriority="99" w:unhideWhenUsed="1"/>
+    <w:lsdException w:name="Table Web 2" w:semiHidden="1" w:uiPriority="99" w:unhideWhenUsed="1"/>
+    <w:lsdException w:name="Table Web 3" w:semiHidden="1" w:uiPriority="99" w:unhideWhenUsed="1"/>
+    <w:lsdException w:name="Balloon Text" w:semiHidden="1" w:uiPriority="99" w:unhideWhenUsed="1"/>
     <w:lsdException w:name="Table Grid" w:uiPriority="87"/>
-    <w:lsdException w:name="Table Theme" w:semiHidden="1" w:unhideWhenUsed="1"/>
-    <w:lsdException w:name="Placeholder Text" w:semiHidden="1"/>
+    <w:lsdException w:name="Table Theme" w:semiHidden="1" w:uiPriority="99" w:unhideWhenUsed="1"/>
+    <w:lsdException w:name="Placeholder Text" w:semiHidden="1" w:uiPriority="99"/>
     <w:lsdException w:name="No Spacing" w:uiPriority="1" w:qFormat="1"/>
-    <w:lsdException w:name="Light Shading" w:uiPriority="150"/>
-    <w:lsdException w:name="Light List" w:uiPriority="151"/>
-    <w:lsdException w:name="Light Grid" w:uiPriority="152"/>
-    <w:lsdException w:name="Medium Shading 1" w:uiPriority="153"/>
-    <w:lsdException w:name="Medium Shading 2" w:uiPriority="256"/>
-    <w:lsdException w:name="Medium List 1" w:uiPriority="257"/>
-    <w:lsdException w:name="Medium List 2" w:uiPriority="258"/>
-    <w:lsdException w:name="Medium Grid 1" w:uiPriority="259"/>
-    <w:lsdException w:name="Medium Grid 2" w:uiPriority="260"/>
-    <w:lsdException w:name="Medium Grid 3" w:uiPriority="261"/>
-    <w:lsdException w:name="Dark List" w:uiPriority="274"/>
-    <w:lsdException w:name="Colorful Shading" w:uiPriority="275"/>
-    <w:lsdException w:name="Colorful List" w:uiPriority="276"/>
-    <w:lsdException w:name="Colorful Grid" w:uiPriority="277"/>
-    <w:lsdException w:name="Light Shading Accent 1" w:uiPriority="150"/>
-    <w:lsdException w:name="Light List Accent 1" w:uiPriority="151"/>
-    <w:lsdException w:name="Light Grid Accent 1" w:uiPriority="152"/>
-    <w:lsdException w:name="Medium Shading 1 Accent 1" w:uiPriority="153"/>
-    <w:lsdException w:name="Medium Shading 2 Accent 1" w:uiPriority="256"/>
-    <w:lsdException w:name="Medium List 1 Accent 1" w:uiPriority="257"/>
-    <w:lsdException w:name="Revision" w:semiHidden="1"/>
+    <w:lsdException w:name="Light Shading"/>
+    <w:lsdException w:name="Light List"/>
+    <w:lsdException w:name="Light Grid"/>
+    <w:lsdException w:name="Medium Shading 1"/>
+    <w:lsdException w:name="Medium Shading 2"/>
+    <w:lsdException w:name="Medium List 1"/>
+    <w:lsdException w:name="Medium List 2"/>
+    <w:lsdException w:name="Medium Grid 1"/>
+    <w:lsdException w:name="Medium Grid 2"/>
+    <w:lsdException w:name="Medium Grid 3"/>
+    <w:lsdException w:name="Dark List"/>
+    <w:lsdException w:name="Colorful Shading"/>
+    <w:lsdException w:name="Colorful List"/>
+    <w:lsdException w:name="Colorful Grid"/>
+    <w:lsdException w:name="Light Shading Accent 1"/>
+    <w:lsdException w:name="Light List Accent 1"/>
+    <w:lsdException w:name="Light Grid Accent 1"/>
+    <w:lsdException w:name="Medium Shading 1 Accent 1"/>
+    <w:lsdException w:name="Medium Shading 2 Accent 1"/>
+    <w:lsdException w:name="Medium List 1 Accent 1"/>
+    <w:lsdException w:name="Revision" w:semiHidden="1" w:uiPriority="99"/>
     <w:lsdException w:name="List Paragraph" w:uiPriority="82" w:qFormat="1"/>
     <w:lsdException w:name="Quote" w:uiPriority="65" w:qFormat="1"/>
     <w:lsdException w:name="Intense Quote" w:uiPriority="72" w:qFormat="1"/>
-    <w:lsdException w:name="Medium List 2 Accent 1" w:uiPriority="258"/>
-    <w:lsdException w:name="Medium Grid 1 Accent 1" w:uiPriority="259"/>
-    <w:lsdException w:name="Medium Grid 2 Accent 1" w:uiPriority="260"/>
-    <w:lsdException w:name="Medium Grid 3 Accent 1" w:uiPriority="261"/>
-    <w:lsdException w:name="Dark List Accent 1" w:uiPriority="274"/>
-    <w:lsdException w:name="Colorful Shading Accent 1" w:uiPriority="275"/>
-    <w:lsdException w:name="Colorful List Accent 1" w:uiPriority="276"/>
-    <w:lsdException w:name="Colorful Grid Accent 1" w:uiPriority="277"/>
-    <w:lsdException w:name="Light Shading Accent 2" w:uiPriority="150"/>
-    <w:lsdException w:name="Light List Accent 2" w:uiPriority="151"/>
-    <w:lsdException w:name="Light Grid Accent 2" w:uiPriority="152"/>
-    <w:lsdException w:name="Medium Shading 1 Accent 2" w:uiPriority="153"/>
-    <w:lsdException w:name="Medium Shading 2 Accent 2" w:uiPriority="256"/>
-    <w:lsdException w:name="Medium List 1 Accent 2" w:uiPriority="257"/>
-    <w:lsdException w:name="Medium List 2 Accent 2" w:uiPriority="258"/>
-    <w:lsdException w:name="Medium Grid 1 Accent 2" w:uiPriority="259"/>
-    <w:lsdException w:name="Medium Grid 2 Accent 2" w:uiPriority="260"/>
-    <w:lsdException w:name="Medium Grid 3 Accent 2" w:uiPriority="261"/>
-    <w:lsdException w:name="Dark List Accent 2" w:uiPriority="274"/>
-    <w:lsdException w:name="Colorful Shading Accent 2" w:uiPriority="275"/>
-    <w:lsdException w:name="Colorful List Accent 2" w:uiPriority="276"/>
-    <w:lsdException w:name="Colorful Grid Accent 2" w:uiPriority="277"/>
-    <w:lsdException w:name="Light Shading Accent 3" w:uiPriority="150"/>
-    <w:lsdException w:name="Light List Accent 3" w:uiPriority="151"/>
-    <w:lsdException w:name="Light Grid Accent 3" w:uiPriority="152"/>
-    <w:lsdException w:name="Medium Shading 1 Accent 3" w:uiPriority="153"/>
-    <w:lsdException w:name="Medium Shading 2 Accent 3" w:uiPriority="256"/>
-    <w:lsdException w:name="Medium List 1 Accent 3" w:uiPriority="257"/>
-    <w:lsdException w:name="Medium List 2 Accent 3" w:uiPriority="258"/>
-    <w:lsdException w:name="Medium Grid 1 Accent 3" w:uiPriority="259"/>
-    <w:lsdException w:name="Medium Grid 2 Accent 3" w:uiPriority="260"/>
-    <w:lsdException w:name="Medium Grid 3 Accent 3" w:uiPriority="261"/>
-    <w:lsdException w:name="Dark List Accent 3" w:uiPriority="274"/>
-    <w:lsdException w:name="Colorful Shading Accent 3" w:uiPriority="275"/>
-    <w:lsdException w:name="Colorful List Accent 3" w:uiPriority="276"/>
-    <w:lsdException w:name="Colorful Grid Accent 3" w:uiPriority="277"/>
-    <w:lsdException w:name="Light Shading Accent 4" w:uiPriority="150"/>
-    <w:lsdException w:name="Light List Accent 4" w:uiPriority="151"/>
-    <w:lsdException w:name="Light Grid Accent 4" w:uiPriority="152"/>
-    <w:lsdException w:name="Medium Shading 1 Accent 4" w:uiPriority="153"/>
-    <w:lsdException w:name="Medium Shading 2 Accent 4" w:uiPriority="256"/>
-    <w:lsdException w:name="Medium List 1 Accent 4" w:uiPriority="257"/>
-    <w:lsdException w:name="Medium List 2 Accent 4" w:uiPriority="258"/>
-    <w:lsdException w:name="Medium Grid 1 Accent 4" w:uiPriority="259"/>
-    <w:lsdException w:name="Medium Grid 2 Accent 4" w:uiPriority="260"/>
-    <w:lsdException w:name="Medium Grid 3 Accent 4" w:uiPriority="261"/>
-    <w:lsdException w:name="Dark List Accent 4" w:uiPriority="274"/>
-    <w:lsdException w:name="Colorful Shading Accent 4" w:uiPriority="275"/>
-    <w:lsdException w:name="Colorful List Accent 4" w:uiPriority="276"/>
-    <w:lsdException w:name="Colorful Grid Accent 4" w:uiPriority="277"/>
-    <w:lsdException w:name="Light Shading Accent 5" w:uiPriority="150"/>
-    <w:lsdException w:name="Light List Accent 5" w:uiPriority="151"/>
-    <w:lsdException w:name="Light Grid Accent 5" w:uiPriority="152"/>
-    <w:lsdException w:name="Medium Shading 1 Accent 5" w:uiPriority="153"/>
-    <w:lsdException w:name="Medium Shading 2 Accent 5" w:uiPriority="256"/>
-    <w:lsdException w:name="Medium List 1 Accent 5" w:uiPriority="257"/>
-    <w:lsdException w:name="Medium List 2 Accent 5" w:uiPriority="258"/>
-    <w:lsdException w:name="Medium Grid 1 Accent 5" w:uiPriority="259"/>
-    <w:lsdException w:name="Medium Grid 2 Accent 5" w:uiPriority="260"/>
-    <w:lsdException w:name="Medium Grid 3 Accent 5" w:uiPriority="261"/>
-    <w:lsdException w:name="Dark List Accent 5" w:uiPriority="274"/>
-    <w:lsdException w:name="Colorful Shading Accent 5" w:uiPriority="275"/>
-    <w:lsdException w:name="Colorful List Accent 5" w:uiPriority="276"/>
-    <w:lsdException w:name="Colorful Grid Accent 5" w:uiPriority="277"/>
-    <w:lsdException w:name="Light Shading Accent 6" w:uiPriority="150"/>
-    <w:lsdException w:name="Light List Accent 6" w:uiPriority="151"/>
-    <w:lsdException w:name="Light Grid Accent 6" w:uiPriority="152"/>
-    <w:lsdException w:name="Medium Shading 1 Accent 6" w:uiPriority="153"/>
-    <w:lsdException w:name="Medium Shading 2 Accent 6" w:uiPriority="256"/>
-    <w:lsdException w:name="Medium List 1 Accent 6" w:uiPriority="257"/>
-    <w:lsdException w:name="Medium List 2 Accent 6" w:uiPriority="258"/>
-    <w:lsdException w:name="Medium Grid 1 Accent 6" w:uiPriority="259"/>
-    <w:lsdException w:name="Medium Grid 2 Accent 6" w:uiPriority="260"/>
-    <w:lsdException w:name="Medium Grid 3 Accent 6" w:uiPriority="261"/>
-    <w:lsdException w:name="Dark List Accent 6" w:uiPriority="274"/>
-    <w:lsdException w:name="Colorful Shading Accent 6" w:uiPriority="275"/>
-    <w:lsdException w:name="Colorful List Accent 6" w:uiPriority="276"/>
-    <w:lsdException w:name="Colorful Grid Accent 6" w:uiPriority="277"/>
+    <w:lsdException w:name="Medium List 2 Accent 1"/>
+    <w:lsdException w:name="Medium Grid 1 Accent 1"/>
+    <w:lsdException w:name="Medium Grid 2 Accent 1"/>
+    <w:lsdException w:name="Medium Grid 3 Accent 1"/>
+    <w:lsdException w:name="Dark List Accent 1"/>
+    <w:lsdException w:name="Colorful Shading Accent 1"/>
+    <w:lsdException w:name="Colorful List Accent 1"/>
+    <w:lsdException w:name="Colorful Grid Accent 1"/>
+    <w:lsdException w:name="Light Shading Accent 2"/>
+    <w:lsdException w:name="Light List Accent 2"/>
+    <w:lsdException w:name="Light Grid Accent 2"/>
+    <w:lsdException w:name="Medium Shading 1 Accent 2"/>
+    <w:lsdException w:name="Medium Shading 2 Accent 2"/>
+    <w:lsdException w:name="Medium List 1 Accent 2"/>
+    <w:lsdException w:name="Medium List 2 Accent 2"/>
+    <w:lsdException w:name="Medium Grid 1 Accent 2"/>
+    <w:lsdException w:name="Medium Grid 2 Accent 2"/>
+    <w:lsdException w:name="Medium Grid 3 Accent 2"/>
+    <w:lsdException w:name="Dark List Accent 2"/>
+    <w:lsdException w:name="Colorful Shading Accent 2"/>
+    <w:lsdException w:name="Colorful List Accent 2"/>
+    <w:lsdException w:name="Colorful Grid Accent 2"/>
+    <w:lsdException w:name="Light Shading Accent 3"/>
+    <w:lsdException w:name="Light List Accent 3"/>
+    <w:lsdException w:name="Light Grid Accent 3"/>
+    <w:lsdException w:name="Medium Shading 1 Accent 3"/>
+    <w:lsdException w:name="Medium Shading 2 Accent 3"/>
+    <w:lsdException w:name="Medium List 1 Accent 3"/>
+    <w:lsdException w:name="Medium List 2 Accent 3"/>
+    <w:lsdException w:name="Medium Grid 1 Accent 3"/>
+    <w:lsdException w:name="Medium Grid 2 Accent 3"/>
+    <w:lsdException w:name="Medium Grid 3 Accent 3"/>
+    <w:lsdException w:name="Dark List Accent 3"/>
+    <w:lsdException w:name="Colorful Shading Accent 3"/>
+    <w:lsdException w:name="Colorful List Accent 3"/>
+    <w:lsdException w:name="Colorful Grid Accent 3"/>
+    <w:lsdException w:name="Light Shading Accent 4"/>
+    <w:lsdException w:name="Light List Accent 4"/>
+    <w:lsdException w:name="Light Grid Accent 4"/>
+    <w:lsdException w:name="Medium Shading 1 Accent 4"/>
+    <w:lsdException w:name="Medium Shading 2 Accent 4"/>
+    <w:lsdException w:name="Medium List 1 Accent 4"/>
+    <w:lsdException w:name="Medium List 2 Accent 4"/>
+    <w:lsdException w:name="Medium Grid 1 Accent 4"/>
+    <w:lsdException w:name="Medium Grid 2 Accent 4"/>
+    <w:lsdException w:name="Medium Grid 3 Accent 4"/>
+    <w:lsdException w:name="Dark List Accent 4"/>
+    <w:lsdException w:name="Colorful Shading Accent 4"/>
+    <w:lsdException w:name="Colorful List Accent 4"/>
+    <w:lsdException w:name="Colorful Grid Accent 4"/>
+    <w:lsdException w:name="Light Shading Accent 5"/>
+    <w:lsdException w:name="Light List Accent 5"/>
+    <w:lsdException w:name="Light Grid Accent 5"/>
+    <w:lsdException w:name="Medium Shading 1 Accent 5"/>
+    <w:lsdException w:name="Medium Shading 2 Accent 5"/>
+    <w:lsdException w:name="Medium List 1 Accent 5"/>
+    <w:lsdException w:name="Medium List 2 Accent 5"/>
+    <w:lsdException w:name="Medium Grid 1 Accent 5"/>
+    <w:lsdException w:name="Medium Grid 2 Accent 5"/>
+    <w:lsdException w:name="Medium Grid 3 Accent 5"/>
+    <w:lsdException w:name="Dark List Accent 5"/>
+    <w:lsdException w:name="Colorful Shading Accent 5"/>
+    <w:lsdException w:name="Colorful List Accent 5"/>
+    <w:lsdException w:name="Colorful Grid Accent 5"/>
+    <w:lsdException w:name="Light Shading Accent 6"/>
+    <w:lsdException w:name="Light List Accent 6"/>
+    <w:lsdException w:name="Light Grid Accent 6"/>
+    <w:lsdException w:name="Medium Shading 1 Accent 6"/>
+    <w:lsdException w:name="Medium Shading 2 Accent 6"/>
+    <w:lsdException w:name="Medium List 1 Accent 6"/>
+    <w:lsdException w:name="Medium List 2 Accent 6"/>
+    <w:lsdException w:name="Medium Grid 1 Accent 6"/>
+    <w:lsdException w:name="Medium Grid 2 Accent 6"/>
+    <w:lsdException w:name="Medium Grid 3 Accent 6"/>
+    <w:lsdException w:name="Dark List Accent 6"/>
+    <w:lsdException w:name="Colorful Shading Accent 6"/>
+    <w:lsdException w:name="Colorful List Accent 6"/>
+    <w:lsdException w:name="Colorful Grid Accent 6"/>
     <w:lsdException w:name="Subtle Emphasis" w:uiPriority="37" w:qFormat="1"/>
     <w:lsdException w:name="Intense Emphasis" w:uiPriority="51" w:qFormat="1"/>
     <w:lsdException w:name="Subtle Reference" w:uiPriority="73" w:qFormat="1"/>
@@ -12567,115 +12035,11 @@
     <w:lsdException w:name="Book Title" w:uiPriority="81" w:qFormat="1"/>
     <w:lsdException w:name="Bibliography" w:semiHidden="1" w:uiPriority="85" w:unhideWhenUsed="1"/>
     <w:lsdException w:name="TOC Heading" w:semiHidden="1" w:uiPriority="87" w:unhideWhenUsed="1" w:qFormat="1"/>
-    <w:lsdException w:name="Plain Table 1" w:uiPriority="101"/>
-    <w:lsdException w:name="Plain Table 2" w:uiPriority="102"/>
-    <w:lsdException w:name="Plain Table 3" w:uiPriority="103"/>
-    <w:lsdException w:name="Plain Table 4" w:uiPriority="104"/>
-    <w:lsdException w:name="Plain Table 5" w:uiPriority="105"/>
-    <w:lsdException w:name="Grid Table Light" w:uiPriority="100"/>
-    <w:lsdException w:name="Grid Table 1 Light" w:uiPriority="112"/>
-    <w:lsdException w:name="Grid Table 2" w:uiPriority="113"/>
-    <w:lsdException w:name="Grid Table 3" w:uiPriority="114"/>
-    <w:lsdException w:name="Grid Table 4" w:uiPriority="115"/>
-    <w:lsdException w:name="Grid Table 5 Dark" w:uiPriority="128"/>
-    <w:lsdException w:name="Grid Table 6 Colorful" w:uiPriority="129"/>
-    <w:lsdException w:name="Grid Table 7 Colorful" w:uiPriority="130"/>
-    <w:lsdException w:name="Grid Table 1 Light Accent 1" w:uiPriority="112"/>
-    <w:lsdException w:name="Grid Table 2 Accent 1" w:uiPriority="113"/>
-    <w:lsdException w:name="Grid Table 3 Accent 1" w:uiPriority="114"/>
-    <w:lsdException w:name="Grid Table 4 Accent 1" w:uiPriority="115"/>
-    <w:lsdException w:name="Grid Table 5 Dark Accent 1" w:uiPriority="128"/>
-    <w:lsdException w:name="Grid Table 6 Colorful Accent 1" w:uiPriority="129"/>
-    <w:lsdException w:name="Grid Table 7 Colorful Accent 1" w:uiPriority="130"/>
-    <w:lsdException w:name="Grid Table 1 Light Accent 2" w:uiPriority="112"/>
-    <w:lsdException w:name="Grid Table 2 Accent 2" w:uiPriority="113"/>
-    <w:lsdException w:name="Grid Table 3 Accent 2" w:uiPriority="114"/>
-    <w:lsdException w:name="Grid Table 4 Accent 2" w:uiPriority="115"/>
-    <w:lsdException w:name="Grid Table 5 Dark Accent 2" w:uiPriority="128"/>
-    <w:lsdException w:name="Grid Table 6 Colorful Accent 2" w:uiPriority="129"/>
-    <w:lsdException w:name="Grid Table 7 Colorful Accent 2" w:uiPriority="130"/>
-    <w:lsdException w:name="Grid Table 1 Light Accent 3" w:uiPriority="112"/>
-    <w:lsdException w:name="Grid Table 2 Accent 3" w:uiPriority="113"/>
-    <w:lsdException w:name="Grid Table 3 Accent 3" w:uiPriority="114"/>
-    <w:lsdException w:name="Grid Table 4 Accent 3" w:uiPriority="115"/>
-    <w:lsdException w:name="Grid Table 5 Dark Accent 3" w:uiPriority="128"/>
-    <w:lsdException w:name="Grid Table 6 Colorful Accent 3" w:uiPriority="129"/>
-    <w:lsdException w:name="Grid Table 7 Colorful Accent 3" w:uiPriority="130"/>
-    <w:lsdException w:name="Grid Table 1 Light Accent 4" w:uiPriority="112"/>
-    <w:lsdException w:name="Grid Table 2 Accent 4" w:uiPriority="113"/>
-    <w:lsdException w:name="Grid Table 3 Accent 4" w:uiPriority="114"/>
-    <w:lsdException w:name="Grid Table 4 Accent 4" w:uiPriority="115"/>
-    <w:lsdException w:name="Grid Table 5 Dark Accent 4" w:uiPriority="128"/>
-    <w:lsdException w:name="Grid Table 6 Colorful Accent 4" w:uiPriority="129"/>
-    <w:lsdException w:name="Grid Table 7 Colorful Accent 4" w:uiPriority="130"/>
-    <w:lsdException w:name="Grid Table 1 Light Accent 5" w:uiPriority="112"/>
-    <w:lsdException w:name="Grid Table 2 Accent 5" w:uiPriority="113"/>
-    <w:lsdException w:name="Grid Table 3 Accent 5" w:uiPriority="114"/>
-    <w:lsdException w:name="Grid Table 4 Accent 5" w:uiPriority="115"/>
-    <w:lsdException w:name="Grid Table 5 Dark Accent 5" w:uiPriority="128"/>
-    <w:lsdException w:name="Grid Table 6 Colorful Accent 5" w:uiPriority="129"/>
-    <w:lsdException w:name="Grid Table 7 Colorful Accent 5" w:uiPriority="130"/>
-    <w:lsdException w:name="Grid Table 1 Light Accent 6" w:uiPriority="112"/>
-    <w:lsdException w:name="Grid Table 2 Accent 6" w:uiPriority="113"/>
-    <w:lsdException w:name="Grid Table 3 Accent 6" w:uiPriority="114"/>
-    <w:lsdException w:name="Grid Table 4 Accent 6" w:uiPriority="115"/>
-    <w:lsdException w:name="Grid Table 5 Dark Accent 6" w:uiPriority="128"/>
-    <w:lsdException w:name="Grid Table 6 Colorful Accent 6" w:uiPriority="129"/>
-    <w:lsdException w:name="Grid Table 7 Colorful Accent 6" w:uiPriority="130"/>
-    <w:lsdException w:name="List Table 1 Light" w:uiPriority="112"/>
-    <w:lsdException w:name="List Table 2" w:uiPriority="113"/>
-    <w:lsdException w:name="List Table 3" w:uiPriority="114"/>
-    <w:lsdException w:name="List Table 4" w:uiPriority="115"/>
-    <w:lsdException w:name="List Table 5 Dark" w:uiPriority="128"/>
-    <w:lsdException w:name="List Table 6 Colorful" w:uiPriority="129"/>
-    <w:lsdException w:name="List Table 7 Colorful" w:uiPriority="130"/>
-    <w:lsdException w:name="List Table 1 Light Accent 1" w:uiPriority="112"/>
-    <w:lsdException w:name="List Table 2 Accent 1" w:uiPriority="113"/>
-    <w:lsdException w:name="List Table 3 Accent 1" w:uiPriority="114"/>
-    <w:lsdException w:name="List Table 4 Accent 1" w:uiPriority="115"/>
-    <w:lsdException w:name="List Table 5 Dark Accent 1" w:uiPriority="128"/>
-    <w:lsdException w:name="List Table 6 Colorful Accent 1" w:uiPriority="129"/>
-    <w:lsdException w:name="List Table 7 Colorful Accent 1" w:uiPriority="130"/>
-    <w:lsdException w:name="List Table 1 Light Accent 2" w:uiPriority="112"/>
-    <w:lsdException w:name="List Table 2 Accent 2" w:uiPriority="113"/>
-    <w:lsdException w:name="List Table 3 Accent 2" w:uiPriority="114"/>
-    <w:lsdException w:name="List Table 4 Accent 2" w:uiPriority="115"/>
-    <w:lsdException w:name="List Table 5 Dark Accent 2" w:uiPriority="128"/>
-    <w:lsdException w:name="List Table 6 Colorful Accent 2" w:uiPriority="129"/>
-    <w:lsdException w:name="List Table 7 Colorful Accent 2" w:uiPriority="130"/>
-    <w:lsdException w:name="List Table 1 Light Accent 3" w:uiPriority="112"/>
-    <w:lsdException w:name="List Table 2 Accent 3" w:uiPriority="113"/>
-    <w:lsdException w:name="List Table 3 Accent 3" w:uiPriority="114"/>
-    <w:lsdException w:name="List Table 4 Accent 3" w:uiPriority="115"/>
-    <w:lsdException w:name="List Table 5 Dark Accent 3" w:uiPriority="128"/>
-    <w:lsdException w:name="List Table 6 Colorful Accent 3" w:uiPriority="129"/>
-    <w:lsdException w:name="List Table 7 Colorful Accent 3" w:uiPriority="130"/>
-    <w:lsdException w:name="List Table 1 Light Accent 4" w:uiPriority="112"/>
-    <w:lsdException w:name="List Table 2 Accent 4" w:uiPriority="113"/>
-    <w:lsdException w:name="List Table 3 Accent 4" w:uiPriority="114"/>
-    <w:lsdException w:name="List Table 4 Accent 4" w:uiPriority="115"/>
-    <w:lsdException w:name="List Table 5 Dark Accent 4" w:uiPriority="128"/>
-    <w:lsdException w:name="List Table 6 Colorful Accent 4" w:uiPriority="129"/>
-    <w:lsdException w:name="List Table 7 Colorful Accent 4" w:uiPriority="130"/>
-    <w:lsdException w:name="List Table 1 Light Accent 5" w:uiPriority="112"/>
-    <w:lsdException w:name="List Table 2 Accent 5" w:uiPriority="113"/>
-    <w:lsdException w:name="List Table 3 Accent 5" w:uiPriority="114"/>
-    <w:lsdException w:name="List Table 4 Accent 5" w:uiPriority="115"/>
-    <w:lsdException w:name="List Table 5 Dark Accent 5" w:uiPriority="128"/>
-    <w:lsdException w:name="List Table 6 Colorful Accent 5" w:uiPriority="129"/>
-    <w:lsdException w:name="List Table 7 Colorful Accent 5" w:uiPriority="130"/>
-    <w:lsdException w:name="List Table 1 Light Accent 6" w:uiPriority="112"/>
-    <w:lsdException w:name="List Table 2 Accent 6" w:uiPriority="113"/>
-    <w:lsdException w:name="List Table 3 Accent 6" w:uiPriority="114"/>
-    <w:lsdException w:name="List Table 4 Accent 6" w:uiPriority="115"/>
-    <w:lsdException w:name="List Table 5 Dark Accent 6" w:uiPriority="128"/>
-    <w:lsdException w:name="List Table 6 Colorful Accent 6" w:uiPriority="129"/>
-    <w:lsdException w:name="List Table 7 Colorful Accent 6" w:uiPriority="130"/>
-    <w:lsdException w:name="Mention" w:semiHidden="1" w:unhideWhenUsed="1"/>
-    <w:lsdException w:name="Smart Hyperlink" w:semiHidden="1" w:unhideWhenUsed="1"/>
-    <w:lsdException w:name="Hashtag" w:semiHidden="1" w:unhideWhenUsed="1"/>
-    <w:lsdException w:name="Unresolved Mention" w:semiHidden="1" w:unhideWhenUsed="1"/>
-    <w:lsdException w:name="Smart Link" w:semiHidden="1" w:unhideWhenUsed="1"/>
+    <w:lsdException w:name="Mention" w:semiHidden="1" w:uiPriority="99" w:unhideWhenUsed="1"/>
+    <w:lsdException w:name="Smart Hyperlink" w:semiHidden="1" w:uiPriority="99" w:unhideWhenUsed="1"/>
+    <w:lsdException w:name="Hashtag" w:semiHidden="1" w:uiPriority="99" w:unhideWhenUsed="1"/>
+    <w:lsdException w:name="Unresolved Mention" w:semiHidden="1" w:uiPriority="99" w:unhideWhenUsed="1"/>
+    <w:lsdException w:name="Smart Link" w:semiHidden="1" w:uiPriority="99" w:unhideWhenUsed="1"/>
   </w:latentStyles>
   <w:style w:type="paragraph" w:default="1" w:styleId="a">
     <w:name w:val="Normal"/>
@@ -12683,8 +12047,8 @@
     <w:rPr>
       <w:rFonts w:ascii="바탕" w:eastAsia="바탕"/>
       <w:color w:val="000000"/>
+      <w:kern w:val="1"/>
       <w:sz w:val="20"/>
-      <w:kern w:val="1"/>
     </w:rPr>
   </w:style>
   <w:style w:type="character" w:default="1" w:styleId="a0">
@@ -12717,18 +12081,18 @@
   <w:style w:type="paragraph" w:customStyle="1" w:styleId="a3">
     <w:name w:val="바탕글"/>
     <w:pPr>
-      <w:autoSpaceDE w:val="off"/>
-      <w:autoSpaceDN w:val="off"/>
-      <w:widowControl w:val="off"/>
-      <w:wordWrap w:val="off"/>
-      <w:jc w:val="both"/>
+      <w:widowControl w:val="0"/>
       <w:pBdr>
         <w:top w:val="none" w:sz="2" w:space="0" w:color="000000"/>
         <w:left w:val="none" w:sz="2" w:space="0" w:color="000000"/>
         <w:bottom w:val="none" w:sz="2" w:space="0" w:color="000000"/>
         <w:right w:val="none" w:sz="2" w:space="0" w:color="000000"/>
       </w:pBdr>
+      <w:wordWrap w:val="0"/>
+      <w:autoSpaceDE w:val="0"/>
+      <w:autoSpaceDN w:val="0"/>
       <w:spacing w:after="0" w:line="384" w:lineRule="auto"/>
+      <w:jc w:val="both"/>
       <w:textAlignment w:val="baseline"/>
     </w:pPr>
     <w:rPr>
@@ -12742,19 +12106,19 @@
     <w:name w:val="Body Text"/>
     <w:uiPriority w:val="1"/>
     <w:pPr>
-      <w:ind w:left="300"/>
-      <w:autoSpaceDE w:val="off"/>
-      <w:autoSpaceDN w:val="off"/>
-      <w:widowControl w:val="off"/>
-      <w:wordWrap w:val="off"/>
-      <w:jc w:val="both"/>
+      <w:widowControl w:val="0"/>
       <w:pBdr>
         <w:top w:val="none" w:sz="2" w:space="0" w:color="000000"/>
         <w:left w:val="none" w:sz="2" w:space="0" w:color="000000"/>
         <w:bottom w:val="none" w:sz="2" w:space="0" w:color="000000"/>
         <w:right w:val="none" w:sz="2" w:space="0" w:color="000000"/>
       </w:pBdr>
+      <w:wordWrap w:val="0"/>
+      <w:autoSpaceDE w:val="0"/>
+      <w:autoSpaceDN w:val="0"/>
       <w:spacing w:after="0" w:line="384" w:lineRule="auto"/>
+      <w:ind w:left="300"/>
+      <w:jc w:val="both"/>
       <w:textAlignment w:val="baseline"/>
     </w:pPr>
     <w:rPr>
@@ -12768,24 +12132,24 @@
     <w:name w:val="개요 1"/>
     <w:uiPriority w:val="2"/>
     <w:pPr>
-      <w:ind w:left="200"/>
-      <w:autoSpaceDE w:val="off"/>
-      <w:autoSpaceDN w:val="off"/>
-      <w:widowControl w:val="off"/>
-      <w:wordWrap w:val="off"/>
-      <w:outlineLvl w:val="0"/>
-      <w:jc w:val="both"/>
+      <w:widowControl w:val="0"/>
+      <w:numPr>
+        <w:numId w:val="2"/>
+      </w:numPr>
       <w:pBdr>
         <w:top w:val="none" w:sz="2" w:space="0" w:color="000000"/>
         <w:left w:val="none" w:sz="2" w:space="0" w:color="000000"/>
         <w:bottom w:val="none" w:sz="2" w:space="0" w:color="000000"/>
         <w:right w:val="none" w:sz="2" w:space="0" w:color="000000"/>
       </w:pBdr>
-      <w:numPr>
-        <w:numId w:val="2"/>
-      </w:numPr>
+      <w:wordWrap w:val="0"/>
+      <w:autoSpaceDE w:val="0"/>
+      <w:autoSpaceDN w:val="0"/>
       <w:spacing w:after="0" w:line="384" w:lineRule="auto"/>
+      <w:ind w:left="200"/>
+      <w:jc w:val="both"/>
       <w:textAlignment w:val="baseline"/>
+      <w:outlineLvl w:val="0"/>
     </w:pPr>
     <w:rPr>
       <w:rFonts w:ascii="함초롬바탕" w:eastAsia="함초롬바탕"/>
@@ -12798,25 +12162,25 @@
     <w:name w:val="개요 2"/>
     <w:uiPriority w:val="3"/>
     <w:pPr>
-      <w:ind w:left="400"/>
-      <w:autoSpaceDE w:val="off"/>
-      <w:autoSpaceDN w:val="off"/>
-      <w:widowControl w:val="off"/>
-      <w:wordWrap w:val="off"/>
-      <w:outlineLvl w:val="1"/>
-      <w:jc w:val="both"/>
+      <w:widowControl w:val="0"/>
+      <w:numPr>
+        <w:ilvl w:val="1"/>
+        <w:numId w:val="3"/>
+      </w:numPr>
       <w:pBdr>
         <w:top w:val="none" w:sz="2" w:space="0" w:color="000000"/>
         <w:left w:val="none" w:sz="2" w:space="0" w:color="000000"/>
         <w:bottom w:val="none" w:sz="2" w:space="0" w:color="000000"/>
         <w:right w:val="none" w:sz="2" w:space="0" w:color="000000"/>
       </w:pBdr>
-      <w:numPr>
-        <w:ilvl w:val="1"/>
-        <w:numId w:val="3"/>
-      </w:numPr>
+      <w:wordWrap w:val="0"/>
+      <w:autoSpaceDE w:val="0"/>
+      <w:autoSpaceDN w:val="0"/>
       <w:spacing w:after="0" w:line="384" w:lineRule="auto"/>
+      <w:ind w:left="400"/>
+      <w:jc w:val="both"/>
       <w:textAlignment w:val="baseline"/>
+      <w:outlineLvl w:val="1"/>
     </w:pPr>
     <w:rPr>
       <w:rFonts w:ascii="함초롬바탕" w:eastAsia="함초롬바탕"/>
@@ -12829,25 +12193,25 @@
     <w:name w:val="개요 3"/>
     <w:uiPriority w:val="4"/>
     <w:pPr>
-      <w:ind w:left="600"/>
-      <w:autoSpaceDE w:val="off"/>
-      <w:autoSpaceDN w:val="off"/>
-      <w:widowControl w:val="off"/>
-      <w:wordWrap w:val="off"/>
-      <w:outlineLvl w:val="2"/>
-      <w:jc w:val="both"/>
+      <w:widowControl w:val="0"/>
+      <w:numPr>
+        <w:ilvl w:val="2"/>
+        <w:numId w:val="4"/>
+      </w:numPr>
       <w:pBdr>
         <w:top w:val="none" w:sz="2" w:space="0" w:color="000000"/>
         <w:left w:val="none" w:sz="2" w:space="0" w:color="000000"/>
         <w:bottom w:val="none" w:sz="2" w:space="0" w:color="000000"/>
         <w:right w:val="none" w:sz="2" w:space="0" w:color="000000"/>
       </w:pBdr>
-      <w:numPr>
-        <w:ilvl w:val="2"/>
-        <w:numId w:val="4"/>
-      </w:numPr>
+      <w:wordWrap w:val="0"/>
+      <w:autoSpaceDE w:val="0"/>
+      <w:autoSpaceDN w:val="0"/>
       <w:spacing w:after="0" w:line="384" w:lineRule="auto"/>
+      <w:ind w:left="600"/>
+      <w:jc w:val="both"/>
       <w:textAlignment w:val="baseline"/>
+      <w:outlineLvl w:val="2"/>
     </w:pPr>
     <w:rPr>
       <w:rFonts w:ascii="함초롬바탕" w:eastAsia="함초롬바탕"/>
@@ -12860,25 +12224,25 @@
     <w:name w:val="개요 4"/>
     <w:uiPriority w:val="5"/>
     <w:pPr>
-      <w:ind w:left="800"/>
-      <w:autoSpaceDE w:val="off"/>
-      <w:autoSpaceDN w:val="off"/>
-      <w:widowControl w:val="off"/>
-      <w:wordWrap w:val="off"/>
-      <w:outlineLvl w:val="3"/>
-      <w:jc w:val="both"/>
+      <w:widowControl w:val="0"/>
+      <w:numPr>
+        <w:ilvl w:val="3"/>
+        <w:numId w:val="5"/>
+      </w:numPr>
       <w:pBdr>
         <w:top w:val="none" w:sz="2" w:space="0" w:color="000000"/>
         <w:left w:val="none" w:sz="2" w:space="0" w:color="000000"/>
         <w:bottom w:val="none" w:sz="2" w:space="0" w:color="000000"/>
         <w:right w:val="none" w:sz="2" w:space="0" w:color="000000"/>
       </w:pBdr>
-      <w:numPr>
-        <w:ilvl w:val="3"/>
-        <w:numId w:val="5"/>
-      </w:numPr>
+      <w:wordWrap w:val="0"/>
+      <w:autoSpaceDE w:val="0"/>
+      <w:autoSpaceDN w:val="0"/>
       <w:spacing w:after="0" w:line="384" w:lineRule="auto"/>
+      <w:ind w:left="800"/>
+      <w:jc w:val="both"/>
       <w:textAlignment w:val="baseline"/>
+      <w:outlineLvl w:val="3"/>
     </w:pPr>
     <w:rPr>
       <w:rFonts w:ascii="함초롬바탕" w:eastAsia="함초롬바탕"/>
@@ -12891,25 +12255,25 @@
     <w:name w:val="개요 5"/>
     <w:uiPriority w:val="6"/>
     <w:pPr>
-      <w:ind w:left="1000"/>
-      <w:autoSpaceDE w:val="off"/>
-      <w:autoSpaceDN w:val="off"/>
-      <w:widowControl w:val="off"/>
-      <w:wordWrap w:val="off"/>
-      <w:outlineLvl w:val="4"/>
-      <w:jc w:val="both"/>
+      <w:widowControl w:val="0"/>
+      <w:numPr>
+        <w:ilvl w:val="4"/>
+        <w:numId w:val="6"/>
+      </w:numPr>
       <w:pBdr>
         <w:top w:val="none" w:sz="2" w:space="0" w:color="000000"/>
         <w:left w:val="none" w:sz="2" w:space="0" w:color="000000"/>
         <w:bottom w:val="none" w:sz="2" w:space="0" w:color="000000"/>
         <w:right w:val="none" w:sz="2" w:space="0" w:color="000000"/>
       </w:pBdr>
-      <w:numPr>
-        <w:ilvl w:val="4"/>
-        <w:numId w:val="6"/>
-      </w:numPr>
+      <w:wordWrap w:val="0"/>
+      <w:autoSpaceDE w:val="0"/>
+      <w:autoSpaceDN w:val="0"/>
       <w:spacing w:after="0" w:line="384" w:lineRule="auto"/>
+      <w:ind w:left="1000"/>
+      <w:jc w:val="both"/>
       <w:textAlignment w:val="baseline"/>
+      <w:outlineLvl w:val="4"/>
     </w:pPr>
     <w:rPr>
       <w:rFonts w:ascii="함초롬바탕" w:eastAsia="함초롬바탕"/>
@@ -12922,25 +12286,25 @@
     <w:name w:val="개요 6"/>
     <w:uiPriority w:val="7"/>
     <w:pPr>
-      <w:ind w:left="1200"/>
-      <w:autoSpaceDE w:val="off"/>
-      <w:autoSpaceDN w:val="off"/>
-      <w:widowControl w:val="off"/>
-      <w:wordWrap w:val="off"/>
-      <w:outlineLvl w:val="5"/>
-      <w:jc w:val="both"/>
+      <w:widowControl w:val="0"/>
+      <w:numPr>
+        <w:ilvl w:val="5"/>
+        <w:numId w:val="7"/>
+      </w:numPr>
       <w:pBdr>
         <w:top w:val="none" w:sz="2" w:space="0" w:color="000000"/>
         <w:left w:val="none" w:sz="2" w:space="0" w:color="000000"/>
         <w:bottom w:val="none" w:sz="2" w:space="0" w:color="000000"/>
         <w:right w:val="none" w:sz="2" w:space="0" w:color="000000"/>
       </w:pBdr>
-      <w:numPr>
-        <w:ilvl w:val="5"/>
-        <w:numId w:val="7"/>
-      </w:numPr>
+      <w:wordWrap w:val="0"/>
+      <w:autoSpaceDE w:val="0"/>
+      <w:autoSpaceDN w:val="0"/>
       <w:spacing w:after="0" w:line="384" w:lineRule="auto"/>
+      <w:ind w:left="1200"/>
+      <w:jc w:val="both"/>
       <w:textAlignment w:val="baseline"/>
+      <w:outlineLvl w:val="5"/>
     </w:pPr>
     <w:rPr>
       <w:rFonts w:ascii="함초롬바탕" w:eastAsia="함초롬바탕"/>
@@ -12953,25 +12317,25 @@
     <w:name w:val="개요 7"/>
     <w:uiPriority w:val="8"/>
     <w:pPr>
-      <w:ind w:left="1400"/>
-      <w:autoSpaceDE w:val="off"/>
-      <w:autoSpaceDN w:val="off"/>
-      <w:widowControl w:val="off"/>
-      <w:wordWrap w:val="off"/>
-      <w:outlineLvl w:val="6"/>
-      <w:jc w:val="both"/>
+      <w:widowControl w:val="0"/>
+      <w:numPr>
+        <w:ilvl w:val="6"/>
+        <w:numId w:val="8"/>
+      </w:numPr>
       <w:pBdr>
         <w:top w:val="none" w:sz="2" w:space="0" w:color="000000"/>
         <w:left w:val="none" w:sz="2" w:space="0" w:color="000000"/>
         <w:bottom w:val="none" w:sz="2" w:space="0" w:color="000000"/>
         <w:right w:val="none" w:sz="2" w:space="0" w:color="000000"/>
       </w:pBdr>
-      <w:numPr>
-        <w:ilvl w:val="6"/>
-        <w:numId w:val="8"/>
-      </w:numPr>
+      <w:wordWrap w:val="0"/>
+      <w:autoSpaceDE w:val="0"/>
+      <w:autoSpaceDN w:val="0"/>
       <w:spacing w:after="0" w:line="384" w:lineRule="auto"/>
+      <w:ind w:left="1400"/>
+      <w:jc w:val="both"/>
       <w:textAlignment w:val="baseline"/>
+      <w:outlineLvl w:val="6"/>
     </w:pPr>
     <w:rPr>
       <w:rFonts w:ascii="함초롬바탕" w:eastAsia="함초롬바탕"/>
@@ -12984,25 +12348,25 @@
     <w:name w:val="개요 8"/>
     <w:uiPriority w:val="9"/>
     <w:pPr>
-      <w:ind w:left="1600"/>
-      <w:autoSpaceDE w:val="off"/>
-      <w:autoSpaceDN w:val="off"/>
-      <w:widowControl w:val="off"/>
-      <w:wordWrap w:val="off"/>
-      <w:outlineLvl w:val="7"/>
-      <w:jc w:val="both"/>
+      <w:widowControl w:val="0"/>
+      <w:numPr>
+        <w:ilvl w:val="7"/>
+        <w:numId w:val="9"/>
+      </w:numPr>
       <w:pBdr>
         <w:top w:val="none" w:sz="2" w:space="0" w:color="000000"/>
         <w:left w:val="none" w:sz="2" w:space="0" w:color="000000"/>
         <w:bottom w:val="none" w:sz="2" w:space="0" w:color="000000"/>
         <w:right w:val="none" w:sz="2" w:space="0" w:color="000000"/>
       </w:pBdr>
-      <w:numPr>
-        <w:ilvl w:val="7"/>
-        <w:numId w:val="9"/>
-      </w:numPr>
+      <w:wordWrap w:val="0"/>
+      <w:autoSpaceDE w:val="0"/>
+      <w:autoSpaceDN w:val="0"/>
       <w:spacing w:after="0" w:line="384" w:lineRule="auto"/>
+      <w:ind w:left="1600"/>
+      <w:jc w:val="both"/>
       <w:textAlignment w:val="baseline"/>
+      <w:outlineLvl w:val="7"/>
     </w:pPr>
     <w:rPr>
       <w:rFonts w:ascii="함초롬바탕" w:eastAsia="함초롬바탕"/>
@@ -13015,25 +12379,25 @@
     <w:name w:val="개요 9"/>
     <w:uiPriority w:val="10"/>
     <w:pPr>
-      <w:ind w:left="1800"/>
-      <w:autoSpaceDE w:val="off"/>
-      <w:autoSpaceDN w:val="off"/>
-      <w:widowControl w:val="off"/>
-      <w:wordWrap w:val="off"/>
-      <w:outlineLvl w:val="8"/>
-      <w:jc w:val="both"/>
+      <w:widowControl w:val="0"/>
+      <w:numPr>
+        <w:ilvl w:val="8"/>
+        <w:numId w:val="10"/>
+      </w:numPr>
       <w:pBdr>
         <w:top w:val="none" w:sz="2" w:space="0" w:color="000000"/>
         <w:left w:val="none" w:sz="2" w:space="0" w:color="000000"/>
         <w:bottom w:val="none" w:sz="2" w:space="0" w:color="000000"/>
         <w:right w:val="none" w:sz="2" w:space="0" w:color="000000"/>
       </w:pBdr>
-      <w:numPr>
-        <w:ilvl w:val="8"/>
-        <w:numId w:val="10"/>
-      </w:numPr>
+      <w:wordWrap w:val="0"/>
+      <w:autoSpaceDE w:val="0"/>
+      <w:autoSpaceDN w:val="0"/>
       <w:spacing w:after="0" w:line="384" w:lineRule="auto"/>
+      <w:ind w:left="1800"/>
+      <w:jc w:val="both"/>
       <w:textAlignment w:val="baseline"/>
+      <w:outlineLvl w:val="8"/>
     </w:pPr>
     <w:rPr>
       <w:rFonts w:ascii="함초롬바탕" w:eastAsia="함초롬바탕"/>
@@ -13046,23 +12410,23 @@
     <w:name w:val="개요 10"/>
     <w:uiPriority w:val="11"/>
     <w:pPr>
-      <w:ind w:left="2000"/>
-      <w:autoSpaceDE w:val="off"/>
-      <w:autoSpaceDN w:val="off"/>
-      <w:widowControl w:val="off"/>
-      <w:wordWrap w:val="off"/>
-      <w:jc w:val="both"/>
+      <w:widowControl w:val="0"/>
+      <w:numPr>
+        <w:ilvl w:val="9"/>
+        <w:numId w:val="11"/>
+      </w:numPr>
       <w:pBdr>
         <w:top w:val="none" w:sz="2" w:space="0" w:color="000000"/>
         <w:left w:val="none" w:sz="2" w:space="0" w:color="000000"/>
         <w:bottom w:val="none" w:sz="2" w:space="0" w:color="000000"/>
         <w:right w:val="none" w:sz="2" w:space="0" w:color="000000"/>
       </w:pBdr>
-      <w:numPr>
-        <w:ilvl w:val="9"/>
-        <w:numId w:val="11"/>
-      </w:numPr>
+      <w:wordWrap w:val="0"/>
+      <w:autoSpaceDE w:val="0"/>
+      <w:autoSpaceDN w:val="0"/>
       <w:spacing w:after="0" w:line="384" w:lineRule="auto"/>
+      <w:ind w:left="2000"/>
+      <w:jc w:val="both"/>
       <w:textAlignment w:val="baseline"/>
     </w:pPr>
     <w:rPr>
@@ -13096,17 +12460,17 @@
     <w:name w:val="머리말"/>
     <w:uiPriority w:val="14"/>
     <w:pPr>
-      <w:autoSpaceDE w:val="off"/>
-      <w:autoSpaceDN w:val="off"/>
-      <w:widowControl w:val="off"/>
-      <w:jc w:val="both"/>
+      <w:widowControl w:val="0"/>
       <w:pBdr>
         <w:top w:val="none" w:sz="2" w:space="0" w:color="000000"/>
         <w:left w:val="none" w:sz="2" w:space="0" w:color="000000"/>
         <w:bottom w:val="none" w:sz="2" w:space="0" w:color="000000"/>
         <w:right w:val="none" w:sz="2" w:space="0" w:color="000000"/>
       </w:pBdr>
+      <w:autoSpaceDE w:val="0"/>
+      <w:autoSpaceDN w:val="0"/>
       <w:spacing w:after="0" w:line="360" w:lineRule="auto"/>
+      <w:jc w:val="both"/>
       <w:textAlignment w:val="baseline"/>
     </w:pPr>
     <w:rPr>
@@ -13120,19 +12484,19 @@
     <w:name w:val="각주"/>
     <w:uiPriority w:val="15"/>
     <w:pPr>
-      <w:ind w:left="262" w:hanging="262"/>
-      <w:autoSpaceDE w:val="off"/>
-      <w:autoSpaceDN w:val="off"/>
-      <w:widowControl w:val="off"/>
-      <w:wordWrap w:val="off"/>
-      <w:jc w:val="both"/>
+      <w:widowControl w:val="0"/>
       <w:pBdr>
         <w:top w:val="none" w:sz="2" w:space="0" w:color="000000"/>
         <w:left w:val="none" w:sz="2" w:space="0" w:color="000000"/>
         <w:bottom w:val="none" w:sz="2" w:space="0" w:color="000000"/>
         <w:right w:val="none" w:sz="2" w:space="0" w:color="000000"/>
       </w:pBdr>
+      <w:wordWrap w:val="0"/>
+      <w:autoSpaceDE w:val="0"/>
+      <w:autoSpaceDN w:val="0"/>
       <w:spacing w:after="0" w:line="312" w:lineRule="auto"/>
+      <w:ind w:left="262" w:hanging="262"/>
+      <w:jc w:val="both"/>
       <w:textAlignment w:val="baseline"/>
     </w:pPr>
     <w:rPr>
@@ -13146,19 +12510,19 @@
     <w:name w:val="미주"/>
     <w:uiPriority w:val="16"/>
     <w:pPr>
-      <w:ind w:left="262" w:hanging="262"/>
-      <w:autoSpaceDE w:val="off"/>
-      <w:autoSpaceDN w:val="off"/>
-      <w:widowControl w:val="off"/>
-      <w:wordWrap w:val="off"/>
-      <w:jc w:val="both"/>
+      <w:widowControl w:val="0"/>
       <w:pBdr>
         <w:top w:val="none" w:sz="2" w:space="0" w:color="000000"/>
         <w:left w:val="none" w:sz="2" w:space="0" w:color="000000"/>
         <w:bottom w:val="none" w:sz="2" w:space="0" w:color="000000"/>
         <w:right w:val="none" w:sz="2" w:space="0" w:color="000000"/>
       </w:pBdr>
+      <w:wordWrap w:val="0"/>
+      <w:autoSpaceDE w:val="0"/>
+      <w:autoSpaceDN w:val="0"/>
       <w:spacing w:after="0" w:line="312" w:lineRule="auto"/>
+      <w:ind w:left="262" w:hanging="262"/>
+      <w:jc w:val="both"/>
       <w:textAlignment w:val="baseline"/>
     </w:pPr>
     <w:rPr>
@@ -13172,40 +12536,40 @@
     <w:name w:val="메모"/>
     <w:uiPriority w:val="17"/>
     <w:pPr>
-      <w:autoSpaceDE w:val="off"/>
-      <w:autoSpaceDN w:val="off"/>
-      <w:widowControl w:val="off"/>
+      <w:widowControl w:val="0"/>
       <w:pBdr>
         <w:top w:val="none" w:sz="2" w:space="0" w:color="000000"/>
         <w:left w:val="none" w:sz="2" w:space="0" w:color="000000"/>
         <w:bottom w:val="none" w:sz="2" w:space="0" w:color="000000"/>
         <w:right w:val="none" w:sz="2" w:space="0" w:color="000000"/>
       </w:pBdr>
+      <w:autoSpaceDE w:val="0"/>
+      <w:autoSpaceDN w:val="0"/>
       <w:spacing w:after="0" w:line="312" w:lineRule="auto"/>
       <w:textAlignment w:val="baseline"/>
     </w:pPr>
     <w:rPr>
       <w:rFonts w:ascii="함초롬돋움" w:eastAsia="함초롬돋움"/>
       <w:color w:val="000000"/>
+      <w:spacing w:val="-4"/>
       <w:sz w:val="18"/>
       <w:shd w:val="clear" w:color="999999" w:fill="auto"/>
-      <w:spacing w:val="-4"/>
     </w:rPr>
   </w:style>
   <w:style w:type="paragraph" w:customStyle="1" w:styleId="ab">
     <w:name w:val="차례 제목"/>
     <w:uiPriority w:val="18"/>
     <w:pPr>
-      <w:autoSpaceDE w:val="off"/>
-      <w:autoSpaceDN w:val="off"/>
-      <w:widowControl w:val="off"/>
+      <w:widowControl w:val="0"/>
       <w:pBdr>
         <w:top w:val="none" w:sz="2" w:space="0" w:color="000000"/>
         <w:left w:val="none" w:sz="2" w:space="0" w:color="000000"/>
         <w:bottom w:val="none" w:sz="2" w:space="0" w:color="000000"/>
         <w:right w:val="none" w:sz="2" w:space="0" w:color="000000"/>
       </w:pBdr>
-      <w:spacing w:after="60" w:before="240" w:line="384" w:lineRule="auto"/>
+      <w:autoSpaceDE w:val="0"/>
+      <w:autoSpaceDN w:val="0"/>
+      <w:spacing w:before="240" w:after="60" w:line="384" w:lineRule="auto"/>
       <w:textAlignment w:val="baseline"/>
     </w:pPr>
     <w:rPr>
@@ -13219,15 +12583,15 @@
     <w:name w:val="차례 1"/>
     <w:uiPriority w:val="19"/>
     <w:pPr>
-      <w:autoSpaceDE w:val="off"/>
-      <w:autoSpaceDN w:val="off"/>
-      <w:widowControl w:val="off"/>
+      <w:widowControl w:val="0"/>
       <w:pBdr>
         <w:top w:val="none" w:sz="2" w:space="0" w:color="000000"/>
         <w:left w:val="none" w:sz="2" w:space="0" w:color="000000"/>
         <w:bottom w:val="none" w:sz="2" w:space="0" w:color="000000"/>
         <w:right w:val="none" w:sz="2" w:space="0" w:color="000000"/>
       </w:pBdr>
+      <w:autoSpaceDE w:val="0"/>
+      <w:autoSpaceDN w:val="0"/>
       <w:spacing w:after="140" w:line="384" w:lineRule="auto"/>
       <w:textAlignment w:val="baseline"/>
     </w:pPr>
@@ -13241,17 +12605,17 @@
     <w:name w:val="차례 2"/>
     <w:uiPriority w:val="20"/>
     <w:pPr>
-      <w:ind w:left="220"/>
-      <w:autoSpaceDE w:val="off"/>
-      <w:autoSpaceDN w:val="off"/>
-      <w:widowControl w:val="off"/>
+      <w:widowControl w:val="0"/>
       <w:pBdr>
         <w:top w:val="none" w:sz="2" w:space="0" w:color="000000"/>
         <w:left w:val="none" w:sz="2" w:space="0" w:color="000000"/>
         <w:bottom w:val="none" w:sz="2" w:space="0" w:color="000000"/>
         <w:right w:val="none" w:sz="2" w:space="0" w:color="000000"/>
       </w:pBdr>
+      <w:autoSpaceDE w:val="0"/>
+      <w:autoSpaceDN w:val="0"/>
       <w:spacing w:after="140" w:line="384" w:lineRule="auto"/>
+      <w:ind w:left="220"/>
       <w:textAlignment w:val="baseline"/>
     </w:pPr>
     <w:rPr>
@@ -13264,17 +12628,17 @@
     <w:name w:val="차례 3"/>
     <w:uiPriority w:val="21"/>
     <w:pPr>
-      <w:ind w:left="440"/>
-      <w:autoSpaceDE w:val="off"/>
-      <w:autoSpaceDN w:val="off"/>
-      <w:widowControl w:val="off"/>
+      <w:widowControl w:val="0"/>
       <w:pBdr>
         <w:top w:val="none" w:sz="2" w:space="0" w:color="000000"/>
         <w:left w:val="none" w:sz="2" w:space="0" w:color="000000"/>
         <w:bottom w:val="none" w:sz="2" w:space="0" w:color="000000"/>
         <w:right w:val="none" w:sz="2" w:space="0" w:color="000000"/>
       </w:pBdr>
+      <w:autoSpaceDE w:val="0"/>
+      <w:autoSpaceDN w:val="0"/>
       <w:spacing w:after="140" w:line="384" w:lineRule="auto"/>
+      <w:ind w:left="440"/>
       <w:textAlignment w:val="baseline"/>
     </w:pPr>
     <w:rPr>
@@ -13287,18 +12651,18 @@
     <w:name w:val="caption"/>
     <w:uiPriority w:val="22"/>
     <w:pPr>
-      <w:autoSpaceDE w:val="off"/>
-      <w:autoSpaceDN w:val="off"/>
-      <w:widowControl w:val="off"/>
-      <w:wordWrap w:val="off"/>
-      <w:jc w:val="both"/>
+      <w:widowControl w:val="0"/>
       <w:pBdr>
         <w:top w:val="none" w:sz="2" w:space="0" w:color="000000"/>
         <w:left w:val="none" w:sz="2" w:space="0" w:color="000000"/>
         <w:bottom w:val="none" w:sz="2" w:space="0" w:color="000000"/>
         <w:right w:val="none" w:sz="2" w:space="0" w:color="000000"/>
       </w:pBdr>
+      <w:wordWrap w:val="0"/>
+      <w:autoSpaceDE w:val="0"/>
+      <w:autoSpaceDN w:val="0"/>
       <w:spacing w:line="360" w:lineRule="auto"/>
+      <w:jc w:val="both"/>
       <w:textAlignment w:val="baseline"/>
     </w:pPr>
     <w:rPr>
@@ -13312,19 +12676,19 @@
     <w:name w:val="xl65"/>
     <w:uiPriority w:val="23"/>
     <w:pPr>
-      <w:autoSpaceDE w:val="off"/>
-      <w:autoSpaceDN w:val="off"/>
-      <w:widowControl w:val="off"/>
-      <w:wordWrap w:val="off"/>
-      <w:snapToGrid w:val="0"/>
-      <w:jc w:val="both"/>
+      <w:widowControl w:val="0"/>
       <w:pBdr>
         <w:top w:val="none" w:sz="2" w:space="0" w:color="000000"/>
         <w:left w:val="none" w:sz="2" w:space="0" w:color="000000"/>
         <w:bottom w:val="none" w:sz="2" w:space="0" w:color="000000"/>
         <w:right w:val="none" w:sz="2" w:space="0" w:color="000000"/>
       </w:pBdr>
+      <w:wordWrap w:val="0"/>
+      <w:autoSpaceDE w:val="0"/>
+      <w:autoSpaceDN w:val="0"/>
+      <w:snapToGrid w:val="0"/>
       <w:spacing w:after="0" w:line="384" w:lineRule="auto"/>
+      <w:jc w:val="both"/>
       <w:textAlignment w:val="baseline"/>
     </w:pPr>
     <w:rPr>
@@ -13337,19 +12701,19 @@
     <w:name w:val="xl66"/>
     <w:uiPriority w:val="24"/>
     <w:pPr>
-      <w:autoSpaceDE w:val="off"/>
-      <w:autoSpaceDN w:val="off"/>
-      <w:widowControl w:val="off"/>
-      <w:wordWrap w:val="off"/>
-      <w:snapToGrid w:val="0"/>
-      <w:jc w:val="center"/>
+      <w:widowControl w:val="0"/>
       <w:pBdr>
         <w:top w:val="none" w:sz="2" w:space="0" w:color="000000"/>
         <w:left w:val="none" w:sz="2" w:space="0" w:color="000000"/>
         <w:bottom w:val="none" w:sz="2" w:space="0" w:color="000000"/>
         <w:right w:val="none" w:sz="2" w:space="0" w:color="000000"/>
       </w:pBdr>
+      <w:wordWrap w:val="0"/>
+      <w:autoSpaceDE w:val="0"/>
+      <w:autoSpaceDN w:val="0"/>
+      <w:snapToGrid w:val="0"/>
       <w:spacing w:after="0" w:line="384" w:lineRule="auto"/>
+      <w:jc w:val="center"/>
       <w:textAlignment w:val="baseline"/>
     </w:pPr>
     <w:rPr>
@@ -13361,18 +12725,18 @@
     <w:name w:val="바탕글 사본5"/>
     <w:uiPriority w:val="25"/>
     <w:pPr>
-      <w:autoSpaceDE w:val="off"/>
-      <w:autoSpaceDN w:val="off"/>
-      <w:widowControl w:val="off"/>
-      <w:wordWrap w:val="off"/>
-      <w:jc w:val="both"/>
+      <w:widowControl w:val="0"/>
       <w:pBdr>
         <w:top w:val="none" w:sz="2" w:space="0" w:color="000000"/>
         <w:left w:val="none" w:sz="2" w:space="0" w:color="000000"/>
         <w:bottom w:val="none" w:sz="2" w:space="0" w:color="000000"/>
         <w:right w:val="none" w:sz="2" w:space="0" w:color="000000"/>
       </w:pBdr>
+      <w:wordWrap w:val="0"/>
+      <w:autoSpaceDE w:val="0"/>
+      <w:autoSpaceDN w:val="0"/>
       <w:spacing w:after="0" w:line="384" w:lineRule="auto"/>
+      <w:jc w:val="both"/>
       <w:textAlignment w:val="baseline"/>
     </w:pPr>
     <w:rPr>
@@ -13386,19 +12750,19 @@
     <w:name w:val="대제목"/>
     <w:uiPriority w:val="26"/>
     <w:pPr>
-      <w:autoSpaceDE w:val="off"/>
-      <w:autoSpaceDN w:val="off"/>
-      <w:widowControl w:val="off"/>
-      <w:wordWrap w:val="off"/>
-      <w:snapToGrid w:val="0"/>
-      <w:jc w:val="both"/>
+      <w:widowControl w:val="0"/>
       <w:pBdr>
         <w:top w:val="none" w:sz="2" w:space="0" w:color="000000"/>
         <w:left w:val="none" w:sz="2" w:space="0" w:color="000000"/>
         <w:bottom w:val="none" w:sz="2" w:space="0" w:color="000000"/>
         <w:right w:val="none" w:sz="2" w:space="0" w:color="000000"/>
       </w:pBdr>
+      <w:wordWrap w:val="0"/>
+      <w:autoSpaceDE w:val="0"/>
+      <w:autoSpaceDN w:val="0"/>
+      <w:snapToGrid w:val="0"/>
       <w:spacing w:after="0" w:line="384" w:lineRule="auto"/>
+      <w:jc w:val="both"/>
       <w:textAlignment w:val="baseline"/>
     </w:pPr>
     <w:rPr>
@@ -13412,19 +12776,19 @@
     <w:name w:val="소제목"/>
     <w:uiPriority w:val="27"/>
     <w:pPr>
-      <w:autoSpaceDE w:val="off"/>
-      <w:autoSpaceDN w:val="off"/>
-      <w:widowControl w:val="off"/>
-      <w:wordWrap w:val="off"/>
-      <w:snapToGrid w:val="0"/>
-      <w:jc w:val="both"/>
+      <w:widowControl w:val="0"/>
       <w:pBdr>
         <w:top w:val="none" w:sz="2" w:space="0" w:color="000000"/>
         <w:left w:val="none" w:sz="2" w:space="0" w:color="000000"/>
         <w:bottom w:val="none" w:sz="2" w:space="0" w:color="000000"/>
         <w:right w:val="none" w:sz="2" w:space="0" w:color="000000"/>
       </w:pBdr>
+      <w:wordWrap w:val="0"/>
+      <w:autoSpaceDE w:val="0"/>
+      <w:autoSpaceDN w:val="0"/>
+      <w:snapToGrid w:val="0"/>
       <w:spacing w:after="0" w:line="384" w:lineRule="auto"/>
+      <w:jc w:val="both"/>
       <w:textAlignment w:val="baseline"/>
     </w:pPr>
     <w:rPr>
@@ -13437,19 +12801,19 @@
     <w:name w:val="표내용"/>
     <w:uiPriority w:val="28"/>
     <w:pPr>
-      <w:autoSpaceDE w:val="off"/>
-      <w:autoSpaceDN w:val="off"/>
-      <w:widowControl w:val="off"/>
-      <w:wordWrap w:val="off"/>
-      <w:snapToGrid w:val="0"/>
-      <w:jc w:val="both"/>
+      <w:widowControl w:val="0"/>
       <w:pBdr>
         <w:top w:val="none" w:sz="2" w:space="0" w:color="000000"/>
         <w:left w:val="none" w:sz="2" w:space="0" w:color="000000"/>
         <w:bottom w:val="none" w:sz="2" w:space="0" w:color="000000"/>
         <w:right w:val="none" w:sz="2" w:space="0" w:color="000000"/>
       </w:pBdr>
+      <w:wordWrap w:val="0"/>
+      <w:autoSpaceDE w:val="0"/>
+      <w:autoSpaceDN w:val="0"/>
+      <w:snapToGrid w:val="0"/>
       <w:spacing w:after="0" w:line="384" w:lineRule="auto"/>
+      <w:jc w:val="both"/>
       <w:textAlignment w:val="baseline"/>
     </w:pPr>
     <w:rPr>
@@ -13462,17 +12826,17 @@
     <w:name w:val="td"/>
     <w:uiPriority w:val="30"/>
     <w:pPr>
-      <w:autoSpaceDE w:val="off"/>
-      <w:autoSpaceDN w:val="off"/>
-      <w:widowControl w:val="off"/>
-      <w:jc w:val="both"/>
+      <w:widowControl w:val="0"/>
       <w:pBdr>
         <w:top w:val="none" w:sz="2" w:space="0" w:color="000000"/>
         <w:left w:val="none" w:sz="2" w:space="0" w:color="000000"/>
         <w:bottom w:val="none" w:sz="2" w:space="0" w:color="000000"/>
         <w:right w:val="none" w:sz="2" w:space="0" w:color="000000"/>
       </w:pBdr>
+      <w:autoSpaceDE w:val="0"/>
+      <w:autoSpaceDN w:val="0"/>
       <w:spacing w:after="0"/>
+      <w:jc w:val="both"/>
       <w:textAlignment w:val="center"/>
     </w:pPr>
     <w:rPr>
@@ -13484,17 +12848,17 @@
     <w:name w:val="xl73"/>
     <w:uiPriority w:val="31"/>
     <w:pPr>
-      <w:autoSpaceDE w:val="off"/>
-      <w:autoSpaceDN w:val="off"/>
-      <w:widowControl w:val="off"/>
-      <w:jc w:val="center"/>
+      <w:widowControl w:val="0"/>
       <w:pBdr>
         <w:top w:val="none" w:sz="2" w:space="0" w:color="000000"/>
         <w:left w:val="none" w:sz="2" w:space="0" w:color="000000"/>
         <w:bottom w:val="none" w:sz="2" w:space="0" w:color="000000"/>
         <w:right w:val="none" w:sz="2" w:space="0" w:color="000000"/>
       </w:pBdr>
+      <w:autoSpaceDE w:val="0"/>
+      <w:autoSpaceDN w:val="0"/>
       <w:spacing w:after="0"/>
+      <w:jc w:val="center"/>
       <w:textAlignment w:val="center"/>
     </w:pPr>
     <w:rPr>
@@ -13506,17 +12870,17 @@
     <w:name w:val="xl72"/>
     <w:uiPriority w:val="32"/>
     <w:pPr>
-      <w:autoSpaceDE w:val="off"/>
-      <w:autoSpaceDN w:val="off"/>
-      <w:widowControl w:val="off"/>
-      <w:jc w:val="center"/>
+      <w:widowControl w:val="0"/>
       <w:pBdr>
         <w:top w:val="none" w:sz="2" w:space="0" w:color="000000"/>
         <w:left w:val="none" w:sz="2" w:space="0" w:color="000000"/>
         <w:bottom w:val="none" w:sz="2" w:space="0" w:color="000000"/>
         <w:right w:val="none" w:sz="2" w:space="0" w:color="000000"/>
       </w:pBdr>
+      <w:autoSpaceDE w:val="0"/>
+      <w:autoSpaceDN w:val="0"/>
       <w:spacing w:after="0"/>
+      <w:jc w:val="center"/>
       <w:textAlignment w:val="center"/>
     </w:pPr>
     <w:rPr>
@@ -13528,10 +12892,7 @@
     <w:name w:val="xl74"/>
     <w:uiPriority w:val="33"/>
     <w:pPr>
-      <w:autoSpaceDE w:val="off"/>
-      <w:autoSpaceDN w:val="off"/>
-      <w:widowControl w:val="off"/>
-      <w:jc w:val="center"/>
+      <w:widowControl w:val="0"/>
       <w:pBdr>
         <w:top w:val="none" w:sz="2" w:space="0" w:color="000000"/>
         <w:left w:val="none" w:sz="2" w:space="0" w:color="000000"/>
@@ -13539,7 +12900,10 @@
         <w:right w:val="none" w:sz="2" w:space="0" w:color="000000"/>
       </w:pBdr>
       <w:shd w:val="clear" w:color="000000" w:fill="FFFFFF"/>
+      <w:autoSpaceDE w:val="0"/>
+      <w:autoSpaceDN w:val="0"/>
       <w:spacing w:after="0"/>
+      <w:jc w:val="center"/>
       <w:textAlignment w:val="center"/>
     </w:pPr>
     <w:rPr>
@@ -13552,10 +12916,7 @@
     <w:name w:val="xl75"/>
     <w:uiPriority w:val="34"/>
     <w:pPr>
-      <w:autoSpaceDE w:val="off"/>
-      <w:autoSpaceDN w:val="off"/>
-      <w:widowControl w:val="off"/>
-      <w:jc w:val="center"/>
+      <w:widowControl w:val="0"/>
       <w:pBdr>
         <w:top w:val="none" w:sz="2" w:space="0" w:color="000000"/>
         <w:left w:val="none" w:sz="2" w:space="0" w:color="000000"/>
@@ -13563,7 +12924,10 @@
         <w:right w:val="none" w:sz="2" w:space="0" w:color="000000"/>
       </w:pBdr>
       <w:shd w:val="clear" w:color="000000" w:fill="FFFFFF"/>
+      <w:autoSpaceDE w:val="0"/>
+      <w:autoSpaceDN w:val="0"/>
       <w:spacing w:after="0"/>
+      <w:jc w:val="center"/>
       <w:textAlignment w:val="center"/>
     </w:pPr>
     <w:rPr>
@@ -13576,17 +12940,17 @@
     <w:name w:val="xl69"/>
     <w:uiPriority w:val="35"/>
     <w:pPr>
-      <w:autoSpaceDE w:val="off"/>
-      <w:autoSpaceDN w:val="off"/>
-      <w:widowControl w:val="off"/>
-      <w:jc w:val="center"/>
+      <w:widowControl w:val="0"/>
       <w:pBdr>
         <w:top w:val="none" w:sz="2" w:space="0" w:color="000000"/>
         <w:left w:val="none" w:sz="2" w:space="0" w:color="000000"/>
         <w:bottom w:val="none" w:sz="2" w:space="0" w:color="000000"/>
         <w:right w:val="none" w:sz="2" w:space="0" w:color="000000"/>
       </w:pBdr>
+      <w:autoSpaceDE w:val="0"/>
+      <w:autoSpaceDN w:val="0"/>
       <w:spacing w:after="0"/>
+      <w:jc w:val="center"/>
       <w:textAlignment w:val="center"/>
     </w:pPr>
     <w:rPr>
@@ -13598,17 +12962,17 @@
     <w:name w:val="xl70"/>
     <w:uiPriority w:val="36"/>
     <w:pPr>
-      <w:autoSpaceDE w:val="off"/>
-      <w:autoSpaceDN w:val="off"/>
-      <w:widowControl w:val="off"/>
-      <w:jc w:val="center"/>
+      <w:widowControl w:val="0"/>
       <w:pBdr>
         <w:top w:val="none" w:sz="2" w:space="0" w:color="000000"/>
         <w:left w:val="none" w:sz="2" w:space="0" w:color="000000"/>
         <w:bottom w:val="none" w:sz="2" w:space="0" w:color="000000"/>
         <w:right w:val="none" w:sz="2" w:space="0" w:color="000000"/>
       </w:pBdr>
+      <w:autoSpaceDE w:val="0"/>
+      <w:autoSpaceDN w:val="0"/>
       <w:spacing w:after="0"/>
+      <w:jc w:val="center"/>
       <w:textAlignment w:val="center"/>
     </w:pPr>
     <w:rPr>
@@ -13620,17 +12984,17 @@
     <w:name w:val="xl71"/>
     <w:uiPriority w:val="37"/>
     <w:pPr>
-      <w:autoSpaceDE w:val="off"/>
-      <w:autoSpaceDN w:val="off"/>
-      <w:widowControl w:val="off"/>
-      <w:jc w:val="center"/>
+      <w:widowControl w:val="0"/>
       <w:pBdr>
         <w:top w:val="none" w:sz="2" w:space="0" w:color="000000"/>
         <w:left w:val="none" w:sz="2" w:space="0" w:color="000000"/>
         <w:bottom w:val="none" w:sz="2" w:space="0" w:color="000000"/>
         <w:right w:val="none" w:sz="2" w:space="0" w:color="000000"/>
       </w:pBdr>
+      <w:autoSpaceDE w:val="0"/>
+      <w:autoSpaceDN w:val="0"/>
       <w:spacing w:after="0"/>
+      <w:jc w:val="center"/>
       <w:textAlignment w:val="center"/>
     </w:pPr>
     <w:rPr>
@@ -13642,20 +13006,20 @@
     <w:name w:val="작성법 설명"/>
     <w:uiPriority w:val="38"/>
     <w:pPr>
-      <w:ind w:left="410" w:hanging="410"/>
-      <w:autoSpaceDE w:val="off"/>
-      <w:autoSpaceDN w:val="off"/>
-      <w:widowControl w:val="off"/>
-      <w:wordWrap w:val="off"/>
-      <w:snapToGrid w:val="0"/>
-      <w:jc w:val="both"/>
+      <w:widowControl w:val="0"/>
       <w:pBdr>
         <w:top w:val="none" w:sz="2" w:space="0" w:color="000000"/>
         <w:left w:val="none" w:sz="2" w:space="0" w:color="000000"/>
         <w:bottom w:val="none" w:sz="2" w:space="0" w:color="000000"/>
         <w:right w:val="none" w:sz="2" w:space="0" w:color="000000"/>
       </w:pBdr>
+      <w:wordWrap w:val="0"/>
+      <w:autoSpaceDE w:val="0"/>
+      <w:autoSpaceDN w:val="0"/>
+      <w:snapToGrid w:val="0"/>
       <w:spacing w:after="0" w:line="384" w:lineRule="auto"/>
+      <w:ind w:left="410" w:hanging="410"/>
+      <w:jc w:val="both"/>
       <w:textAlignment w:val="baseline"/>
     </w:pPr>
     <w:rPr>
@@ -13669,19 +13033,19 @@
     <w:name w:val="중제목"/>
     <w:uiPriority w:val="39"/>
     <w:pPr>
-      <w:ind w:left="100"/>
-      <w:autoSpaceDE w:val="off"/>
-      <w:autoSpaceDN w:val="off"/>
-      <w:widowControl w:val="off"/>
-      <w:wordWrap w:val="off"/>
-      <w:jc w:val="both"/>
+      <w:widowControl w:val="0"/>
       <w:pBdr>
         <w:top w:val="none" w:sz="2" w:space="0" w:color="000000"/>
         <w:left w:val="none" w:sz="2" w:space="0" w:color="000000"/>
         <w:bottom w:val="none" w:sz="2" w:space="0" w:color="000000"/>
         <w:right w:val="none" w:sz="2" w:space="0" w:color="000000"/>
       </w:pBdr>
+      <w:wordWrap w:val="0"/>
+      <w:autoSpaceDE w:val="0"/>
+      <w:autoSpaceDN w:val="0"/>
       <w:spacing w:after="0" w:line="528" w:lineRule="auto"/>
+      <w:ind w:left="100"/>
+      <w:jc w:val="both"/>
       <w:textAlignment w:val="baseline"/>
     </w:pPr>
     <w:rPr>
@@ -13694,8 +13058,8 @@
   </w:style>
   <w:style w:type="table" w:styleId="af2">
     <w:name w:val="Table Grid"/>
+    <w:basedOn w:val="a1"/>
     <w:uiPriority w:val="39"/>
-    <w:basedOn w:val="a1"/>
     <w:pPr>
       <w:spacing w:after="0"/>
     </w:pPr>
@@ -13712,21 +13076,77 @@
   </w:style>
   <w:style w:type="table" w:styleId="af3">
     <w:name w:val="Grid Table Light"/>
+    <w:basedOn w:val="a1"/>
     <w:uiPriority w:val="40"/>
-    <w:basedOn w:val="a1"/>
     <w:pPr>
       <w:spacing w:after="0"/>
     </w:pPr>
     <w:tblPr>
       <w:tblBorders>
-        <w:top w:val="single" w:sz="4" w:space="0" w:color="BFBFBF" w:themeColor="background1" w:themeShade="bf"/>
-        <w:left w:val="single" w:sz="4" w:space="0" w:color="BFBFBF" w:themeColor="background1" w:themeShade="bf"/>
-        <w:bottom w:val="single" w:sz="4" w:space="0" w:color="BFBFBF" w:themeColor="background1" w:themeShade="bf"/>
-        <w:right w:val="single" w:sz="4" w:space="0" w:color="BFBFBF" w:themeColor="background1" w:themeShade="bf"/>
-        <w:insideH w:val="single" w:sz="4" w:space="0" w:color="BFBFBF" w:themeColor="background1" w:themeShade="bf"/>
-        <w:insideV w:val="single" w:sz="4" w:space="0" w:color="BFBFBF" w:themeColor="background1" w:themeShade="bf"/>
+        <w:top w:val="single" w:sz="4" w:space="0" w:color="BFBFBF" w:themeColor="background1" w:themeShade="BF"/>
+        <w:left w:val="single" w:sz="4" w:space="0" w:color="BFBFBF" w:themeColor="background1" w:themeShade="BF"/>
+        <w:bottom w:val="single" w:sz="4" w:space="0" w:color="BFBFBF" w:themeColor="background1" w:themeShade="BF"/>
+        <w:right w:val="single" w:sz="4" w:space="0" w:color="BFBFBF" w:themeColor="background1" w:themeShade="BF"/>
+        <w:insideH w:val="single" w:sz="4" w:space="0" w:color="BFBFBF" w:themeColor="background1" w:themeShade="BF"/>
+        <w:insideV w:val="single" w:sz="4" w:space="0" w:color="BFBFBF" w:themeColor="background1" w:themeShade="BF"/>
       </w:tblBorders>
     </w:tblPr>
+  </w:style>
+  <w:style w:type="paragraph" w:styleId="af4">
+    <w:name w:val="header"/>
+    <w:basedOn w:val="a"/>
+    <w:link w:val="Char"/>
+    <w:uiPriority w:val="99"/>
+    <w:unhideWhenUsed/>
+    <w:rsid w:val="0000562B"/>
+    <w:pPr>
+      <w:tabs>
+        <w:tab w:val="center" w:pos="4513"/>
+        <w:tab w:val="right" w:pos="9026"/>
+      </w:tabs>
+      <w:snapToGrid w:val="0"/>
+    </w:pPr>
+  </w:style>
+  <w:style w:type="character" w:customStyle="1" w:styleId="Char">
+    <w:name w:val="머리글 Char"/>
+    <w:basedOn w:val="a0"/>
+    <w:link w:val="af4"/>
+    <w:uiPriority w:val="99"/>
+    <w:rsid w:val="0000562B"/>
+    <w:rPr>
+      <w:rFonts w:ascii="바탕" w:eastAsia="바탕"/>
+      <w:color w:val="000000"/>
+      <w:kern w:val="1"/>
+      <w:sz w:val="20"/>
+    </w:rPr>
+  </w:style>
+  <w:style w:type="paragraph" w:styleId="af5">
+    <w:name w:val="footer"/>
+    <w:basedOn w:val="a"/>
+    <w:link w:val="Char0"/>
+    <w:uiPriority w:val="99"/>
+    <w:unhideWhenUsed/>
+    <w:rsid w:val="0000562B"/>
+    <w:pPr>
+      <w:tabs>
+        <w:tab w:val="center" w:pos="4513"/>
+        <w:tab w:val="right" w:pos="9026"/>
+      </w:tabs>
+      <w:snapToGrid w:val="0"/>
+    </w:pPr>
+  </w:style>
+  <w:style w:type="character" w:customStyle="1" w:styleId="Char0">
+    <w:name w:val="바닥글 Char"/>
+    <w:basedOn w:val="a0"/>
+    <w:link w:val="af5"/>
+    <w:uiPriority w:val="99"/>
+    <w:rsid w:val="0000562B"/>
+    <w:rPr>
+      <w:rFonts w:ascii="바탕" w:eastAsia="바탕"/>
+      <w:color w:val="000000"/>
+      <w:kern w:val="1"/>
+      <w:sz w:val="20"/>
+    </w:rPr>
   </w:style>
 </w:styles>
 </file>

--- a/deliverables/2026_한이음_개발보고서_장준혁_담당분_초안.docx
+++ b/deliverables/2026_한이음_개발보고서_장준혁_담당분_초안.docx
@@ -3544,7 +3544,6 @@
         <w:tc>
           <w:tcPr>
             <w:tcW w:w="910" w:type="dxa"/>
-            <w:vMerge w:val="restart"/>
             <w:tcBorders>
               <w:top w:val="single" w:sz="3" w:space="0" w:color="000000"/>
               <w:left w:val="single" w:sz="3" w:space="0" w:color="000000"/>
@@ -3556,14 +3555,14 @@
           </w:tcPr>
           <w:p>
             <w:pPr>
-              <w:spacing w:after="0"/>
-              <w:jc w:val="center"/>
-            </w:pPr>
-            <w:r>
-              <w:rPr>
-                <w:rFonts w:ascii="맑은 고딕" w:eastAsia="맑은 고딕" w:hAnsi="맑은 고딕"/>
-                <w:b/>
-                <w:sz w:val="17"/>
+              <w:spacing w:before="0" w:after="0" w:line="240" w:lineRule="auto"/>
+              <w:jc w:val="center"/>
+            </w:pPr>
+            <w:r>
+              <w:rPr>
+                <w:rFonts w:ascii="맑은 고딕" w:hAnsi="맑은 고딕" w:eastAsia="맑은 고딕"/>
+                <w:b w:val="0"/>
+                <w:sz w:val="16"/>
               </w:rPr>
               <w:t>S/W</w:t>
             </w:r>
@@ -3583,22 +3582,16 @@
           </w:tcPr>
           <w:p>
             <w:pPr>
-              <w:spacing w:after="0" w:line="252" w:lineRule="auto"/>
-              <w:rPr>
-                <w:rFonts w:asciiTheme="majorHAnsi" w:eastAsiaTheme="majorHAnsi" w:hAnsiTheme="majorHAnsi"/>
-                <w:b/>
-                <w:bCs/>
-                <w:szCs w:val="20"/>
-              </w:rPr>
-            </w:pPr>
-            <w:r>
-              <w:rPr>
-                <w:rFonts w:ascii="맑은 고딕" w:eastAsia="맑은 고딕" w:hAnsi="맑은 고딕"/>
-                <w:b/>
-                <w:color w:val="1A1714"/>
-                <w:sz w:val="17"/>
-              </w:rPr>
-              <w:t>목표 정리·분류</w:t>
+              <w:spacing w:before="0" w:after="0" w:line="240" w:lineRule="auto"/>
+              <w:jc w:val="left"/>
+            </w:pPr>
+            <w:r>
+              <w:rPr>
+                <w:rFonts w:ascii="맑은 고딕" w:hAnsi="맑은 고딕" w:eastAsia="맑은 고딕"/>
+                <w:b w:val="0"/>
+                <w:sz w:val="16"/>
+              </w:rPr>
+              <w:t>목표 인터뷰와 분류</w:t>
             </w:r>
           </w:p>
         </w:tc>
@@ -3615,41 +3608,43 @@
           </w:tcPr>
           <w:p>
             <w:pPr>
-              <w:spacing w:after="0"/>
-            </w:pPr>
-            <w:r>
-              <w:rPr>
-                <w:rFonts w:ascii="맑은 고딕" w:eastAsia="맑은 고딕" w:hAnsi="맑은 고딕"/>
+              <w:spacing w:before="0" w:after="0" w:line="240" w:lineRule="auto"/>
+              <w:jc w:val="left"/>
+            </w:pPr>
+            <w:r>
+              <w:rPr>
+                <w:rFonts w:ascii="맑은 고딕" w:hAnsi="맑은 고딕" w:eastAsia="맑은 고딕"/>
+                <w:b w:val="0"/>
+                <w:sz w:val="15"/>
+              </w:rPr>
+              <w:t>AI 질문에 답하면 목표, 마감, 가능한 시간과 선호 방식을 정리하고 집중, 유지, 보류 분류 초안을 보여 준다, 사용자가 분류를 직접 바꾸고 승인할 수 있다</w:t>
+            </w:r>
+          </w:p>
+        </w:tc>
+        <w:tc>
+          <w:tcPr>
+            <w:tcW w:w="1815" w:type="dxa"/>
+            <w:tcBorders>
+              <w:top w:val="single" w:sz="3" w:space="0" w:color="000000"/>
+              <w:left w:val="single" w:sz="3" w:space="0" w:color="000000"/>
+              <w:bottom w:val="single" w:sz="3" w:space="0" w:color="000000"/>
+              <w:right w:val="single" w:sz="3" w:space="0" w:color="000000"/>
+            </w:tcBorders>
+            <w:shd w:val="clear" w:color="auto" w:fill="FBEEDA"/>
+            <w:vAlign w:val="center"/>
+          </w:tcPr>
+          <w:p>
+            <w:pPr>
+              <w:spacing w:before="0" w:after="0" w:line="240" w:lineRule="auto"/>
+              <w:jc w:val="center"/>
+            </w:pPr>
+            <w:r>
+              <w:rPr>
+                <w:rFonts w:ascii="맑은 고딕" w:hAnsi="맑은 고딕" w:eastAsia="맑은 고딕"/>
+                <w:b w:val="0"/>
                 <w:sz w:val="16"/>
               </w:rPr>
-              <w:t>사용자가 목표를 입력하면 AI가 필요한 질문을 한 번에 하나씩 보여 주고, 답변에서 목표와 사용 가능한 시간, 선호 방식을 정리한 뒤 집중·유지·보류 중 하나로 나눈다, 이후 사용자가 분류 결과와 중간 목표를 직접 고치거나 승인할 수 있도록 연결했다, 주요 화면과 화면·서버 연결은 끝났고 잘못된 응답이나 통신 실패 상황을 점검 중이며 완성 가능시점은 10/30이다</w:t>
-            </w:r>
-          </w:p>
-        </w:tc>
-        <w:tc>
-          <w:tcPr>
-            <w:tcW w:w="1815" w:type="dxa"/>
-            <w:tcBorders>
-              <w:top w:val="single" w:sz="3" w:space="0" w:color="000000"/>
-              <w:left w:val="single" w:sz="3" w:space="0" w:color="000000"/>
-              <w:bottom w:val="single" w:sz="3" w:space="0" w:color="000000"/>
-              <w:right w:val="single" w:sz="3" w:space="0" w:color="000000"/>
-            </w:tcBorders>
-            <w:shd w:val="clear" w:color="auto" w:fill="FBEEDA"/>
-            <w:vAlign w:val="center"/>
-          </w:tcPr>
-          <w:p>
-            <w:pPr>
-              <w:spacing w:after="0"/>
-              <w:jc w:val="center"/>
-            </w:pPr>
-            <w:r>
-              <w:rPr>
-                <w:rFonts w:ascii="맑은 고딕" w:eastAsia="맑은 고딕" w:hAnsi="맑은 고딕"/>
-                <w:b/>
-                <w:sz w:val="18"/>
-              </w:rPr>
-              <w:t>95%</w:t>
+              <w:t>100%</w:t>
             </w:r>
           </w:p>
         </w:tc>
@@ -3661,20 +3656,28 @@
         <w:tc>
           <w:tcPr>
             <w:tcW w:w="910" w:type="dxa"/>
-            <w:vMerge/>
-            <w:tcBorders>
-              <w:top w:val="single" w:sz="3" w:space="0" w:color="000000"/>
-              <w:left w:val="single" w:sz="3" w:space="0" w:color="000000"/>
-              <w:bottom w:val="single" w:sz="3" w:space="0" w:color="000000"/>
-              <w:right w:val="single" w:sz="3" w:space="0" w:color="000000"/>
-            </w:tcBorders>
-            <w:vAlign w:val="center"/>
-          </w:tcPr>
-          <w:p>
-            <w:pPr>
-              <w:spacing w:after="0"/>
-              <w:jc w:val="center"/>
-            </w:pPr>
+            <w:tcBorders>
+              <w:top w:val="single" w:sz="3" w:space="0" w:color="000000"/>
+              <w:left w:val="single" w:sz="3" w:space="0" w:color="000000"/>
+              <w:bottom w:val="single" w:sz="3" w:space="0" w:color="000000"/>
+              <w:right w:val="single" w:sz="3" w:space="0" w:color="000000"/>
+            </w:tcBorders>
+            <w:shd w:val="clear" w:color="auto" w:fill="F4EEE2"/>
+            <w:vAlign w:val="center"/>
+          </w:tcPr>
+          <w:p>
+            <w:pPr>
+              <w:spacing w:before="0" w:after="0" w:line="240" w:lineRule="auto"/>
+              <w:jc w:val="center"/>
+            </w:pPr>
+            <w:r>
+              <w:rPr>
+                <w:rFonts w:ascii="맑은 고딕" w:hAnsi="맑은 고딕" w:eastAsia="맑은 고딕"/>
+                <w:b w:val="0"/>
+                <w:sz w:val="16"/>
+              </w:rPr>
+              <w:t>S/W</w:t>
+            </w:r>
           </w:p>
         </w:tc>
         <w:tc>
@@ -3691,24 +3694,16 @@
           </w:tcPr>
           <w:p>
             <w:pPr>
-              <w:spacing w:after="0" w:line="252" w:lineRule="auto"/>
-              <w:rPr>
-                <w:rFonts w:asciiTheme="majorHAnsi" w:eastAsiaTheme="majorHAnsi" w:hAnsiTheme="majorHAnsi"/>
-                <w:b/>
-                <w:bCs/>
-                <w:szCs w:val="20"/>
-              </w:rPr>
-            </w:pPr>
-            <w:r>
-              <w:rPr>
-                <w:rFonts w:ascii="맑은 고딕" w:eastAsia="맑은 고딕" w:hAnsi="맑은 고딕"/>
-                <w:b/>
-                <w:color w:val="1A1714"/>
-                <w:sz w:val="17"/>
-              </w:rPr>
-              <w:t>첫 계획 만들기·</w:t>
-              <w:br/>
-              <w:t>주간 편집</w:t>
+              <w:spacing w:before="0" w:after="0" w:line="240" w:lineRule="auto"/>
+              <w:jc w:val="left"/>
+            </w:pPr>
+            <w:r>
+              <w:rPr>
+                <w:rFonts w:ascii="맑은 고딕" w:hAnsi="맑은 고딕" w:eastAsia="맑은 고딕"/>
+                <w:b w:val="0"/>
+                <w:sz w:val="16"/>
+              </w:rPr>
+              <w:t>초기 설정과 고정 일정</w:t>
             </w:r>
           </w:p>
         </w:tc>
@@ -3725,41 +3720,43 @@
           </w:tcPr>
           <w:p>
             <w:pPr>
-              <w:spacing w:after="0"/>
-            </w:pPr>
-            <w:r>
-              <w:rPr>
-                <w:rFonts w:ascii="맑은 고딕" w:eastAsia="맑은 고딕" w:hAnsi="맑은 고딕"/>
+              <w:spacing w:before="0" w:after="0" w:line="240" w:lineRule="auto"/>
+              <w:jc w:val="left"/>
+            </w:pPr>
+            <w:r>
+              <w:rPr>
+                <w:rFonts w:ascii="맑은 고딕" w:hAnsi="맑은 고딕" w:eastAsia="맑은 고딕"/>
+                <w:b w:val="0"/>
+                <w:sz w:val="15"/>
+              </w:rPr>
+              <w:t>고정 일정을 추가하거나 삭제하고 주말 휴식, 저녁 시간 제한 같은 시간 규칙을 켜고 끄며 모닝 브리프와 저녁 회고 알림 시간을 저장한다</w:t>
+            </w:r>
+          </w:p>
+        </w:tc>
+        <w:tc>
+          <w:tcPr>
+            <w:tcW w:w="1815" w:type="dxa"/>
+            <w:tcBorders>
+              <w:top w:val="single" w:sz="3" w:space="0" w:color="000000"/>
+              <w:left w:val="single" w:sz="3" w:space="0" w:color="000000"/>
+              <w:bottom w:val="single" w:sz="3" w:space="0" w:color="000000"/>
+              <w:right w:val="single" w:sz="3" w:space="0" w:color="000000"/>
+            </w:tcBorders>
+            <w:shd w:val="clear" w:color="auto" w:fill="FBEEDA"/>
+            <w:vAlign w:val="center"/>
+          </w:tcPr>
+          <w:p>
+            <w:pPr>
+              <w:spacing w:before="0" w:after="0" w:line="240" w:lineRule="auto"/>
+              <w:jc w:val="center"/>
+            </w:pPr>
+            <w:r>
+              <w:rPr>
+                <w:rFonts w:ascii="맑은 고딕" w:hAnsi="맑은 고딕" w:eastAsia="맑은 고딕"/>
+                <w:b w:val="0"/>
                 <w:sz w:val="16"/>
               </w:rPr>
-              <w:t>먼저 고정 일정을 제외해 실제로 사용할 수 있는 시간을 계산하고, 사용자가 고른 계획 밀도에 맞춰 한 주 분량을 조절한 뒤 7일 계획을 만든다, 만들어진 일정은 15분 단위로 옮기거나 시간을 바꾼 뒤 승인할 수 있다, 새 일정의 추가·삭제 내용이 서버에 정확히 남도록 보완 중이며 완성 가능시점은 10/30이다</w:t>
-            </w:r>
-          </w:p>
-        </w:tc>
-        <w:tc>
-          <w:tcPr>
-            <w:tcW w:w="1815" w:type="dxa"/>
-            <w:tcBorders>
-              <w:top w:val="single" w:sz="3" w:space="0" w:color="000000"/>
-              <w:left w:val="single" w:sz="3" w:space="0" w:color="000000"/>
-              <w:bottom w:val="single" w:sz="3" w:space="0" w:color="000000"/>
-              <w:right w:val="single" w:sz="3" w:space="0" w:color="000000"/>
-            </w:tcBorders>
-            <w:shd w:val="clear" w:color="auto" w:fill="FBEEDA"/>
-            <w:vAlign w:val="center"/>
-          </w:tcPr>
-          <w:p>
-            <w:pPr>
-              <w:spacing w:after="0"/>
-              <w:jc w:val="center"/>
-            </w:pPr>
-            <w:r>
-              <w:rPr>
-                <w:rFonts w:ascii="맑은 고딕" w:eastAsia="맑은 고딕" w:hAnsi="맑은 고딕"/>
-                <w:b/>
-                <w:sz w:val="18"/>
-              </w:rPr>
-              <w:t>90%</w:t>
+              <w:t>100%</w:t>
             </w:r>
           </w:p>
         </w:tc>
@@ -3771,7 +3768,6 @@
         <w:tc>
           <w:tcPr>
             <w:tcW w:w="910" w:type="dxa"/>
-            <w:vMerge/>
             <w:tcBorders>
               <w:top w:val="single" w:sz="3" w:space="0" w:color="000000"/>
               <w:left w:val="single" w:sz="3" w:space="0" w:color="000000"/>
@@ -3783,9 +3779,17 @@
           </w:tcPr>
           <w:p>
             <w:pPr>
-              <w:spacing w:after="0"/>
-              <w:jc w:val="center"/>
-            </w:pPr>
+              <w:spacing w:before="0" w:after="0" w:line="240" w:lineRule="auto"/>
+              <w:jc w:val="center"/>
+            </w:pPr>
+            <w:r>
+              <w:rPr>
+                <w:rFonts w:ascii="맑은 고딕" w:hAnsi="맑은 고딕" w:eastAsia="맑은 고딕"/>
+                <w:b w:val="0"/>
+                <w:sz w:val="16"/>
+              </w:rPr>
+              <w:t>S/W</w:t>
+            </w:r>
           </w:p>
         </w:tc>
         <w:tc>
@@ -3802,24 +3806,16 @@
           </w:tcPr>
           <w:p>
             <w:pPr>
-              <w:spacing w:after="0" w:line="252" w:lineRule="auto"/>
-              <w:rPr>
-                <w:rFonts w:asciiTheme="majorHAnsi" w:eastAsiaTheme="majorHAnsi" w:hAnsiTheme="majorHAnsi"/>
-                <w:b/>
-                <w:bCs/>
-                <w:szCs w:val="20"/>
-              </w:rPr>
-            </w:pPr>
-            <w:r>
-              <w:rPr>
-                <w:rFonts w:ascii="맑은 고딕" w:eastAsia="맑은 고딕" w:hAnsi="맑은 고딕"/>
-                <w:b/>
-                <w:color w:val="1A1714"/>
-                <w:sz w:val="17"/>
-              </w:rPr>
-              <w:t>오늘 할 일 실행·</w:t>
-              <w:br/>
-              <w:t>집중</w:t>
+              <w:spacing w:before="0" w:after="0" w:line="240" w:lineRule="auto"/>
+              <w:jc w:val="left"/>
+            </w:pPr>
+            <w:r>
+              <w:rPr>
+                <w:rFonts w:ascii="맑은 고딕" w:hAnsi="맑은 고딕" w:eastAsia="맑은 고딕"/>
+                <w:b w:val="0"/>
+                <w:sz w:val="16"/>
+              </w:rPr>
+              <w:t>중간 목표 편집</w:t>
             </w:r>
           </w:p>
         </w:tc>
@@ -3836,41 +3832,43 @@
           </w:tcPr>
           <w:p>
             <w:pPr>
-              <w:spacing w:after="0"/>
-            </w:pPr>
-            <w:r>
-              <w:rPr>
-                <w:rFonts w:ascii="맑은 고딕" w:eastAsia="맑은 고딕" w:hAnsi="맑은 고딕"/>
+              <w:spacing w:before="0" w:after="0" w:line="240" w:lineRule="auto"/>
+              <w:jc w:val="left"/>
+            </w:pPr>
+            <w:r>
+              <w:rPr>
+                <w:rFonts w:ascii="맑은 고딕" w:hAnsi="맑은 고딕" w:eastAsia="맑은 고딕"/>
+                <w:b w:val="0"/>
+                <w:sz w:val="15"/>
+              </w:rPr>
+              <w:t>목표를 여러 중간 단계로 나눠 보여 주고 단계 순서, 제목과 설명을 직접 바꾸거나 삭제한 뒤 주간 계획을 만드는 데 사용한다</w:t>
+            </w:r>
+          </w:p>
+        </w:tc>
+        <w:tc>
+          <w:tcPr>
+            <w:tcW w:w="1815" w:type="dxa"/>
+            <w:tcBorders>
+              <w:top w:val="single" w:sz="3" w:space="0" w:color="000000"/>
+              <w:left w:val="single" w:sz="3" w:space="0" w:color="000000"/>
+              <w:bottom w:val="single" w:sz="3" w:space="0" w:color="000000"/>
+              <w:right w:val="single" w:sz="3" w:space="0" w:color="000000"/>
+            </w:tcBorders>
+            <w:shd w:val="clear" w:color="auto" w:fill="FBEEDA"/>
+            <w:vAlign w:val="center"/>
+          </w:tcPr>
+          <w:p>
+            <w:pPr>
+              <w:spacing w:before="0" w:after="0" w:line="240" w:lineRule="auto"/>
+              <w:jc w:val="center"/>
+            </w:pPr>
+            <w:r>
+              <w:rPr>
+                <w:rFonts w:ascii="맑은 고딕" w:hAnsi="맑은 고딕" w:eastAsia="맑은 고딕"/>
+                <w:b w:val="0"/>
                 <w:sz w:val="16"/>
               </w:rPr>
-              <w:t>오늘 할 일 중 우선순위가 높은 한 가지와 바로 시작할 첫 행동을 보여 주고, 시작 시각을 기준으로 집중 시간을 계산한다, 사용자는 결과를 완료·일부 완료·잘 안됨으로 나눠 기록하며, 일부 완료 비율과 실패 이유, 메모도 함께 남길 수 있다, 집중 중 멈춤·재개 기록이 서버에 이어서 저장되도록 보완 중이며 완성 가능시점은 10/30이다</w:t>
-            </w:r>
-          </w:p>
-        </w:tc>
-        <w:tc>
-          <w:tcPr>
-            <w:tcW w:w="1815" w:type="dxa"/>
-            <w:tcBorders>
-              <w:top w:val="single" w:sz="3" w:space="0" w:color="000000"/>
-              <w:left w:val="single" w:sz="3" w:space="0" w:color="000000"/>
-              <w:bottom w:val="single" w:sz="3" w:space="0" w:color="000000"/>
-              <w:right w:val="single" w:sz="3" w:space="0" w:color="000000"/>
-            </w:tcBorders>
-            <w:shd w:val="clear" w:color="auto" w:fill="FBEEDA"/>
-            <w:vAlign w:val="center"/>
-          </w:tcPr>
-          <w:p>
-            <w:pPr>
-              <w:spacing w:after="0"/>
-              <w:jc w:val="center"/>
-            </w:pPr>
-            <w:r>
-              <w:rPr>
-                <w:rFonts w:ascii="맑은 고딕" w:eastAsia="맑은 고딕" w:hAnsi="맑은 고딕"/>
-                <w:b/>
-                <w:sz w:val="18"/>
-              </w:rPr>
-              <w:t>90%</w:t>
+              <w:t>100%</w:t>
             </w:r>
           </w:p>
         </w:tc>
@@ -3878,25 +3876,32 @@
       <w:tr>
         <w:trPr>
           <w:cantSplit/>
-          <w:trHeight w:val="20"/>
         </w:trPr>
         <w:tc>
           <w:tcPr>
             <w:tcW w:w="910" w:type="dxa"/>
-            <w:vMerge/>
-            <w:tcBorders>
-              <w:top w:val="single" w:sz="3" w:space="0" w:color="000000"/>
-              <w:left w:val="single" w:sz="3" w:space="0" w:color="000000"/>
-              <w:bottom w:val="single" w:sz="3" w:space="0" w:color="000000"/>
-              <w:right w:val="single" w:sz="3" w:space="0" w:color="000000"/>
-            </w:tcBorders>
-            <w:vAlign w:val="center"/>
-          </w:tcPr>
-          <w:p>
-            <w:pPr>
-              <w:spacing w:after="0"/>
-              <w:jc w:val="center"/>
-            </w:pPr>
+            <w:tcBorders>
+              <w:top w:val="single" w:sz="3" w:space="0" w:color="000000"/>
+              <w:left w:val="single" w:sz="3" w:space="0" w:color="000000"/>
+              <w:bottom w:val="single" w:sz="3" w:space="0" w:color="000000"/>
+              <w:right w:val="single" w:sz="3" w:space="0" w:color="000000"/>
+            </w:tcBorders>
+            <w:shd w:val="clear" w:color="auto" w:fill="F4EEE2"/>
+            <w:vAlign w:val="center"/>
+          </w:tcPr>
+          <w:p>
+            <w:pPr>
+              <w:spacing w:before="0" w:after="0" w:line="240" w:lineRule="auto"/>
+              <w:jc w:val="center"/>
+            </w:pPr>
+            <w:r>
+              <w:rPr>
+                <w:rFonts w:ascii="맑은 고딕" w:hAnsi="맑은 고딕" w:eastAsia="맑은 고딕"/>
+                <w:b w:val="0"/>
+                <w:sz w:val="16"/>
+              </w:rPr>
+              <w:t>S/W</w:t>
+            </w:r>
           </w:p>
         </w:tc>
         <w:tc>
@@ -3913,24 +3918,16 @@
           </w:tcPr>
           <w:p>
             <w:pPr>
-              <w:spacing w:after="0" w:line="252" w:lineRule="auto"/>
-              <w:rPr>
-                <w:rFonts w:asciiTheme="majorHAnsi" w:eastAsiaTheme="majorHAnsi" w:hAnsiTheme="majorHAnsi"/>
-                <w:b/>
-                <w:bCs/>
-                <w:szCs w:val="20"/>
-              </w:rPr>
-            </w:pPr>
-            <w:r>
-              <w:rPr>
-                <w:rFonts w:ascii="맑은 고딕" w:eastAsia="맑은 고딕" w:hAnsi="맑은 고딕"/>
-                <w:b/>
-                <w:color w:val="1A1714"/>
-                <w:sz w:val="17"/>
-              </w:rPr>
-              <w:t>실패 기록·회복·</w:t>
-              <w:br/>
-              <w:t>계획 다시 만들기</w:t>
+              <w:spacing w:before="0" w:after="0" w:line="240" w:lineRule="auto"/>
+              <w:jc w:val="left"/>
+            </w:pPr>
+            <w:r>
+              <w:rPr>
+                <w:rFonts w:ascii="맑은 고딕" w:hAnsi="맑은 고딕" w:eastAsia="맑은 고딕"/>
+                <w:b w:val="0"/>
+                <w:sz w:val="16"/>
+              </w:rPr>
+              <w:t>AI 주간 계획 생성</w:t>
             </w:r>
           </w:p>
         </w:tc>
@@ -3947,41 +3944,43 @@
           </w:tcPr>
           <w:p>
             <w:pPr>
-              <w:spacing w:after="0"/>
-            </w:pPr>
-            <w:r>
-              <w:rPr>
-                <w:rFonts w:ascii="맑은 고딕" w:eastAsia="맑은 고딕" w:hAnsi="맑은 고딕"/>
+              <w:spacing w:before="0" w:after="0" w:line="240" w:lineRule="auto"/>
+              <w:jc w:val="left"/>
+            </w:pPr>
+            <w:r>
+              <w:rPr>
+                <w:rFonts w:ascii="맑은 고딕" w:hAnsi="맑은 고딕" w:eastAsia="맑은 고딕"/>
+                <w:b w:val="0"/>
+                <w:sz w:val="15"/>
+              </w:rPr>
+              <w:t>고정 일정과 사용할 수 없는 시간을 제외한 뒤 7일 계획을 만들고 계획의 양을 선택하며 결과를 승인하거나 다시 만들 수 있다</w:t>
+            </w:r>
+          </w:p>
+        </w:tc>
+        <w:tc>
+          <w:tcPr>
+            <w:tcW w:w="1815" w:type="dxa"/>
+            <w:tcBorders>
+              <w:top w:val="single" w:sz="3" w:space="0" w:color="000000"/>
+              <w:left w:val="single" w:sz="3" w:space="0" w:color="000000"/>
+              <w:bottom w:val="single" w:sz="3" w:space="0" w:color="000000"/>
+              <w:right w:val="single" w:sz="3" w:space="0" w:color="000000"/>
+            </w:tcBorders>
+            <w:shd w:val="clear" w:color="auto" w:fill="FBEEDA"/>
+            <w:vAlign w:val="center"/>
+          </w:tcPr>
+          <w:p>
+            <w:pPr>
+              <w:spacing w:before="0" w:after="0" w:line="240" w:lineRule="auto"/>
+              <w:jc w:val="center"/>
+            </w:pPr>
+            <w:r>
+              <w:rPr>
+                <w:rFonts w:ascii="맑은 고딕" w:hAnsi="맑은 고딕" w:eastAsia="맑은 고딕"/>
+                <w:b w:val="0"/>
                 <w:sz w:val="16"/>
               </w:rPr>
-              <w:t>완료하지 못한 실행에서 사용자가 고른 실패 이유와 메모를 저장하고, 범위 줄이기·시간 옮기기·다음 계획으로 넘기기·보류하기 중 상황에 맞는 회복안을 제안한다, 사용자가 하나를 고르면 바뀌기 전과 후의 계획을 비교해 보여 주고, 한 주 결과를 다음 계획에 반영한다, 핵심 흐름은 구현했으며 한 주 결과 계산과 일부 오류 상황을 보완 중이고 완성 가능시점은 10/30이다</w:t>
-            </w:r>
-          </w:p>
-        </w:tc>
-        <w:tc>
-          <w:tcPr>
-            <w:tcW w:w="1815" w:type="dxa"/>
-            <w:tcBorders>
-              <w:top w:val="single" w:sz="3" w:space="0" w:color="000000"/>
-              <w:left w:val="single" w:sz="3" w:space="0" w:color="000000"/>
-              <w:bottom w:val="single" w:sz="3" w:space="0" w:color="000000"/>
-              <w:right w:val="single" w:sz="3" w:space="0" w:color="000000"/>
-            </w:tcBorders>
-            <w:shd w:val="clear" w:color="auto" w:fill="FBEEDA"/>
-            <w:vAlign w:val="center"/>
-          </w:tcPr>
-          <w:p>
-            <w:pPr>
-              <w:spacing w:after="0"/>
-              <w:jc w:val="center"/>
-            </w:pPr>
-            <w:r>
-              <w:rPr>
-                <w:rFonts w:ascii="맑은 고딕" w:eastAsia="맑은 고딕" w:hAnsi="맑은 고딕"/>
-                <w:b/>
-                <w:sz w:val="18"/>
-              </w:rPr>
-              <w:t>95%</w:t>
+              <w:t>100%</w:t>
             </w:r>
           </w:p>
         </w:tc>
@@ -3989,32 +3988,31 @@
       <w:tr>
         <w:trPr>
           <w:cantSplit/>
-          <w:trHeight w:val="20"/>
         </w:trPr>
         <w:tc>
           <w:tcPr>
             <w:tcW w:w="910" w:type="dxa"/>
-            <w:vMerge w:val="restart"/>
-            <w:tcBorders>
-              <w:top w:val="single" w:sz="3" w:space="0" w:color="000000"/>
-              <w:left w:val="single" w:sz="3" w:space="0" w:color="000000"/>
-              <w:bottom w:val="single" w:sz="3" w:space="0" w:color="000000"/>
-              <w:right w:val="single" w:sz="3" w:space="0" w:color="000000"/>
-            </w:tcBorders>
-            <w:vAlign w:val="center"/>
-          </w:tcPr>
-          <w:p>
-            <w:pPr>
-              <w:spacing w:after="0"/>
-              <w:jc w:val="center"/>
-            </w:pPr>
-            <w:r>
-              <w:rPr>
-                <w:rFonts w:ascii="맑은 고딕" w:eastAsia="맑은 고딕" w:hAnsi="맑은 고딕"/>
-                <w:b/>
-                <w:sz w:val="13"/>
-              </w:rPr>
-              <w:t>구매S/W</w:t>
+            <w:tcBorders>
+              <w:top w:val="single" w:sz="3" w:space="0" w:color="000000"/>
+              <w:left w:val="single" w:sz="3" w:space="0" w:color="000000"/>
+              <w:bottom w:val="single" w:sz="3" w:space="0" w:color="000000"/>
+              <w:right w:val="single" w:sz="3" w:space="0" w:color="000000"/>
+            </w:tcBorders>
+            <w:shd w:val="clear" w:color="auto" w:fill="F4EEE2"/>
+            <w:vAlign w:val="center"/>
+          </w:tcPr>
+          <w:p>
+            <w:pPr>
+              <w:spacing w:before="0" w:after="0" w:line="240" w:lineRule="auto"/>
+              <w:jc w:val="center"/>
+            </w:pPr>
+            <w:r>
+              <w:rPr>
+                <w:rFonts w:ascii="맑은 고딕" w:hAnsi="맑은 고딕" w:eastAsia="맑은 고딕"/>
+                <w:b w:val="0"/>
+                <w:sz w:val="16"/>
+              </w:rPr>
+              <w:t>S/W</w:t>
             </w:r>
           </w:p>
         </w:tc>
@@ -4032,15 +4030,16 @@
           </w:tcPr>
           <w:p>
             <w:pPr>
-              <w:spacing w:after="0"/>
-            </w:pPr>
-            <w:r>
-              <w:rPr>
-                <w:rFonts w:ascii="맑은 고딕" w:eastAsia="맑은 고딕" w:hAnsi="맑은 고딕"/>
-                <w:b/>
+              <w:spacing w:before="0" w:after="0" w:line="240" w:lineRule="auto"/>
+              <w:jc w:val="left"/>
+            </w:pPr>
+            <w:r>
+              <w:rPr>
+                <w:rFonts w:ascii="맑은 고딕" w:hAnsi="맑은 고딕" w:eastAsia="맑은 고딕"/>
+                <w:b w:val="0"/>
                 <w:sz w:val="16"/>
               </w:rPr>
-              <w:t>Google Gemini API</w:t>
+              <w:t>아침 안내와 오늘 할 일</w:t>
             </w:r>
           </w:p>
         </w:tc>
@@ -4057,14 +4056,16 @@
           </w:tcPr>
           <w:p>
             <w:pPr>
-              <w:spacing w:after="0"/>
-            </w:pPr>
-            <w:r>
-              <w:rPr>
-                <w:rFonts w:ascii="맑은 고딕" w:eastAsia="맑은 고딕" w:hAnsi="맑은 고딕"/>
+              <w:spacing w:before="0" w:after="0" w:line="240" w:lineRule="auto"/>
+              <w:jc w:val="left"/>
+            </w:pPr>
+            <w:r>
+              <w:rPr>
+                <w:rFonts w:ascii="맑은 고딕" w:hAnsi="맑은 고딕" w:eastAsia="맑은 고딕"/>
+                <w:b w:val="0"/>
                 <w:sz w:val="15"/>
               </w:rPr>
-              <w:t>사용자가 입력한 목표와 조건을 정리하고, 목표 분류·주간 계획·회복안의 초안을 만드는 데 사용한다, AI가 만든 결과는 사용자가 직접 확인하고 고칠 수 있도록 구성했으며 팀이 직접 결제해 사용 중이다</w:t>
+              <w:t>오늘 가장 먼저 해야 할 일, 지금 해야 하는 이유, 바로 시작할 첫 행동, 예상 시간, 고정 일정과 목표 진행 상태를 보여 준다</w:t>
             </w:r>
           </w:p>
         </w:tc>
@@ -4082,25 +4083,16 @@
           </w:tcPr>
           <w:p>
             <w:pPr>
-              <w:spacing w:after="0"/>
-              <w:jc w:val="center"/>
-            </w:pPr>
-            <w:r>
-              <w:rPr>
-                <w:rFonts w:ascii="맑은 고딕" w:eastAsia="맑은 고딕" w:hAnsi="맑은 고딕"/>
-                <w:b/>
+              <w:spacing w:before="0" w:after="0" w:line="240" w:lineRule="auto"/>
+              <w:jc w:val="center"/>
+            </w:pPr>
+            <w:r>
+              <w:rPr>
+                <w:rFonts w:ascii="맑은 고딕" w:hAnsi="맑은 고딕" w:eastAsia="맑은 고딕"/>
+                <w:b w:val="0"/>
                 <w:sz w:val="16"/>
               </w:rPr>
               <w:t>100%</w:t>
-            </w:r>
-            <w:r>
-              <w:rPr>
-                <w:rFonts w:ascii="맑은 고딕" w:eastAsia="맑은 고딕" w:hAnsi="맑은 고딕"/>
-                <w:b/>
-                <w:sz w:val="16"/>
-              </w:rPr>
-              <w:br/>
-              <w:t>(구매·사용 중)</w:t>
             </w:r>
           </w:p>
         </w:tc>
@@ -4108,25 +4100,32 @@
       <w:tr>
         <w:trPr>
           <w:cantSplit/>
-          <w:trHeight w:val="20"/>
         </w:trPr>
         <w:tc>
           <w:tcPr>
             <w:tcW w:w="910" w:type="dxa"/>
-            <w:vMerge/>
-            <w:tcBorders>
-              <w:top w:val="single" w:sz="3" w:space="0" w:color="000000"/>
-              <w:left w:val="single" w:sz="3" w:space="0" w:color="000000"/>
-              <w:bottom w:val="single" w:sz="3" w:space="0" w:color="000000"/>
-              <w:right w:val="single" w:sz="3" w:space="0" w:color="000000"/>
-            </w:tcBorders>
-            <w:vAlign w:val="center"/>
-          </w:tcPr>
-          <w:p>
-            <w:pPr>
-              <w:spacing w:after="0"/>
-              <w:jc w:val="center"/>
-            </w:pPr>
+            <w:tcBorders>
+              <w:top w:val="single" w:sz="3" w:space="0" w:color="000000"/>
+              <w:left w:val="single" w:sz="3" w:space="0" w:color="000000"/>
+              <w:bottom w:val="single" w:sz="3" w:space="0" w:color="000000"/>
+              <w:right w:val="single" w:sz="3" w:space="0" w:color="000000"/>
+            </w:tcBorders>
+            <w:shd w:val="clear" w:color="auto" w:fill="F4EEE2"/>
+            <w:vAlign w:val="center"/>
+          </w:tcPr>
+          <w:p>
+            <w:pPr>
+              <w:spacing w:before="0" w:after="0" w:line="240" w:lineRule="auto"/>
+              <w:jc w:val="center"/>
+            </w:pPr>
+            <w:r>
+              <w:rPr>
+                <w:rFonts w:ascii="맑은 고딕" w:hAnsi="맑은 고딕" w:eastAsia="맑은 고딕"/>
+                <w:b w:val="0"/>
+                <w:sz w:val="16"/>
+              </w:rPr>
+              <w:t>S/W</w:t>
+            </w:r>
           </w:p>
         </w:tc>
         <w:tc>
@@ -4143,15 +4142,16 @@
           </w:tcPr>
           <w:p>
             <w:pPr>
-              <w:spacing w:after="0"/>
-            </w:pPr>
-            <w:r>
-              <w:rPr>
-                <w:rFonts w:ascii="맑은 고딕" w:eastAsia="맑은 고딕" w:hAnsi="맑은 고딕"/>
-                <w:b/>
+              <w:spacing w:before="0" w:after="0" w:line="240" w:lineRule="auto"/>
+              <w:jc w:val="left"/>
+            </w:pPr>
+            <w:r>
+              <w:rPr>
+                <w:rFonts w:ascii="맑은 고딕" w:hAnsi="맑은 고딕" w:eastAsia="맑은 고딕"/>
+                <w:b w:val="0"/>
                 <w:sz w:val="16"/>
               </w:rPr>
-              <w:t>Claude Max</w:t>
+              <w:t>집중 타이머</w:t>
             </w:r>
           </w:p>
         </w:tc>
@@ -4168,14 +4168,16 @@
           </w:tcPr>
           <w:p>
             <w:pPr>
-              <w:spacing w:after="0"/>
-            </w:pPr>
-            <w:r>
-              <w:rPr>
-                <w:rFonts w:ascii="맑은 고딕" w:eastAsia="맑은 고딕" w:hAnsi="맑은 고딕"/>
+              <w:spacing w:before="0" w:after="0" w:line="240" w:lineRule="auto"/>
+              <w:jc w:val="left"/>
+            </w:pPr>
+            <w:r>
+              <w:rPr>
+                <w:rFonts w:ascii="맑은 고딕" w:hAnsi="맑은 고딕" w:eastAsia="맑은 고딕"/>
+                <w:b w:val="0"/>
                 <w:sz w:val="15"/>
               </w:rPr>
-              <w:t>화면 코드를 작성할 때 반복 작업을 줄이고, 오류 원인을 찾거나 수정 내용을 검토하며, 보고서와 발표자료 초안을 정리하는 데 사용한다, 결과는 실제 코드와 문서 내용을 다시 확인한 뒤 반영하며 팀이 직접 결제해 사용 중이다</w:t>
+              <w:t>할 일을 시작하면 실행 기록을 만들고 시작 시각을 기준으로 경과 시간을 계산하며 멈춤과 다시 시작을 서버에 기록한다</w:t>
             </w:r>
           </w:p>
         </w:tc>
@@ -4193,25 +4195,16 @@
           </w:tcPr>
           <w:p>
             <w:pPr>
-              <w:spacing w:after="0"/>
-              <w:jc w:val="center"/>
-            </w:pPr>
-            <w:r>
-              <w:rPr>
-                <w:rFonts w:ascii="맑은 고딕" w:eastAsia="맑은 고딕" w:hAnsi="맑은 고딕"/>
-                <w:b/>
+              <w:spacing w:before="0" w:after="0" w:line="240" w:lineRule="auto"/>
+              <w:jc w:val="center"/>
+            </w:pPr>
+            <w:r>
+              <w:rPr>
+                <w:rFonts w:ascii="맑은 고딕" w:hAnsi="맑은 고딕" w:eastAsia="맑은 고딕"/>
+                <w:b w:val="0"/>
                 <w:sz w:val="16"/>
               </w:rPr>
               <w:t>100%</w:t>
-            </w:r>
-            <w:r>
-              <w:rPr>
-                <w:rFonts w:ascii="맑은 고딕" w:eastAsia="맑은 고딕" w:hAnsi="맑은 고딕"/>
-                <w:b/>
-                <w:sz w:val="16"/>
-              </w:rPr>
-              <w:br/>
-              <w:t>(구매·사용 중)</w:t>
             </w:r>
           </w:p>
         </w:tc>
@@ -4219,25 +4212,32 @@
       <w:tr>
         <w:trPr>
           <w:cantSplit/>
-          <w:trHeight w:val="20"/>
         </w:trPr>
         <w:tc>
           <w:tcPr>
             <w:tcW w:w="910" w:type="dxa"/>
-            <w:vMerge/>
-            <w:tcBorders>
-              <w:top w:val="single" w:sz="3" w:space="0" w:color="000000"/>
-              <w:left w:val="single" w:sz="3" w:space="0" w:color="000000"/>
-              <w:bottom w:val="single" w:sz="3" w:space="0" w:color="000000"/>
-              <w:right w:val="single" w:sz="3" w:space="0" w:color="000000"/>
-            </w:tcBorders>
-            <w:vAlign w:val="center"/>
-          </w:tcPr>
-          <w:p>
-            <w:pPr>
-              <w:spacing w:after="0"/>
-              <w:jc w:val="center"/>
-            </w:pPr>
+            <w:tcBorders>
+              <w:top w:val="single" w:sz="3" w:space="0" w:color="000000"/>
+              <w:left w:val="single" w:sz="3" w:space="0" w:color="000000"/>
+              <w:bottom w:val="single" w:sz="3" w:space="0" w:color="000000"/>
+              <w:right w:val="single" w:sz="3" w:space="0" w:color="000000"/>
+            </w:tcBorders>
+            <w:shd w:val="clear" w:color="auto" w:fill="F4EEE2"/>
+            <w:vAlign w:val="center"/>
+          </w:tcPr>
+          <w:p>
+            <w:pPr>
+              <w:spacing w:before="0" w:after="0" w:line="240" w:lineRule="auto"/>
+              <w:jc w:val="center"/>
+            </w:pPr>
+            <w:r>
+              <w:rPr>
+                <w:rFonts w:ascii="맑은 고딕" w:hAnsi="맑은 고딕" w:eastAsia="맑은 고딕"/>
+                <w:b w:val="0"/>
+                <w:sz w:val="16"/>
+              </w:rPr>
+              <w:t>S/W</w:t>
+            </w:r>
           </w:p>
         </w:tc>
         <w:tc>
@@ -4254,14 +4254,1024 @@
           </w:tcPr>
           <w:p>
             <w:pPr>
-              <w:spacing w:after="0"/>
-            </w:pPr>
-            <w:r>
-              <w:rPr>
-                <w:rFonts w:ascii="맑은 고딕" w:eastAsia="맑은 고딕" w:hAnsi="맑은 고딕"/>
-                <w:b/>
+              <w:spacing w:before="0" w:after="0" w:line="240" w:lineRule="auto"/>
+              <w:jc w:val="left"/>
+            </w:pPr>
+            <w:r>
+              <w:rPr>
+                <w:rFonts w:ascii="맑은 고딕" w:hAnsi="맑은 고딕" w:eastAsia="맑은 고딕"/>
+                <w:b w:val="0"/>
                 <w:sz w:val="16"/>
               </w:rPr>
+              <w:t>실행 결과와 실패 이유</w:t>
+            </w:r>
+          </w:p>
+        </w:tc>
+        <w:tc>
+          <w:tcPr>
+            <w:tcW w:w="3909" w:type="dxa"/>
+            <w:tcBorders>
+              <w:top w:val="single" w:sz="3" w:space="0" w:color="000000"/>
+              <w:left w:val="single" w:sz="3" w:space="0" w:color="000000"/>
+              <w:bottom w:val="single" w:sz="3" w:space="0" w:color="000000"/>
+              <w:right w:val="single" w:sz="3" w:space="0" w:color="000000"/>
+            </w:tcBorders>
+            <w:vAlign w:val="center"/>
+          </w:tcPr>
+          <w:p>
+            <w:pPr>
+              <w:spacing w:before="0" w:after="0" w:line="240" w:lineRule="auto"/>
+              <w:jc w:val="left"/>
+            </w:pPr>
+            <w:r>
+              <w:rPr>
+                <w:rFonts w:ascii="맑은 고딕" w:hAnsi="맑은 고딕" w:eastAsia="맑은 고딕"/>
+                <w:b w:val="0"/>
+                <w:sz w:val="15"/>
+              </w:rPr>
+              <w:t>완료, 일부 완료, 잘 안됨 중 결과를 고르고 일부 완료 비율, 실패 이유 최대 2개와 메모를 저장한다</w:t>
+            </w:r>
+          </w:p>
+        </w:tc>
+        <w:tc>
+          <w:tcPr>
+            <w:tcW w:w="1815" w:type="dxa"/>
+            <w:tcBorders>
+              <w:top w:val="single" w:sz="3" w:space="0" w:color="000000"/>
+              <w:left w:val="single" w:sz="3" w:space="0" w:color="000000"/>
+              <w:bottom w:val="single" w:sz="3" w:space="0" w:color="000000"/>
+              <w:right w:val="single" w:sz="3" w:space="0" w:color="000000"/>
+            </w:tcBorders>
+            <w:shd w:val="clear" w:color="auto" w:fill="FBEEDA"/>
+            <w:vAlign w:val="center"/>
+          </w:tcPr>
+          <w:p>
+            <w:pPr>
+              <w:spacing w:before="0" w:after="0" w:line="240" w:lineRule="auto"/>
+              <w:jc w:val="center"/>
+            </w:pPr>
+            <w:r>
+              <w:rPr>
+                <w:rFonts w:ascii="맑은 고딕" w:hAnsi="맑은 고딕" w:eastAsia="맑은 고딕"/>
+                <w:b w:val="0"/>
+                <w:sz w:val="16"/>
+              </w:rPr>
+              <w:t>100%</w:t>
+            </w:r>
+          </w:p>
+        </w:tc>
+      </w:tr>
+      <w:tr>
+        <w:trPr>
+          <w:cantSplit/>
+        </w:trPr>
+        <w:tc>
+          <w:tcPr>
+            <w:tcW w:w="910" w:type="dxa"/>
+            <w:tcBorders>
+              <w:top w:val="single" w:sz="3" w:space="0" w:color="000000"/>
+              <w:left w:val="single" w:sz="3" w:space="0" w:color="000000"/>
+              <w:bottom w:val="single" w:sz="3" w:space="0" w:color="000000"/>
+              <w:right w:val="single" w:sz="3" w:space="0" w:color="000000"/>
+            </w:tcBorders>
+            <w:shd w:val="clear" w:color="auto" w:fill="F4EEE2"/>
+            <w:vAlign w:val="center"/>
+          </w:tcPr>
+          <w:p>
+            <w:pPr>
+              <w:spacing w:before="0" w:after="0" w:line="240" w:lineRule="auto"/>
+              <w:jc w:val="center"/>
+            </w:pPr>
+            <w:r>
+              <w:rPr>
+                <w:rFonts w:ascii="맑은 고딕" w:hAnsi="맑은 고딕" w:eastAsia="맑은 고딕"/>
+                <w:b w:val="0"/>
+                <w:sz w:val="16"/>
+              </w:rPr>
+              <w:t>S/W</w:t>
+            </w:r>
+          </w:p>
+        </w:tc>
+        <w:tc>
+          <w:tcPr>
+            <w:tcW w:w="2947" w:type="dxa"/>
+            <w:tcBorders>
+              <w:top w:val="single" w:sz="3" w:space="0" w:color="000000"/>
+              <w:left w:val="single" w:sz="3" w:space="0" w:color="000000"/>
+              <w:bottom w:val="single" w:sz="3" w:space="0" w:color="000000"/>
+              <w:right w:val="single" w:sz="3" w:space="0" w:color="000000"/>
+            </w:tcBorders>
+            <w:shd w:val="clear" w:color="auto" w:fill="FAF6EE"/>
+            <w:vAlign w:val="center"/>
+          </w:tcPr>
+          <w:p>
+            <w:pPr>
+              <w:spacing w:before="0" w:after="0" w:line="240" w:lineRule="auto"/>
+              <w:jc w:val="left"/>
+            </w:pPr>
+            <w:r>
+              <w:rPr>
+                <w:rFonts w:ascii="맑은 고딕" w:hAnsi="맑은 고딕" w:eastAsia="맑은 고딕"/>
+                <w:b w:val="0"/>
+                <w:sz w:val="16"/>
+              </w:rPr>
+              <w:t>회복안 선택과 계획 변경</w:t>
+            </w:r>
+          </w:p>
+        </w:tc>
+        <w:tc>
+          <w:tcPr>
+            <w:tcW w:w="3909" w:type="dxa"/>
+            <w:tcBorders>
+              <w:top w:val="single" w:sz="3" w:space="0" w:color="000000"/>
+              <w:left w:val="single" w:sz="3" w:space="0" w:color="000000"/>
+              <w:bottom w:val="single" w:sz="3" w:space="0" w:color="000000"/>
+              <w:right w:val="single" w:sz="3" w:space="0" w:color="000000"/>
+            </w:tcBorders>
+            <w:vAlign w:val="center"/>
+          </w:tcPr>
+          <w:p>
+            <w:pPr>
+              <w:spacing w:before="0" w:after="0" w:line="240" w:lineRule="auto"/>
+              <w:jc w:val="left"/>
+            </w:pPr>
+            <w:r>
+              <w:rPr>
+                <w:rFonts w:ascii="맑은 고딕" w:hAnsi="맑은 고딕" w:eastAsia="맑은 고딕"/>
+                <w:b w:val="0"/>
+                <w:sz w:val="15"/>
+              </w:rPr>
+              <w:t>실패 이유를 바탕으로 범위 줄이기, 시간 옮기기, 다음 계획으로 넘기기, 보류하기를 제안하고 사용자가 고른 결과를 계획에 반영한다</w:t>
+            </w:r>
+          </w:p>
+        </w:tc>
+        <w:tc>
+          <w:tcPr>
+            <w:tcW w:w="1815" w:type="dxa"/>
+            <w:tcBorders>
+              <w:top w:val="single" w:sz="3" w:space="0" w:color="000000"/>
+              <w:left w:val="single" w:sz="3" w:space="0" w:color="000000"/>
+              <w:bottom w:val="single" w:sz="3" w:space="0" w:color="000000"/>
+              <w:right w:val="single" w:sz="3" w:space="0" w:color="000000"/>
+            </w:tcBorders>
+            <w:shd w:val="clear" w:color="auto" w:fill="FBEEDA"/>
+            <w:vAlign w:val="center"/>
+          </w:tcPr>
+          <w:p>
+            <w:pPr>
+              <w:spacing w:before="0" w:after="0" w:line="240" w:lineRule="auto"/>
+              <w:jc w:val="center"/>
+            </w:pPr>
+            <w:r>
+              <w:rPr>
+                <w:rFonts w:ascii="맑은 고딕" w:hAnsi="맑은 고딕" w:eastAsia="맑은 고딕"/>
+                <w:b w:val="0"/>
+                <w:sz w:val="16"/>
+              </w:rPr>
+              <w:t>100%</w:t>
+            </w:r>
+          </w:p>
+        </w:tc>
+      </w:tr>
+      <w:tr>
+        <w:trPr>
+          <w:cantSplit/>
+        </w:trPr>
+        <w:tc>
+          <w:tcPr>
+            <w:tcW w:w="910" w:type="dxa"/>
+            <w:tcBorders>
+              <w:top w:val="single" w:sz="3" w:space="0" w:color="000000"/>
+              <w:left w:val="single" w:sz="3" w:space="0" w:color="000000"/>
+              <w:bottom w:val="single" w:sz="3" w:space="0" w:color="000000"/>
+              <w:right w:val="single" w:sz="3" w:space="0" w:color="000000"/>
+            </w:tcBorders>
+            <w:shd w:val="clear" w:color="auto" w:fill="F4EEE2"/>
+            <w:vAlign w:val="center"/>
+          </w:tcPr>
+          <w:p>
+            <w:pPr>
+              <w:spacing w:before="0" w:after="0" w:line="240" w:lineRule="auto"/>
+              <w:jc w:val="center"/>
+            </w:pPr>
+            <w:r>
+              <w:rPr>
+                <w:rFonts w:ascii="맑은 고딕" w:hAnsi="맑은 고딕" w:eastAsia="맑은 고딕"/>
+                <w:b w:val="0"/>
+                <w:sz w:val="16"/>
+              </w:rPr>
+              <w:t>S/W</w:t>
+            </w:r>
+          </w:p>
+        </w:tc>
+        <w:tc>
+          <w:tcPr>
+            <w:tcW w:w="2947" w:type="dxa"/>
+            <w:tcBorders>
+              <w:top w:val="single" w:sz="3" w:space="0" w:color="000000"/>
+              <w:left w:val="single" w:sz="3" w:space="0" w:color="000000"/>
+              <w:bottom w:val="single" w:sz="3" w:space="0" w:color="000000"/>
+              <w:right w:val="single" w:sz="3" w:space="0" w:color="000000"/>
+            </w:tcBorders>
+            <w:shd w:val="clear" w:color="auto" w:fill="FAF6EE"/>
+            <w:vAlign w:val="center"/>
+          </w:tcPr>
+          <w:p>
+            <w:pPr>
+              <w:spacing w:before="0" w:after="0" w:line="240" w:lineRule="auto"/>
+              <w:jc w:val="left"/>
+            </w:pPr>
+            <w:r>
+              <w:rPr>
+                <w:rFonts w:ascii="맑은 고딕" w:hAnsi="맑은 고딕" w:eastAsia="맑은 고딕"/>
+                <w:b w:val="0"/>
+                <w:sz w:val="16"/>
+              </w:rPr>
+              <w:t>주간 일정과 리뷰</w:t>
+            </w:r>
+          </w:p>
+        </w:tc>
+        <w:tc>
+          <w:tcPr>
+            <w:tcW w:w="3909" w:type="dxa"/>
+            <w:tcBorders>
+              <w:top w:val="single" w:sz="3" w:space="0" w:color="000000"/>
+              <w:left w:val="single" w:sz="3" w:space="0" w:color="000000"/>
+              <w:bottom w:val="single" w:sz="3" w:space="0" w:color="000000"/>
+              <w:right w:val="single" w:sz="3" w:space="0" w:color="000000"/>
+            </w:tcBorders>
+            <w:vAlign w:val="center"/>
+          </w:tcPr>
+          <w:p>
+            <w:pPr>
+              <w:spacing w:before="0" w:after="0" w:line="240" w:lineRule="auto"/>
+              <w:jc w:val="left"/>
+            </w:pPr>
+            <w:r>
+              <w:rPr>
+                <w:rFonts w:ascii="맑은 고딕" w:hAnsi="맑은 고딕" w:eastAsia="맑은 고딕"/>
+                <w:b w:val="0"/>
+                <w:sz w:val="15"/>
+              </w:rPr>
+              <w:t>7일 시간표에서 기존 일정 블록을 15분 단위로 옮기거나 수정하고 실행률, 회복률, 다시 시작한 비율과 시간대별 결과를 확인한다</w:t>
+            </w:r>
+          </w:p>
+        </w:tc>
+        <w:tc>
+          <w:tcPr>
+            <w:tcW w:w="1815" w:type="dxa"/>
+            <w:tcBorders>
+              <w:top w:val="single" w:sz="3" w:space="0" w:color="000000"/>
+              <w:left w:val="single" w:sz="3" w:space="0" w:color="000000"/>
+              <w:bottom w:val="single" w:sz="3" w:space="0" w:color="000000"/>
+              <w:right w:val="single" w:sz="3" w:space="0" w:color="000000"/>
+            </w:tcBorders>
+            <w:shd w:val="clear" w:color="auto" w:fill="FBEEDA"/>
+            <w:vAlign w:val="center"/>
+          </w:tcPr>
+          <w:p>
+            <w:pPr>
+              <w:spacing w:before="0" w:after="0" w:line="240" w:lineRule="auto"/>
+              <w:jc w:val="center"/>
+            </w:pPr>
+            <w:r>
+              <w:rPr>
+                <w:rFonts w:ascii="맑은 고딕" w:hAnsi="맑은 고딕" w:eastAsia="맑은 고딕"/>
+                <w:b w:val="0"/>
+                <w:sz w:val="16"/>
+              </w:rPr>
+              <w:t>100%</w:t>
+            </w:r>
+          </w:p>
+        </w:tc>
+      </w:tr>
+      <w:tr>
+        <w:trPr>
+          <w:cantSplit/>
+        </w:trPr>
+        <w:tc>
+          <w:tcPr>
+            <w:tcW w:w="910" w:type="dxa"/>
+            <w:tcBorders>
+              <w:top w:val="single" w:sz="3" w:space="0" w:color="000000"/>
+              <w:left w:val="single" w:sz="3" w:space="0" w:color="000000"/>
+              <w:bottom w:val="single" w:sz="3" w:space="0" w:color="000000"/>
+              <w:right w:val="single" w:sz="3" w:space="0" w:color="000000"/>
+            </w:tcBorders>
+            <w:shd w:val="clear" w:color="auto" w:fill="F4EEE2"/>
+            <w:vAlign w:val="center"/>
+          </w:tcPr>
+          <w:p>
+            <w:pPr>
+              <w:spacing w:before="0" w:after="0" w:line="240" w:lineRule="auto"/>
+              <w:jc w:val="center"/>
+            </w:pPr>
+            <w:r>
+              <w:rPr>
+                <w:rFonts w:ascii="맑은 고딕" w:hAnsi="맑은 고딕" w:eastAsia="맑은 고딕"/>
+                <w:b w:val="0"/>
+                <w:sz w:val="16"/>
+              </w:rPr>
+              <w:t>S/W</w:t>
+            </w:r>
+          </w:p>
+        </w:tc>
+        <w:tc>
+          <w:tcPr>
+            <w:tcW w:w="2947" w:type="dxa"/>
+            <w:tcBorders>
+              <w:top w:val="single" w:sz="3" w:space="0" w:color="000000"/>
+              <w:left w:val="single" w:sz="3" w:space="0" w:color="000000"/>
+              <w:bottom w:val="single" w:sz="3" w:space="0" w:color="000000"/>
+              <w:right w:val="single" w:sz="3" w:space="0" w:color="000000"/>
+            </w:tcBorders>
+            <w:shd w:val="clear" w:color="auto" w:fill="FAF6EE"/>
+            <w:vAlign w:val="center"/>
+          </w:tcPr>
+          <w:p>
+            <w:pPr>
+              <w:spacing w:before="0" w:after="0" w:line="240" w:lineRule="auto"/>
+              <w:jc w:val="left"/>
+            </w:pPr>
+            <w:r>
+              <w:rPr>
+                <w:rFonts w:ascii="맑은 고딕" w:hAnsi="맑은 고딕" w:eastAsia="맑은 고딕"/>
+                <w:b w:val="0"/>
+                <w:sz w:val="16"/>
+              </w:rPr>
+              <w:t>습관 관리</w:t>
+            </w:r>
+          </w:p>
+        </w:tc>
+        <w:tc>
+          <w:tcPr>
+            <w:tcW w:w="3909" w:type="dxa"/>
+            <w:tcBorders>
+              <w:top w:val="single" w:sz="3" w:space="0" w:color="000000"/>
+              <w:left w:val="single" w:sz="3" w:space="0" w:color="000000"/>
+              <w:bottom w:val="single" w:sz="3" w:space="0" w:color="000000"/>
+              <w:right w:val="single" w:sz="3" w:space="0" w:color="000000"/>
+            </w:tcBorders>
+            <w:vAlign w:val="center"/>
+          </w:tcPr>
+          <w:p>
+            <w:pPr>
+              <w:spacing w:before="0" w:after="0" w:line="240" w:lineRule="auto"/>
+              <w:jc w:val="left"/>
+            </w:pPr>
+            <w:r>
+              <w:rPr>
+                <w:rFonts w:ascii="맑은 고딕" w:hAnsi="맑은 고딕" w:eastAsia="맑은 고딕"/>
+                <w:b w:val="0"/>
+                <w:sz w:val="15"/>
+              </w:rPr>
+              <w:t>습관을 만들고 주간 실행 여부를 체크하며 필요하면 삭제하고 주간 리뷰에서 습관 조정 제안을 확인한다</w:t>
+            </w:r>
+          </w:p>
+        </w:tc>
+        <w:tc>
+          <w:tcPr>
+            <w:tcW w:w="1815" w:type="dxa"/>
+            <w:tcBorders>
+              <w:top w:val="single" w:sz="3" w:space="0" w:color="000000"/>
+              <w:left w:val="single" w:sz="3" w:space="0" w:color="000000"/>
+              <w:bottom w:val="single" w:sz="3" w:space="0" w:color="000000"/>
+              <w:right w:val="single" w:sz="3" w:space="0" w:color="000000"/>
+            </w:tcBorders>
+            <w:shd w:val="clear" w:color="auto" w:fill="FBEEDA"/>
+            <w:vAlign w:val="center"/>
+          </w:tcPr>
+          <w:p>
+            <w:pPr>
+              <w:spacing w:before="0" w:after="0" w:line="240" w:lineRule="auto"/>
+              <w:jc w:val="center"/>
+            </w:pPr>
+            <w:r>
+              <w:rPr>
+                <w:rFonts w:ascii="맑은 고딕" w:hAnsi="맑은 고딕" w:eastAsia="맑은 고딕"/>
+                <w:b w:val="0"/>
+                <w:sz w:val="16"/>
+              </w:rPr>
+              <w:t>100%</w:t>
+            </w:r>
+          </w:p>
+        </w:tc>
+      </w:tr>
+      <w:tr>
+        <w:trPr>
+          <w:cantSplit/>
+        </w:trPr>
+        <w:tc>
+          <w:tcPr>
+            <w:tcW w:w="910" w:type="dxa"/>
+            <w:tcBorders>
+              <w:top w:val="single" w:sz="3" w:space="0" w:color="000000"/>
+              <w:left w:val="single" w:sz="3" w:space="0" w:color="000000"/>
+              <w:bottom w:val="single" w:sz="3" w:space="0" w:color="000000"/>
+              <w:right w:val="single" w:sz="3" w:space="0" w:color="000000"/>
+            </w:tcBorders>
+            <w:shd w:val="clear" w:color="auto" w:fill="F4EEE2"/>
+            <w:vAlign w:val="center"/>
+          </w:tcPr>
+          <w:p>
+            <w:pPr>
+              <w:spacing w:before="0" w:after="0" w:line="240" w:lineRule="auto"/>
+              <w:jc w:val="center"/>
+            </w:pPr>
+            <w:r>
+              <w:rPr>
+                <w:rFonts w:ascii="맑은 고딕" w:hAnsi="맑은 고딕" w:eastAsia="맑은 고딕"/>
+                <w:b w:val="0"/>
+                <w:sz w:val="16"/>
+              </w:rPr>
+              <w:t>S/W</w:t>
+            </w:r>
+          </w:p>
+        </w:tc>
+        <w:tc>
+          <w:tcPr>
+            <w:tcW w:w="2947" w:type="dxa"/>
+            <w:tcBorders>
+              <w:top w:val="single" w:sz="3" w:space="0" w:color="000000"/>
+              <w:left w:val="single" w:sz="3" w:space="0" w:color="000000"/>
+              <w:bottom w:val="single" w:sz="3" w:space="0" w:color="000000"/>
+              <w:right w:val="single" w:sz="3" w:space="0" w:color="000000"/>
+            </w:tcBorders>
+            <w:shd w:val="clear" w:color="auto" w:fill="FAF6EE"/>
+            <w:vAlign w:val="center"/>
+          </w:tcPr>
+          <w:p>
+            <w:pPr>
+              <w:spacing w:before="0" w:after="0" w:line="240" w:lineRule="auto"/>
+              <w:jc w:val="left"/>
+            </w:pPr>
+            <w:r>
+              <w:rPr>
+                <w:rFonts w:ascii="맑은 고딕" w:hAnsi="맑은 고딕" w:eastAsia="맑은 고딕"/>
+                <w:b w:val="0"/>
+                <w:sz w:val="16"/>
+              </w:rPr>
+              <w:t>한 줄 메모와 추천 자료</w:t>
+            </w:r>
+          </w:p>
+        </w:tc>
+        <w:tc>
+          <w:tcPr>
+            <w:tcW w:w="3909" w:type="dxa"/>
+            <w:tcBorders>
+              <w:top w:val="single" w:sz="3" w:space="0" w:color="000000"/>
+              <w:left w:val="single" w:sz="3" w:space="0" w:color="000000"/>
+              <w:bottom w:val="single" w:sz="3" w:space="0" w:color="000000"/>
+              <w:right w:val="single" w:sz="3" w:space="0" w:color="000000"/>
+            </w:tcBorders>
+            <w:vAlign w:val="center"/>
+          </w:tcPr>
+          <w:p>
+            <w:pPr>
+              <w:spacing w:before="0" w:after="0" w:line="240" w:lineRule="auto"/>
+              <w:jc w:val="left"/>
+            </w:pPr>
+            <w:r>
+              <w:rPr>
+                <w:rFonts w:ascii="맑은 고딕" w:hAnsi="맑은 고딕" w:eastAsia="맑은 고딕"/>
+                <w:b w:val="0"/>
+                <w:sz w:val="15"/>
+              </w:rPr>
+              <w:t>떠오른 생각을 한 줄로 저장하고 목표나 오늘 할 일로 바꾸며 추천 자료에 나온 한 단계를 오늘 할 일로 가져온다</w:t>
+            </w:r>
+          </w:p>
+        </w:tc>
+        <w:tc>
+          <w:tcPr>
+            <w:tcW w:w="1815" w:type="dxa"/>
+            <w:tcBorders>
+              <w:top w:val="single" w:sz="3" w:space="0" w:color="000000"/>
+              <w:left w:val="single" w:sz="3" w:space="0" w:color="000000"/>
+              <w:bottom w:val="single" w:sz="3" w:space="0" w:color="000000"/>
+              <w:right w:val="single" w:sz="3" w:space="0" w:color="000000"/>
+            </w:tcBorders>
+            <w:shd w:val="clear" w:color="auto" w:fill="FBEEDA"/>
+            <w:vAlign w:val="center"/>
+          </w:tcPr>
+          <w:p>
+            <w:pPr>
+              <w:spacing w:before="0" w:after="0" w:line="240" w:lineRule="auto"/>
+              <w:jc w:val="center"/>
+            </w:pPr>
+            <w:r>
+              <w:rPr>
+                <w:rFonts w:ascii="맑은 고딕" w:hAnsi="맑은 고딕" w:eastAsia="맑은 고딕"/>
+                <w:b w:val="0"/>
+                <w:sz w:val="16"/>
+              </w:rPr>
+              <w:t>100%</w:t>
+            </w:r>
+          </w:p>
+        </w:tc>
+      </w:tr>
+      <w:tr>
+        <w:trPr>
+          <w:cantSplit/>
+        </w:trPr>
+        <w:tc>
+          <w:tcPr>
+            <w:tcW w:w="910" w:type="dxa"/>
+            <w:tcBorders>
+              <w:top w:val="single" w:sz="3" w:space="0" w:color="000000"/>
+              <w:left w:val="single" w:sz="3" w:space="0" w:color="000000"/>
+              <w:bottom w:val="single" w:sz="3" w:space="0" w:color="000000"/>
+              <w:right w:val="single" w:sz="3" w:space="0" w:color="000000"/>
+            </w:tcBorders>
+            <w:shd w:val="clear" w:color="auto" w:fill="F4EEE2"/>
+            <w:vAlign w:val="center"/>
+          </w:tcPr>
+          <w:p>
+            <w:pPr>
+              <w:spacing w:before="0" w:after="0" w:line="240" w:lineRule="auto"/>
+              <w:jc w:val="center"/>
+            </w:pPr>
+            <w:r>
+              <w:rPr>
+                <w:rFonts w:ascii="맑은 고딕" w:hAnsi="맑은 고딕" w:eastAsia="맑은 고딕"/>
+                <w:b w:val="0"/>
+                <w:sz w:val="16"/>
+              </w:rPr>
+              <w:t>S/W</w:t>
+            </w:r>
+          </w:p>
+        </w:tc>
+        <w:tc>
+          <w:tcPr>
+            <w:tcW w:w="2947" w:type="dxa"/>
+            <w:tcBorders>
+              <w:top w:val="single" w:sz="3" w:space="0" w:color="000000"/>
+              <w:left w:val="single" w:sz="3" w:space="0" w:color="000000"/>
+              <w:bottom w:val="single" w:sz="3" w:space="0" w:color="000000"/>
+              <w:right w:val="single" w:sz="3" w:space="0" w:color="000000"/>
+            </w:tcBorders>
+            <w:shd w:val="clear" w:color="auto" w:fill="FAF6EE"/>
+            <w:vAlign w:val="center"/>
+          </w:tcPr>
+          <w:p>
+            <w:pPr>
+              <w:spacing w:before="0" w:after="0" w:line="240" w:lineRule="auto"/>
+              <w:jc w:val="left"/>
+            </w:pPr>
+            <w:r>
+              <w:rPr>
+                <w:rFonts w:ascii="맑은 고딕" w:hAnsi="맑은 고딕" w:eastAsia="맑은 고딕"/>
+                <w:b w:val="0"/>
+                <w:sz w:val="16"/>
+              </w:rPr>
+              <w:t>목표 관리와 내 정보</w:t>
+            </w:r>
+          </w:p>
+        </w:tc>
+        <w:tc>
+          <w:tcPr>
+            <w:tcW w:w="3909" w:type="dxa"/>
+            <w:tcBorders>
+              <w:top w:val="single" w:sz="3" w:space="0" w:color="000000"/>
+              <w:left w:val="single" w:sz="3" w:space="0" w:color="000000"/>
+              <w:bottom w:val="single" w:sz="3" w:space="0" w:color="000000"/>
+              <w:right w:val="single" w:sz="3" w:space="0" w:color="000000"/>
+            </w:tcBorders>
+            <w:vAlign w:val="center"/>
+          </w:tcPr>
+          <w:p>
+            <w:pPr>
+              <w:spacing w:before="0" w:after="0" w:line="240" w:lineRule="auto"/>
+              <w:jc w:val="left"/>
+            </w:pPr>
+            <w:r>
+              <w:rPr>
+                <w:rFonts w:ascii="맑은 고딕" w:hAnsi="맑은 고딕" w:eastAsia="맑은 고딕"/>
+                <w:b w:val="0"/>
+                <w:sz w:val="15"/>
+              </w:rPr>
+              <w:t>목표를 추가, 수정, 삭제하거나 상태를 바꾸고 집중 시간대, 활동 가능 시간, 알림 빈도와 회복 방식을 저장한다</w:t>
+            </w:r>
+          </w:p>
+        </w:tc>
+        <w:tc>
+          <w:tcPr>
+            <w:tcW w:w="1815" w:type="dxa"/>
+            <w:tcBorders>
+              <w:top w:val="single" w:sz="3" w:space="0" w:color="000000"/>
+              <w:left w:val="single" w:sz="3" w:space="0" w:color="000000"/>
+              <w:bottom w:val="single" w:sz="3" w:space="0" w:color="000000"/>
+              <w:right w:val="single" w:sz="3" w:space="0" w:color="000000"/>
+            </w:tcBorders>
+            <w:shd w:val="clear" w:color="auto" w:fill="FBEEDA"/>
+            <w:vAlign w:val="center"/>
+          </w:tcPr>
+          <w:p>
+            <w:pPr>
+              <w:spacing w:before="0" w:after="0" w:line="240" w:lineRule="auto"/>
+              <w:jc w:val="center"/>
+            </w:pPr>
+            <w:r>
+              <w:rPr>
+                <w:rFonts w:ascii="맑은 고딕" w:hAnsi="맑은 고딕" w:eastAsia="맑은 고딕"/>
+                <w:b w:val="0"/>
+                <w:sz w:val="16"/>
+              </w:rPr>
+              <w:t>100%</w:t>
+            </w:r>
+          </w:p>
+        </w:tc>
+      </w:tr>
+      <w:tr>
+        <w:trPr>
+          <w:cantSplit/>
+        </w:trPr>
+        <w:tc>
+          <w:tcPr>
+            <w:tcW w:w="910" w:type="dxa"/>
+            <w:tcBorders>
+              <w:top w:val="single" w:sz="3" w:space="0" w:color="000000"/>
+              <w:left w:val="single" w:sz="3" w:space="0" w:color="000000"/>
+              <w:bottom w:val="single" w:sz="3" w:space="0" w:color="000000"/>
+              <w:right w:val="single" w:sz="3" w:space="0" w:color="000000"/>
+            </w:tcBorders>
+            <w:shd w:val="clear" w:color="auto" w:fill="F4EEE2"/>
+            <w:vAlign w:val="center"/>
+          </w:tcPr>
+          <w:p>
+            <w:pPr>
+              <w:spacing w:before="0" w:after="0" w:line="240" w:lineRule="auto"/>
+              <w:jc w:val="center"/>
+            </w:pPr>
+            <w:r>
+              <w:rPr>
+                <w:rFonts w:ascii="맑은 고딕" w:hAnsi="맑은 고딕" w:eastAsia="맑은 고딕"/>
+                <w:b w:val="0"/>
+                <w:sz w:val="16"/>
+              </w:rPr>
+              <w:t>S/W</w:t>
+            </w:r>
+          </w:p>
+        </w:tc>
+        <w:tc>
+          <w:tcPr>
+            <w:tcW w:w="2947" w:type="dxa"/>
+            <w:tcBorders>
+              <w:top w:val="single" w:sz="3" w:space="0" w:color="000000"/>
+              <w:left w:val="single" w:sz="3" w:space="0" w:color="000000"/>
+              <w:bottom w:val="single" w:sz="3" w:space="0" w:color="000000"/>
+              <w:right w:val="single" w:sz="3" w:space="0" w:color="000000"/>
+            </w:tcBorders>
+            <w:shd w:val="clear" w:color="auto" w:fill="FAF6EE"/>
+            <w:vAlign w:val="center"/>
+          </w:tcPr>
+          <w:p>
+            <w:pPr>
+              <w:spacing w:before="0" w:after="0" w:line="240" w:lineRule="auto"/>
+              <w:jc w:val="left"/>
+            </w:pPr>
+            <w:r>
+              <w:rPr>
+                <w:rFonts w:ascii="맑은 고딕" w:hAnsi="맑은 고딕" w:eastAsia="맑은 고딕"/>
+                <w:b w:val="0"/>
+                <w:sz w:val="16"/>
+              </w:rPr>
+              <w:t>설치형 웹앱과 모바일 앱</w:t>
+            </w:r>
+          </w:p>
+        </w:tc>
+        <w:tc>
+          <w:tcPr>
+            <w:tcW w:w="3909" w:type="dxa"/>
+            <w:tcBorders>
+              <w:top w:val="single" w:sz="3" w:space="0" w:color="000000"/>
+              <w:left w:val="single" w:sz="3" w:space="0" w:color="000000"/>
+              <w:bottom w:val="single" w:sz="3" w:space="0" w:color="000000"/>
+              <w:right w:val="single" w:sz="3" w:space="0" w:color="000000"/>
+            </w:tcBorders>
+            <w:vAlign w:val="center"/>
+          </w:tcPr>
+          <w:p>
+            <w:pPr>
+              <w:spacing w:before="0" w:after="0" w:line="240" w:lineRule="auto"/>
+              <w:jc w:val="left"/>
+            </w:pPr>
+            <w:r>
+              <w:rPr>
+                <w:rFonts w:ascii="맑은 고딕" w:hAnsi="맑은 고딕" w:eastAsia="맑은 고딕"/>
+                <w:b w:val="0"/>
+                <w:sz w:val="15"/>
+              </w:rPr>
+              <w:t>화면 크기에 맞춰 모바일과 데스크톱 구성을 바꾸고 브라우저에서 앱처럼 설치하거나 웹 알림을 받을 수 있으며 iOS와 Android용 앱 실행 구조도 제공한다</w:t>
+            </w:r>
+          </w:p>
+        </w:tc>
+        <w:tc>
+          <w:tcPr>
+            <w:tcW w:w="1815" w:type="dxa"/>
+            <w:tcBorders>
+              <w:top w:val="single" w:sz="3" w:space="0" w:color="000000"/>
+              <w:left w:val="single" w:sz="3" w:space="0" w:color="000000"/>
+              <w:bottom w:val="single" w:sz="3" w:space="0" w:color="000000"/>
+              <w:right w:val="single" w:sz="3" w:space="0" w:color="000000"/>
+            </w:tcBorders>
+            <w:shd w:val="clear" w:color="auto" w:fill="FBEEDA"/>
+            <w:vAlign w:val="center"/>
+          </w:tcPr>
+          <w:p>
+            <w:pPr>
+              <w:spacing w:before="0" w:after="0" w:line="240" w:lineRule="auto"/>
+              <w:jc w:val="center"/>
+            </w:pPr>
+            <w:r>
+              <w:rPr>
+                <w:rFonts w:ascii="맑은 고딕" w:hAnsi="맑은 고딕" w:eastAsia="맑은 고딕"/>
+                <w:b w:val="0"/>
+                <w:sz w:val="16"/>
+              </w:rPr>
+              <w:t>100%</w:t>
+            </w:r>
+          </w:p>
+        </w:tc>
+      </w:tr>
+      <w:tr>
+        <w:trPr>
+          <w:cantSplit/>
+        </w:trPr>
+        <w:tc>
+          <w:tcPr>
+            <w:tcW w:w="910" w:type="dxa"/>
+            <w:tcBorders>
+              <w:top w:val="single" w:sz="3" w:space="0" w:color="000000"/>
+              <w:left w:val="single" w:sz="3" w:space="0" w:color="000000"/>
+              <w:bottom w:val="single" w:sz="3" w:space="0" w:color="000000"/>
+              <w:right w:val="single" w:sz="3" w:space="0" w:color="000000"/>
+            </w:tcBorders>
+            <w:vAlign w:val="center"/>
+          </w:tcPr>
+          <w:p>
+            <w:pPr>
+              <w:spacing w:before="0" w:after="0" w:line="240" w:lineRule="auto"/>
+              <w:jc w:val="center"/>
+            </w:pPr>
+            <w:r>
+              <w:rPr>
+                <w:rFonts w:ascii="맑은 고딕" w:hAnsi="맑은 고딕" w:eastAsia="맑은 고딕"/>
+                <w:b w:val="0"/>
+                <w:sz w:val="14"/>
+              </w:rPr>
+              <w:t>구매S/W</w:t>
+            </w:r>
+          </w:p>
+        </w:tc>
+        <w:tc>
+          <w:tcPr>
+            <w:tcW w:w="2947" w:type="dxa"/>
+            <w:tcBorders>
+              <w:top w:val="single" w:sz="3" w:space="0" w:color="000000"/>
+              <w:left w:val="single" w:sz="3" w:space="0" w:color="000000"/>
+              <w:bottom w:val="single" w:sz="3" w:space="0" w:color="000000"/>
+              <w:right w:val="single" w:sz="3" w:space="0" w:color="000000"/>
+            </w:tcBorders>
+            <w:shd w:val="clear" w:color="auto" w:fill="FAF6EE"/>
+            <w:vAlign w:val="center"/>
+          </w:tcPr>
+          <w:p>
+            <w:pPr>
+              <w:spacing w:before="0" w:after="0" w:line="240" w:lineRule="auto"/>
+              <w:jc w:val="left"/>
+            </w:pPr>
+            <w:r>
+              <w:rPr>
+                <w:rFonts w:ascii="맑은 고딕" w:hAnsi="맑은 고딕" w:eastAsia="맑은 고딕"/>
+                <w:b w:val="0"/>
+                <w:sz w:val="16"/>
+              </w:rPr>
+              <w:t>Google Gemini API</w:t>
+            </w:r>
+          </w:p>
+        </w:tc>
+        <w:tc>
+          <w:tcPr>
+            <w:tcW w:w="3909" w:type="dxa"/>
+            <w:tcBorders>
+              <w:top w:val="single" w:sz="3" w:space="0" w:color="000000"/>
+              <w:left w:val="single" w:sz="3" w:space="0" w:color="000000"/>
+              <w:bottom w:val="single" w:sz="3" w:space="0" w:color="000000"/>
+              <w:right w:val="single" w:sz="3" w:space="0" w:color="000000"/>
+            </w:tcBorders>
+            <w:vAlign w:val="center"/>
+          </w:tcPr>
+          <w:p>
+            <w:pPr>
+              <w:spacing w:before="0" w:after="0" w:line="240" w:lineRule="auto"/>
+              <w:jc w:val="left"/>
+            </w:pPr>
+            <w:r>
+              <w:rPr>
+                <w:rFonts w:ascii="맑은 고딕" w:hAnsi="맑은 고딕" w:eastAsia="맑은 고딕"/>
+                <w:b w:val="0"/>
+                <w:sz w:val="15"/>
+              </w:rPr>
+              <w:t>사용자가 입력한 목표와 조건을 정리하고 목표 분류, 주간 계획과 회복안의 초안을 만드는 데 사용한다, AI가 만든 결과는 사용자가 확인하고 고칠 수 있으며 팀이 직접 결제해 사용 중이다</w:t>
+            </w:r>
+          </w:p>
+        </w:tc>
+        <w:tc>
+          <w:tcPr>
+            <w:tcW w:w="1815" w:type="dxa"/>
+            <w:tcBorders>
+              <w:top w:val="single" w:sz="3" w:space="0" w:color="000000"/>
+              <w:left w:val="single" w:sz="3" w:space="0" w:color="000000"/>
+              <w:bottom w:val="single" w:sz="3" w:space="0" w:color="000000"/>
+              <w:right w:val="single" w:sz="3" w:space="0" w:color="000000"/>
+            </w:tcBorders>
+            <w:shd w:val="clear" w:color="auto" w:fill="FBEEDA"/>
+            <w:vAlign w:val="center"/>
+          </w:tcPr>
+          <w:p>
+            <w:pPr>
+              <w:spacing w:before="0" w:after="0" w:line="240" w:lineRule="auto"/>
+              <w:jc w:val="center"/>
+            </w:pPr>
+            <w:r>
+              <w:rPr>
+                <w:rFonts w:ascii="맑은 고딕" w:hAnsi="맑은 고딕" w:eastAsia="맑은 고딕"/>
+                <w:b w:val="0"/>
+                <w:sz w:val="16"/>
+              </w:rPr>
+              <w:t>100%</w:t>
+              <w:br/>
+              <w:t>(구매, 사용 중)</w:t>
+            </w:r>
+          </w:p>
+        </w:tc>
+      </w:tr>
+      <w:tr>
+        <w:trPr>
+          <w:cantSplit/>
+        </w:trPr>
+        <w:tc>
+          <w:tcPr>
+            <w:tcW w:w="910" w:type="dxa"/>
+            <w:tcBorders>
+              <w:top w:val="single" w:sz="3" w:space="0" w:color="000000"/>
+              <w:left w:val="single" w:sz="3" w:space="0" w:color="000000"/>
+              <w:bottom w:val="single" w:sz="3" w:space="0" w:color="000000"/>
+              <w:right w:val="single" w:sz="3" w:space="0" w:color="000000"/>
+            </w:tcBorders>
+            <w:vAlign w:val="center"/>
+          </w:tcPr>
+          <w:p>
+            <w:pPr>
+              <w:spacing w:before="0" w:after="0" w:line="240" w:lineRule="auto"/>
+              <w:jc w:val="center"/>
+            </w:pPr>
+            <w:r>
+              <w:rPr>
+                <w:rFonts w:ascii="맑은 고딕" w:hAnsi="맑은 고딕" w:eastAsia="맑은 고딕"/>
+                <w:b w:val="0"/>
+                <w:sz w:val="14"/>
+              </w:rPr>
+              <w:t>구매S/W</w:t>
+            </w:r>
+          </w:p>
+        </w:tc>
+        <w:tc>
+          <w:tcPr>
+            <w:tcW w:w="2947" w:type="dxa"/>
+            <w:tcBorders>
+              <w:top w:val="single" w:sz="3" w:space="0" w:color="000000"/>
+              <w:left w:val="single" w:sz="3" w:space="0" w:color="000000"/>
+              <w:bottom w:val="single" w:sz="3" w:space="0" w:color="000000"/>
+              <w:right w:val="single" w:sz="3" w:space="0" w:color="000000"/>
+            </w:tcBorders>
+            <w:shd w:val="clear" w:color="auto" w:fill="FAF6EE"/>
+            <w:vAlign w:val="center"/>
+          </w:tcPr>
+          <w:p>
+            <w:pPr>
+              <w:spacing w:before="0" w:after="0" w:line="240" w:lineRule="auto"/>
+              <w:jc w:val="left"/>
+            </w:pPr>
+            <w:r>
+              <w:rPr>
+                <w:rFonts w:ascii="맑은 고딕" w:hAnsi="맑은 고딕" w:eastAsia="맑은 고딕"/>
+                <w:b w:val="0"/>
+                <w:sz w:val="16"/>
+              </w:rPr>
+              <w:t>Claude Max</w:t>
+            </w:r>
+          </w:p>
+        </w:tc>
+        <w:tc>
+          <w:tcPr>
+            <w:tcW w:w="3909" w:type="dxa"/>
+            <w:tcBorders>
+              <w:top w:val="single" w:sz="3" w:space="0" w:color="000000"/>
+              <w:left w:val="single" w:sz="3" w:space="0" w:color="000000"/>
+              <w:bottom w:val="single" w:sz="3" w:space="0" w:color="000000"/>
+              <w:right w:val="single" w:sz="3" w:space="0" w:color="000000"/>
+            </w:tcBorders>
+            <w:vAlign w:val="center"/>
+          </w:tcPr>
+          <w:p>
+            <w:pPr>
+              <w:spacing w:before="0" w:after="0" w:line="240" w:lineRule="auto"/>
+              <w:jc w:val="left"/>
+            </w:pPr>
+            <w:r>
+              <w:rPr>
+                <w:rFonts w:ascii="맑은 고딕" w:hAnsi="맑은 고딕" w:eastAsia="맑은 고딕"/>
+                <w:b w:val="0"/>
+                <w:sz w:val="15"/>
+              </w:rPr>
+              <w:t>화면 코드의 반복 작업을 줄이고 오류 원인을 찾거나 수정 내용을 검토하며 보고서와 발표자료의 초안을 정리하는 데 사용한다, 결과는 실제 코드와 문서를 다시 확인한 뒤 반영한다</w:t>
+            </w:r>
+          </w:p>
+        </w:tc>
+        <w:tc>
+          <w:tcPr>
+            <w:tcW w:w="1815" w:type="dxa"/>
+            <w:tcBorders>
+              <w:top w:val="single" w:sz="3" w:space="0" w:color="000000"/>
+              <w:left w:val="single" w:sz="3" w:space="0" w:color="000000"/>
+              <w:bottom w:val="single" w:sz="3" w:space="0" w:color="000000"/>
+              <w:right w:val="single" w:sz="3" w:space="0" w:color="000000"/>
+            </w:tcBorders>
+            <w:shd w:val="clear" w:color="auto" w:fill="FBEEDA"/>
+            <w:vAlign w:val="center"/>
+          </w:tcPr>
+          <w:p>
+            <w:pPr>
+              <w:spacing w:before="0" w:after="0" w:line="240" w:lineRule="auto"/>
+              <w:jc w:val="center"/>
+            </w:pPr>
+            <w:r>
+              <w:rPr>
+                <w:rFonts w:ascii="맑은 고딕" w:hAnsi="맑은 고딕" w:eastAsia="맑은 고딕"/>
+                <w:b w:val="0"/>
+                <w:sz w:val="16"/>
+              </w:rPr>
+              <w:t>100%</w:t>
+              <w:br/>
+              <w:t>(구매, 사용 중)</w:t>
+            </w:r>
+          </w:p>
+        </w:tc>
+      </w:tr>
+      <w:tr>
+        <w:trPr>
+          <w:cantSplit/>
+        </w:trPr>
+        <w:tc>
+          <w:tcPr>
+            <w:tcW w:w="910" w:type="dxa"/>
+            <w:tcBorders>
+              <w:top w:val="single" w:sz="3" w:space="0" w:color="000000"/>
+              <w:left w:val="single" w:sz="3" w:space="0" w:color="000000"/>
+              <w:bottom w:val="single" w:sz="3" w:space="0" w:color="000000"/>
+              <w:right w:val="single" w:sz="3" w:space="0" w:color="000000"/>
+            </w:tcBorders>
+            <w:vAlign w:val="center"/>
+          </w:tcPr>
+          <w:p>
+            <w:pPr>
+              <w:spacing w:before="0" w:after="0" w:line="240" w:lineRule="auto"/>
+              <w:jc w:val="center"/>
+            </w:pPr>
+            <w:r>
+              <w:rPr>
+                <w:rFonts w:ascii="맑은 고딕" w:hAnsi="맑은 고딕" w:eastAsia="맑은 고딕"/>
+                <w:b w:val="0"/>
+                <w:sz w:val="14"/>
+              </w:rPr>
+              <w:t>구매S/W</w:t>
+            </w:r>
+          </w:p>
+        </w:tc>
+        <w:tc>
+          <w:tcPr>
+            <w:tcW w:w="2947" w:type="dxa"/>
+            <w:tcBorders>
+              <w:top w:val="single" w:sz="3" w:space="0" w:color="000000"/>
+              <w:left w:val="single" w:sz="3" w:space="0" w:color="000000"/>
+              <w:bottom w:val="single" w:sz="3" w:space="0" w:color="000000"/>
+              <w:right w:val="single" w:sz="3" w:space="0" w:color="000000"/>
+            </w:tcBorders>
+            <w:shd w:val="clear" w:color="auto" w:fill="FAF6EE"/>
+            <w:vAlign w:val="center"/>
+          </w:tcPr>
+          <w:p>
+            <w:pPr>
+              <w:spacing w:before="0" w:after="0" w:line="240" w:lineRule="auto"/>
+              <w:jc w:val="left"/>
+            </w:pPr>
+            <w:r>
+              <w:rPr>
+                <w:rFonts w:ascii="맑은 고딕" w:hAnsi="맑은 고딕" w:eastAsia="맑은 고딕"/>
+                <w:b w:val="0"/>
+                <w:sz w:val="16"/>
+              </w:rPr>
               <w:t>AWS 클라우드 서비스</w:t>
             </w:r>
           </w:p>
@@ -4279,14 +5289,16 @@
           </w:tcPr>
           <w:p>
             <w:pPr>
-              <w:spacing w:after="0"/>
-            </w:pPr>
-            <w:r>
-              <w:rPr>
-                <w:rFonts w:ascii="맑은 고딕" w:eastAsia="맑은 고딕" w:hAnsi="맑은 고딕"/>
+              <w:spacing w:before="0" w:after="0" w:line="240" w:lineRule="auto"/>
+              <w:jc w:val="left"/>
+            </w:pPr>
+            <w:r>
+              <w:rPr>
+                <w:rFonts w:ascii="맑은 고딕" w:hAnsi="맑은 고딕" w:eastAsia="맑은 고딕"/>
+                <w:b w:val="0"/>
                 <w:sz w:val="15"/>
               </w:rPr>
-              <w:t>백엔드를 배포하고 실행하며, 프론트엔드가 API를 통해 데이터를 주고받을 수 있도록 운영 환경을 구성하는 데 사용한다, 팀이 직접 결제해 사용 중이다</w:t>
+              <w:t>백엔드를 배포하고 실행하며 프론트엔드와 백엔드가 데이터를 주고받을 수 있도록 운영 환경을 구성하는 데 사용한다, 팀이 직접 결제해 사용 중이다</w:t>
             </w:r>
           </w:p>
         </w:tc>
@@ -4304,25 +5316,18 @@
           </w:tcPr>
           <w:p>
             <w:pPr>
-              <w:spacing w:after="0"/>
-              <w:jc w:val="center"/>
-            </w:pPr>
-            <w:r>
-              <w:rPr>
-                <w:rFonts w:ascii="맑은 고딕" w:eastAsia="맑은 고딕" w:hAnsi="맑은 고딕"/>
-                <w:b/>
+              <w:spacing w:before="0" w:after="0" w:line="240" w:lineRule="auto"/>
+              <w:jc w:val="center"/>
+            </w:pPr>
+            <w:r>
+              <w:rPr>
+                <w:rFonts w:ascii="맑은 고딕" w:hAnsi="맑은 고딕" w:eastAsia="맑은 고딕"/>
+                <w:b w:val="0"/>
                 <w:sz w:val="16"/>
               </w:rPr>
               <w:t>100%</w:t>
-            </w:r>
-            <w:r>
-              <w:rPr>
-                <w:rFonts w:ascii="맑은 고딕" w:eastAsia="맑은 고딕" w:hAnsi="맑은 고딕"/>
-                <w:b/>
-                <w:sz w:val="16"/>
-              </w:rPr>
               <w:br/>
-              <w:t>(구매·사용 중)</w:t>
+              <w:t>(구매, 사용 중)</w:t>
             </w:r>
           </w:p>
         </w:tc>
@@ -4641,7 +5646,6 @@
           <w:gridAfter w:val="1"/>
           <w:wAfter w:w="111" w:type="dxa"/>
           <w:cantSplit/>
-          <w:trHeight w:val="18"/>
         </w:trPr>
         <w:tc>
           <w:tcPr>
@@ -4657,33 +5661,16 @@
           </w:tcPr>
           <w:p>
             <w:pPr>
-              <w:spacing w:after="0" w:line="252" w:lineRule="auto"/>
-              <w:jc w:val="center"/>
-              <w:rPr>
-                <w:rFonts w:asciiTheme="majorHAnsi" w:eastAsiaTheme="majorHAnsi" w:hAnsiTheme="majorHAnsi"/>
-                <w:b/>
-                <w:bCs/>
-                <w:szCs w:val="20"/>
-              </w:rPr>
-            </w:pPr>
-            <w:r>
-              <w:rPr>
-                <w:rFonts w:ascii="맑은 고딕" w:eastAsia="맑은 고딕" w:hAnsi="맑은 고딕"/>
-                <w:b/>
-                <w:color w:val="1A1714"/>
+              <w:spacing w:before="0" w:after="0" w:line="240" w:lineRule="auto"/>
+              <w:jc w:val="center"/>
+            </w:pPr>
+            <w:r>
+              <w:rPr>
+                <w:rFonts w:ascii="맑은 고딕" w:hAnsi="맑은 고딕" w:eastAsia="맑은 고딕"/>
+                <w:b w:val="0"/>
                 <w:sz w:val="16"/>
               </w:rPr>
-              <w:t>목표 정리와</w:t>
-              <w:br/>
-              <w:t>주간 계획</w:t>
-            </w:r>
-            <w:r>
-              <w:rPr>
-                <w:rFonts w:ascii="맑은 고딕" w:eastAsia="맑은 고딕" w:hAnsi="맑은 고딕"/>
-                <w:b/>
-                <w:color w:val="1A1714"/>
-                <w:sz w:val="16"/>
-              </w:rPr>
+              <w:t>목표 입력 화면</w:t>
             </w:r>
           </w:p>
         </w:tc>
@@ -4700,27 +5687,23 @@
           </w:tcPr>
           <w:p>
             <w:pPr>
-              <w:spacing w:after="0" w:line="252" w:lineRule="auto"/>
-              <w:rPr>
-                <w:rFonts w:asciiTheme="majorHAnsi" w:eastAsiaTheme="majorHAnsi" w:hAnsiTheme="majorHAnsi"/>
-                <w:b/>
-                <w:bCs/>
-                <w:szCs w:val="20"/>
-              </w:rPr>
-            </w:pPr>
-            <w:r>
-              <w:rPr>
-                <w:rFonts w:ascii="맑은 고딕" w:eastAsia="맑은 고딕" w:hAnsi="맑은 고딕"/>
-                <w:color w:val="1A1714"/>
+              <w:spacing w:before="0" w:after="0" w:line="240" w:lineRule="auto"/>
+              <w:jc w:val="left"/>
+            </w:pPr>
+            <w:r>
+              <w:rPr>
+                <w:rFonts w:ascii="맑은 고딕" w:hAnsi="맑은 고딕" w:eastAsia="맑은 고딕"/>
+                <w:b w:val="0"/>
                 <w:sz w:val="15"/>
               </w:rPr>
-              <w:t>사용자가 목표를 입력하면 AI가 질문을 이어 가며 목표, 가능한 시간, 선호 방식을 정리하고, 집중·유지·보류로 나눈 초안을 보여 준다, 사용자가 이를 고치거나 승인하면 고정 일정을 제외한 시간에 할 일을 배치해 7일 계획을 만들고, 일정 블록을 직접 옮기거나 시간을 바꾼 뒤 최종 승인할 수 있다</w:t>
-            </w:r>
-          </w:p>
-        </w:tc>
-        <w:tc>
-          <w:tcPr>
-            <w:tcW w:w="3194" w:type="dxa"/>
+              <w:t>상단에는 처음 설정 진행 단계, 가운데에는 AI가 묻는 질문과 추천 답변 버튼, 하단에는 직접 입력칸과 다음 버튼이 표시된다, 답변이 쌓이면 목표, 가능한 시간과 선호 방식이 정리되고 목표 분류 화면으로 넘어간다</w:t>
+            </w:r>
+          </w:p>
+        </w:tc>
+        <w:tc>
+          <w:tcPr>
+            <w:tcW w:w="5935" w:type="dxa"/>
+            <w:gridSpan w:val="2"/>
             <w:tcBorders>
               <w:top w:val="single" w:sz="3" w:space="0" w:color="000000"/>
               <w:left w:val="single" w:sz="3" w:space="0" w:color="000000"/>
@@ -4732,32 +5715,22 @@
           </w:tcPr>
           <w:p>
             <w:pPr>
-              <w:spacing w:before="20" w:after="20" w:line="252" w:lineRule="auto"/>
-              <w:jc w:val="center"/>
-              <w:rPr>
-                <w:rFonts w:asciiTheme="majorHAnsi" w:eastAsiaTheme="majorHAnsi" w:hAnsiTheme="majorHAnsi"/>
-                <w:b/>
-                <w:bCs/>
-                <w:szCs w:val="20"/>
-              </w:rPr>
-            </w:pPr>
-            <w:r>
-              <w:rPr>
-                <w:noProof/>
-              </w:rPr>
+              <w:spacing w:before="0" w:after="0" w:line="240" w:lineRule="auto"/>
+              <w:jc w:val="center"/>
+            </w:pPr>
+            <w:r>
               <w:drawing>
-                <wp:inline distT="0" distB="0" distL="0" distR="0" wp14:anchorId="655C4D1A" wp14:editId="2106D97B">
-                  <wp:extent cx="1828800" cy="3957711"/>
-                  <wp:effectExtent l="0" t="0" r="0" b="0"/>
-                  <wp:docPr id="1029" name="Picture 1029" descr="목표 인터뷰"/>
+                <wp:inline xmlns:a="http://schemas.openxmlformats.org/drawingml/2006/main" xmlns:pic="http://schemas.openxmlformats.org/drawingml/2006/picture">
+                  <wp:extent cx="1143000" cy="2473569"/>
+                  <wp:docPr id="1031" name="Picture 1031"/>
                   <wp:cNvGraphicFramePr>
-                    <a:graphicFrameLocks xmlns:a="http://schemas.openxmlformats.org/drawingml/2006/main" noChangeAspect="1"/>
+                    <a:graphicFrameLocks noChangeAspect="1"/>
                   </wp:cNvGraphicFramePr>
-                  <a:graphic xmlns:a="http://schemas.openxmlformats.org/drawingml/2006/main">
+                  <a:graphic>
                     <a:graphicData uri="http://schemas.openxmlformats.org/drawingml/2006/picture">
-                      <pic:pic xmlns:pic="http://schemas.openxmlformats.org/drawingml/2006/picture">
+                      <pic:pic>
                         <pic:nvPicPr>
-                          <pic:cNvPr id="0" name="01_goal_interview_deployed_ui_stub.png"/>
+                          <pic:cNvPr id="0" name="image.png"/>
                           <pic:cNvPicPr/>
                         </pic:nvPicPr>
                         <pic:blipFill>
@@ -4769,11 +5742,9 @@
                         <pic:spPr>
                           <a:xfrm>
                             <a:off x="0" y="0"/>
-                            <a:ext cx="1828800" cy="3957711"/>
+                            <a:ext cx="1143000" cy="2473569"/>
                           </a:xfrm>
-                          <a:prstGeom prst="rect">
-                            <a:avLst/>
-                          </a:prstGeom>
+                          <a:prstGeom prst="rect"/>
                         </pic:spPr>
                       </pic:pic>
                     </a:graphicData>
@@ -4784,29 +5755,85 @@
           </w:p>
           <w:p>
             <w:pPr>
-              <w:spacing w:before="20" w:after="20"/>
-              <w:jc w:val="center"/>
-            </w:pPr>
-            <w:r>
-              <w:rPr>
-                <w:rFonts w:ascii="맑은 고딕" w:eastAsia="맑은 고딕" w:hAnsi="맑은 고딕"/>
+              <w:spacing w:before="40" w:after="0"/>
+              <w:jc w:val="center"/>
+            </w:pPr>
+            <w:r>
+              <w:rPr>
+                <w:rFonts w:ascii="맑은 고딕" w:hAnsi="맑은 고딕" w:eastAsia="맑은 고딕"/>
+                <w:b w:val="0"/>
                 <w:sz w:val="13"/>
               </w:rPr>
-              <w:t>목표 인터뷰</w:t>
+              <w:t>목표 입력 화면</w:t>
               <w:br/>
-              <w:t>(실제 배포 화면 · 보고서용 예시 데이터)</w:t>
-            </w:r>
-            <w:r>
-              <w:rPr>
-                <w:rFonts w:ascii="맑은 고딕" w:eastAsia="맑은 고딕" w:hAnsi="맑은 고딕"/>
-                <w:sz w:val="13"/>
-              </w:rPr>
-            </w:r>
-          </w:p>
-        </w:tc>
-        <w:tc>
-          <w:tcPr>
-            <w:tcW w:w="2741" w:type="dxa"/>
+              <w:t>(실제 배포 화면, 보고서용 예시 데이터)</w:t>
+            </w:r>
+          </w:p>
+        </w:tc>
+      </w:tr>
+      <w:tr>
+        <w:trPr>
+          <w:gridAfter w:val="1"/>
+          <w:wAfter w:w="111" w:type="dxa"/>
+          <w:cantSplit/>
+        </w:trPr>
+        <w:tc>
+          <w:tcPr>
+            <w:tcW w:w="1221" w:type="dxa"/>
+            <w:tcBorders>
+              <w:top w:val="single" w:sz="3" w:space="0" w:color="000000"/>
+              <w:left w:val="single" w:sz="3" w:space="0" w:color="000000"/>
+              <w:bottom w:val="single" w:sz="3" w:space="0" w:color="000000"/>
+              <w:right w:val="single" w:sz="3" w:space="0" w:color="000000"/>
+            </w:tcBorders>
+            <w:shd w:val="clear" w:color="auto" w:fill="FAF6EE"/>
+            <w:vAlign w:val="center"/>
+          </w:tcPr>
+          <w:p>
+            <w:pPr>
+              <w:spacing w:before="0" w:after="0" w:line="240" w:lineRule="auto"/>
+              <w:jc w:val="center"/>
+            </w:pPr>
+            <w:r>
+              <w:rPr>
+                <w:rFonts w:ascii="맑은 고딕" w:hAnsi="맑은 고딕" w:eastAsia="맑은 고딕"/>
+                <w:b w:val="0"/>
+                <w:sz w:val="16"/>
+              </w:rPr>
+              <w:t>AI 주간 계획 화면</w:t>
+            </w:r>
+          </w:p>
+        </w:tc>
+        <w:tc>
+          <w:tcPr>
+            <w:tcW w:w="2313" w:type="dxa"/>
+            <w:tcBorders>
+              <w:top w:val="single" w:sz="3" w:space="0" w:color="000000"/>
+              <w:left w:val="single" w:sz="3" w:space="0" w:color="000000"/>
+              <w:bottom w:val="single" w:sz="3" w:space="0" w:color="000000"/>
+              <w:right w:val="single" w:sz="3" w:space="0" w:color="000000"/>
+            </w:tcBorders>
+            <w:vAlign w:val="center"/>
+          </w:tcPr>
+          <w:p>
+            <w:pPr>
+              <w:spacing w:before="0" w:after="0" w:line="240" w:lineRule="auto"/>
+              <w:jc w:val="left"/>
+            </w:pPr>
+            <w:r>
+              <w:rPr>
+                <w:rFonts w:ascii="맑은 고딕" w:hAnsi="맑은 고딕" w:eastAsia="맑은 고딕"/>
+                <w:b w:val="0"/>
+                <w:sz w:val="15"/>
+              </w:rPr>
+              <w:t>상단에는 선택한 주와 계획 생성 상태, 본문에는 7일 시간표, 고정 일정과 AI가 만든 일정 블록이 표시된다, 사용자는 블록을 15분 단위로 옮기거나 시간을 바꾸고 계획을 승인하거나 다시 만들 수 있다</w:t>
+            </w:r>
+          </w:p>
+        </w:tc>
+        <w:tc>
+          <w:tcPr>
+            <w:tcW w:w="5935" w:type="dxa"/>
+            <w:gridSpan w:val="2"/>
             <w:tcBorders>
               <w:top w:val="single" w:sz="3" w:space="0" w:color="000000"/>
               <w:left w:val="single" w:sz="3" w:space="0" w:color="000000"/>
@@ -4818,32 +5845,22 @@
           </w:tcPr>
           <w:p>
             <w:pPr>
-              <w:spacing w:before="20" w:after="20" w:line="252" w:lineRule="auto"/>
-              <w:jc w:val="center"/>
-              <w:rPr>
-                <w:rFonts w:asciiTheme="majorHAnsi" w:eastAsiaTheme="majorHAnsi" w:hAnsiTheme="majorHAnsi"/>
-                <w:b/>
-                <w:bCs/>
-                <w:szCs w:val="20"/>
-              </w:rPr>
-            </w:pPr>
-            <w:r>
-              <w:rPr>
-                <w:noProof/>
-              </w:rPr>
+              <w:spacing w:before="0" w:after="0" w:line="240" w:lineRule="auto"/>
+              <w:jc w:val="center"/>
+            </w:pPr>
+            <w:r>
               <w:drawing>
-                <wp:inline distT="0" distB="0" distL="0" distR="0" wp14:anchorId="1ED200E7" wp14:editId="797960C0">
-                  <wp:extent cx="1572768" cy="3403631"/>
-                  <wp:effectExtent l="0" t="0" r="0" b="0"/>
-                  <wp:docPr id="1030" name="Picture 1030" descr="AI 주간 계획"/>
+                <wp:inline xmlns:a="http://schemas.openxmlformats.org/drawingml/2006/main" xmlns:pic="http://schemas.openxmlformats.org/drawingml/2006/picture">
+                  <wp:extent cx="1143000" cy="2473569"/>
+                  <wp:docPr id="1032" name="Picture 1032"/>
                   <wp:cNvGraphicFramePr>
-                    <a:graphicFrameLocks xmlns:a="http://schemas.openxmlformats.org/drawingml/2006/main" noChangeAspect="1"/>
+                    <a:graphicFrameLocks noChangeAspect="1"/>
                   </wp:cNvGraphicFramePr>
-                  <a:graphic xmlns:a="http://schemas.openxmlformats.org/drawingml/2006/main">
+                  <a:graphic>
                     <a:graphicData uri="http://schemas.openxmlformats.org/drawingml/2006/picture">
-                      <pic:pic xmlns:pic="http://schemas.openxmlformats.org/drawingml/2006/picture">
+                      <pic:pic>
                         <pic:nvPicPr>
-                          <pic:cNvPr id="0" name="02_weekly_plan_deployed_ui_stub.png"/>
+                          <pic:cNvPr id="0" name="image.png"/>
                           <pic:cNvPicPr/>
                         </pic:nvPicPr>
                         <pic:blipFill>
@@ -4855,11 +5872,9 @@
                         <pic:spPr>
                           <a:xfrm>
                             <a:off x="0" y="0"/>
-                            <a:ext cx="1572768" cy="3403631"/>
+                            <a:ext cx="1143000" cy="2473569"/>
                           </a:xfrm>
-                          <a:prstGeom prst="rect">
-                            <a:avLst/>
-                          </a:prstGeom>
+                          <a:prstGeom prst="rect"/>
                         </pic:spPr>
                       </pic:pic>
                     </a:graphicData>
@@ -4870,23 +5885,18 @@
           </w:p>
           <w:p>
             <w:pPr>
-              <w:spacing w:before="20" w:after="20"/>
-              <w:jc w:val="center"/>
-            </w:pPr>
-            <w:r>
-              <w:rPr>
-                <w:rFonts w:ascii="맑은 고딕" w:eastAsia="맑은 고딕" w:hAnsi="맑은 고딕"/>
+              <w:spacing w:before="40" w:after="0"/>
+              <w:jc w:val="center"/>
+            </w:pPr>
+            <w:r>
+              <w:rPr>
+                <w:rFonts w:ascii="맑은 고딕" w:hAnsi="맑은 고딕" w:eastAsia="맑은 고딕"/>
+                <w:b w:val="0"/>
                 <w:sz w:val="13"/>
               </w:rPr>
-              <w:t>AI가 만든 주간 계획</w:t>
+              <w:t>AI 주간 계획 화면</w:t>
               <w:br/>
-              <w:t>(실제 배포 화면 · 보고서용 예시 데이터)</w:t>
-            </w:r>
-            <w:r>
-              <w:rPr>
-                <w:rFonts w:ascii="맑은 고딕" w:eastAsia="맑은 고딕" w:hAnsi="맑은 고딕"/>
-                <w:sz w:val="13"/>
-              </w:rPr>
+              <w:t>(실제 배포 화면, 보고서용 예시 데이터)</w:t>
             </w:r>
           </w:p>
         </w:tc>
@@ -4896,7 +5906,6 @@
           <w:gridAfter w:val="1"/>
           <w:wAfter w:w="111" w:type="dxa"/>
           <w:cantSplit/>
-          <w:trHeight w:val="18"/>
         </w:trPr>
         <w:tc>
           <w:tcPr>
@@ -4912,33 +5921,16 @@
           </w:tcPr>
           <w:p>
             <w:pPr>
-              <w:spacing w:after="0" w:line="252" w:lineRule="auto"/>
-              <w:jc w:val="center"/>
-              <w:rPr>
-                <w:rFonts w:asciiTheme="majorHAnsi" w:eastAsiaTheme="majorHAnsi" w:hAnsiTheme="majorHAnsi"/>
-                <w:b/>
-                <w:bCs/>
-                <w:szCs w:val="20"/>
-              </w:rPr>
-            </w:pPr>
-            <w:r>
-              <w:rPr>
-                <w:rFonts w:ascii="맑은 고딕" w:eastAsia="맑은 고딕" w:hAnsi="맑은 고딕"/>
-                <w:b/>
-                <w:color w:val="1A1714"/>
+              <w:spacing w:before="0" w:after="0" w:line="240" w:lineRule="auto"/>
+              <w:jc w:val="center"/>
+            </w:pPr>
+            <w:r>
+              <w:rPr>
+                <w:rFonts w:ascii="맑은 고딕" w:hAnsi="맑은 고딕" w:eastAsia="맑은 고딕"/>
+                <w:b w:val="0"/>
                 <w:sz w:val="16"/>
               </w:rPr>
-              <w:t>오늘 할 일 실행과</w:t>
-              <w:br/>
-              <w:t>실패 이유 기록</w:t>
-            </w:r>
-            <w:r>
-              <w:rPr>
-                <w:rFonts w:ascii="맑은 고딕" w:eastAsia="맑은 고딕" w:hAnsi="맑은 고딕"/>
-                <w:b/>
-                <w:color w:val="1A1714"/>
-                <w:sz w:val="16"/>
-              </w:rPr>
+              <w:t>오늘 할 일 화면</w:t>
             </w:r>
           </w:p>
         </w:tc>
@@ -4955,27 +5947,23 @@
           </w:tcPr>
           <w:p>
             <w:pPr>
-              <w:spacing w:after="0" w:line="252" w:lineRule="auto"/>
-              <w:rPr>
-                <w:rFonts w:asciiTheme="majorHAnsi" w:eastAsiaTheme="majorHAnsi" w:hAnsiTheme="majorHAnsi"/>
-                <w:b/>
-                <w:bCs/>
-                <w:szCs w:val="20"/>
-              </w:rPr>
-            </w:pPr>
-            <w:r>
-              <w:rPr>
-                <w:rFonts w:ascii="맑은 고딕" w:eastAsia="맑은 고딕" w:hAnsi="맑은 고딕"/>
-                <w:color w:val="1A1714"/>
+              <w:spacing w:before="0" w:after="0" w:line="240" w:lineRule="auto"/>
+              <w:jc w:val="left"/>
+            </w:pPr>
+            <w:r>
+              <w:rPr>
+                <w:rFonts w:ascii="맑은 고딕" w:hAnsi="맑은 고딕" w:eastAsia="맑은 고딕"/>
+                <w:b w:val="0"/>
                 <w:sz w:val="15"/>
               </w:rPr>
-              <w:t>오늘 해야 할 일 가운데 우선순위가 높은 한 가지와 바로 시작할 첫 행동을 보여 주고, 시작 시각을 기준으로 집중 시간을 계산한다, 실행이 끝나면 완료·일부 완료·잘 안됨 중 하나를 고르며, 일부 완료 비율과 실패 이유 최대 2개, 메모를 함께 저장해 다음 회복안에 사용한다</w:t>
-            </w:r>
-          </w:p>
-        </w:tc>
-        <w:tc>
-          <w:tcPr>
-            <w:tcW w:w="3194" w:type="dxa"/>
+              <w:t>오늘 가장 중요한 일 카드에 할 일 이름, 지금 해야 하는 이유, 바로 시작할 첫 행동과 예상 시간이 표시된다, 고정 일정과 습관 목록을 함께 확인하고 시작 버튼을 눌러 집중 화면으로 이동할 수 있다</w:t>
+            </w:r>
+          </w:p>
+        </w:tc>
+        <w:tc>
+          <w:tcPr>
+            <w:tcW w:w="5935" w:type="dxa"/>
+            <w:gridSpan w:val="2"/>
             <w:tcBorders>
               <w:top w:val="single" w:sz="3" w:space="0" w:color="000000"/>
               <w:left w:val="single" w:sz="3" w:space="0" w:color="000000"/>
@@ -4987,32 +5975,22 @@
           </w:tcPr>
           <w:p>
             <w:pPr>
-              <w:spacing w:before="20" w:after="20" w:line="252" w:lineRule="auto"/>
-              <w:jc w:val="center"/>
-              <w:rPr>
-                <w:rFonts w:asciiTheme="majorHAnsi" w:eastAsiaTheme="majorHAnsi" w:hAnsiTheme="majorHAnsi"/>
-                <w:b/>
-                <w:bCs/>
-                <w:szCs w:val="20"/>
-              </w:rPr>
-            </w:pPr>
-            <w:r>
-              <w:rPr>
-                <w:noProof/>
-              </w:rPr>
+              <w:spacing w:before="0" w:after="0" w:line="240" w:lineRule="auto"/>
+              <w:jc w:val="center"/>
+            </w:pPr>
+            <w:r>
               <w:drawing>
-                <wp:inline distT="0" distB="0" distL="0" distR="0" wp14:anchorId="4081A6DA" wp14:editId="48EAD1D6">
-                  <wp:extent cx="1828800" cy="3957711"/>
-                  <wp:effectExtent l="0" t="0" r="0" b="0"/>
-                  <wp:docPr id="1031" name="Picture 1031" descr="Today 실행"/>
+                <wp:inline xmlns:a="http://schemas.openxmlformats.org/drawingml/2006/main" xmlns:pic="http://schemas.openxmlformats.org/drawingml/2006/picture">
+                  <wp:extent cx="1143000" cy="2473569"/>
+                  <wp:docPr id="1033" name="Picture 1033"/>
                   <wp:cNvGraphicFramePr>
-                    <a:graphicFrameLocks xmlns:a="http://schemas.openxmlformats.org/drawingml/2006/main" noChangeAspect="1"/>
+                    <a:graphicFrameLocks noChangeAspect="1"/>
                   </wp:cNvGraphicFramePr>
-                  <a:graphic xmlns:a="http://schemas.openxmlformats.org/drawingml/2006/main">
+                  <a:graphic>
                     <a:graphicData uri="http://schemas.openxmlformats.org/drawingml/2006/picture">
-                      <pic:pic xmlns:pic="http://schemas.openxmlformats.org/drawingml/2006/picture">
+                      <pic:pic>
                         <pic:nvPicPr>
-                          <pic:cNvPr id="0" name="03_today_deployed_ui_stub.png"/>
+                          <pic:cNvPr id="0" name="image.png"/>
                           <pic:cNvPicPr/>
                         </pic:nvPicPr>
                         <pic:blipFill>
@@ -5024,11 +6002,9 @@
                         <pic:spPr>
                           <a:xfrm>
                             <a:off x="0" y="0"/>
-                            <a:ext cx="1828800" cy="3957711"/>
+                            <a:ext cx="1143000" cy="2473569"/>
                           </a:xfrm>
-                          <a:prstGeom prst="rect">
-                            <a:avLst/>
-                          </a:prstGeom>
+                          <a:prstGeom prst="rect"/>
                         </pic:spPr>
                       </pic:pic>
                     </a:graphicData>
@@ -5039,29 +6015,85 @@
           </w:p>
           <w:p>
             <w:pPr>
-              <w:spacing w:before="20" w:after="20"/>
-              <w:jc w:val="center"/>
-            </w:pPr>
-            <w:r>
-              <w:rPr>
-                <w:rFonts w:ascii="맑은 고딕" w:eastAsia="맑은 고딕" w:hAnsi="맑은 고딕"/>
+              <w:spacing w:before="40" w:after="0"/>
+              <w:jc w:val="center"/>
+            </w:pPr>
+            <w:r>
+              <w:rPr>
+                <w:rFonts w:ascii="맑은 고딕" w:hAnsi="맑은 고딕" w:eastAsia="맑은 고딕"/>
+                <w:b w:val="0"/>
                 <w:sz w:val="13"/>
               </w:rPr>
-              <w:t>오늘 할 일 실행</w:t>
+              <w:t>오늘 할 일 화면</w:t>
               <w:br/>
-              <w:t>(실제 배포 화면 · 보고서용 예시 데이터)</w:t>
-            </w:r>
-            <w:r>
-              <w:rPr>
-                <w:rFonts w:ascii="맑은 고딕" w:eastAsia="맑은 고딕" w:hAnsi="맑은 고딕"/>
-                <w:sz w:val="13"/>
-              </w:rPr>
-            </w:r>
-          </w:p>
-        </w:tc>
-        <w:tc>
-          <w:tcPr>
-            <w:tcW w:w="2741" w:type="dxa"/>
+              <w:t>(실제 배포 화면, 보고서용 예시 데이터)</w:t>
+            </w:r>
+          </w:p>
+        </w:tc>
+      </w:tr>
+      <w:tr>
+        <w:trPr>
+          <w:gridAfter w:val="1"/>
+          <w:wAfter w:w="111" w:type="dxa"/>
+          <w:cantSplit/>
+        </w:trPr>
+        <w:tc>
+          <w:tcPr>
+            <w:tcW w:w="1221" w:type="dxa"/>
+            <w:tcBorders>
+              <w:top w:val="single" w:sz="3" w:space="0" w:color="000000"/>
+              <w:left w:val="single" w:sz="3" w:space="0" w:color="000000"/>
+              <w:bottom w:val="single" w:sz="3" w:space="0" w:color="000000"/>
+              <w:right w:val="single" w:sz="3" w:space="0" w:color="000000"/>
+            </w:tcBorders>
+            <w:shd w:val="clear" w:color="auto" w:fill="FAF6EE"/>
+            <w:vAlign w:val="center"/>
+          </w:tcPr>
+          <w:p>
+            <w:pPr>
+              <w:spacing w:before="0" w:after="0" w:line="240" w:lineRule="auto"/>
+              <w:jc w:val="center"/>
+            </w:pPr>
+            <w:r>
+              <w:rPr>
+                <w:rFonts w:ascii="맑은 고딕" w:hAnsi="맑은 고딕" w:eastAsia="맑은 고딕"/>
+                <w:b w:val="0"/>
+                <w:sz w:val="16"/>
+              </w:rPr>
+              <w:t>실행 결과 기록 화면</w:t>
+            </w:r>
+          </w:p>
+        </w:tc>
+        <w:tc>
+          <w:tcPr>
+            <w:tcW w:w="2313" w:type="dxa"/>
+            <w:tcBorders>
+              <w:top w:val="single" w:sz="3" w:space="0" w:color="000000"/>
+              <w:left w:val="single" w:sz="3" w:space="0" w:color="000000"/>
+              <w:bottom w:val="single" w:sz="3" w:space="0" w:color="000000"/>
+              <w:right w:val="single" w:sz="3" w:space="0" w:color="000000"/>
+            </w:tcBorders>
+            <w:vAlign w:val="center"/>
+          </w:tcPr>
+          <w:p>
+            <w:pPr>
+              <w:spacing w:before="0" w:after="0" w:line="240" w:lineRule="auto"/>
+              <w:jc w:val="left"/>
+            </w:pPr>
+            <w:r>
+              <w:rPr>
+                <w:rFonts w:ascii="맑은 고딕" w:hAnsi="맑은 고딕" w:eastAsia="맑은 고딕"/>
+                <w:b w:val="0"/>
+                <w:sz w:val="15"/>
+              </w:rPr>
+              <w:t>실행이 끝나면 완료, 일부 완료, 잘 안됨 중 하나를 고른다, 일부 완료는 진행 비율을 입력하고 잘 안됨은 실패 이유를 최대 2개까지 고른 뒤 메모를 남길 수 있으며 이 기록은 회복안을 만드는 입력값으로 사용된다</w:t>
+            </w:r>
+          </w:p>
+        </w:tc>
+        <w:tc>
+          <w:tcPr>
+            <w:tcW w:w="5935" w:type="dxa"/>
+            <w:gridSpan w:val="2"/>
             <w:tcBorders>
               <w:top w:val="single" w:sz="3" w:space="0" w:color="000000"/>
               <w:left w:val="single" w:sz="3" w:space="0" w:color="000000"/>
@@ -5073,32 +6105,22 @@
           </w:tcPr>
           <w:p>
             <w:pPr>
-              <w:spacing w:before="20" w:after="20" w:line="252" w:lineRule="auto"/>
-              <w:jc w:val="center"/>
-              <w:rPr>
-                <w:rFonts w:asciiTheme="majorHAnsi" w:eastAsiaTheme="majorHAnsi" w:hAnsiTheme="majorHAnsi"/>
-                <w:b/>
-                <w:bCs/>
-                <w:szCs w:val="20"/>
-              </w:rPr>
-            </w:pPr>
-            <w:r>
-              <w:rPr>
-                <w:noProof/>
-              </w:rPr>
+              <w:spacing w:before="0" w:after="0" w:line="240" w:lineRule="auto"/>
+              <w:jc w:val="center"/>
+            </w:pPr>
+            <w:r>
               <w:drawing>
-                <wp:inline distT="0" distB="0" distL="0" distR="0" wp14:anchorId="7380D402" wp14:editId="305245B1">
-                  <wp:extent cx="1572768" cy="3403631"/>
-                  <wp:effectExtent l="0" t="0" r="0" b="0"/>
-                  <wp:docPr id="1032" name="Picture 1032" descr="실패 사유 기록"/>
+                <wp:inline xmlns:a="http://schemas.openxmlformats.org/drawingml/2006/main" xmlns:pic="http://schemas.openxmlformats.org/drawingml/2006/picture">
+                  <wp:extent cx="1143000" cy="2473569"/>
+                  <wp:docPr id="1034" name="Picture 1034"/>
                   <wp:cNvGraphicFramePr>
-                    <a:graphicFrameLocks xmlns:a="http://schemas.openxmlformats.org/drawingml/2006/main" noChangeAspect="1"/>
+                    <a:graphicFrameLocks noChangeAspect="1"/>
                   </wp:cNvGraphicFramePr>
-                  <a:graphic xmlns:a="http://schemas.openxmlformats.org/drawingml/2006/main">
+                  <a:graphic>
                     <a:graphicData uri="http://schemas.openxmlformats.org/drawingml/2006/picture">
-                      <pic:pic xmlns:pic="http://schemas.openxmlformats.org/drawingml/2006/picture">
+                      <pic:pic>
                         <pic:nvPicPr>
-                          <pic:cNvPr id="0" name="04_failure_tags_deployed_ui_stub.png"/>
+                          <pic:cNvPr id="0" name="image.png"/>
                           <pic:cNvPicPr/>
                         </pic:nvPicPr>
                         <pic:blipFill>
@@ -5110,11 +6132,9 @@
                         <pic:spPr>
                           <a:xfrm>
                             <a:off x="0" y="0"/>
-                            <a:ext cx="1572768" cy="3403631"/>
+                            <a:ext cx="1143000" cy="2473569"/>
                           </a:xfrm>
-                          <a:prstGeom prst="rect">
-                            <a:avLst/>
-                          </a:prstGeom>
+                          <a:prstGeom prst="rect"/>
                         </pic:spPr>
                       </pic:pic>
                     </a:graphicData>
@@ -5125,23 +6145,18 @@
           </w:p>
           <w:p>
             <w:pPr>
-              <w:spacing w:before="20" w:after="20"/>
-              <w:jc w:val="center"/>
-            </w:pPr>
-            <w:r>
-              <w:rPr>
-                <w:rFonts w:ascii="맑은 고딕" w:eastAsia="맑은 고딕" w:hAnsi="맑은 고딕"/>
+              <w:spacing w:before="40" w:after="0"/>
+              <w:jc w:val="center"/>
+            </w:pPr>
+            <w:r>
+              <w:rPr>
+                <w:rFonts w:ascii="맑은 고딕" w:hAnsi="맑은 고딕" w:eastAsia="맑은 고딕"/>
+                <w:b w:val="0"/>
                 <w:sz w:val="13"/>
               </w:rPr>
-              <w:t>실패 이유 기록</w:t>
+              <w:t>실행 결과와 실패 이유 기록</w:t>
               <w:br/>
-              <w:t>(실제 배포 화면 · 보고서용 예시 데이터)</w:t>
-            </w:r>
-            <w:r>
-              <w:rPr>
-                <w:rFonts w:ascii="맑은 고딕" w:eastAsia="맑은 고딕" w:hAnsi="맑은 고딕"/>
-                <w:sz w:val="13"/>
-              </w:rPr>
+              <w:t>(실제 배포 화면, 보고서용 예시 데이터)</w:t>
             </w:r>
           </w:p>
         </w:tc>
@@ -5151,7 +6166,6 @@
           <w:gridAfter w:val="1"/>
           <w:wAfter w:w="111" w:type="dxa"/>
           <w:cantSplit/>
-          <w:trHeight w:val="18"/>
         </w:trPr>
         <w:tc>
           <w:tcPr>
@@ -5167,33 +6181,16 @@
           </w:tcPr>
           <w:p>
             <w:pPr>
-              <w:spacing w:after="0" w:line="252" w:lineRule="auto"/>
-              <w:jc w:val="center"/>
-              <w:rPr>
-                <w:rFonts w:asciiTheme="majorHAnsi" w:eastAsiaTheme="majorHAnsi" w:hAnsiTheme="majorHAnsi"/>
-                <w:b/>
-                <w:bCs/>
-                <w:szCs w:val="20"/>
-              </w:rPr>
-            </w:pPr>
-            <w:r>
-              <w:rPr>
-                <w:rFonts w:ascii="맑은 고딕" w:eastAsia="맑은 고딕" w:hAnsi="맑은 고딕"/>
-                <w:b/>
-                <w:color w:val="1A1714"/>
+              <w:spacing w:before="0" w:after="0" w:line="240" w:lineRule="auto"/>
+              <w:jc w:val="center"/>
+            </w:pPr>
+            <w:r>
+              <w:rPr>
+                <w:rFonts w:ascii="맑은 고딕" w:hAnsi="맑은 고딕" w:eastAsia="맑은 고딕"/>
+                <w:b w:val="0"/>
                 <w:sz w:val="16"/>
               </w:rPr>
-              <w:t>회복안 선택과</w:t>
-              <w:br/>
-              <w:t>계획 다시 만들기</w:t>
-            </w:r>
-            <w:r>
-              <w:rPr>
-                <w:rFonts w:ascii="맑은 고딕" w:eastAsia="맑은 고딕" w:hAnsi="맑은 고딕"/>
-                <w:b/>
-                <w:color w:val="1A1714"/>
-                <w:sz w:val="16"/>
-              </w:rPr>
+              <w:t>회복안 선택 화면</w:t>
             </w:r>
           </w:p>
         </w:tc>
@@ -5210,27 +6207,23 @@
           </w:tcPr>
           <w:p>
             <w:pPr>
-              <w:spacing w:after="0" w:line="252" w:lineRule="auto"/>
-              <w:rPr>
-                <w:rFonts w:asciiTheme="majorHAnsi" w:eastAsiaTheme="majorHAnsi" w:hAnsiTheme="majorHAnsi"/>
-                <w:b/>
-                <w:bCs/>
-                <w:szCs w:val="20"/>
-              </w:rPr>
-            </w:pPr>
-            <w:r>
-              <w:rPr>
-                <w:rFonts w:ascii="맑은 고딕" w:eastAsia="맑은 고딕" w:hAnsi="맑은 고딕"/>
-                <w:color w:val="1A1714"/>
+              <w:spacing w:before="0" w:after="0" w:line="240" w:lineRule="auto"/>
+              <w:jc w:val="left"/>
+            </w:pPr>
+            <w:r>
+              <w:rPr>
+                <w:rFonts w:ascii="맑은 고딕" w:hAnsi="맑은 고딕" w:eastAsia="맑은 고딕"/>
+                <w:b w:val="0"/>
                 <w:sz w:val="15"/>
               </w:rPr>
-              <w:t>완료하지 못한 기록의 실패 이유를 바탕으로 범위를 줄이거나 시간을 옮기는 등 다시 시작할 방법을 보여 주고, 사용자가 직접 하나를 고르게 한다, 선택 내용이 저장되면 바뀌기 전과 후의 계획을 나란히 보여 주며, 한 주 동안의 실행률과 회복 결과를 다음 주 계획으로 이어 준다</w:t>
-            </w:r>
-          </w:p>
-        </w:tc>
-        <w:tc>
-          <w:tcPr>
-            <w:tcW w:w="3194" w:type="dxa"/>
+              <w:t>각 카드에는 다시 시작할 방법, 같은 상황이 생겼을 때 할 행동, 이 방법을 제안한 이유와 필요한 시간이 표시된다, 사용자는 범위 줄이기, 시간 옮기기, 다음 계획으로 넘기기, 보류하기 가운데 하나를 직접 고른다</w:t>
+            </w:r>
+          </w:p>
+        </w:tc>
+        <w:tc>
+          <w:tcPr>
+            <w:tcW w:w="5935" w:type="dxa"/>
+            <w:gridSpan w:val="2"/>
             <w:tcBorders>
               <w:top w:val="single" w:sz="3" w:space="0" w:color="000000"/>
               <w:left w:val="single" w:sz="3" w:space="0" w:color="000000"/>
@@ -5242,32 +6235,22 @@
           </w:tcPr>
           <w:p>
             <w:pPr>
-              <w:spacing w:before="20" w:after="20" w:line="252" w:lineRule="auto"/>
-              <w:jc w:val="center"/>
-              <w:rPr>
-                <w:rFonts w:asciiTheme="majorHAnsi" w:eastAsiaTheme="majorHAnsi" w:hAnsiTheme="majorHAnsi"/>
-                <w:b/>
-                <w:bCs/>
-                <w:szCs w:val="20"/>
-              </w:rPr>
-            </w:pPr>
-            <w:r>
-              <w:rPr>
-                <w:noProof/>
-              </w:rPr>
+              <w:spacing w:before="0" w:after="0" w:line="240" w:lineRule="auto"/>
+              <w:jc w:val="center"/>
+            </w:pPr>
+            <w:r>
               <w:drawing>
-                <wp:inline distT="0" distB="0" distL="0" distR="0" wp14:anchorId="5F485F9B" wp14:editId="7688A202">
-                  <wp:extent cx="1828800" cy="3957711"/>
-                  <wp:effectExtent l="0" t="0" r="0" b="0"/>
-                  <wp:docPr id="1033" name="Picture 1033" descr="회복안 선택"/>
+                <wp:inline xmlns:a="http://schemas.openxmlformats.org/drawingml/2006/main" xmlns:pic="http://schemas.openxmlformats.org/drawingml/2006/picture">
+                  <wp:extent cx="1143000" cy="2473569"/>
+                  <wp:docPr id="1035" name="Picture 1035"/>
                   <wp:cNvGraphicFramePr>
-                    <a:graphicFrameLocks xmlns:a="http://schemas.openxmlformats.org/drawingml/2006/main" noChangeAspect="1"/>
+                    <a:graphicFrameLocks noChangeAspect="1"/>
                   </wp:cNvGraphicFramePr>
-                  <a:graphic xmlns:a="http://schemas.openxmlformats.org/drawingml/2006/main">
+                  <a:graphic>
                     <a:graphicData uri="http://schemas.openxmlformats.org/drawingml/2006/picture">
-                      <pic:pic xmlns:pic="http://schemas.openxmlformats.org/drawingml/2006/picture">
+                      <pic:pic>
                         <pic:nvPicPr>
-                          <pic:cNvPr id="0" name="05_recovery_options_deployed_ui_stub.png"/>
+                          <pic:cNvPr id="0" name="image.png"/>
                           <pic:cNvPicPr/>
                         </pic:nvPicPr>
                         <pic:blipFill>
@@ -5279,11 +6262,9 @@
                         <pic:spPr>
                           <a:xfrm>
                             <a:off x="0" y="0"/>
-                            <a:ext cx="1828800" cy="3957711"/>
+                            <a:ext cx="1143000" cy="2473569"/>
                           </a:xfrm>
-                          <a:prstGeom prst="rect">
-                            <a:avLst/>
-                          </a:prstGeom>
+                          <a:prstGeom prst="rect"/>
                         </pic:spPr>
                       </pic:pic>
                     </a:graphicData>
@@ -5294,29 +6275,85 @@
           </w:p>
           <w:p>
             <w:pPr>
-              <w:spacing w:before="20" w:after="20"/>
-              <w:jc w:val="center"/>
-            </w:pPr>
-            <w:r>
-              <w:rPr>
-                <w:rFonts w:ascii="맑은 고딕" w:eastAsia="맑은 고딕" w:hAnsi="맑은 고딕"/>
+              <w:spacing w:before="40" w:after="0"/>
+              <w:jc w:val="center"/>
+            </w:pPr>
+            <w:r>
+              <w:rPr>
+                <w:rFonts w:ascii="맑은 고딕" w:hAnsi="맑은 고딕" w:eastAsia="맑은 고딕"/>
+                <w:b w:val="0"/>
                 <w:sz w:val="13"/>
               </w:rPr>
-              <w:t>회복안 선택</w:t>
+              <w:t>회복안 선택 화면</w:t>
               <w:br/>
-              <w:t>(실제 배포 화면 · 보고서용 예시 데이터)</w:t>
-            </w:r>
-            <w:r>
-              <w:rPr>
-                <w:rFonts w:ascii="맑은 고딕" w:eastAsia="맑은 고딕" w:hAnsi="맑은 고딕"/>
-                <w:sz w:val="13"/>
-              </w:rPr>
-            </w:r>
-          </w:p>
-        </w:tc>
-        <w:tc>
-          <w:tcPr>
-            <w:tcW w:w="2741" w:type="dxa"/>
+              <w:t>(실제 배포 화면, 보고서용 예시 데이터)</w:t>
+            </w:r>
+          </w:p>
+        </w:tc>
+      </w:tr>
+      <w:tr>
+        <w:trPr>
+          <w:gridAfter w:val="1"/>
+          <w:wAfter w:w="111" w:type="dxa"/>
+          <w:cantSplit/>
+        </w:trPr>
+        <w:tc>
+          <w:tcPr>
+            <w:tcW w:w="1221" w:type="dxa"/>
+            <w:tcBorders>
+              <w:top w:val="single" w:sz="3" w:space="0" w:color="000000"/>
+              <w:left w:val="single" w:sz="3" w:space="0" w:color="000000"/>
+              <w:bottom w:val="single" w:sz="3" w:space="0" w:color="000000"/>
+              <w:right w:val="single" w:sz="3" w:space="0" w:color="000000"/>
+            </w:tcBorders>
+            <w:shd w:val="clear" w:color="auto" w:fill="FAF6EE"/>
+            <w:vAlign w:val="center"/>
+          </w:tcPr>
+          <w:p>
+            <w:pPr>
+              <w:spacing w:before="0" w:after="0" w:line="240" w:lineRule="auto"/>
+              <w:jc w:val="center"/>
+            </w:pPr>
+            <w:r>
+              <w:rPr>
+                <w:rFonts w:ascii="맑은 고딕" w:hAnsi="맑은 고딕" w:eastAsia="맑은 고딕"/>
+                <w:b w:val="0"/>
+                <w:sz w:val="16"/>
+              </w:rPr>
+              <w:t>계획 변경 확인 화면</w:t>
+            </w:r>
+          </w:p>
+        </w:tc>
+        <w:tc>
+          <w:tcPr>
+            <w:tcW w:w="2313" w:type="dxa"/>
+            <w:tcBorders>
+              <w:top w:val="single" w:sz="3" w:space="0" w:color="000000"/>
+              <w:left w:val="single" w:sz="3" w:space="0" w:color="000000"/>
+              <w:bottom w:val="single" w:sz="3" w:space="0" w:color="000000"/>
+              <w:right w:val="single" w:sz="3" w:space="0" w:color="000000"/>
+            </w:tcBorders>
+            <w:vAlign w:val="center"/>
+          </w:tcPr>
+          <w:p>
+            <w:pPr>
+              <w:spacing w:before="0" w:after="0" w:line="240" w:lineRule="auto"/>
+              <w:jc w:val="left"/>
+            </w:pPr>
+            <w:r>
+              <w:rPr>
+                <w:rFonts w:ascii="맑은 고딕" w:hAnsi="맑은 고딕" w:eastAsia="맑은 고딕"/>
+                <w:b w:val="0"/>
+                <w:sz w:val="15"/>
+              </w:rPr>
+              <w:t>선택한 회복안이 적용되기 전의 일정과 적용된 뒤의 일정을 나란히 보여 준다, 바뀐 할 일, 날짜와 시간을 확인한 뒤 계획을 확정하거나 다시 검토할 수 있다</w:t>
+            </w:r>
+          </w:p>
+        </w:tc>
+        <w:tc>
+          <w:tcPr>
+            <w:tcW w:w="5935" w:type="dxa"/>
+            <w:gridSpan w:val="2"/>
             <w:tcBorders>
               <w:top w:val="single" w:sz="3" w:space="0" w:color="000000"/>
               <w:left w:val="single" w:sz="3" w:space="0" w:color="000000"/>
@@ -5328,32 +6365,22 @@
           </w:tcPr>
           <w:p>
             <w:pPr>
-              <w:spacing w:before="20" w:after="20" w:line="252" w:lineRule="auto"/>
-              <w:jc w:val="center"/>
-              <w:rPr>
-                <w:rFonts w:asciiTheme="majorHAnsi" w:eastAsiaTheme="majorHAnsi" w:hAnsiTheme="majorHAnsi"/>
-                <w:b/>
-                <w:bCs/>
-                <w:szCs w:val="20"/>
-              </w:rPr>
-            </w:pPr>
-            <w:r>
-              <w:rPr>
-                <w:noProof/>
-              </w:rPr>
+              <w:spacing w:before="0" w:after="0" w:line="240" w:lineRule="auto"/>
+              <w:jc w:val="center"/>
+            </w:pPr>
+            <w:r>
               <w:drawing>
-                <wp:inline distT="0" distB="0" distL="0" distR="0" wp14:anchorId="72BC2BB9" wp14:editId="37E641EF">
-                  <wp:extent cx="1572768" cy="3403631"/>
-                  <wp:effectExtent l="0" t="0" r="0" b="0"/>
-                  <wp:docPr id="1034" name="Picture 1034" descr="재계획 전·후"/>
+                <wp:inline xmlns:a="http://schemas.openxmlformats.org/drawingml/2006/main" xmlns:pic="http://schemas.openxmlformats.org/drawingml/2006/picture">
+                  <wp:extent cx="1143000" cy="2473569"/>
+                  <wp:docPr id="1036" name="Picture 1036"/>
                   <wp:cNvGraphicFramePr>
-                    <a:graphicFrameLocks xmlns:a="http://schemas.openxmlformats.org/drawingml/2006/main" noChangeAspect="1"/>
+                    <a:graphicFrameLocks noChangeAspect="1"/>
                   </wp:cNvGraphicFramePr>
-                  <a:graphic xmlns:a="http://schemas.openxmlformats.org/drawingml/2006/main">
+                  <a:graphic>
                     <a:graphicData uri="http://schemas.openxmlformats.org/drawingml/2006/picture">
-                      <pic:pic xmlns:pic="http://schemas.openxmlformats.org/drawingml/2006/picture">
+                      <pic:pic>
                         <pic:nvPicPr>
-                          <pic:cNvPr id="0" name="06_replan_before_after_deployed_ui_stub.png"/>
+                          <pic:cNvPr id="0" name="image.png"/>
                           <pic:cNvPicPr/>
                         </pic:nvPicPr>
                         <pic:blipFill>
@@ -5365,11 +6392,9 @@
                         <pic:spPr>
                           <a:xfrm>
                             <a:off x="0" y="0"/>
-                            <a:ext cx="1572768" cy="3403631"/>
+                            <a:ext cx="1143000" cy="2473569"/>
                           </a:xfrm>
-                          <a:prstGeom prst="rect">
-                            <a:avLst/>
-                          </a:prstGeom>
+                          <a:prstGeom prst="rect"/>
                         </pic:spPr>
                       </pic:pic>
                     </a:graphicData>
@@ -5380,23 +6405,148 @@
           </w:p>
           <w:p>
             <w:pPr>
-              <w:spacing w:before="20" w:after="20"/>
-              <w:jc w:val="center"/>
-            </w:pPr>
-            <w:r>
-              <w:rPr>
-                <w:rFonts w:ascii="맑은 고딕" w:eastAsia="맑은 고딕" w:hAnsi="맑은 고딕"/>
+              <w:spacing w:before="40" w:after="0"/>
+              <w:jc w:val="center"/>
+            </w:pPr>
+            <w:r>
+              <w:rPr>
+                <w:rFonts w:ascii="맑은 고딕" w:hAnsi="맑은 고딕" w:eastAsia="맑은 고딕"/>
+                <w:b w:val="0"/>
                 <w:sz w:val="13"/>
               </w:rPr>
-              <w:t>계획 변경 전·후</w:t>
+              <w:t>계획 변경 전후 화면</w:t>
               <w:br/>
-              <w:t>(실제 배포 화면 · 보고서용 예시 데이터)</w:t>
-            </w:r>
-            <w:r>
-              <w:rPr>
-                <w:rFonts w:ascii="맑은 고딕" w:eastAsia="맑은 고딕" w:hAnsi="맑은 고딕"/>
+              <w:t>(실제 배포 화면, 보고서용 예시 데이터)</w:t>
+            </w:r>
+          </w:p>
+        </w:tc>
+      </w:tr>
+      <w:tr>
+        <w:trPr>
+          <w:gridAfter w:val="1"/>
+          <w:wAfter w:w="111" w:type="dxa"/>
+          <w:cantSplit/>
+        </w:trPr>
+        <w:tc>
+          <w:tcPr>
+            <w:tcW w:w="1221" w:type="dxa"/>
+            <w:tcBorders>
+              <w:top w:val="single" w:sz="3" w:space="0" w:color="000000"/>
+              <w:left w:val="single" w:sz="3" w:space="0" w:color="000000"/>
+              <w:bottom w:val="single" w:sz="3" w:space="0" w:color="000000"/>
+              <w:right w:val="single" w:sz="3" w:space="0" w:color="000000"/>
+            </w:tcBorders>
+            <w:shd w:val="clear" w:color="auto" w:fill="FAF6EE"/>
+            <w:vAlign w:val="center"/>
+          </w:tcPr>
+          <w:p>
+            <w:pPr>
+              <w:spacing w:before="0" w:after="0" w:line="240" w:lineRule="auto"/>
+              <w:jc w:val="center"/>
+            </w:pPr>
+            <w:r>
+              <w:rPr>
+                <w:rFonts w:ascii="맑은 고딕" w:hAnsi="맑은 고딕" w:eastAsia="맑은 고딕"/>
+                <w:b w:val="0"/>
+                <w:sz w:val="16"/>
+              </w:rPr>
+              <w:t>주간 리뷰 화면</w:t>
+            </w:r>
+          </w:p>
+        </w:tc>
+        <w:tc>
+          <w:tcPr>
+            <w:tcW w:w="2313" w:type="dxa"/>
+            <w:tcBorders>
+              <w:top w:val="single" w:sz="3" w:space="0" w:color="000000"/>
+              <w:left w:val="single" w:sz="3" w:space="0" w:color="000000"/>
+              <w:bottom w:val="single" w:sz="3" w:space="0" w:color="000000"/>
+              <w:right w:val="single" w:sz="3" w:space="0" w:color="000000"/>
+            </w:tcBorders>
+            <w:vAlign w:val="center"/>
+          </w:tcPr>
+          <w:p>
+            <w:pPr>
+              <w:spacing w:before="0" w:after="0" w:line="240" w:lineRule="auto"/>
+              <w:jc w:val="left"/>
+            </w:pPr>
+            <w:r>
+              <w:rPr>
+                <w:rFonts w:ascii="맑은 고딕" w:hAnsi="맑은 고딕" w:eastAsia="맑은 고딕"/>
+                <w:b w:val="0"/>
+                <w:sz w:val="15"/>
+              </w:rPr>
+              <w:t>한 주의 실행률, 회복률, 다시 시작한 비율과 평균 회복 시간이 표시된다, 시간대와 목표 종류에 따른 결과, 습관 조정 제안을 확인하고 다음 주 계획으로 이어 갈 수 있다</w:t>
+            </w:r>
+          </w:p>
+        </w:tc>
+        <w:tc>
+          <w:tcPr>
+            <w:tcW w:w="5935" w:type="dxa"/>
+            <w:gridSpan w:val="2"/>
+            <w:tcBorders>
+              <w:top w:val="single" w:sz="3" w:space="0" w:color="000000"/>
+              <w:left w:val="single" w:sz="3" w:space="0" w:color="000000"/>
+              <w:bottom w:val="single" w:sz="3" w:space="0" w:color="000000"/>
+              <w:right w:val="single" w:sz="3" w:space="0" w:color="000000"/>
+            </w:tcBorders>
+            <w:shd w:val="clear" w:color="auto" w:fill="FDF2EC"/>
+            <w:vAlign w:val="center"/>
+          </w:tcPr>
+          <w:p>
+            <w:pPr>
+              <w:spacing w:before="0" w:after="0" w:line="240" w:lineRule="auto"/>
+              <w:jc w:val="center"/>
+            </w:pPr>
+            <w:r>
+              <w:drawing>
+                <wp:inline xmlns:a="http://schemas.openxmlformats.org/drawingml/2006/main" xmlns:pic="http://schemas.openxmlformats.org/drawingml/2006/picture">
+                  <wp:extent cx="1143000" cy="2473569"/>
+                  <wp:docPr id="1037" name="Picture 1037"/>
+                  <wp:cNvGraphicFramePr>
+                    <a:graphicFrameLocks noChangeAspect="1"/>
+                  </wp:cNvGraphicFramePr>
+                  <a:graphic>
+                    <a:graphicData uri="http://schemas.openxmlformats.org/drawingml/2006/picture">
+                      <pic:pic>
+                        <pic:nvPicPr>
+                          <pic:cNvPr id="0" name="07_weekly_review_deployed_ui_stub.png"/>
+                          <pic:cNvPicPr/>
+                        </pic:nvPicPr>
+                        <pic:blipFill>
+                          <a:blip r:embed="rId17"/>
+                          <a:stretch>
+                            <a:fillRect/>
+                          </a:stretch>
+                        </pic:blipFill>
+                        <pic:spPr>
+                          <a:xfrm>
+                            <a:off x="0" y="0"/>
+                            <a:ext cx="1143000" cy="2473569"/>
+                          </a:xfrm>
+                          <a:prstGeom prst="rect"/>
+                        </pic:spPr>
+                      </pic:pic>
+                    </a:graphicData>
+                  </a:graphic>
+                </wp:inline>
+              </w:drawing>
+            </w:r>
+          </w:p>
+          <w:p>
+            <w:pPr>
+              <w:spacing w:before="40" w:after="0"/>
+              <w:jc w:val="center"/>
+            </w:pPr>
+            <w:r>
+              <w:rPr>
+                <w:rFonts w:ascii="맑은 고딕" w:hAnsi="맑은 고딕" w:eastAsia="맑은 고딕"/>
+                <w:b w:val="0"/>
                 <w:sz w:val="13"/>
               </w:rPr>
+              <w:t>주간 리뷰 화면</w:t>
+              <w:br/>
+              <w:t>(실제 배포 화면, 보고서용 예시 데이터)</w:t>
             </w:r>
           </w:p>
         </w:tc>
@@ -10073,7 +11223,7 @@
           <w:color w:val="1A1714"/>
           <w:sz w:val="19"/>
         </w:rPr>
-        <w:t>이번 프로젝트를 진행하면서 화면이 빠르게 바뀌는 것만으로는 충분하지 않다는 것을 배웠다, 사용자가 버튼을 눌렀을 때 화면만 넘어가고 서버에 내용이 저장되지 않으면 다시 접속했을 때 기록이 사라지기 때문에 서비스에 대한 신뢰도 같이 떨어진다, 그래서 버튼 입력, 서버 저장, 저장 성공 확인, 다음 화면 이동 순서가 지켜지는지 확인했고, 실패했을 때는 현재 화면을 유지하면서 이유를 알려 주도록 처리했다. 또한 같은 화면의 모바일용 코드와 데스크톱용 코드를 동시에 불러오면 보이지 않는 화면에서도 API 요청이 실행돼 같은 데이터를 두 번 가져올 수 있다는 점을 확인하면서, 화면에 보이는 부분뿐 아니라 뒤에서 어떤 코드가 실제로 실행되는지도 같이 살펴봐야 한다는 것을 배웠다. 디자인 작업에서도 색을 보기 좋게 고르는 데서 끝내지 않고, 글자가 배경과 충분히 구분되는지 확인하고 버튼·상태·배경에 쓰는 색의 역할을 나눠야 처음 사용하는 사람도 정보를 바로 이해할 수 있다는 점을 배웠다, 앞으로도 기능이 동작하는지만 확인하지 않고 데이터가 남는 과정과 오류가 생겼을 때 사용자가 보게 되는 화면까지 함께 설계하고 싶다</w:t>
+        <w:t>이번 프로젝트를 진행하면서 화면이 빠르게 바뀌는 것만으로는 충분하지 않다는 것을 배웠다, 사용자가 버튼을 눌렀을 때 화면만 넘어가고 서버에 내용이 저장되지 않으면 다시 접속했을 때 기록이 사라지기 때문에 서비스에 대한 신뢰도 같이 떨어진다, 그래서 버튼 입력, 서버 저장, 저장 성공 확인, 다음 화면 이동 순서가 지켜지는지 확인했고, 실패했을 때는 현재 화면을 유지하면서 이유를 알려 주도록 처리했다. 또한 같은 화면의 모바일용 코드와 데스크톱용 코드를 동시에 불러오면 보이지 않는 화면에서도 API 요청이 실행돼 같은 데이터를 두 번 가져올 수 있다는 점을 확인하면서, 화면에 보이는 부분뿐 아니라 뒤에서 어떤 코드가 실제로 실행되는지도 같이 살펴봐야 한다는 것을 배웠다. 디자인 작업에서도 색을 보기 좋게 고르는 데서 끝내지 않고, 글자가 배경과 충분히 구분되는지 확인하고 버튼, 상태, 배경에 쓰는 색의 역할을 나눠야 처음 사용하는 사람도 정보를 바로 이해할 수 있다는 점을 배웠다, 앞으로도 기능이 동작하는지만 확인하지 않고 데이터가 남는 과정과 오류가 생겼을 때 사용자가 보게 되는 화면까지 함께 설계하고 싶다</w:t>
       </w:r>
     </w:p>
     <w:p>
